--- a/JAVA_INT.docx
+++ b/JAVA_INT.docx
@@ -197,6 +197,470 @@
         <w:rPr>
           <w:b/>
           <w:bCs/>
+          <w:sz w:val="28"/>
+          <w:szCs w:val="28"/>
+        </w:rPr>
+      </w:pPr>
+      <w:r>
+        <w:rPr>
+          <w:b/>
+          <w:bCs/>
+          <w:sz w:val="28"/>
+          <w:szCs w:val="28"/>
+        </w:rPr>
+        <w:t xml:space="preserve">10)Give the different account of the logical  </w:t>
+      </w:r>
+      <w:r>
+        <w:rPr>
+          <w:b/>
+          <w:bCs/>
+          <w:sz w:val="28"/>
+          <w:szCs w:val="28"/>
+        </w:rPr>
+        <w:t>operators in java.</w:t>
+      </w:r>
+    </w:p>
+    <w:p>
+      <w:pPr>
+        <w:rPr>
+          <w:b/>
+          <w:bCs/>
+          <w:sz w:val="28"/>
+          <w:szCs w:val="28"/>
+        </w:rPr>
+      </w:pPr>
+      <w:r>
+        <w:rPr>
+          <w:b/>
+          <w:bCs/>
+          <w:sz w:val="28"/>
+          <w:szCs w:val="28"/>
+        </w:rPr>
+        <w:t xml:space="preserve">11)what is the behaviour of </w:t>
+      </w:r>
+      <w:r>
+        <w:rPr>
+          <w:b/>
+          <w:bCs/>
+          <w:sz w:val="28"/>
+          <w:szCs w:val="28"/>
+        </w:rPr>
+        <w:t xml:space="preserve"> == and .equals() in Java?</w:t>
+      </w:r>
+    </w:p>
+    <w:p>
+      <w:pPr>
+        <w:rPr>
+          <w:b/>
+          <w:bCs/>
+          <w:sz w:val="28"/>
+          <w:szCs w:val="28"/>
+        </w:rPr>
+      </w:pPr>
+      <w:r>
+        <w:rPr>
+          <w:b/>
+          <w:bCs/>
+          <w:sz w:val="28"/>
+          <w:szCs w:val="28"/>
+        </w:rPr>
+        <w:t>12)what is Array ?</w:t>
+      </w:r>
+    </w:p>
+    <w:p>
+      <w:pPr>
+        <w:rPr>
+          <w:b/>
+          <w:bCs/>
+          <w:sz w:val="28"/>
+          <w:szCs w:val="28"/>
+        </w:rPr>
+      </w:pPr>
+      <w:r>
+        <w:rPr>
+          <w:b/>
+          <w:bCs/>
+          <w:sz w:val="28"/>
+          <w:szCs w:val="28"/>
+        </w:rPr>
+        <w:t>13) what are the different ways to initialize the array ?</w:t>
+      </w:r>
+    </w:p>
+    <w:p>
+      <w:pPr>
+        <w:rPr>
+          <w:b/>
+          <w:bCs/>
+          <w:sz w:val="28"/>
+          <w:szCs w:val="28"/>
+        </w:rPr>
+      </w:pPr>
+      <w:r>
+        <w:rPr>
+          <w:b/>
+          <w:bCs/>
+          <w:sz w:val="28"/>
+          <w:szCs w:val="28"/>
+        </w:rPr>
+        <w:t>14) what’s is the difference between Array.length and String.length() in java?</w:t>
+      </w:r>
+    </w:p>
+    <w:p>
+      <w:pPr>
+        <w:rPr>
+          <w:b/>
+          <w:bCs/>
+          <w:sz w:val="28"/>
+          <w:szCs w:val="28"/>
+        </w:rPr>
+      </w:pPr>
+      <w:r>
+        <w:rPr>
+          <w:b/>
+          <w:bCs/>
+          <w:sz w:val="28"/>
+          <w:szCs w:val="28"/>
+        </w:rPr>
+        <w:t>15) what’s 2D array ?</w:t>
+      </w:r>
+    </w:p>
+    <w:p>
+      <w:pPr>
+        <w:rPr>
+          <w:b/>
+          <w:bCs/>
+          <w:sz w:val="28"/>
+          <w:szCs w:val="28"/>
+        </w:rPr>
+      </w:pPr>
+      <w:r>
+        <w:rPr>
+          <w:b/>
+          <w:bCs/>
+          <w:sz w:val="28"/>
+          <w:szCs w:val="28"/>
+        </w:rPr>
+        <w:t>16)what’s multidimensional  and jagged array ?</w:t>
+      </w:r>
+    </w:p>
+    <w:p>
+      <w:pPr>
+        <w:rPr>
+          <w:b/>
+          <w:bCs/>
+          <w:sz w:val="28"/>
+          <w:szCs w:val="28"/>
+        </w:rPr>
+      </w:pPr>
+      <w:r>
+        <w:rPr>
+          <w:b/>
+          <w:bCs/>
+          <w:sz w:val="28"/>
+          <w:szCs w:val="28"/>
+        </w:rPr>
+        <w:t>17)decide whether the given matrix is diagonal ?</w:t>
+      </w:r>
+    </w:p>
+    <w:p>
+      <w:pPr>
+        <w:rPr>
+          <w:b/>
+          <w:bCs/>
+          <w:sz w:val="28"/>
+          <w:szCs w:val="28"/>
+        </w:rPr>
+      </w:pPr>
+      <w:r>
+        <w:rPr>
+          <w:b/>
+          <w:bCs/>
+          <w:sz w:val="28"/>
+          <w:szCs w:val="28"/>
+        </w:rPr>
+        <w:t>18) return true if all the  diagonal elements are prime ?</w:t>
+      </w:r>
+    </w:p>
+    <w:p>
+      <w:pPr>
+        <w:rPr>
+          <w:b/>
+          <w:bCs/>
+          <w:sz w:val="28"/>
+          <w:szCs w:val="28"/>
+        </w:rPr>
+      </w:pPr>
+      <w:r>
+        <w:rPr>
+          <w:b/>
+          <w:bCs/>
+          <w:sz w:val="28"/>
+          <w:szCs w:val="28"/>
+        </w:rPr>
+        <w:t>19)what’s String ?</w:t>
+      </w:r>
+    </w:p>
+    <w:p>
+      <w:pPr>
+        <w:rPr>
+          <w:b/>
+          <w:bCs/>
+          <w:sz w:val="28"/>
+          <w:szCs w:val="28"/>
+        </w:rPr>
+      </w:pPr>
+      <w:r>
+        <w:rPr>
+          <w:b/>
+          <w:bCs/>
+          <w:sz w:val="28"/>
+          <w:szCs w:val="28"/>
+        </w:rPr>
+        <w:t>20) Stack vs. heap</w:t>
+      </w:r>
+    </w:p>
+    <w:p>
+      <w:pPr>
+        <w:rPr>
+          <w:b/>
+          <w:bCs/>
+          <w:sz w:val="28"/>
+          <w:szCs w:val="28"/>
+        </w:rPr>
+      </w:pPr>
+      <w:r>
+        <w:rPr>
+          <w:b/>
+          <w:bCs/>
+          <w:sz w:val="28"/>
+          <w:szCs w:val="28"/>
+        </w:rPr>
+        <w:lastRenderedPageBreak/>
+        <w:t>21)Local variable vs. Instance variable vs. Static Variable vs. Final variable.</w:t>
+      </w:r>
+    </w:p>
+    <w:p>
+      <w:pPr>
+        <w:rPr>
+          <w:b/>
+          <w:bCs/>
+          <w:sz w:val="28"/>
+          <w:szCs w:val="28"/>
+        </w:rPr>
+      </w:pPr>
+      <w:r>
+        <w:rPr>
+          <w:b/>
+          <w:bCs/>
+          <w:sz w:val="28"/>
+          <w:szCs w:val="28"/>
+        </w:rPr>
+        <w:t>22) what are methods in the java ?</w:t>
+      </w:r>
+    </w:p>
+    <w:p>
+      <w:pPr>
+        <w:rPr>
+          <w:b/>
+          <w:bCs/>
+          <w:sz w:val="28"/>
+          <w:szCs w:val="28"/>
+        </w:rPr>
+      </w:pPr>
+      <w:r>
+        <w:rPr>
+          <w:b/>
+          <w:bCs/>
+          <w:sz w:val="28"/>
+          <w:szCs w:val="28"/>
+        </w:rPr>
+        <w:t>23)what’s the syntax of the methods in the java ?</w:t>
+      </w:r>
+    </w:p>
+    <w:p>
+      <w:pPr>
+        <w:rPr>
+          <w:b/>
+          <w:bCs/>
+          <w:sz w:val="28"/>
+          <w:szCs w:val="28"/>
+        </w:rPr>
+      </w:pPr>
+      <w:r>
+        <w:rPr>
+          <w:b/>
+          <w:bCs/>
+          <w:sz w:val="28"/>
+          <w:szCs w:val="28"/>
+        </w:rPr>
+        <w:t>24)what are constructors in the Java ?</w:t>
+      </w:r>
+    </w:p>
+    <w:p>
+      <w:pPr>
+        <w:rPr>
+          <w:b/>
+          <w:bCs/>
+          <w:sz w:val="28"/>
+          <w:szCs w:val="28"/>
+        </w:rPr>
+      </w:pPr>
+      <w:r>
+        <w:rPr>
+          <w:b/>
+          <w:bCs/>
+          <w:sz w:val="28"/>
+          <w:szCs w:val="28"/>
+        </w:rPr>
+        <w:t>25) Class vs. Objects.</w:t>
+      </w:r>
+    </w:p>
+    <w:p>
+      <w:pPr>
+        <w:rPr>
+          <w:b/>
+          <w:bCs/>
+          <w:sz w:val="28"/>
+          <w:szCs w:val="28"/>
+        </w:rPr>
+      </w:pPr>
+      <w:r>
+        <w:rPr>
+          <w:b/>
+          <w:bCs/>
+          <w:sz w:val="28"/>
+          <w:szCs w:val="28"/>
+        </w:rPr>
+        <w:t>26) Types of Constructors (except Copy</w:t>
+      </w:r>
+      <w:r>
+        <w:rPr>
+          <w:b/>
+          <w:bCs/>
+          <w:sz w:val="28"/>
+          <w:szCs w:val="28"/>
+        </w:rPr>
+        <w:t xml:space="preserve"> Const.</w:t>
+      </w:r>
+      <w:r>
+        <w:rPr>
+          <w:b/>
+          <w:bCs/>
+          <w:sz w:val="28"/>
+          <w:szCs w:val="28"/>
+        </w:rPr>
+        <w:t>)</w:t>
+      </w:r>
+    </w:p>
+    <w:p>
+      <w:pPr>
+        <w:rPr>
+          <w:b/>
+          <w:bCs/>
+          <w:sz w:val="28"/>
+          <w:szCs w:val="28"/>
+        </w:rPr>
+      </w:pPr>
+      <w:r>
+        <w:rPr>
+          <w:b/>
+          <w:bCs/>
+          <w:sz w:val="28"/>
+          <w:szCs w:val="28"/>
+        </w:rPr>
+        <w:t>27)This keyword. And it’s use and significance.</w:t>
+      </w:r>
+    </w:p>
+    <w:p>
+      <w:pPr>
+        <w:rPr>
+          <w:b/>
+          <w:bCs/>
+          <w:sz w:val="28"/>
+          <w:szCs w:val="28"/>
+        </w:rPr>
+      </w:pPr>
+      <w:r>
+        <w:rPr>
+          <w:b/>
+          <w:bCs/>
+          <w:sz w:val="28"/>
+          <w:szCs w:val="28"/>
+        </w:rPr>
+        <w:t>28)Setters vs Getters vs Other methods.</w:t>
+      </w:r>
+    </w:p>
+    <w:p>
+      <w:pPr>
+        <w:rPr>
+          <w:b/>
+          <w:bCs/>
+          <w:sz w:val="28"/>
+          <w:szCs w:val="28"/>
+        </w:rPr>
+      </w:pPr>
+      <w:r>
+        <w:rPr>
+          <w:b/>
+          <w:bCs/>
+          <w:sz w:val="28"/>
+          <w:szCs w:val="28"/>
+        </w:rPr>
+        <w:t>29) CI vs. SI.</w:t>
+      </w:r>
+    </w:p>
+    <w:p>
+      <w:pPr>
+        <w:rPr>
+          <w:b/>
+          <w:bCs/>
+          <w:sz w:val="28"/>
+          <w:szCs w:val="28"/>
+        </w:rPr>
+      </w:pPr>
+      <w:r>
+        <w:rPr>
+          <w:b/>
+          <w:bCs/>
+          <w:sz w:val="28"/>
+          <w:szCs w:val="28"/>
+        </w:rPr>
+        <w:t>30) String immutability : prove it.</w:t>
+      </w:r>
+    </w:p>
+    <w:p>
+      <w:pPr>
+        <w:rPr>
+          <w:b/>
+          <w:bCs/>
+          <w:sz w:val="28"/>
+          <w:szCs w:val="28"/>
+        </w:rPr>
+      </w:pPr>
+      <w:r>
+        <w:rPr>
+          <w:b/>
+          <w:bCs/>
+          <w:sz w:val="28"/>
+          <w:szCs w:val="28"/>
+        </w:rPr>
+        <w:t>31)</w:t>
+      </w:r>
+      <w:r>
+        <w:rPr>
+          <w:b/>
+          <w:bCs/>
+          <w:sz w:val="28"/>
+          <w:szCs w:val="28"/>
+        </w:rPr>
+        <w:t xml:space="preserve"> SCP :Explain.</w:t>
+      </w:r>
+    </w:p>
+    <w:p>
+      <w:pPr>
+        <w:rPr>
+          <w:b/>
+          <w:bCs/>
           <w:sz w:val="40"/>
           <w:szCs w:val="40"/>
         </w:rPr>
@@ -208,16 +672,7 @@
           <w:sz w:val="28"/>
           <w:szCs w:val="28"/>
         </w:rPr>
-        <w:t xml:space="preserve">10)Give the different account of the logical  </w:t>
-      </w:r>
-      <w:r>
-        <w:rPr>
-          <w:b/>
-          <w:bCs/>
-          <w:sz w:val="28"/>
-          <w:szCs w:val="28"/>
-        </w:rPr>
-        <w:t>operators in java.</w:t>
+        <w:t>32) String vs StringBuffer vs StringBuilder.</w:t>
       </w:r>
     </w:p>
     <w:sectPr>

--- a/JAVA_INT.docx
+++ b/JAVA_INT.docx
@@ -18,8 +18,19 @@
           <w:sz w:val="40"/>
           <w:szCs w:val="40"/>
         </w:rPr>
-        <w:t>Core Java :</w:t>
-      </w:r>
+        <w:t xml:space="preserve">Core </w:t>
+      </w:r>
+      <w:proofErr w:type="gramStart"/>
+      <w:r>
+        <w:rPr>
+          <w:b/>
+          <w:bCs/>
+          <w:sz w:val="40"/>
+          <w:szCs w:val="40"/>
+        </w:rPr>
+        <w:t>Java :</w:t>
+      </w:r>
+      <w:proofErr w:type="gramEnd"/>
     </w:p>
     <w:p>
       <w:pPr>
@@ -75,27 +86,49 @@
           <w:sz w:val="28"/>
           <w:szCs w:val="28"/>
         </w:rPr>
-        <w:t>3)What are data types in Java ?</w:t>
-      </w:r>
-    </w:p>
-    <w:p>
-      <w:pPr>
-        <w:rPr>
-          <w:b/>
-          <w:bCs/>
-          <w:sz w:val="28"/>
-          <w:szCs w:val="28"/>
-        </w:rPr>
-      </w:pPr>
-      <w:r>
-        <w:rPr>
-          <w:b/>
-          <w:bCs/>
-          <w:sz w:val="28"/>
-          <w:szCs w:val="28"/>
-        </w:rPr>
-        <w:t>4) How do you find the Range of a specific data type in java ?</w:t>
-      </w:r>
+        <w:t xml:space="preserve">3)What are data types in </w:t>
+      </w:r>
+      <w:proofErr w:type="gramStart"/>
+      <w:r>
+        <w:rPr>
+          <w:b/>
+          <w:bCs/>
+          <w:sz w:val="28"/>
+          <w:szCs w:val="28"/>
+        </w:rPr>
+        <w:t>Java ?</w:t>
+      </w:r>
+      <w:proofErr w:type="gramEnd"/>
+    </w:p>
+    <w:p>
+      <w:pPr>
+        <w:rPr>
+          <w:b/>
+          <w:bCs/>
+          <w:sz w:val="28"/>
+          <w:szCs w:val="28"/>
+        </w:rPr>
+      </w:pPr>
+      <w:r>
+        <w:rPr>
+          <w:b/>
+          <w:bCs/>
+          <w:sz w:val="28"/>
+          <w:szCs w:val="28"/>
+        </w:rPr>
+        <w:t xml:space="preserve">4) How do you find the Range of a specific data type in </w:t>
+      </w:r>
+      <w:proofErr w:type="gramStart"/>
+      <w:r>
+        <w:rPr>
+          <w:b/>
+          <w:bCs/>
+          <w:sz w:val="28"/>
+          <w:szCs w:val="28"/>
+        </w:rPr>
+        <w:t>java ?</w:t>
+      </w:r>
+      <w:proofErr w:type="gramEnd"/>
     </w:p>
     <w:p>
       <w:pPr>
@@ -189,216 +222,464 @@
           <w:sz w:val="28"/>
           <w:szCs w:val="28"/>
         </w:rPr>
-        <w:t>9)what are the conditional statements in java ?</w:t>
-      </w:r>
-    </w:p>
-    <w:p>
-      <w:pPr>
-        <w:rPr>
-          <w:b/>
-          <w:bCs/>
-          <w:sz w:val="28"/>
-          <w:szCs w:val="28"/>
-        </w:rPr>
-      </w:pPr>
-      <w:r>
-        <w:rPr>
-          <w:b/>
-          <w:bCs/>
-          <w:sz w:val="28"/>
-          <w:szCs w:val="28"/>
-        </w:rPr>
-        <w:t xml:space="preserve">10)Give the different account of the logical  </w:t>
-      </w:r>
-      <w:r>
-        <w:rPr>
-          <w:b/>
-          <w:bCs/>
-          <w:sz w:val="28"/>
-          <w:szCs w:val="28"/>
-        </w:rPr>
-        <w:t>operators in java.</w:t>
-      </w:r>
-    </w:p>
-    <w:p>
-      <w:pPr>
-        <w:rPr>
-          <w:b/>
-          <w:bCs/>
-          <w:sz w:val="28"/>
-          <w:szCs w:val="28"/>
-        </w:rPr>
-      </w:pPr>
-      <w:r>
-        <w:rPr>
-          <w:b/>
-          <w:bCs/>
-          <w:sz w:val="28"/>
-          <w:szCs w:val="28"/>
-        </w:rPr>
-        <w:t xml:space="preserve">11)what is the behaviour of </w:t>
-      </w:r>
-      <w:r>
-        <w:rPr>
-          <w:b/>
-          <w:bCs/>
-          <w:sz w:val="28"/>
-          <w:szCs w:val="28"/>
-        </w:rPr>
-        <w:t xml:space="preserve"> == and .equals() in Java?</w:t>
-      </w:r>
-    </w:p>
-    <w:p>
-      <w:pPr>
-        <w:rPr>
-          <w:b/>
-          <w:bCs/>
-          <w:sz w:val="28"/>
-          <w:szCs w:val="28"/>
-        </w:rPr>
-      </w:pPr>
-      <w:r>
-        <w:rPr>
-          <w:b/>
-          <w:bCs/>
-          <w:sz w:val="28"/>
-          <w:szCs w:val="28"/>
-        </w:rPr>
-        <w:t>12)what is Array ?</w:t>
-      </w:r>
-    </w:p>
-    <w:p>
-      <w:pPr>
-        <w:rPr>
-          <w:b/>
-          <w:bCs/>
-          <w:sz w:val="28"/>
-          <w:szCs w:val="28"/>
-        </w:rPr>
-      </w:pPr>
-      <w:r>
-        <w:rPr>
-          <w:b/>
-          <w:bCs/>
-          <w:sz w:val="28"/>
-          <w:szCs w:val="28"/>
-        </w:rPr>
-        <w:t>13) what are the different ways to initialize the array ?</w:t>
-      </w:r>
-    </w:p>
-    <w:p>
-      <w:pPr>
-        <w:rPr>
-          <w:b/>
-          <w:bCs/>
-          <w:sz w:val="28"/>
-          <w:szCs w:val="28"/>
-        </w:rPr>
-      </w:pPr>
-      <w:r>
-        <w:rPr>
-          <w:b/>
-          <w:bCs/>
-          <w:sz w:val="28"/>
-          <w:szCs w:val="28"/>
-        </w:rPr>
-        <w:t>14) what’s is the difference between Array.length and String.length() in java?</w:t>
-      </w:r>
-    </w:p>
-    <w:p>
-      <w:pPr>
-        <w:rPr>
-          <w:b/>
-          <w:bCs/>
-          <w:sz w:val="28"/>
-          <w:szCs w:val="28"/>
-        </w:rPr>
-      </w:pPr>
-      <w:r>
-        <w:rPr>
-          <w:b/>
-          <w:bCs/>
-          <w:sz w:val="28"/>
-          <w:szCs w:val="28"/>
-        </w:rPr>
-        <w:t>15) what’s 2D array ?</w:t>
-      </w:r>
-    </w:p>
-    <w:p>
-      <w:pPr>
-        <w:rPr>
-          <w:b/>
-          <w:bCs/>
-          <w:sz w:val="28"/>
-          <w:szCs w:val="28"/>
-        </w:rPr>
-      </w:pPr>
-      <w:r>
-        <w:rPr>
-          <w:b/>
-          <w:bCs/>
-          <w:sz w:val="28"/>
-          <w:szCs w:val="28"/>
-        </w:rPr>
-        <w:t>16)what’s multidimensional  and jagged array ?</w:t>
-      </w:r>
-    </w:p>
-    <w:p>
-      <w:pPr>
-        <w:rPr>
-          <w:b/>
-          <w:bCs/>
-          <w:sz w:val="28"/>
-          <w:szCs w:val="28"/>
-        </w:rPr>
-      </w:pPr>
-      <w:r>
-        <w:rPr>
-          <w:b/>
-          <w:bCs/>
-          <w:sz w:val="28"/>
-          <w:szCs w:val="28"/>
-        </w:rPr>
-        <w:t>17)decide whether the given matrix is diagonal ?</w:t>
-      </w:r>
-    </w:p>
-    <w:p>
-      <w:pPr>
-        <w:rPr>
-          <w:b/>
-          <w:bCs/>
-          <w:sz w:val="28"/>
-          <w:szCs w:val="28"/>
-        </w:rPr>
-      </w:pPr>
-      <w:r>
-        <w:rPr>
-          <w:b/>
-          <w:bCs/>
-          <w:sz w:val="28"/>
-          <w:szCs w:val="28"/>
-        </w:rPr>
-        <w:t>18) return true if all the  diagonal elements are prime ?</w:t>
-      </w:r>
-    </w:p>
-    <w:p>
-      <w:pPr>
-        <w:rPr>
-          <w:b/>
-          <w:bCs/>
-          <w:sz w:val="28"/>
-          <w:szCs w:val="28"/>
-        </w:rPr>
-      </w:pPr>
-      <w:r>
-        <w:rPr>
-          <w:b/>
-          <w:bCs/>
-          <w:sz w:val="28"/>
-          <w:szCs w:val="28"/>
-        </w:rPr>
-        <w:t>19)what’s String ?</w:t>
-      </w:r>
+        <w:t xml:space="preserve">9)what are the conditional statements in </w:t>
+      </w:r>
+      <w:proofErr w:type="gramStart"/>
+      <w:r>
+        <w:rPr>
+          <w:b/>
+          <w:bCs/>
+          <w:sz w:val="28"/>
+          <w:szCs w:val="28"/>
+        </w:rPr>
+        <w:t>java ?</w:t>
+      </w:r>
+      <w:proofErr w:type="gramEnd"/>
+    </w:p>
+    <w:p>
+      <w:pPr>
+        <w:rPr>
+          <w:b/>
+          <w:bCs/>
+          <w:sz w:val="28"/>
+          <w:szCs w:val="28"/>
+        </w:rPr>
+      </w:pPr>
+      <w:r>
+        <w:rPr>
+          <w:b/>
+          <w:bCs/>
+          <w:sz w:val="28"/>
+          <w:szCs w:val="28"/>
+        </w:rPr>
+        <w:t xml:space="preserve">10)Give the different account of the </w:t>
+      </w:r>
+      <w:proofErr w:type="gramStart"/>
+      <w:r>
+        <w:rPr>
+          <w:b/>
+          <w:bCs/>
+          <w:sz w:val="28"/>
+          <w:szCs w:val="28"/>
+        </w:rPr>
+        <w:t xml:space="preserve">logical  </w:t>
+      </w:r>
+      <w:r>
+        <w:rPr>
+          <w:b/>
+          <w:bCs/>
+          <w:sz w:val="28"/>
+          <w:szCs w:val="28"/>
+        </w:rPr>
+        <w:t>operators</w:t>
+      </w:r>
+      <w:proofErr w:type="gramEnd"/>
+      <w:r>
+        <w:rPr>
+          <w:b/>
+          <w:bCs/>
+          <w:sz w:val="28"/>
+          <w:szCs w:val="28"/>
+        </w:rPr>
+        <w:t xml:space="preserve"> in java.</w:t>
+      </w:r>
+    </w:p>
+    <w:p>
+      <w:pPr>
+        <w:rPr>
+          <w:b/>
+          <w:bCs/>
+          <w:sz w:val="28"/>
+          <w:szCs w:val="28"/>
+        </w:rPr>
+      </w:pPr>
+      <w:r>
+        <w:rPr>
+          <w:b/>
+          <w:bCs/>
+          <w:sz w:val="28"/>
+          <w:szCs w:val="28"/>
+        </w:rPr>
+        <w:t xml:space="preserve">11)what is the </w:t>
+      </w:r>
+      <w:proofErr w:type="spellStart"/>
+      <w:r>
+        <w:rPr>
+          <w:b/>
+          <w:bCs/>
+          <w:sz w:val="28"/>
+          <w:szCs w:val="28"/>
+        </w:rPr>
+        <w:t>behaviour</w:t>
+      </w:r>
+      <w:proofErr w:type="spellEnd"/>
+      <w:r>
+        <w:rPr>
+          <w:b/>
+          <w:bCs/>
+          <w:sz w:val="28"/>
+          <w:szCs w:val="28"/>
+        </w:rPr>
+        <w:t xml:space="preserve"> </w:t>
+      </w:r>
+      <w:proofErr w:type="gramStart"/>
+      <w:r>
+        <w:rPr>
+          <w:b/>
+          <w:bCs/>
+          <w:sz w:val="28"/>
+          <w:szCs w:val="28"/>
+        </w:rPr>
+        <w:t xml:space="preserve">of </w:t>
+      </w:r>
+      <w:r>
+        <w:rPr>
+          <w:b/>
+          <w:bCs/>
+          <w:sz w:val="28"/>
+          <w:szCs w:val="28"/>
+        </w:rPr>
+        <w:t xml:space="preserve"> =</w:t>
+      </w:r>
+      <w:proofErr w:type="gramEnd"/>
+      <w:r>
+        <w:rPr>
+          <w:b/>
+          <w:bCs/>
+          <w:sz w:val="28"/>
+          <w:szCs w:val="28"/>
+        </w:rPr>
+        <w:t xml:space="preserve">= </w:t>
+      </w:r>
+      <w:proofErr w:type="gramStart"/>
+      <w:r>
+        <w:rPr>
+          <w:b/>
+          <w:bCs/>
+          <w:sz w:val="28"/>
+          <w:szCs w:val="28"/>
+        </w:rPr>
+        <w:t>and .equals</w:t>
+      </w:r>
+      <w:proofErr w:type="gramEnd"/>
+      <w:r>
+        <w:rPr>
+          <w:b/>
+          <w:bCs/>
+          <w:sz w:val="28"/>
+          <w:szCs w:val="28"/>
+        </w:rPr>
+        <w:t>() in Java?</w:t>
+      </w:r>
+    </w:p>
+    <w:p>
+      <w:pPr>
+        <w:rPr>
+          <w:b/>
+          <w:bCs/>
+          <w:sz w:val="28"/>
+          <w:szCs w:val="28"/>
+        </w:rPr>
+      </w:pPr>
+      <w:r>
+        <w:rPr>
+          <w:b/>
+          <w:bCs/>
+          <w:sz w:val="28"/>
+          <w:szCs w:val="28"/>
+        </w:rPr>
+        <w:t xml:space="preserve">12)what is </w:t>
+      </w:r>
+      <w:proofErr w:type="gramStart"/>
+      <w:r>
+        <w:rPr>
+          <w:b/>
+          <w:bCs/>
+          <w:sz w:val="28"/>
+          <w:szCs w:val="28"/>
+        </w:rPr>
+        <w:t>Array ?</w:t>
+      </w:r>
+      <w:proofErr w:type="gramEnd"/>
+    </w:p>
+    <w:p>
+      <w:pPr>
+        <w:rPr>
+          <w:b/>
+          <w:bCs/>
+          <w:sz w:val="28"/>
+          <w:szCs w:val="28"/>
+        </w:rPr>
+      </w:pPr>
+      <w:r>
+        <w:rPr>
+          <w:b/>
+          <w:bCs/>
+          <w:sz w:val="28"/>
+          <w:szCs w:val="28"/>
+        </w:rPr>
+        <w:t xml:space="preserve">13) what are the different ways to initialize the </w:t>
+      </w:r>
+      <w:proofErr w:type="gramStart"/>
+      <w:r>
+        <w:rPr>
+          <w:b/>
+          <w:bCs/>
+          <w:sz w:val="28"/>
+          <w:szCs w:val="28"/>
+        </w:rPr>
+        <w:t>array ?</w:t>
+      </w:r>
+      <w:proofErr w:type="gramEnd"/>
+    </w:p>
+    <w:p>
+      <w:pPr>
+        <w:rPr>
+          <w:b/>
+          <w:bCs/>
+          <w:sz w:val="28"/>
+          <w:szCs w:val="28"/>
+        </w:rPr>
+      </w:pPr>
+      <w:r>
+        <w:rPr>
+          <w:b/>
+          <w:bCs/>
+          <w:sz w:val="28"/>
+          <w:szCs w:val="28"/>
+        </w:rPr>
+        <w:t xml:space="preserve">14) what’s is the difference between </w:t>
+      </w:r>
+      <w:proofErr w:type="spellStart"/>
+      <w:r>
+        <w:rPr>
+          <w:b/>
+          <w:bCs/>
+          <w:sz w:val="28"/>
+          <w:szCs w:val="28"/>
+        </w:rPr>
+        <w:t>Array.length</w:t>
+      </w:r>
+      <w:proofErr w:type="spellEnd"/>
+      <w:r>
+        <w:rPr>
+          <w:b/>
+          <w:bCs/>
+          <w:sz w:val="28"/>
+          <w:szCs w:val="28"/>
+        </w:rPr>
+        <w:t xml:space="preserve"> and </w:t>
+      </w:r>
+      <w:proofErr w:type="spellStart"/>
+      <w:r>
+        <w:rPr>
+          <w:b/>
+          <w:bCs/>
+          <w:sz w:val="28"/>
+          <w:szCs w:val="28"/>
+        </w:rPr>
+        <w:t>String.length</w:t>
+      </w:r>
+      <w:proofErr w:type="spellEnd"/>
+      <w:r>
+        <w:rPr>
+          <w:b/>
+          <w:bCs/>
+          <w:sz w:val="28"/>
+          <w:szCs w:val="28"/>
+        </w:rPr>
+        <w:t>() in java?</w:t>
+      </w:r>
+    </w:p>
+    <w:p>
+      <w:pPr>
+        <w:rPr>
+          <w:b/>
+          <w:bCs/>
+          <w:sz w:val="28"/>
+          <w:szCs w:val="28"/>
+        </w:rPr>
+      </w:pPr>
+      <w:r>
+        <w:rPr>
+          <w:b/>
+          <w:bCs/>
+          <w:sz w:val="28"/>
+          <w:szCs w:val="28"/>
+        </w:rPr>
+        <w:t xml:space="preserve">15) what’s 2D </w:t>
+      </w:r>
+      <w:proofErr w:type="gramStart"/>
+      <w:r>
+        <w:rPr>
+          <w:b/>
+          <w:bCs/>
+          <w:sz w:val="28"/>
+          <w:szCs w:val="28"/>
+        </w:rPr>
+        <w:t>array ?</w:t>
+      </w:r>
+      <w:proofErr w:type="gramEnd"/>
+    </w:p>
+    <w:p>
+      <w:pPr>
+        <w:rPr>
+          <w:b/>
+          <w:bCs/>
+          <w:sz w:val="28"/>
+          <w:szCs w:val="28"/>
+        </w:rPr>
+      </w:pPr>
+      <w:r>
+        <w:rPr>
+          <w:b/>
+          <w:bCs/>
+          <w:sz w:val="28"/>
+          <w:szCs w:val="28"/>
+        </w:rPr>
+        <w:t xml:space="preserve">16)what’s </w:t>
+      </w:r>
+      <w:proofErr w:type="gramStart"/>
+      <w:r>
+        <w:rPr>
+          <w:b/>
+          <w:bCs/>
+          <w:sz w:val="28"/>
+          <w:szCs w:val="28"/>
+        </w:rPr>
+        <w:t>multidimensional  and</w:t>
+      </w:r>
+      <w:proofErr w:type="gramEnd"/>
+      <w:r>
+        <w:rPr>
+          <w:b/>
+          <w:bCs/>
+          <w:sz w:val="28"/>
+          <w:szCs w:val="28"/>
+        </w:rPr>
+        <w:t xml:space="preserve"> jagged </w:t>
+      </w:r>
+      <w:proofErr w:type="gramStart"/>
+      <w:r>
+        <w:rPr>
+          <w:b/>
+          <w:bCs/>
+          <w:sz w:val="28"/>
+          <w:szCs w:val="28"/>
+        </w:rPr>
+        <w:t>array ?</w:t>
+      </w:r>
+      <w:proofErr w:type="gramEnd"/>
+    </w:p>
+    <w:p>
+      <w:pPr>
+        <w:rPr>
+          <w:b/>
+          <w:bCs/>
+          <w:sz w:val="28"/>
+          <w:szCs w:val="28"/>
+        </w:rPr>
+      </w:pPr>
+      <w:r>
+        <w:rPr>
+          <w:b/>
+          <w:bCs/>
+          <w:sz w:val="28"/>
+          <w:szCs w:val="28"/>
+        </w:rPr>
+        <w:t xml:space="preserve">17)decide whether the given matrix is </w:t>
+      </w:r>
+      <w:proofErr w:type="gramStart"/>
+      <w:r>
+        <w:rPr>
+          <w:b/>
+          <w:bCs/>
+          <w:sz w:val="28"/>
+          <w:szCs w:val="28"/>
+        </w:rPr>
+        <w:t>diagonal ?</w:t>
+      </w:r>
+      <w:proofErr w:type="gramEnd"/>
+    </w:p>
+    <w:p>
+      <w:pPr>
+        <w:rPr>
+          <w:b/>
+          <w:bCs/>
+          <w:sz w:val="28"/>
+          <w:szCs w:val="28"/>
+        </w:rPr>
+      </w:pPr>
+      <w:r>
+        <w:rPr>
+          <w:b/>
+          <w:bCs/>
+          <w:sz w:val="28"/>
+          <w:szCs w:val="28"/>
+        </w:rPr>
+        <w:t xml:space="preserve">18) return true if all </w:t>
+      </w:r>
+      <w:proofErr w:type="gramStart"/>
+      <w:r>
+        <w:rPr>
+          <w:b/>
+          <w:bCs/>
+          <w:sz w:val="28"/>
+          <w:szCs w:val="28"/>
+        </w:rPr>
+        <w:t>the  diagonal</w:t>
+      </w:r>
+      <w:proofErr w:type="gramEnd"/>
+      <w:r>
+        <w:rPr>
+          <w:b/>
+          <w:bCs/>
+          <w:sz w:val="28"/>
+          <w:szCs w:val="28"/>
+        </w:rPr>
+        <w:t xml:space="preserve"> elements are </w:t>
+      </w:r>
+      <w:proofErr w:type="gramStart"/>
+      <w:r>
+        <w:rPr>
+          <w:b/>
+          <w:bCs/>
+          <w:sz w:val="28"/>
+          <w:szCs w:val="28"/>
+        </w:rPr>
+        <w:t>prime ?</w:t>
+      </w:r>
+      <w:proofErr w:type="gramEnd"/>
+    </w:p>
+    <w:p>
+      <w:pPr>
+        <w:rPr>
+          <w:b/>
+          <w:bCs/>
+          <w:sz w:val="28"/>
+          <w:szCs w:val="28"/>
+        </w:rPr>
+      </w:pPr>
+      <w:r>
+        <w:rPr>
+          <w:b/>
+          <w:bCs/>
+          <w:sz w:val="28"/>
+          <w:szCs w:val="28"/>
+        </w:rPr>
+        <w:t xml:space="preserve">19)what’s </w:t>
+      </w:r>
+      <w:proofErr w:type="gramStart"/>
+      <w:r>
+        <w:rPr>
+          <w:b/>
+          <w:bCs/>
+          <w:sz w:val="28"/>
+          <w:szCs w:val="28"/>
+        </w:rPr>
+        <w:t>String ?</w:t>
+      </w:r>
+      <w:proofErr w:type="gramEnd"/>
     </w:p>
     <w:p>
       <w:pPr>
@@ -455,46 +736,79 @@
           <w:sz w:val="28"/>
           <w:szCs w:val="28"/>
         </w:rPr>
-        <w:t>22) what are methods in the java ?</w:t>
-      </w:r>
-    </w:p>
-    <w:p>
-      <w:pPr>
-        <w:rPr>
-          <w:b/>
-          <w:bCs/>
-          <w:sz w:val="28"/>
-          <w:szCs w:val="28"/>
-        </w:rPr>
-      </w:pPr>
-      <w:r>
-        <w:rPr>
-          <w:b/>
-          <w:bCs/>
-          <w:sz w:val="28"/>
-          <w:szCs w:val="28"/>
-        </w:rPr>
-        <w:t>23)what’s the syntax of the methods in the java ?</w:t>
-      </w:r>
-    </w:p>
-    <w:p>
-      <w:pPr>
-        <w:rPr>
-          <w:b/>
-          <w:bCs/>
-          <w:sz w:val="28"/>
-          <w:szCs w:val="28"/>
-        </w:rPr>
-      </w:pPr>
-      <w:r>
-        <w:rPr>
-          <w:b/>
-          <w:bCs/>
-          <w:sz w:val="28"/>
-          <w:szCs w:val="28"/>
-        </w:rPr>
-        <w:t>24)what are constructors in the Java ?</w:t>
-      </w:r>
+        <w:t xml:space="preserve">22) what are methods in the </w:t>
+      </w:r>
+      <w:proofErr w:type="gramStart"/>
+      <w:r>
+        <w:rPr>
+          <w:b/>
+          <w:bCs/>
+          <w:sz w:val="28"/>
+          <w:szCs w:val="28"/>
+        </w:rPr>
+        <w:t>java ?</w:t>
+      </w:r>
+      <w:proofErr w:type="gramEnd"/>
+    </w:p>
+    <w:p>
+      <w:pPr>
+        <w:rPr>
+          <w:b/>
+          <w:bCs/>
+          <w:sz w:val="28"/>
+          <w:szCs w:val="28"/>
+        </w:rPr>
+      </w:pPr>
+      <w:r>
+        <w:rPr>
+          <w:b/>
+          <w:bCs/>
+          <w:sz w:val="28"/>
+          <w:szCs w:val="28"/>
+        </w:rPr>
+        <w:t xml:space="preserve">23)what’s the syntax of the methods in the </w:t>
+      </w:r>
+      <w:proofErr w:type="gramStart"/>
+      <w:r>
+        <w:rPr>
+          <w:b/>
+          <w:bCs/>
+          <w:sz w:val="28"/>
+          <w:szCs w:val="28"/>
+        </w:rPr>
+        <w:t>java ?</w:t>
+      </w:r>
+      <w:proofErr w:type="gramEnd"/>
+    </w:p>
+    <w:p>
+      <w:pPr>
+        <w:rPr>
+          <w:b/>
+          <w:bCs/>
+          <w:sz w:val="28"/>
+          <w:szCs w:val="28"/>
+        </w:rPr>
+      </w:pPr>
+      <w:r>
+        <w:rPr>
+          <w:b/>
+          <w:bCs/>
+          <w:sz w:val="28"/>
+          <w:szCs w:val="28"/>
+        </w:rPr>
+        <w:t xml:space="preserve">24)what are constructors in the </w:t>
+      </w:r>
+      <w:proofErr w:type="gramStart"/>
+      <w:r>
+        <w:rPr>
+          <w:b/>
+          <w:bCs/>
+          <w:sz w:val="28"/>
+          <w:szCs w:val="28"/>
+        </w:rPr>
+        <w:t>Java ?</w:t>
+      </w:r>
+      <w:proofErr w:type="gramEnd"/>
     </w:p>
     <w:p>
       <w:pPr>
@@ -587,7 +901,27 @@
           <w:sz w:val="28"/>
           <w:szCs w:val="28"/>
         </w:rPr>
-        <w:t>28)Setters vs Getters vs Other methods.</w:t>
+        <w:t xml:space="preserve">28)Setters vs Getters vs </w:t>
+      </w:r>
+      <w:proofErr w:type="gramStart"/>
+      <w:r>
+        <w:rPr>
+          <w:b/>
+          <w:bCs/>
+          <w:sz w:val="28"/>
+          <w:szCs w:val="28"/>
+        </w:rPr>
+        <w:t>Other</w:t>
+      </w:r>
+      <w:proofErr w:type="gramEnd"/>
+      <w:r>
+        <w:rPr>
+          <w:b/>
+          <w:bCs/>
+          <w:sz w:val="28"/>
+          <w:szCs w:val="28"/>
+        </w:rPr>
+        <w:t xml:space="preserve"> methods.</w:t>
       </w:r>
     </w:p>
     <w:p>
@@ -625,7 +959,27 @@
           <w:sz w:val="28"/>
           <w:szCs w:val="28"/>
         </w:rPr>
-        <w:t>30) String immutability : prove it.</w:t>
+        <w:t xml:space="preserve">30) String </w:t>
+      </w:r>
+      <w:proofErr w:type="gramStart"/>
+      <w:r>
+        <w:rPr>
+          <w:b/>
+          <w:bCs/>
+          <w:sz w:val="28"/>
+          <w:szCs w:val="28"/>
+        </w:rPr>
+        <w:t>immutability :</w:t>
+      </w:r>
+      <w:proofErr w:type="gramEnd"/>
+      <w:r>
+        <w:rPr>
+          <w:b/>
+          <w:bCs/>
+          <w:sz w:val="28"/>
+          <w:szCs w:val="28"/>
+        </w:rPr>
+        <w:t xml:space="preserve"> prove it.</w:t>
       </w:r>
     </w:p>
     <w:p>
@@ -653,7 +1007,145 @@
           <w:sz w:val="28"/>
           <w:szCs w:val="28"/>
         </w:rPr>
-        <w:t xml:space="preserve"> SCP :Explain.</w:t>
+        <w:t xml:space="preserve"> </w:t>
+      </w:r>
+      <w:proofErr w:type="gramStart"/>
+      <w:r>
+        <w:rPr>
+          <w:b/>
+          <w:bCs/>
+          <w:sz w:val="28"/>
+          <w:szCs w:val="28"/>
+        </w:rPr>
+        <w:t>SCP :Explain</w:t>
+      </w:r>
+      <w:proofErr w:type="gramEnd"/>
+      <w:r>
+        <w:rPr>
+          <w:b/>
+          <w:bCs/>
+          <w:sz w:val="28"/>
+          <w:szCs w:val="28"/>
+        </w:rPr>
+        <w:t>.</w:t>
+      </w:r>
+    </w:p>
+    <w:p>
+      <w:pPr>
+        <w:rPr>
+          <w:b/>
+          <w:bCs/>
+          <w:sz w:val="28"/>
+          <w:szCs w:val="28"/>
+        </w:rPr>
+      </w:pPr>
+      <w:r>
+        <w:rPr>
+          <w:b/>
+          <w:bCs/>
+          <w:sz w:val="28"/>
+          <w:szCs w:val="28"/>
+        </w:rPr>
+        <w:t xml:space="preserve">32) String vs </w:t>
+      </w:r>
+      <w:proofErr w:type="spellStart"/>
+      <w:r>
+        <w:rPr>
+          <w:b/>
+          <w:bCs/>
+          <w:sz w:val="28"/>
+          <w:szCs w:val="28"/>
+        </w:rPr>
+        <w:t>StringBuffer</w:t>
+      </w:r>
+      <w:proofErr w:type="spellEnd"/>
+      <w:r>
+        <w:rPr>
+          <w:b/>
+          <w:bCs/>
+          <w:sz w:val="28"/>
+          <w:szCs w:val="28"/>
+        </w:rPr>
+        <w:t xml:space="preserve"> vs StringBuilder.</w:t>
+      </w:r>
+    </w:p>
+    <w:p>
+      <w:pPr>
+        <w:rPr>
+          <w:b/>
+          <w:bCs/>
+          <w:sz w:val="28"/>
+          <w:szCs w:val="28"/>
+        </w:rPr>
+      </w:pPr>
+      <w:r>
+        <w:rPr>
+          <w:b/>
+          <w:bCs/>
+          <w:sz w:val="28"/>
+          <w:szCs w:val="28"/>
+        </w:rPr>
+        <w:t xml:space="preserve">33) what is String </w:t>
+      </w:r>
+      <w:proofErr w:type="gramStart"/>
+      <w:r>
+        <w:rPr>
+          <w:b/>
+          <w:bCs/>
+          <w:sz w:val="28"/>
+          <w:szCs w:val="28"/>
+        </w:rPr>
+        <w:t>interning ?</w:t>
+      </w:r>
+      <w:proofErr w:type="gramEnd"/>
+      <w:r>
+        <w:rPr>
+          <w:b/>
+          <w:bCs/>
+          <w:sz w:val="28"/>
+          <w:szCs w:val="28"/>
+        </w:rPr>
+        <w:t xml:space="preserve"> </w:t>
+      </w:r>
+      <w:proofErr w:type="spellStart"/>
+      <w:r>
+        <w:rPr>
+          <w:b/>
+          <w:bCs/>
+          <w:sz w:val="28"/>
+          <w:szCs w:val="28"/>
+        </w:rPr>
+        <w:t>String.intern</w:t>
+      </w:r>
+      <w:proofErr w:type="spellEnd"/>
+      <w:r>
+        <w:rPr>
+          <w:b/>
+          <w:bCs/>
+          <w:sz w:val="28"/>
+          <w:szCs w:val="28"/>
+        </w:rPr>
+        <w:t xml:space="preserve">() method and why is Interning not possible in </w:t>
+      </w:r>
+      <w:proofErr w:type="spellStart"/>
+      <w:r>
+        <w:rPr>
+          <w:b/>
+          <w:bCs/>
+          <w:sz w:val="28"/>
+          <w:szCs w:val="28"/>
+        </w:rPr>
+        <w:t>StringBuffer</w:t>
+      </w:r>
+      <w:proofErr w:type="spellEnd"/>
+      <w:r>
+        <w:rPr>
+          <w:b/>
+          <w:bCs/>
+          <w:sz w:val="28"/>
+          <w:szCs w:val="28"/>
+        </w:rPr>
+        <w:t xml:space="preserve"> and StringBuilder?</w:t>
       </w:r>
     </w:p>
     <w:p>
@@ -672,7 +1164,27 @@
           <w:sz w:val="28"/>
           <w:szCs w:val="28"/>
         </w:rPr>
-        <w:t>32) String vs StringBuffer vs StringBuilder.</w:t>
+        <w:t xml:space="preserve">34) demonstrate the use of </w:t>
+      </w:r>
+      <w:proofErr w:type="gramStart"/>
+      <w:r>
+        <w:rPr>
+          <w:b/>
+          <w:bCs/>
+          <w:sz w:val="28"/>
+          <w:szCs w:val="28"/>
+        </w:rPr>
+        <w:t>the .Intern</w:t>
+      </w:r>
+      <w:proofErr w:type="gramEnd"/>
+      <w:r>
+        <w:rPr>
+          <w:b/>
+          <w:bCs/>
+          <w:sz w:val="28"/>
+          <w:szCs w:val="28"/>
+        </w:rPr>
+        <w:t>() method.</w:t>
       </w:r>
     </w:p>
     <w:sectPr>

--- a/JAVA_INT.docx
+++ b/JAVA_INT.docx
@@ -1068,8 +1068,8 @@
         <w:rPr>
           <w:b/>
           <w:bCs/>
-          <w:sz w:val="40"/>
-          <w:szCs w:val="40"/>
+          <w:sz w:val="28"/>
+          <w:szCs w:val="28"/>
         </w:rPr>
       </w:pPr>
       <w:r>
@@ -1081,6 +1081,215 @@
         </w:rPr>
         <w:t>50) how does private variables play in the inheritance ?</w:t>
       </w:r>
+    </w:p>
+    <w:p>
+      <w:pPr>
+        <w:rPr>
+          <w:b/>
+          <w:bCs/>
+          <w:sz w:val="28"/>
+          <w:szCs w:val="28"/>
+        </w:rPr>
+      </w:pPr>
+      <w:r>
+        <w:rPr>
+          <w:b/>
+          <w:bCs/>
+          <w:sz w:val="28"/>
+          <w:szCs w:val="28"/>
+        </w:rPr>
+        <w:t>51) what is polymorphism ?</w:t>
+      </w:r>
+    </w:p>
+    <w:p>
+      <w:pPr>
+        <w:rPr>
+          <w:b/>
+          <w:bCs/>
+          <w:sz w:val="28"/>
+          <w:szCs w:val="28"/>
+        </w:rPr>
+      </w:pPr>
+      <w:r>
+        <w:rPr>
+          <w:b/>
+          <w:bCs/>
+          <w:sz w:val="28"/>
+          <w:szCs w:val="28"/>
+        </w:rPr>
+        <w:t>52)what is method overloading and overriding ?</w:t>
+      </w:r>
+    </w:p>
+    <w:p>
+      <w:pPr>
+        <w:rPr>
+          <w:b/>
+          <w:bCs/>
+          <w:sz w:val="28"/>
+          <w:szCs w:val="28"/>
+        </w:rPr>
+      </w:pPr>
+      <w:r>
+        <w:rPr>
+          <w:b/>
+          <w:bCs/>
+          <w:sz w:val="28"/>
+          <w:szCs w:val="28"/>
+        </w:rPr>
+        <w:t>53) static vs dynamic method dispatch.</w:t>
+      </w:r>
+    </w:p>
+    <w:p>
+      <w:pPr>
+        <w:rPr>
+          <w:b/>
+          <w:bCs/>
+          <w:sz w:val="28"/>
+          <w:szCs w:val="28"/>
+        </w:rPr>
+      </w:pPr>
+      <w:r>
+        <w:rPr>
+          <w:b/>
+          <w:bCs/>
+          <w:sz w:val="28"/>
+          <w:szCs w:val="28"/>
+        </w:rPr>
+        <w:t>54) polymorphic object and it’s significance.</w:t>
+      </w:r>
+    </w:p>
+    <w:p>
+      <w:pPr>
+        <w:rPr>
+          <w:b/>
+          <w:bCs/>
+          <w:sz w:val="28"/>
+          <w:szCs w:val="28"/>
+        </w:rPr>
+      </w:pPr>
+      <w:r>
+        <w:rPr>
+          <w:b/>
+          <w:bCs/>
+          <w:sz w:val="28"/>
+          <w:szCs w:val="28"/>
+        </w:rPr>
+        <w:t>55) Order of access modifiers in overriding.</w:t>
+      </w:r>
+    </w:p>
+    <w:p>
+      <w:pPr>
+        <w:rPr>
+          <w:b/>
+          <w:bCs/>
+          <w:sz w:val="28"/>
+          <w:szCs w:val="28"/>
+        </w:rPr>
+      </w:pPr>
+      <w:r>
+        <w:rPr>
+          <w:b/>
+          <w:bCs/>
+          <w:sz w:val="28"/>
+          <w:szCs w:val="28"/>
+        </w:rPr>
+        <w:t>56)why you can’t override the static and private methods ?</w:t>
+      </w:r>
+    </w:p>
+    <w:p>
+      <w:pPr>
+        <w:rPr>
+          <w:b/>
+          <w:bCs/>
+          <w:sz w:val="28"/>
+          <w:szCs w:val="28"/>
+        </w:rPr>
+      </w:pPr>
+      <w:r>
+        <w:rPr>
+          <w:b/>
+          <w:bCs/>
+          <w:sz w:val="28"/>
+          <w:szCs w:val="28"/>
+        </w:rPr>
+        <w:t>57) what is method hiding ?</w:t>
+      </w:r>
+    </w:p>
+    <w:p>
+      <w:pPr>
+        <w:rPr>
+          <w:b/>
+          <w:bCs/>
+          <w:sz w:val="28"/>
+          <w:szCs w:val="28"/>
+        </w:rPr>
+      </w:pPr>
+      <w:r>
+        <w:rPr>
+          <w:b/>
+          <w:bCs/>
+          <w:sz w:val="28"/>
+          <w:szCs w:val="28"/>
+        </w:rPr>
+        <w:t>58)final method vs static method in overriding.</w:t>
+      </w:r>
+    </w:p>
+    <w:p>
+      <w:pPr>
+        <w:rPr>
+          <w:b/>
+          <w:bCs/>
+          <w:sz w:val="28"/>
+          <w:szCs w:val="28"/>
+        </w:rPr>
+      </w:pPr>
+      <w:r>
+        <w:rPr>
+          <w:b/>
+          <w:bCs/>
+          <w:sz w:val="28"/>
+          <w:szCs w:val="28"/>
+        </w:rPr>
+        <w:t>59)what is super() call super.variable and super.method() call in inheritance ?</w:t>
+      </w:r>
+    </w:p>
+    <w:p>
+      <w:pPr>
+        <w:rPr>
+          <w:b/>
+          <w:bCs/>
+          <w:sz w:val="28"/>
+          <w:szCs w:val="28"/>
+        </w:rPr>
+      </w:pPr>
+      <w:r>
+        <w:rPr>
+          <w:b/>
+          <w:bCs/>
+          <w:sz w:val="28"/>
+          <w:szCs w:val="28"/>
+        </w:rPr>
+        <w:t>60) this() vs super()</w:t>
+      </w:r>
+      <w:r>
+        <w:rPr>
+          <w:b/>
+          <w:bCs/>
+          <w:sz w:val="28"/>
+          <w:szCs w:val="28"/>
+        </w:rPr>
+        <w:t>.</w:t>
+      </w:r>
+    </w:p>
+    <w:p>
+      <w:pPr>
+        <w:rPr>
+          <w:b/>
+          <w:bCs/>
+          <w:sz w:val="28"/>
+          <w:szCs w:val="28"/>
+        </w:rPr>
+      </w:pPr>
     </w:p>
     <w:sectPr>
       <w:pgSz w:w="12240" w:h="15840"/>

--- a/JAVA_INT.docx
+++ b/JAVA_INT.docx
@@ -18,8 +18,19 @@
           <w:sz w:val="40"/>
           <w:szCs w:val="40"/>
         </w:rPr>
-        <w:t>Core Java :</w:t>
-      </w:r>
+        <w:t xml:space="preserve">Core </w:t>
+      </w:r>
+      <w:proofErr w:type="gramStart"/>
+      <w:r>
+        <w:rPr>
+          <w:b/>
+          <w:bCs/>
+          <w:sz w:val="40"/>
+          <w:szCs w:val="40"/>
+        </w:rPr>
+        <w:t>Java :</w:t>
+      </w:r>
+      <w:proofErr w:type="gramEnd"/>
     </w:p>
     <w:p>
       <w:pPr>
@@ -75,27 +86,49 @@
           <w:sz w:val="28"/>
           <w:szCs w:val="28"/>
         </w:rPr>
-        <w:t>3)What are data types in Java ?</w:t>
-      </w:r>
-    </w:p>
-    <w:p>
-      <w:pPr>
-        <w:rPr>
-          <w:b/>
-          <w:bCs/>
-          <w:sz w:val="28"/>
-          <w:szCs w:val="28"/>
-        </w:rPr>
-      </w:pPr>
-      <w:r>
-        <w:rPr>
-          <w:b/>
-          <w:bCs/>
-          <w:sz w:val="28"/>
-          <w:szCs w:val="28"/>
-        </w:rPr>
-        <w:t>4) How do you find the Range of a specific data type in java ?</w:t>
-      </w:r>
+        <w:t xml:space="preserve">3)What are data types in </w:t>
+      </w:r>
+      <w:proofErr w:type="gramStart"/>
+      <w:r>
+        <w:rPr>
+          <w:b/>
+          <w:bCs/>
+          <w:sz w:val="28"/>
+          <w:szCs w:val="28"/>
+        </w:rPr>
+        <w:t>Java ?</w:t>
+      </w:r>
+      <w:proofErr w:type="gramEnd"/>
+    </w:p>
+    <w:p>
+      <w:pPr>
+        <w:rPr>
+          <w:b/>
+          <w:bCs/>
+          <w:sz w:val="28"/>
+          <w:szCs w:val="28"/>
+        </w:rPr>
+      </w:pPr>
+      <w:r>
+        <w:rPr>
+          <w:b/>
+          <w:bCs/>
+          <w:sz w:val="28"/>
+          <w:szCs w:val="28"/>
+        </w:rPr>
+        <w:t xml:space="preserve">4) How do you find the Range of a specific data type in </w:t>
+      </w:r>
+      <w:proofErr w:type="gramStart"/>
+      <w:r>
+        <w:rPr>
+          <w:b/>
+          <w:bCs/>
+          <w:sz w:val="28"/>
+          <w:szCs w:val="28"/>
+        </w:rPr>
+        <w:t>java ?</w:t>
+      </w:r>
+      <w:proofErr w:type="gramEnd"/>
     </w:p>
     <w:p>
       <w:pPr>
@@ -189,216 +222,464 @@
           <w:sz w:val="28"/>
           <w:szCs w:val="28"/>
         </w:rPr>
-        <w:t>9)what are the conditional statements in java ?</w:t>
-      </w:r>
-    </w:p>
-    <w:p>
-      <w:pPr>
-        <w:rPr>
-          <w:b/>
-          <w:bCs/>
-          <w:sz w:val="28"/>
-          <w:szCs w:val="28"/>
-        </w:rPr>
-      </w:pPr>
-      <w:r>
-        <w:rPr>
-          <w:b/>
-          <w:bCs/>
-          <w:sz w:val="28"/>
-          <w:szCs w:val="28"/>
-        </w:rPr>
-        <w:t xml:space="preserve">10)Give the different account of the logical  </w:t>
-      </w:r>
-      <w:r>
-        <w:rPr>
-          <w:b/>
-          <w:bCs/>
-          <w:sz w:val="28"/>
-          <w:szCs w:val="28"/>
-        </w:rPr>
-        <w:t>operators in java.</w:t>
-      </w:r>
-    </w:p>
-    <w:p>
-      <w:pPr>
-        <w:rPr>
-          <w:b/>
-          <w:bCs/>
-          <w:sz w:val="28"/>
-          <w:szCs w:val="28"/>
-        </w:rPr>
-      </w:pPr>
-      <w:r>
-        <w:rPr>
-          <w:b/>
-          <w:bCs/>
-          <w:sz w:val="28"/>
-          <w:szCs w:val="28"/>
-        </w:rPr>
-        <w:t xml:space="preserve">11)what is the behaviour of </w:t>
-      </w:r>
-      <w:r>
-        <w:rPr>
-          <w:b/>
-          <w:bCs/>
-          <w:sz w:val="28"/>
-          <w:szCs w:val="28"/>
-        </w:rPr>
-        <w:t xml:space="preserve"> == and .equals() in Java?</w:t>
-      </w:r>
-    </w:p>
-    <w:p>
-      <w:pPr>
-        <w:rPr>
-          <w:b/>
-          <w:bCs/>
-          <w:sz w:val="28"/>
-          <w:szCs w:val="28"/>
-        </w:rPr>
-      </w:pPr>
-      <w:r>
-        <w:rPr>
-          <w:b/>
-          <w:bCs/>
-          <w:sz w:val="28"/>
-          <w:szCs w:val="28"/>
-        </w:rPr>
-        <w:t>12)what is Array ?</w:t>
-      </w:r>
-    </w:p>
-    <w:p>
-      <w:pPr>
-        <w:rPr>
-          <w:b/>
-          <w:bCs/>
-          <w:sz w:val="28"/>
-          <w:szCs w:val="28"/>
-        </w:rPr>
-      </w:pPr>
-      <w:r>
-        <w:rPr>
-          <w:b/>
-          <w:bCs/>
-          <w:sz w:val="28"/>
-          <w:szCs w:val="28"/>
-        </w:rPr>
-        <w:t>13) what are the different ways to initialize the array ?</w:t>
-      </w:r>
-    </w:p>
-    <w:p>
-      <w:pPr>
-        <w:rPr>
-          <w:b/>
-          <w:bCs/>
-          <w:sz w:val="28"/>
-          <w:szCs w:val="28"/>
-        </w:rPr>
-      </w:pPr>
-      <w:r>
-        <w:rPr>
-          <w:b/>
-          <w:bCs/>
-          <w:sz w:val="28"/>
-          <w:szCs w:val="28"/>
-        </w:rPr>
-        <w:t>14) what’s is the difference between Array.length and String.length() in java?</w:t>
-      </w:r>
-    </w:p>
-    <w:p>
-      <w:pPr>
-        <w:rPr>
-          <w:b/>
-          <w:bCs/>
-          <w:sz w:val="28"/>
-          <w:szCs w:val="28"/>
-        </w:rPr>
-      </w:pPr>
-      <w:r>
-        <w:rPr>
-          <w:b/>
-          <w:bCs/>
-          <w:sz w:val="28"/>
-          <w:szCs w:val="28"/>
-        </w:rPr>
-        <w:t>15) what’s 2D array ?</w:t>
-      </w:r>
-    </w:p>
-    <w:p>
-      <w:pPr>
-        <w:rPr>
-          <w:b/>
-          <w:bCs/>
-          <w:sz w:val="28"/>
-          <w:szCs w:val="28"/>
-        </w:rPr>
-      </w:pPr>
-      <w:r>
-        <w:rPr>
-          <w:b/>
-          <w:bCs/>
-          <w:sz w:val="28"/>
-          <w:szCs w:val="28"/>
-        </w:rPr>
-        <w:t>16)what’s multidimensional  and jagged array ?</w:t>
-      </w:r>
-    </w:p>
-    <w:p>
-      <w:pPr>
-        <w:rPr>
-          <w:b/>
-          <w:bCs/>
-          <w:sz w:val="28"/>
-          <w:szCs w:val="28"/>
-        </w:rPr>
-      </w:pPr>
-      <w:r>
-        <w:rPr>
-          <w:b/>
-          <w:bCs/>
-          <w:sz w:val="28"/>
-          <w:szCs w:val="28"/>
-        </w:rPr>
-        <w:t>17)decide whether the given matrix is diagonal ?</w:t>
-      </w:r>
-    </w:p>
-    <w:p>
-      <w:pPr>
-        <w:rPr>
-          <w:b/>
-          <w:bCs/>
-          <w:sz w:val="28"/>
-          <w:szCs w:val="28"/>
-        </w:rPr>
-      </w:pPr>
-      <w:r>
-        <w:rPr>
-          <w:b/>
-          <w:bCs/>
-          <w:sz w:val="28"/>
-          <w:szCs w:val="28"/>
-        </w:rPr>
-        <w:t>18) return true if all the  diagonal elements are prime ?</w:t>
-      </w:r>
-    </w:p>
-    <w:p>
-      <w:pPr>
-        <w:rPr>
-          <w:b/>
-          <w:bCs/>
-          <w:sz w:val="28"/>
-          <w:szCs w:val="28"/>
-        </w:rPr>
-      </w:pPr>
-      <w:r>
-        <w:rPr>
-          <w:b/>
-          <w:bCs/>
-          <w:sz w:val="28"/>
-          <w:szCs w:val="28"/>
-        </w:rPr>
-        <w:t>19)what’s String ?</w:t>
-      </w:r>
+        <w:t xml:space="preserve">9)what are the conditional statements in </w:t>
+      </w:r>
+      <w:proofErr w:type="gramStart"/>
+      <w:r>
+        <w:rPr>
+          <w:b/>
+          <w:bCs/>
+          <w:sz w:val="28"/>
+          <w:szCs w:val="28"/>
+        </w:rPr>
+        <w:t>java ?</w:t>
+      </w:r>
+      <w:proofErr w:type="gramEnd"/>
+    </w:p>
+    <w:p>
+      <w:pPr>
+        <w:rPr>
+          <w:b/>
+          <w:bCs/>
+          <w:sz w:val="28"/>
+          <w:szCs w:val="28"/>
+        </w:rPr>
+      </w:pPr>
+      <w:r>
+        <w:rPr>
+          <w:b/>
+          <w:bCs/>
+          <w:sz w:val="28"/>
+          <w:szCs w:val="28"/>
+        </w:rPr>
+        <w:t xml:space="preserve">10)Give the different account of the </w:t>
+      </w:r>
+      <w:proofErr w:type="gramStart"/>
+      <w:r>
+        <w:rPr>
+          <w:b/>
+          <w:bCs/>
+          <w:sz w:val="28"/>
+          <w:szCs w:val="28"/>
+        </w:rPr>
+        <w:t xml:space="preserve">logical  </w:t>
+      </w:r>
+      <w:r>
+        <w:rPr>
+          <w:b/>
+          <w:bCs/>
+          <w:sz w:val="28"/>
+          <w:szCs w:val="28"/>
+        </w:rPr>
+        <w:t>operators</w:t>
+      </w:r>
+      <w:proofErr w:type="gramEnd"/>
+      <w:r>
+        <w:rPr>
+          <w:b/>
+          <w:bCs/>
+          <w:sz w:val="28"/>
+          <w:szCs w:val="28"/>
+        </w:rPr>
+        <w:t xml:space="preserve"> in java.</w:t>
+      </w:r>
+    </w:p>
+    <w:p>
+      <w:pPr>
+        <w:rPr>
+          <w:b/>
+          <w:bCs/>
+          <w:sz w:val="28"/>
+          <w:szCs w:val="28"/>
+        </w:rPr>
+      </w:pPr>
+      <w:r>
+        <w:rPr>
+          <w:b/>
+          <w:bCs/>
+          <w:sz w:val="28"/>
+          <w:szCs w:val="28"/>
+        </w:rPr>
+        <w:t xml:space="preserve">11)what is the </w:t>
+      </w:r>
+      <w:proofErr w:type="spellStart"/>
+      <w:r>
+        <w:rPr>
+          <w:b/>
+          <w:bCs/>
+          <w:sz w:val="28"/>
+          <w:szCs w:val="28"/>
+        </w:rPr>
+        <w:t>behaviour</w:t>
+      </w:r>
+      <w:proofErr w:type="spellEnd"/>
+      <w:r>
+        <w:rPr>
+          <w:b/>
+          <w:bCs/>
+          <w:sz w:val="28"/>
+          <w:szCs w:val="28"/>
+        </w:rPr>
+        <w:t xml:space="preserve"> </w:t>
+      </w:r>
+      <w:proofErr w:type="gramStart"/>
+      <w:r>
+        <w:rPr>
+          <w:b/>
+          <w:bCs/>
+          <w:sz w:val="28"/>
+          <w:szCs w:val="28"/>
+        </w:rPr>
+        <w:t xml:space="preserve">of </w:t>
+      </w:r>
+      <w:r>
+        <w:rPr>
+          <w:b/>
+          <w:bCs/>
+          <w:sz w:val="28"/>
+          <w:szCs w:val="28"/>
+        </w:rPr>
+        <w:t xml:space="preserve"> =</w:t>
+      </w:r>
+      <w:proofErr w:type="gramEnd"/>
+      <w:r>
+        <w:rPr>
+          <w:b/>
+          <w:bCs/>
+          <w:sz w:val="28"/>
+          <w:szCs w:val="28"/>
+        </w:rPr>
+        <w:t xml:space="preserve">= </w:t>
+      </w:r>
+      <w:proofErr w:type="gramStart"/>
+      <w:r>
+        <w:rPr>
+          <w:b/>
+          <w:bCs/>
+          <w:sz w:val="28"/>
+          <w:szCs w:val="28"/>
+        </w:rPr>
+        <w:t>and .equals</w:t>
+      </w:r>
+      <w:proofErr w:type="gramEnd"/>
+      <w:r>
+        <w:rPr>
+          <w:b/>
+          <w:bCs/>
+          <w:sz w:val="28"/>
+          <w:szCs w:val="28"/>
+        </w:rPr>
+        <w:t>() in Java?</w:t>
+      </w:r>
+    </w:p>
+    <w:p>
+      <w:pPr>
+        <w:rPr>
+          <w:b/>
+          <w:bCs/>
+          <w:sz w:val="28"/>
+          <w:szCs w:val="28"/>
+        </w:rPr>
+      </w:pPr>
+      <w:r>
+        <w:rPr>
+          <w:b/>
+          <w:bCs/>
+          <w:sz w:val="28"/>
+          <w:szCs w:val="28"/>
+        </w:rPr>
+        <w:t xml:space="preserve">12)what is </w:t>
+      </w:r>
+      <w:proofErr w:type="gramStart"/>
+      <w:r>
+        <w:rPr>
+          <w:b/>
+          <w:bCs/>
+          <w:sz w:val="28"/>
+          <w:szCs w:val="28"/>
+        </w:rPr>
+        <w:t>Array ?</w:t>
+      </w:r>
+      <w:proofErr w:type="gramEnd"/>
+    </w:p>
+    <w:p>
+      <w:pPr>
+        <w:rPr>
+          <w:b/>
+          <w:bCs/>
+          <w:sz w:val="28"/>
+          <w:szCs w:val="28"/>
+        </w:rPr>
+      </w:pPr>
+      <w:r>
+        <w:rPr>
+          <w:b/>
+          <w:bCs/>
+          <w:sz w:val="28"/>
+          <w:szCs w:val="28"/>
+        </w:rPr>
+        <w:t xml:space="preserve">13) what are the different ways to initialize the </w:t>
+      </w:r>
+      <w:proofErr w:type="gramStart"/>
+      <w:r>
+        <w:rPr>
+          <w:b/>
+          <w:bCs/>
+          <w:sz w:val="28"/>
+          <w:szCs w:val="28"/>
+        </w:rPr>
+        <w:t>array ?</w:t>
+      </w:r>
+      <w:proofErr w:type="gramEnd"/>
+    </w:p>
+    <w:p>
+      <w:pPr>
+        <w:rPr>
+          <w:b/>
+          <w:bCs/>
+          <w:sz w:val="28"/>
+          <w:szCs w:val="28"/>
+        </w:rPr>
+      </w:pPr>
+      <w:r>
+        <w:rPr>
+          <w:b/>
+          <w:bCs/>
+          <w:sz w:val="28"/>
+          <w:szCs w:val="28"/>
+        </w:rPr>
+        <w:t xml:space="preserve">14) what’s is the difference between </w:t>
+      </w:r>
+      <w:proofErr w:type="spellStart"/>
+      <w:r>
+        <w:rPr>
+          <w:b/>
+          <w:bCs/>
+          <w:sz w:val="28"/>
+          <w:szCs w:val="28"/>
+        </w:rPr>
+        <w:t>Array.length</w:t>
+      </w:r>
+      <w:proofErr w:type="spellEnd"/>
+      <w:r>
+        <w:rPr>
+          <w:b/>
+          <w:bCs/>
+          <w:sz w:val="28"/>
+          <w:szCs w:val="28"/>
+        </w:rPr>
+        <w:t xml:space="preserve"> and </w:t>
+      </w:r>
+      <w:proofErr w:type="spellStart"/>
+      <w:r>
+        <w:rPr>
+          <w:b/>
+          <w:bCs/>
+          <w:sz w:val="28"/>
+          <w:szCs w:val="28"/>
+        </w:rPr>
+        <w:t>String.length</w:t>
+      </w:r>
+      <w:proofErr w:type="spellEnd"/>
+      <w:r>
+        <w:rPr>
+          <w:b/>
+          <w:bCs/>
+          <w:sz w:val="28"/>
+          <w:szCs w:val="28"/>
+        </w:rPr>
+        <w:t>() in java?</w:t>
+      </w:r>
+    </w:p>
+    <w:p>
+      <w:pPr>
+        <w:rPr>
+          <w:b/>
+          <w:bCs/>
+          <w:sz w:val="28"/>
+          <w:szCs w:val="28"/>
+        </w:rPr>
+      </w:pPr>
+      <w:r>
+        <w:rPr>
+          <w:b/>
+          <w:bCs/>
+          <w:sz w:val="28"/>
+          <w:szCs w:val="28"/>
+        </w:rPr>
+        <w:t xml:space="preserve">15) what’s 2D </w:t>
+      </w:r>
+      <w:proofErr w:type="gramStart"/>
+      <w:r>
+        <w:rPr>
+          <w:b/>
+          <w:bCs/>
+          <w:sz w:val="28"/>
+          <w:szCs w:val="28"/>
+        </w:rPr>
+        <w:t>array ?</w:t>
+      </w:r>
+      <w:proofErr w:type="gramEnd"/>
+    </w:p>
+    <w:p>
+      <w:pPr>
+        <w:rPr>
+          <w:b/>
+          <w:bCs/>
+          <w:sz w:val="28"/>
+          <w:szCs w:val="28"/>
+        </w:rPr>
+      </w:pPr>
+      <w:r>
+        <w:rPr>
+          <w:b/>
+          <w:bCs/>
+          <w:sz w:val="28"/>
+          <w:szCs w:val="28"/>
+        </w:rPr>
+        <w:t xml:space="preserve">16)what’s </w:t>
+      </w:r>
+      <w:proofErr w:type="gramStart"/>
+      <w:r>
+        <w:rPr>
+          <w:b/>
+          <w:bCs/>
+          <w:sz w:val="28"/>
+          <w:szCs w:val="28"/>
+        </w:rPr>
+        <w:t>multidimensional  and</w:t>
+      </w:r>
+      <w:proofErr w:type="gramEnd"/>
+      <w:r>
+        <w:rPr>
+          <w:b/>
+          <w:bCs/>
+          <w:sz w:val="28"/>
+          <w:szCs w:val="28"/>
+        </w:rPr>
+        <w:t xml:space="preserve"> jagged </w:t>
+      </w:r>
+      <w:proofErr w:type="gramStart"/>
+      <w:r>
+        <w:rPr>
+          <w:b/>
+          <w:bCs/>
+          <w:sz w:val="28"/>
+          <w:szCs w:val="28"/>
+        </w:rPr>
+        <w:t>array ?</w:t>
+      </w:r>
+      <w:proofErr w:type="gramEnd"/>
+    </w:p>
+    <w:p>
+      <w:pPr>
+        <w:rPr>
+          <w:b/>
+          <w:bCs/>
+          <w:sz w:val="28"/>
+          <w:szCs w:val="28"/>
+        </w:rPr>
+      </w:pPr>
+      <w:r>
+        <w:rPr>
+          <w:b/>
+          <w:bCs/>
+          <w:sz w:val="28"/>
+          <w:szCs w:val="28"/>
+        </w:rPr>
+        <w:t xml:space="preserve">17)decide whether the given matrix is </w:t>
+      </w:r>
+      <w:proofErr w:type="gramStart"/>
+      <w:r>
+        <w:rPr>
+          <w:b/>
+          <w:bCs/>
+          <w:sz w:val="28"/>
+          <w:szCs w:val="28"/>
+        </w:rPr>
+        <w:t>diagonal ?</w:t>
+      </w:r>
+      <w:proofErr w:type="gramEnd"/>
+    </w:p>
+    <w:p>
+      <w:pPr>
+        <w:rPr>
+          <w:b/>
+          <w:bCs/>
+          <w:sz w:val="28"/>
+          <w:szCs w:val="28"/>
+        </w:rPr>
+      </w:pPr>
+      <w:r>
+        <w:rPr>
+          <w:b/>
+          <w:bCs/>
+          <w:sz w:val="28"/>
+          <w:szCs w:val="28"/>
+        </w:rPr>
+        <w:t xml:space="preserve">18) return true if all </w:t>
+      </w:r>
+      <w:proofErr w:type="gramStart"/>
+      <w:r>
+        <w:rPr>
+          <w:b/>
+          <w:bCs/>
+          <w:sz w:val="28"/>
+          <w:szCs w:val="28"/>
+        </w:rPr>
+        <w:t>the  diagonal</w:t>
+      </w:r>
+      <w:proofErr w:type="gramEnd"/>
+      <w:r>
+        <w:rPr>
+          <w:b/>
+          <w:bCs/>
+          <w:sz w:val="28"/>
+          <w:szCs w:val="28"/>
+        </w:rPr>
+        <w:t xml:space="preserve"> elements are </w:t>
+      </w:r>
+      <w:proofErr w:type="gramStart"/>
+      <w:r>
+        <w:rPr>
+          <w:b/>
+          <w:bCs/>
+          <w:sz w:val="28"/>
+          <w:szCs w:val="28"/>
+        </w:rPr>
+        <w:t>prime ?</w:t>
+      </w:r>
+      <w:proofErr w:type="gramEnd"/>
+    </w:p>
+    <w:p>
+      <w:pPr>
+        <w:rPr>
+          <w:b/>
+          <w:bCs/>
+          <w:sz w:val="28"/>
+          <w:szCs w:val="28"/>
+        </w:rPr>
+      </w:pPr>
+      <w:r>
+        <w:rPr>
+          <w:b/>
+          <w:bCs/>
+          <w:sz w:val="28"/>
+          <w:szCs w:val="28"/>
+        </w:rPr>
+        <w:t xml:space="preserve">19)what’s </w:t>
+      </w:r>
+      <w:proofErr w:type="gramStart"/>
+      <w:r>
+        <w:rPr>
+          <w:b/>
+          <w:bCs/>
+          <w:sz w:val="28"/>
+          <w:szCs w:val="28"/>
+        </w:rPr>
+        <w:t>String ?</w:t>
+      </w:r>
+      <w:proofErr w:type="gramEnd"/>
     </w:p>
     <w:p>
       <w:pPr>
@@ -455,46 +736,79 @@
           <w:sz w:val="28"/>
           <w:szCs w:val="28"/>
         </w:rPr>
-        <w:t>22) what are methods in the java ?</w:t>
-      </w:r>
-    </w:p>
-    <w:p>
-      <w:pPr>
-        <w:rPr>
-          <w:b/>
-          <w:bCs/>
-          <w:sz w:val="28"/>
-          <w:szCs w:val="28"/>
-        </w:rPr>
-      </w:pPr>
-      <w:r>
-        <w:rPr>
-          <w:b/>
-          <w:bCs/>
-          <w:sz w:val="28"/>
-          <w:szCs w:val="28"/>
-        </w:rPr>
-        <w:t>23)what’s the syntax of the methods in the java ?</w:t>
-      </w:r>
-    </w:p>
-    <w:p>
-      <w:pPr>
-        <w:rPr>
-          <w:b/>
-          <w:bCs/>
-          <w:sz w:val="28"/>
-          <w:szCs w:val="28"/>
-        </w:rPr>
-      </w:pPr>
-      <w:r>
-        <w:rPr>
-          <w:b/>
-          <w:bCs/>
-          <w:sz w:val="28"/>
-          <w:szCs w:val="28"/>
-        </w:rPr>
-        <w:t>24)what are constructors in the Java ?</w:t>
-      </w:r>
+        <w:t xml:space="preserve">22) what are methods in the </w:t>
+      </w:r>
+      <w:proofErr w:type="gramStart"/>
+      <w:r>
+        <w:rPr>
+          <w:b/>
+          <w:bCs/>
+          <w:sz w:val="28"/>
+          <w:szCs w:val="28"/>
+        </w:rPr>
+        <w:t>java ?</w:t>
+      </w:r>
+      <w:proofErr w:type="gramEnd"/>
+    </w:p>
+    <w:p>
+      <w:pPr>
+        <w:rPr>
+          <w:b/>
+          <w:bCs/>
+          <w:sz w:val="28"/>
+          <w:szCs w:val="28"/>
+        </w:rPr>
+      </w:pPr>
+      <w:r>
+        <w:rPr>
+          <w:b/>
+          <w:bCs/>
+          <w:sz w:val="28"/>
+          <w:szCs w:val="28"/>
+        </w:rPr>
+        <w:t xml:space="preserve">23)what’s the syntax of the methods in the </w:t>
+      </w:r>
+      <w:proofErr w:type="gramStart"/>
+      <w:r>
+        <w:rPr>
+          <w:b/>
+          <w:bCs/>
+          <w:sz w:val="28"/>
+          <w:szCs w:val="28"/>
+        </w:rPr>
+        <w:t>java ?</w:t>
+      </w:r>
+      <w:proofErr w:type="gramEnd"/>
+    </w:p>
+    <w:p>
+      <w:pPr>
+        <w:rPr>
+          <w:b/>
+          <w:bCs/>
+          <w:sz w:val="28"/>
+          <w:szCs w:val="28"/>
+        </w:rPr>
+      </w:pPr>
+      <w:r>
+        <w:rPr>
+          <w:b/>
+          <w:bCs/>
+          <w:sz w:val="28"/>
+          <w:szCs w:val="28"/>
+        </w:rPr>
+        <w:t xml:space="preserve">24)what are constructors in the </w:t>
+      </w:r>
+      <w:proofErr w:type="gramStart"/>
+      <w:r>
+        <w:rPr>
+          <w:b/>
+          <w:bCs/>
+          <w:sz w:val="28"/>
+          <w:szCs w:val="28"/>
+        </w:rPr>
+        <w:t>Java ?</w:t>
+      </w:r>
+      <w:proofErr w:type="gramEnd"/>
     </w:p>
     <w:p>
       <w:pPr>
@@ -577,26 +891,66 @@
           <w:sz w:val="28"/>
           <w:szCs w:val="28"/>
         </w:rPr>
-        <w:t xml:space="preserve"> (this vs this());</w:t>
-      </w:r>
-    </w:p>
-    <w:p>
-      <w:pPr>
-        <w:rPr>
-          <w:b/>
-          <w:bCs/>
-          <w:sz w:val="28"/>
-          <w:szCs w:val="28"/>
-        </w:rPr>
-      </w:pPr>
-      <w:r>
-        <w:rPr>
-          <w:b/>
-          <w:bCs/>
-          <w:sz w:val="28"/>
-          <w:szCs w:val="28"/>
-        </w:rPr>
-        <w:t>28)Setters vs Getters vs Other methods.</w:t>
+        <w:t xml:space="preserve"> (this vs </w:t>
+      </w:r>
+      <w:proofErr w:type="gramStart"/>
+      <w:r>
+        <w:rPr>
+          <w:b/>
+          <w:bCs/>
+          <w:sz w:val="28"/>
+          <w:szCs w:val="28"/>
+        </w:rPr>
+        <w:t>this(</w:t>
+      </w:r>
+      <w:proofErr w:type="gramEnd"/>
+      <w:r>
+        <w:rPr>
+          <w:b/>
+          <w:bCs/>
+          <w:sz w:val="28"/>
+          <w:szCs w:val="28"/>
+        </w:rPr>
+        <w:t>));</w:t>
+      </w:r>
+    </w:p>
+    <w:p>
+      <w:pPr>
+        <w:rPr>
+          <w:b/>
+          <w:bCs/>
+          <w:sz w:val="28"/>
+          <w:szCs w:val="28"/>
+        </w:rPr>
+      </w:pPr>
+      <w:r>
+        <w:rPr>
+          <w:b/>
+          <w:bCs/>
+          <w:sz w:val="28"/>
+          <w:szCs w:val="28"/>
+        </w:rPr>
+        <w:t xml:space="preserve">28)Setters vs Getters vs </w:t>
+      </w:r>
+      <w:proofErr w:type="gramStart"/>
+      <w:r>
+        <w:rPr>
+          <w:b/>
+          <w:bCs/>
+          <w:sz w:val="28"/>
+          <w:szCs w:val="28"/>
+        </w:rPr>
+        <w:t>Other</w:t>
+      </w:r>
+      <w:proofErr w:type="gramEnd"/>
+      <w:r>
+        <w:rPr>
+          <w:b/>
+          <w:bCs/>
+          <w:sz w:val="28"/>
+          <w:szCs w:val="28"/>
+        </w:rPr>
+        <w:t xml:space="preserve"> methods.</w:t>
       </w:r>
     </w:p>
     <w:p>
@@ -634,7 +988,27 @@
           <w:sz w:val="28"/>
           <w:szCs w:val="28"/>
         </w:rPr>
-        <w:t>30) String immutability : prove it.</w:t>
+        <w:t xml:space="preserve">30) String </w:t>
+      </w:r>
+      <w:proofErr w:type="gramStart"/>
+      <w:r>
+        <w:rPr>
+          <w:b/>
+          <w:bCs/>
+          <w:sz w:val="28"/>
+          <w:szCs w:val="28"/>
+        </w:rPr>
+        <w:t>immutability :</w:t>
+      </w:r>
+      <w:proofErr w:type="gramEnd"/>
+      <w:r>
+        <w:rPr>
+          <w:b/>
+          <w:bCs/>
+          <w:sz w:val="28"/>
+          <w:szCs w:val="28"/>
+        </w:rPr>
+        <w:t xml:space="preserve"> prove it.</w:t>
       </w:r>
     </w:p>
     <w:p>
@@ -662,84 +1036,215 @@
           <w:sz w:val="28"/>
           <w:szCs w:val="28"/>
         </w:rPr>
-        <w:t xml:space="preserve"> SCP :Explain.</w:t>
-      </w:r>
-    </w:p>
-    <w:p>
-      <w:pPr>
-        <w:rPr>
-          <w:b/>
-          <w:bCs/>
-          <w:sz w:val="28"/>
-          <w:szCs w:val="28"/>
-        </w:rPr>
-      </w:pPr>
-      <w:r>
-        <w:rPr>
-          <w:b/>
-          <w:bCs/>
-          <w:sz w:val="28"/>
-          <w:szCs w:val="28"/>
-        </w:rPr>
-        <w:t>32) String vs StringBuffer vs StringBuilder.</w:t>
-      </w:r>
-    </w:p>
-    <w:p>
-      <w:pPr>
-        <w:rPr>
-          <w:b/>
-          <w:bCs/>
-          <w:sz w:val="28"/>
-          <w:szCs w:val="28"/>
-        </w:rPr>
-      </w:pPr>
-      <w:r>
-        <w:rPr>
-          <w:b/>
-          <w:bCs/>
-          <w:sz w:val="28"/>
-          <w:szCs w:val="28"/>
-        </w:rPr>
-        <w:t>33) what is String interning ? String.intern() method and why is Interning not possible in StringBuffer and StringBuilder?</w:t>
-      </w:r>
-    </w:p>
-    <w:p>
-      <w:pPr>
-        <w:rPr>
-          <w:b/>
-          <w:bCs/>
-          <w:sz w:val="28"/>
-          <w:szCs w:val="28"/>
-        </w:rPr>
-      </w:pPr>
-      <w:r>
-        <w:rPr>
-          <w:b/>
-          <w:bCs/>
-          <w:sz w:val="28"/>
-          <w:szCs w:val="28"/>
-        </w:rPr>
-        <w:t>34) demonstrate the use of the .Intern() method.</w:t>
-      </w:r>
-    </w:p>
-    <w:p>
-      <w:pPr>
-        <w:rPr>
-          <w:b/>
-          <w:bCs/>
-          <w:sz w:val="28"/>
-          <w:szCs w:val="28"/>
-        </w:rPr>
-      </w:pPr>
-      <w:r>
-        <w:rPr>
-          <w:b/>
-          <w:bCs/>
-          <w:sz w:val="28"/>
-          <w:szCs w:val="28"/>
-        </w:rPr>
-        <w:t>35)what is ternary operator ?</w:t>
-      </w:r>
+        <w:t xml:space="preserve"> </w:t>
+      </w:r>
+      <w:proofErr w:type="gramStart"/>
+      <w:r>
+        <w:rPr>
+          <w:b/>
+          <w:bCs/>
+          <w:sz w:val="28"/>
+          <w:szCs w:val="28"/>
+        </w:rPr>
+        <w:t>SCP :Explain</w:t>
+      </w:r>
+      <w:proofErr w:type="gramEnd"/>
+      <w:r>
+        <w:rPr>
+          <w:b/>
+          <w:bCs/>
+          <w:sz w:val="28"/>
+          <w:szCs w:val="28"/>
+        </w:rPr>
+        <w:t>.</w:t>
+      </w:r>
+    </w:p>
+    <w:p>
+      <w:pPr>
+        <w:rPr>
+          <w:b/>
+          <w:bCs/>
+          <w:sz w:val="28"/>
+          <w:szCs w:val="28"/>
+        </w:rPr>
+      </w:pPr>
+      <w:r>
+        <w:rPr>
+          <w:b/>
+          <w:bCs/>
+          <w:sz w:val="28"/>
+          <w:szCs w:val="28"/>
+        </w:rPr>
+        <w:t xml:space="preserve">32) String vs </w:t>
+      </w:r>
+      <w:proofErr w:type="spellStart"/>
+      <w:r>
+        <w:rPr>
+          <w:b/>
+          <w:bCs/>
+          <w:sz w:val="28"/>
+          <w:szCs w:val="28"/>
+        </w:rPr>
+        <w:t>StringBuffer</w:t>
+      </w:r>
+      <w:proofErr w:type="spellEnd"/>
+      <w:r>
+        <w:rPr>
+          <w:b/>
+          <w:bCs/>
+          <w:sz w:val="28"/>
+          <w:szCs w:val="28"/>
+        </w:rPr>
+        <w:t xml:space="preserve"> vs StringBuilder.</w:t>
+      </w:r>
+    </w:p>
+    <w:p>
+      <w:pPr>
+        <w:rPr>
+          <w:b/>
+          <w:bCs/>
+          <w:sz w:val="28"/>
+          <w:szCs w:val="28"/>
+        </w:rPr>
+      </w:pPr>
+      <w:r>
+        <w:rPr>
+          <w:b/>
+          <w:bCs/>
+          <w:sz w:val="28"/>
+          <w:szCs w:val="28"/>
+        </w:rPr>
+        <w:t xml:space="preserve">33) what is String </w:t>
+      </w:r>
+      <w:proofErr w:type="gramStart"/>
+      <w:r>
+        <w:rPr>
+          <w:b/>
+          <w:bCs/>
+          <w:sz w:val="28"/>
+          <w:szCs w:val="28"/>
+        </w:rPr>
+        <w:t>interning ?</w:t>
+      </w:r>
+      <w:proofErr w:type="gramEnd"/>
+      <w:r>
+        <w:rPr>
+          <w:b/>
+          <w:bCs/>
+          <w:sz w:val="28"/>
+          <w:szCs w:val="28"/>
+        </w:rPr>
+        <w:t xml:space="preserve"> </w:t>
+      </w:r>
+      <w:proofErr w:type="spellStart"/>
+      <w:r>
+        <w:rPr>
+          <w:b/>
+          <w:bCs/>
+          <w:sz w:val="28"/>
+          <w:szCs w:val="28"/>
+        </w:rPr>
+        <w:t>String.intern</w:t>
+      </w:r>
+      <w:proofErr w:type="spellEnd"/>
+      <w:r>
+        <w:rPr>
+          <w:b/>
+          <w:bCs/>
+          <w:sz w:val="28"/>
+          <w:szCs w:val="28"/>
+        </w:rPr>
+        <w:t xml:space="preserve">() method and why is Interning not possible in </w:t>
+      </w:r>
+      <w:proofErr w:type="spellStart"/>
+      <w:r>
+        <w:rPr>
+          <w:b/>
+          <w:bCs/>
+          <w:sz w:val="28"/>
+          <w:szCs w:val="28"/>
+        </w:rPr>
+        <w:t>StringBuffer</w:t>
+      </w:r>
+      <w:proofErr w:type="spellEnd"/>
+      <w:r>
+        <w:rPr>
+          <w:b/>
+          <w:bCs/>
+          <w:sz w:val="28"/>
+          <w:szCs w:val="28"/>
+        </w:rPr>
+        <w:t xml:space="preserve"> and StringBuilder?</w:t>
+      </w:r>
+    </w:p>
+    <w:p>
+      <w:pPr>
+        <w:rPr>
+          <w:b/>
+          <w:bCs/>
+          <w:sz w:val="28"/>
+          <w:szCs w:val="28"/>
+        </w:rPr>
+      </w:pPr>
+      <w:r>
+        <w:rPr>
+          <w:b/>
+          <w:bCs/>
+          <w:sz w:val="28"/>
+          <w:szCs w:val="28"/>
+        </w:rPr>
+        <w:t xml:space="preserve">34) demonstrate the use of </w:t>
+      </w:r>
+      <w:proofErr w:type="gramStart"/>
+      <w:r>
+        <w:rPr>
+          <w:b/>
+          <w:bCs/>
+          <w:sz w:val="28"/>
+          <w:szCs w:val="28"/>
+        </w:rPr>
+        <w:t>the .Intern</w:t>
+      </w:r>
+      <w:proofErr w:type="gramEnd"/>
+      <w:r>
+        <w:rPr>
+          <w:b/>
+          <w:bCs/>
+          <w:sz w:val="28"/>
+          <w:szCs w:val="28"/>
+        </w:rPr>
+        <w:t>() method.</w:t>
+      </w:r>
+    </w:p>
+    <w:p>
+      <w:pPr>
+        <w:rPr>
+          <w:b/>
+          <w:bCs/>
+          <w:sz w:val="28"/>
+          <w:szCs w:val="28"/>
+        </w:rPr>
+      </w:pPr>
+      <w:r>
+        <w:rPr>
+          <w:b/>
+          <w:bCs/>
+          <w:sz w:val="28"/>
+          <w:szCs w:val="28"/>
+        </w:rPr>
+        <w:t xml:space="preserve">35)what is ternary </w:t>
+      </w:r>
+      <w:proofErr w:type="gramStart"/>
+      <w:r>
+        <w:rPr>
+          <w:b/>
+          <w:bCs/>
+          <w:sz w:val="28"/>
+          <w:szCs w:val="28"/>
+        </w:rPr>
+        <w:t>operator ?</w:t>
+      </w:r>
+      <w:proofErr w:type="gramEnd"/>
     </w:p>
     <w:p>
       <w:pPr>
@@ -776,7 +1281,27 @@
           <w:sz w:val="28"/>
           <w:szCs w:val="28"/>
         </w:rPr>
-        <w:t>37)instaceof operator.</w:t>
+        <w:t>37)</w:t>
+      </w:r>
+      <w:proofErr w:type="spellStart"/>
+      <w:r>
+        <w:rPr>
+          <w:b/>
+          <w:bCs/>
+          <w:sz w:val="28"/>
+          <w:szCs w:val="28"/>
+        </w:rPr>
+        <w:t>instaceof</w:t>
+      </w:r>
+      <w:proofErr w:type="spellEnd"/>
+      <w:r>
+        <w:rPr>
+          <w:b/>
+          <w:bCs/>
+          <w:sz w:val="28"/>
+          <w:szCs w:val="28"/>
+        </w:rPr>
+        <w:t xml:space="preserve"> operator.</w:t>
       </w:r>
     </w:p>
     <w:p>
@@ -806,6 +1331,7 @@
         </w:rPr>
         <w:t xml:space="preserve"> </w:t>
       </w:r>
+      <w:proofErr w:type="gramStart"/>
       <w:r>
         <w:rPr>
           <w:b/>
@@ -815,6 +1341,7 @@
         </w:rPr>
         <w:t>explain .</w:t>
       </w:r>
+      <w:proofErr w:type="gramEnd"/>
     </w:p>
     <w:p>
       <w:pPr>
@@ -851,8 +1378,19 @@
           <w:sz w:val="28"/>
           <w:szCs w:val="28"/>
         </w:rPr>
-        <w:t>40) how will you achieve the data security in encapsulation ?</w:t>
-      </w:r>
+        <w:t xml:space="preserve">40) how will you achieve the data security in </w:t>
+      </w:r>
+      <w:proofErr w:type="gramStart"/>
+      <w:r>
+        <w:rPr>
+          <w:b/>
+          <w:bCs/>
+          <w:sz w:val="28"/>
+          <w:szCs w:val="28"/>
+        </w:rPr>
+        <w:t>encapsulation ?</w:t>
+      </w:r>
+      <w:proofErr w:type="gramEnd"/>
     </w:p>
     <w:p>
       <w:pPr>
@@ -889,7 +1427,27 @@
           <w:sz w:val="28"/>
           <w:szCs w:val="28"/>
         </w:rPr>
-        <w:t xml:space="preserve">42) w.a.p. to demonstrate the encapsulation </w:t>
+        <w:t xml:space="preserve">42) </w:t>
+      </w:r>
+      <w:proofErr w:type="spellStart"/>
+      <w:r>
+        <w:rPr>
+          <w:b/>
+          <w:bCs/>
+          <w:sz w:val="28"/>
+          <w:szCs w:val="28"/>
+        </w:rPr>
+        <w:t>w.a.p.</w:t>
+      </w:r>
+      <w:proofErr w:type="spellEnd"/>
+      <w:r>
+        <w:rPr>
+          <w:b/>
+          <w:bCs/>
+          <w:sz w:val="28"/>
+          <w:szCs w:val="28"/>
+        </w:rPr>
+        <w:t xml:space="preserve"> to demonstrate the encapsulation </w:t>
       </w:r>
       <w:r>
         <w:rPr>
@@ -946,8 +1504,19 @@
           <w:sz w:val="28"/>
           <w:szCs w:val="28"/>
         </w:rPr>
-        <w:t>44)what is inheritance in java ?</w:t>
-      </w:r>
+        <w:t xml:space="preserve">44)what is inheritance in </w:t>
+      </w:r>
+      <w:proofErr w:type="gramStart"/>
+      <w:r>
+        <w:rPr>
+          <w:b/>
+          <w:bCs/>
+          <w:sz w:val="28"/>
+          <w:szCs w:val="28"/>
+        </w:rPr>
+        <w:t>java ?</w:t>
+      </w:r>
+      <w:proofErr w:type="gramEnd"/>
     </w:p>
     <w:p>
       <w:pPr>
@@ -984,7 +1553,27 @@
           <w:sz w:val="28"/>
           <w:szCs w:val="28"/>
         </w:rPr>
-        <w:t>46)what is the use of the inheritance in java ?(</w:t>
+        <w:t xml:space="preserve">46)what is the use of the inheritance in </w:t>
+      </w:r>
+      <w:proofErr w:type="gramStart"/>
+      <w:r>
+        <w:rPr>
+          <w:b/>
+          <w:bCs/>
+          <w:sz w:val="28"/>
+          <w:szCs w:val="28"/>
+        </w:rPr>
+        <w:t>java ?</w:t>
+      </w:r>
+      <w:proofErr w:type="gramEnd"/>
+      <w:r>
+        <w:rPr>
+          <w:b/>
+          <w:bCs/>
+          <w:sz w:val="28"/>
+          <w:szCs w:val="28"/>
+        </w:rPr>
+        <w:t>(</w:t>
       </w:r>
       <w:r>
         <w:rPr>
@@ -1041,84 +1630,159 @@
           <w:sz w:val="28"/>
           <w:szCs w:val="28"/>
         </w:rPr>
-        <w:t>48) why multiple inheritance is not supported in java ?</w:t>
-      </w:r>
-    </w:p>
-    <w:p>
-      <w:pPr>
-        <w:rPr>
-          <w:b/>
-          <w:bCs/>
-          <w:sz w:val="28"/>
-          <w:szCs w:val="28"/>
-        </w:rPr>
-      </w:pPr>
-      <w:r>
-        <w:rPr>
-          <w:b/>
-          <w:bCs/>
-          <w:sz w:val="28"/>
-          <w:szCs w:val="28"/>
-        </w:rPr>
-        <w:t>49)what is diamond problem (Ambuiguity) in java ?</w:t>
-      </w:r>
-    </w:p>
-    <w:p>
-      <w:pPr>
-        <w:rPr>
-          <w:b/>
-          <w:bCs/>
-          <w:sz w:val="28"/>
-          <w:szCs w:val="28"/>
-        </w:rPr>
-      </w:pPr>
-      <w:r>
-        <w:rPr>
-          <w:b/>
-          <w:bCs/>
-          <w:sz w:val="28"/>
-          <w:szCs w:val="28"/>
-        </w:rPr>
-        <w:t>50) how does private variables play in the inheritance ?</w:t>
-      </w:r>
-    </w:p>
-    <w:p>
-      <w:pPr>
-        <w:rPr>
-          <w:b/>
-          <w:bCs/>
-          <w:sz w:val="28"/>
-          <w:szCs w:val="28"/>
-        </w:rPr>
-      </w:pPr>
-      <w:r>
-        <w:rPr>
-          <w:b/>
-          <w:bCs/>
-          <w:sz w:val="28"/>
-          <w:szCs w:val="28"/>
-        </w:rPr>
-        <w:t>51) what is polymorphism ?</w:t>
-      </w:r>
-    </w:p>
-    <w:p>
-      <w:pPr>
-        <w:rPr>
-          <w:b/>
-          <w:bCs/>
-          <w:sz w:val="28"/>
-          <w:szCs w:val="28"/>
-        </w:rPr>
-      </w:pPr>
-      <w:r>
-        <w:rPr>
-          <w:b/>
-          <w:bCs/>
-          <w:sz w:val="28"/>
-          <w:szCs w:val="28"/>
-        </w:rPr>
-        <w:t>52)what is method overloading and overriding ?</w:t>
-      </w:r>
+        <w:t xml:space="preserve">48) why multiple inheritance is not supported in </w:t>
+      </w:r>
+      <w:proofErr w:type="gramStart"/>
+      <w:r>
+        <w:rPr>
+          <w:b/>
+          <w:bCs/>
+          <w:sz w:val="28"/>
+          <w:szCs w:val="28"/>
+        </w:rPr>
+        <w:t>java ?</w:t>
+      </w:r>
+      <w:proofErr w:type="gramEnd"/>
+    </w:p>
+    <w:p>
+      <w:pPr>
+        <w:rPr>
+          <w:b/>
+          <w:bCs/>
+          <w:sz w:val="28"/>
+          <w:szCs w:val="28"/>
+        </w:rPr>
+      </w:pPr>
+      <w:r>
+        <w:rPr>
+          <w:b/>
+          <w:bCs/>
+          <w:sz w:val="28"/>
+          <w:szCs w:val="28"/>
+        </w:rPr>
+        <w:t>49)what is diamond problem (</w:t>
+      </w:r>
+      <w:proofErr w:type="spellStart"/>
+      <w:r>
+        <w:rPr>
+          <w:b/>
+          <w:bCs/>
+          <w:sz w:val="28"/>
+          <w:szCs w:val="28"/>
+        </w:rPr>
+        <w:t>Ambuiguity</w:t>
+      </w:r>
+      <w:proofErr w:type="spellEnd"/>
+      <w:r>
+        <w:rPr>
+          <w:b/>
+          <w:bCs/>
+          <w:sz w:val="28"/>
+          <w:szCs w:val="28"/>
+        </w:rPr>
+        <w:t xml:space="preserve">) in </w:t>
+      </w:r>
+      <w:proofErr w:type="gramStart"/>
+      <w:r>
+        <w:rPr>
+          <w:b/>
+          <w:bCs/>
+          <w:sz w:val="28"/>
+          <w:szCs w:val="28"/>
+        </w:rPr>
+        <w:t>java ?</w:t>
+      </w:r>
+      <w:proofErr w:type="gramEnd"/>
+    </w:p>
+    <w:p>
+      <w:pPr>
+        <w:rPr>
+          <w:b/>
+          <w:bCs/>
+          <w:sz w:val="28"/>
+          <w:szCs w:val="28"/>
+        </w:rPr>
+      </w:pPr>
+      <w:r>
+        <w:rPr>
+          <w:b/>
+          <w:bCs/>
+          <w:sz w:val="28"/>
+          <w:szCs w:val="28"/>
+        </w:rPr>
+        <w:t xml:space="preserve">50) how does private variables play in the </w:t>
+      </w:r>
+      <w:proofErr w:type="gramStart"/>
+      <w:r>
+        <w:rPr>
+          <w:b/>
+          <w:bCs/>
+          <w:sz w:val="28"/>
+          <w:szCs w:val="28"/>
+        </w:rPr>
+        <w:t>inheritance ?</w:t>
+      </w:r>
+      <w:proofErr w:type="gramEnd"/>
+    </w:p>
+    <w:p>
+      <w:pPr>
+        <w:rPr>
+          <w:b/>
+          <w:bCs/>
+          <w:sz w:val="28"/>
+          <w:szCs w:val="28"/>
+        </w:rPr>
+      </w:pPr>
+      <w:r>
+        <w:rPr>
+          <w:b/>
+          <w:bCs/>
+          <w:sz w:val="28"/>
+          <w:szCs w:val="28"/>
+        </w:rPr>
+        <w:t xml:space="preserve">51) what is </w:t>
+      </w:r>
+      <w:proofErr w:type="gramStart"/>
+      <w:r>
+        <w:rPr>
+          <w:b/>
+          <w:bCs/>
+          <w:sz w:val="28"/>
+          <w:szCs w:val="28"/>
+        </w:rPr>
+        <w:t>polymorphism ?</w:t>
+      </w:r>
+      <w:proofErr w:type="gramEnd"/>
+    </w:p>
+    <w:p>
+      <w:pPr>
+        <w:rPr>
+          <w:b/>
+          <w:bCs/>
+          <w:sz w:val="28"/>
+          <w:szCs w:val="28"/>
+        </w:rPr>
+      </w:pPr>
+      <w:r>
+        <w:rPr>
+          <w:b/>
+          <w:bCs/>
+          <w:sz w:val="28"/>
+          <w:szCs w:val="28"/>
+        </w:rPr>
+        <w:t xml:space="preserve">52)what is method overloading and </w:t>
+      </w:r>
+      <w:proofErr w:type="gramStart"/>
+      <w:r>
+        <w:rPr>
+          <w:b/>
+          <w:bCs/>
+          <w:sz w:val="28"/>
+          <w:szCs w:val="28"/>
+        </w:rPr>
+        <w:t>overriding ?</w:t>
+      </w:r>
+      <w:proofErr w:type="gramEnd"/>
     </w:p>
     <w:p>
       <w:pPr>
@@ -1155,7 +1819,27 @@
           <w:sz w:val="28"/>
           <w:szCs w:val="28"/>
         </w:rPr>
-        <w:t>54) polymorphic object and it’s significance.</w:t>
+        <w:t xml:space="preserve">54) polymorphic object and </w:t>
+      </w:r>
+      <w:proofErr w:type="spellStart"/>
+      <w:r>
+        <w:rPr>
+          <w:b/>
+          <w:bCs/>
+          <w:sz w:val="28"/>
+          <w:szCs w:val="28"/>
+        </w:rPr>
+        <w:t>it’s</w:t>
+      </w:r>
+      <w:proofErr w:type="spellEnd"/>
+      <w:r>
+        <w:rPr>
+          <w:b/>
+          <w:bCs/>
+          <w:sz w:val="28"/>
+          <w:szCs w:val="28"/>
+        </w:rPr>
+        <w:t xml:space="preserve"> significance.</w:t>
       </w:r>
     </w:p>
     <w:p>
@@ -1193,27 +1877,49 @@
           <w:sz w:val="28"/>
           <w:szCs w:val="28"/>
         </w:rPr>
-        <w:t>56)why you can’t override the static and private methods ?</w:t>
-      </w:r>
-    </w:p>
-    <w:p>
-      <w:pPr>
-        <w:rPr>
-          <w:b/>
-          <w:bCs/>
-          <w:sz w:val="28"/>
-          <w:szCs w:val="28"/>
-        </w:rPr>
-      </w:pPr>
-      <w:r>
-        <w:rPr>
-          <w:b/>
-          <w:bCs/>
-          <w:sz w:val="28"/>
-          <w:szCs w:val="28"/>
-        </w:rPr>
-        <w:t>57) what is method hiding ?</w:t>
-      </w:r>
+        <w:t xml:space="preserve">56)why you can’t override the static and private </w:t>
+      </w:r>
+      <w:proofErr w:type="gramStart"/>
+      <w:r>
+        <w:rPr>
+          <w:b/>
+          <w:bCs/>
+          <w:sz w:val="28"/>
+          <w:szCs w:val="28"/>
+        </w:rPr>
+        <w:t>methods ?</w:t>
+      </w:r>
+      <w:proofErr w:type="gramEnd"/>
+    </w:p>
+    <w:p>
+      <w:pPr>
+        <w:rPr>
+          <w:b/>
+          <w:bCs/>
+          <w:sz w:val="28"/>
+          <w:szCs w:val="28"/>
+        </w:rPr>
+      </w:pPr>
+      <w:r>
+        <w:rPr>
+          <w:b/>
+          <w:bCs/>
+          <w:sz w:val="28"/>
+          <w:szCs w:val="28"/>
+        </w:rPr>
+        <w:t xml:space="preserve">57) what is method </w:t>
+      </w:r>
+      <w:proofErr w:type="gramStart"/>
+      <w:r>
+        <w:rPr>
+          <w:b/>
+          <w:bCs/>
+          <w:sz w:val="28"/>
+          <w:szCs w:val="28"/>
+        </w:rPr>
+        <w:t>hiding ?</w:t>
+      </w:r>
+      <w:proofErr w:type="gramEnd"/>
     </w:p>
     <w:p>
       <w:pPr>
@@ -1250,26 +1956,141 @@
           <w:sz w:val="28"/>
           <w:szCs w:val="28"/>
         </w:rPr>
-        <w:t>59)what is super() call super.variable and super.method() call in inheritance ?</w:t>
-      </w:r>
-    </w:p>
-    <w:p>
-      <w:pPr>
-        <w:rPr>
-          <w:b/>
-          <w:bCs/>
-          <w:sz w:val="28"/>
-          <w:szCs w:val="28"/>
-        </w:rPr>
-      </w:pPr>
-      <w:r>
-        <w:rPr>
-          <w:b/>
-          <w:bCs/>
-          <w:sz w:val="28"/>
-          <w:szCs w:val="28"/>
-        </w:rPr>
-        <w:t>60) this() vs super()</w:t>
+        <w:t xml:space="preserve">59)what is </w:t>
+      </w:r>
+      <w:proofErr w:type="gramStart"/>
+      <w:r>
+        <w:rPr>
+          <w:b/>
+          <w:bCs/>
+          <w:sz w:val="28"/>
+          <w:szCs w:val="28"/>
+        </w:rPr>
+        <w:t>super(</w:t>
+      </w:r>
+      <w:proofErr w:type="gramEnd"/>
+      <w:r>
+        <w:rPr>
+          <w:b/>
+          <w:bCs/>
+          <w:sz w:val="28"/>
+          <w:szCs w:val="28"/>
+        </w:rPr>
+        <w:t xml:space="preserve">) call </w:t>
+      </w:r>
+      <w:proofErr w:type="spellStart"/>
+      <w:proofErr w:type="gramStart"/>
+      <w:r>
+        <w:rPr>
+          <w:b/>
+          <w:bCs/>
+          <w:sz w:val="28"/>
+          <w:szCs w:val="28"/>
+        </w:rPr>
+        <w:t>super.variable</w:t>
+      </w:r>
+      <w:proofErr w:type="spellEnd"/>
+      <w:proofErr w:type="gramEnd"/>
+      <w:r>
+        <w:rPr>
+          <w:b/>
+          <w:bCs/>
+          <w:sz w:val="28"/>
+          <w:szCs w:val="28"/>
+        </w:rPr>
+        <w:t xml:space="preserve"> and </w:t>
+      </w:r>
+      <w:proofErr w:type="spellStart"/>
+      <w:proofErr w:type="gramStart"/>
+      <w:r>
+        <w:rPr>
+          <w:b/>
+          <w:bCs/>
+          <w:sz w:val="28"/>
+          <w:szCs w:val="28"/>
+        </w:rPr>
+        <w:t>super.method</w:t>
+      </w:r>
+      <w:proofErr w:type="spellEnd"/>
+      <w:proofErr w:type="gramEnd"/>
+      <w:r>
+        <w:rPr>
+          <w:b/>
+          <w:bCs/>
+          <w:sz w:val="28"/>
+          <w:szCs w:val="28"/>
+        </w:rPr>
+        <w:t xml:space="preserve">() call in </w:t>
+      </w:r>
+      <w:proofErr w:type="gramStart"/>
+      <w:r>
+        <w:rPr>
+          <w:b/>
+          <w:bCs/>
+          <w:sz w:val="28"/>
+          <w:szCs w:val="28"/>
+        </w:rPr>
+        <w:t>inheritance ?</w:t>
+      </w:r>
+      <w:proofErr w:type="gramEnd"/>
+    </w:p>
+    <w:p>
+      <w:pPr>
+        <w:rPr>
+          <w:b/>
+          <w:bCs/>
+          <w:sz w:val="28"/>
+          <w:szCs w:val="28"/>
+        </w:rPr>
+      </w:pPr>
+      <w:r>
+        <w:rPr>
+          <w:b/>
+          <w:bCs/>
+          <w:sz w:val="28"/>
+          <w:szCs w:val="28"/>
+        </w:rPr>
+        <w:t xml:space="preserve">60) </w:t>
+      </w:r>
+      <w:proofErr w:type="gramStart"/>
+      <w:r>
+        <w:rPr>
+          <w:b/>
+          <w:bCs/>
+          <w:sz w:val="28"/>
+          <w:szCs w:val="28"/>
+        </w:rPr>
+        <w:t>this(</w:t>
+      </w:r>
+      <w:proofErr w:type="gramEnd"/>
+      <w:r>
+        <w:rPr>
+          <w:b/>
+          <w:bCs/>
+          <w:sz w:val="28"/>
+          <w:szCs w:val="28"/>
+        </w:rPr>
+        <w:t xml:space="preserve">) vs </w:t>
+      </w:r>
+      <w:proofErr w:type="gramStart"/>
+      <w:r>
+        <w:rPr>
+          <w:b/>
+          <w:bCs/>
+          <w:sz w:val="28"/>
+          <w:szCs w:val="28"/>
+        </w:rPr>
+        <w:t>super(</w:t>
+      </w:r>
+      <w:proofErr w:type="gramEnd"/>
+      <w:r>
+        <w:rPr>
+          <w:b/>
+          <w:bCs/>
+          <w:sz w:val="28"/>
+          <w:szCs w:val="28"/>
+        </w:rPr>
+        <w:t>)</w:t>
       </w:r>
       <w:r>
         <w:rPr>
@@ -1279,6 +2100,140 @@
           <w:szCs w:val="28"/>
         </w:rPr>
         <w:t>.</w:t>
+      </w:r>
+    </w:p>
+    <w:p>
+      <w:pPr>
+        <w:rPr>
+          <w:b/>
+          <w:bCs/>
+          <w:sz w:val="28"/>
+          <w:szCs w:val="28"/>
+        </w:rPr>
+      </w:pPr>
+      <w:r>
+        <w:rPr>
+          <w:b/>
+          <w:bCs/>
+          <w:sz w:val="28"/>
+          <w:szCs w:val="28"/>
+        </w:rPr>
+        <w:t>61)</w:t>
+      </w:r>
+    </w:p>
+    <w:p>
+      <w:pPr>
+        <w:rPr>
+          <w:b/>
+          <w:bCs/>
+          <w:sz w:val="28"/>
+          <w:szCs w:val="28"/>
+        </w:rPr>
+      </w:pPr>
+      <w:r>
+        <w:rPr>
+          <w:b/>
+          <w:bCs/>
+          <w:sz w:val="28"/>
+          <w:szCs w:val="28"/>
+        </w:rPr>
+        <w:t>62)</w:t>
+      </w:r>
+    </w:p>
+    <w:p>
+      <w:pPr>
+        <w:rPr>
+          <w:b/>
+          <w:bCs/>
+          <w:sz w:val="28"/>
+          <w:szCs w:val="28"/>
+        </w:rPr>
+      </w:pPr>
+      <w:r>
+        <w:rPr>
+          <w:b/>
+          <w:bCs/>
+          <w:sz w:val="28"/>
+          <w:szCs w:val="28"/>
+        </w:rPr>
+        <w:t>63)</w:t>
+      </w:r>
+    </w:p>
+    <w:p>
+      <w:pPr>
+        <w:rPr>
+          <w:b/>
+          <w:bCs/>
+          <w:sz w:val="28"/>
+          <w:szCs w:val="28"/>
+        </w:rPr>
+      </w:pPr>
+      <w:r>
+        <w:rPr>
+          <w:b/>
+          <w:bCs/>
+          <w:sz w:val="28"/>
+          <w:szCs w:val="28"/>
+        </w:rPr>
+        <w:t>64)</w:t>
+      </w:r>
+    </w:p>
+    <w:p>
+      <w:pPr>
+        <w:rPr>
+          <w:b/>
+          <w:bCs/>
+          <w:sz w:val="28"/>
+          <w:szCs w:val="28"/>
+        </w:rPr>
+      </w:pPr>
+      <w:r>
+        <w:rPr>
+          <w:b/>
+          <w:bCs/>
+          <w:sz w:val="28"/>
+          <w:szCs w:val="28"/>
+        </w:rPr>
+        <w:lastRenderedPageBreak/>
+        <w:t>65)</w:t>
+      </w:r>
+    </w:p>
+    <w:p>
+      <w:pPr>
+        <w:rPr>
+          <w:b/>
+          <w:bCs/>
+          <w:sz w:val="28"/>
+          <w:szCs w:val="28"/>
+        </w:rPr>
+      </w:pPr>
+      <w:r>
+        <w:rPr>
+          <w:b/>
+          <w:bCs/>
+          <w:sz w:val="28"/>
+          <w:szCs w:val="28"/>
+        </w:rPr>
+        <w:t>66)</w:t>
+      </w:r>
+    </w:p>
+    <w:p>
+      <w:pPr>
+        <w:rPr>
+          <w:b/>
+          <w:bCs/>
+          <w:sz w:val="28"/>
+          <w:szCs w:val="28"/>
+        </w:rPr>
+      </w:pPr>
+      <w:r>
+        <w:rPr>
+          <w:b/>
+          <w:bCs/>
+          <w:sz w:val="28"/>
+          <w:szCs w:val="28"/>
+        </w:rPr>
+        <w:t>67)</w:t>
       </w:r>
     </w:p>
     <w:p>

--- a/JAVA_INT.docx
+++ b/JAVA_INT.docx
@@ -18,19 +18,8 @@
           <w:sz w:val="40"/>
           <w:szCs w:val="40"/>
         </w:rPr>
-        <w:t xml:space="preserve">Core </w:t>
-      </w:r>
-      <w:proofErr w:type="gramStart"/>
-      <w:r>
-        <w:rPr>
-          <w:b/>
-          <w:bCs/>
-          <w:sz w:val="40"/>
-          <w:szCs w:val="40"/>
-        </w:rPr>
-        <w:t>Java :</w:t>
-      </w:r>
-      <w:proofErr w:type="gramEnd"/>
+        <w:t>Core Java :</w:t>
+      </w:r>
     </w:p>
     <w:p>
       <w:pPr>
@@ -86,49 +75,27 @@
           <w:sz w:val="28"/>
           <w:szCs w:val="28"/>
         </w:rPr>
-        <w:t xml:space="preserve">3)What are data types in </w:t>
-      </w:r>
-      <w:proofErr w:type="gramStart"/>
-      <w:r>
-        <w:rPr>
-          <w:b/>
-          <w:bCs/>
-          <w:sz w:val="28"/>
-          <w:szCs w:val="28"/>
-        </w:rPr>
-        <w:t>Java ?</w:t>
-      </w:r>
-      <w:proofErr w:type="gramEnd"/>
-    </w:p>
-    <w:p>
-      <w:pPr>
-        <w:rPr>
-          <w:b/>
-          <w:bCs/>
-          <w:sz w:val="28"/>
-          <w:szCs w:val="28"/>
-        </w:rPr>
-      </w:pPr>
-      <w:r>
-        <w:rPr>
-          <w:b/>
-          <w:bCs/>
-          <w:sz w:val="28"/>
-          <w:szCs w:val="28"/>
-        </w:rPr>
-        <w:t xml:space="preserve">4) How do you find the Range of a specific data type in </w:t>
-      </w:r>
-      <w:proofErr w:type="gramStart"/>
-      <w:r>
-        <w:rPr>
-          <w:b/>
-          <w:bCs/>
-          <w:sz w:val="28"/>
-          <w:szCs w:val="28"/>
-        </w:rPr>
-        <w:t>java ?</w:t>
-      </w:r>
-      <w:proofErr w:type="gramEnd"/>
+        <w:t>3)What are data types in Java ?</w:t>
+      </w:r>
+    </w:p>
+    <w:p>
+      <w:pPr>
+        <w:rPr>
+          <w:b/>
+          <w:bCs/>
+          <w:sz w:val="28"/>
+          <w:szCs w:val="28"/>
+        </w:rPr>
+      </w:pPr>
+      <w:r>
+        <w:rPr>
+          <w:b/>
+          <w:bCs/>
+          <w:sz w:val="28"/>
+          <w:szCs w:val="28"/>
+        </w:rPr>
+        <w:t>4) How do you find the Range of a specific data type in java ?</w:t>
+      </w:r>
     </w:p>
     <w:p>
       <w:pPr>
@@ -222,66 +189,35 @@
           <w:sz w:val="28"/>
           <w:szCs w:val="28"/>
         </w:rPr>
-        <w:t xml:space="preserve">9)what are the conditional statements in </w:t>
-      </w:r>
-      <w:proofErr w:type="gramStart"/>
-      <w:r>
-        <w:rPr>
-          <w:b/>
-          <w:bCs/>
-          <w:sz w:val="28"/>
-          <w:szCs w:val="28"/>
-        </w:rPr>
-        <w:t>java ?</w:t>
-      </w:r>
-      <w:proofErr w:type="gramEnd"/>
-    </w:p>
-    <w:p>
-      <w:pPr>
-        <w:rPr>
-          <w:b/>
-          <w:bCs/>
-          <w:sz w:val="28"/>
-          <w:szCs w:val="28"/>
-        </w:rPr>
-      </w:pPr>
-      <w:r>
-        <w:rPr>
-          <w:b/>
-          <w:bCs/>
-          <w:sz w:val="28"/>
-          <w:szCs w:val="28"/>
-        </w:rPr>
-        <w:t xml:space="preserve">10)Give the different account of the </w:t>
-      </w:r>
-      <w:proofErr w:type="gramStart"/>
-      <w:r>
-        <w:rPr>
-          <w:b/>
-          <w:bCs/>
-          <w:sz w:val="28"/>
-          <w:szCs w:val="28"/>
-        </w:rPr>
-        <w:t xml:space="preserve">logical  </w:t>
-      </w:r>
-      <w:r>
-        <w:rPr>
-          <w:b/>
-          <w:bCs/>
-          <w:sz w:val="28"/>
-          <w:szCs w:val="28"/>
-        </w:rPr>
-        <w:t>operators</w:t>
-      </w:r>
-      <w:proofErr w:type="gramEnd"/>
-      <w:r>
-        <w:rPr>
-          <w:b/>
-          <w:bCs/>
-          <w:sz w:val="28"/>
-          <w:szCs w:val="28"/>
-        </w:rPr>
-        <w:t xml:space="preserve"> in java.</w:t>
+        <w:t>9)what are the conditional statements in java ?</w:t>
+      </w:r>
+    </w:p>
+    <w:p>
+      <w:pPr>
+        <w:rPr>
+          <w:b/>
+          <w:bCs/>
+          <w:sz w:val="28"/>
+          <w:szCs w:val="28"/>
+        </w:rPr>
+      </w:pPr>
+      <w:r>
+        <w:rPr>
+          <w:b/>
+          <w:bCs/>
+          <w:sz w:val="28"/>
+          <w:szCs w:val="28"/>
+        </w:rPr>
+        <w:t xml:space="preserve">10)Give the different account of the logical  </w:t>
+      </w:r>
+      <w:r>
+        <w:rPr>
+          <w:b/>
+          <w:bCs/>
+          <w:sz w:val="28"/>
+          <w:szCs w:val="28"/>
+        </w:rPr>
+        <w:t>operators in java.</w:t>
       </w:r>
     </w:p>
     <w:p>
@@ -320,117 +256,55 @@
           <w:sz w:val="28"/>
           <w:szCs w:val="28"/>
         </w:rPr>
-        <w:t xml:space="preserve"> </w:t>
-      </w:r>
-      <w:proofErr w:type="gramStart"/>
-      <w:r>
-        <w:rPr>
-          <w:b/>
-          <w:bCs/>
-          <w:sz w:val="28"/>
-          <w:szCs w:val="28"/>
-        </w:rPr>
-        <w:t xml:space="preserve">of </w:t>
-      </w:r>
-      <w:r>
-        <w:rPr>
-          <w:b/>
-          <w:bCs/>
-          <w:sz w:val="28"/>
-          <w:szCs w:val="28"/>
-        </w:rPr>
-        <w:t xml:space="preserve"> =</w:t>
-      </w:r>
-      <w:proofErr w:type="gramEnd"/>
-      <w:r>
-        <w:rPr>
-          <w:b/>
-          <w:bCs/>
-          <w:sz w:val="28"/>
-          <w:szCs w:val="28"/>
-        </w:rPr>
-        <w:t xml:space="preserve">= </w:t>
-      </w:r>
-      <w:proofErr w:type="gramStart"/>
-      <w:r>
-        <w:rPr>
-          <w:b/>
-          <w:bCs/>
-          <w:sz w:val="28"/>
-          <w:szCs w:val="28"/>
-        </w:rPr>
-        <w:t>and .equals</w:t>
-      </w:r>
-      <w:proofErr w:type="gramEnd"/>
-      <w:r>
-        <w:rPr>
-          <w:b/>
-          <w:bCs/>
-          <w:sz w:val="28"/>
-          <w:szCs w:val="28"/>
-        </w:rPr>
-        <w:t>() in Java?</w:t>
-      </w:r>
-    </w:p>
-    <w:p>
-      <w:pPr>
-        <w:rPr>
-          <w:b/>
-          <w:bCs/>
-          <w:sz w:val="28"/>
-          <w:szCs w:val="28"/>
-        </w:rPr>
-      </w:pPr>
-      <w:r>
-        <w:rPr>
-          <w:b/>
-          <w:bCs/>
-          <w:sz w:val="28"/>
-          <w:szCs w:val="28"/>
-        </w:rPr>
-        <w:t xml:space="preserve">12)what is </w:t>
-      </w:r>
-      <w:proofErr w:type="gramStart"/>
-      <w:r>
-        <w:rPr>
-          <w:b/>
-          <w:bCs/>
-          <w:sz w:val="28"/>
-          <w:szCs w:val="28"/>
-        </w:rPr>
-        <w:t>Array ?</w:t>
-      </w:r>
-      <w:proofErr w:type="gramEnd"/>
-    </w:p>
-    <w:p>
-      <w:pPr>
-        <w:rPr>
-          <w:b/>
-          <w:bCs/>
-          <w:sz w:val="28"/>
-          <w:szCs w:val="28"/>
-        </w:rPr>
-      </w:pPr>
-      <w:r>
-        <w:rPr>
-          <w:b/>
-          <w:bCs/>
-          <w:sz w:val="28"/>
-          <w:szCs w:val="28"/>
-        </w:rPr>
-        <w:t xml:space="preserve">13) what are the different ways to initialize the </w:t>
-      </w:r>
-      <w:proofErr w:type="gramStart"/>
-      <w:r>
-        <w:rPr>
-          <w:b/>
-          <w:bCs/>
-          <w:sz w:val="28"/>
-          <w:szCs w:val="28"/>
-        </w:rPr>
-        <w:t>array ?</w:t>
-      </w:r>
-      <w:proofErr w:type="gramEnd"/>
+        <w:t xml:space="preserve"> of </w:t>
+      </w:r>
+      <w:r>
+        <w:rPr>
+          <w:b/>
+          <w:bCs/>
+          <w:sz w:val="28"/>
+          <w:szCs w:val="28"/>
+        </w:rPr>
+        <w:t xml:space="preserve"> == and .equals() in Java?</w:t>
+      </w:r>
+    </w:p>
+    <w:p>
+      <w:pPr>
+        <w:rPr>
+          <w:b/>
+          <w:bCs/>
+          <w:sz w:val="28"/>
+          <w:szCs w:val="28"/>
+        </w:rPr>
+      </w:pPr>
+      <w:r>
+        <w:rPr>
+          <w:b/>
+          <w:bCs/>
+          <w:sz w:val="28"/>
+          <w:szCs w:val="28"/>
+        </w:rPr>
+        <w:t>12)what is Array ?</w:t>
+      </w:r>
+    </w:p>
+    <w:p>
+      <w:pPr>
+        <w:rPr>
+          <w:b/>
+          <w:bCs/>
+          <w:sz w:val="28"/>
+          <w:szCs w:val="28"/>
+        </w:rPr>
+      </w:pPr>
+      <w:r>
+        <w:rPr>
+          <w:b/>
+          <w:bCs/>
+          <w:sz w:val="28"/>
+          <w:szCs w:val="28"/>
+        </w:rPr>
+        <w:t>13) what are the different ways to initialize the array ?</w:t>
+      </w:r>
     </w:p>
     <w:p>
       <w:pPr>
@@ -507,179 +381,84 @@
           <w:sz w:val="28"/>
           <w:szCs w:val="28"/>
         </w:rPr>
-        <w:t xml:space="preserve">15) what’s 2D </w:t>
-      </w:r>
-      <w:proofErr w:type="gramStart"/>
-      <w:r>
-        <w:rPr>
-          <w:b/>
-          <w:bCs/>
-          <w:sz w:val="28"/>
-          <w:szCs w:val="28"/>
-        </w:rPr>
-        <w:t>array ?</w:t>
-      </w:r>
-      <w:proofErr w:type="gramEnd"/>
-    </w:p>
-    <w:p>
-      <w:pPr>
-        <w:rPr>
-          <w:b/>
-          <w:bCs/>
-          <w:sz w:val="28"/>
-          <w:szCs w:val="28"/>
-        </w:rPr>
-      </w:pPr>
-      <w:r>
-        <w:rPr>
-          <w:b/>
-          <w:bCs/>
-          <w:sz w:val="28"/>
-          <w:szCs w:val="28"/>
-        </w:rPr>
-        <w:t xml:space="preserve">16)what’s </w:t>
-      </w:r>
-      <w:proofErr w:type="gramStart"/>
-      <w:r>
-        <w:rPr>
-          <w:b/>
-          <w:bCs/>
-          <w:sz w:val="28"/>
-          <w:szCs w:val="28"/>
-        </w:rPr>
-        <w:t>multidimensional  and</w:t>
-      </w:r>
-      <w:proofErr w:type="gramEnd"/>
-      <w:r>
-        <w:rPr>
-          <w:b/>
-          <w:bCs/>
-          <w:sz w:val="28"/>
-          <w:szCs w:val="28"/>
-        </w:rPr>
-        <w:t xml:space="preserve"> jagged </w:t>
-      </w:r>
-      <w:proofErr w:type="gramStart"/>
-      <w:r>
-        <w:rPr>
-          <w:b/>
-          <w:bCs/>
-          <w:sz w:val="28"/>
-          <w:szCs w:val="28"/>
-        </w:rPr>
-        <w:t>array ?</w:t>
-      </w:r>
-      <w:proofErr w:type="gramEnd"/>
-    </w:p>
-    <w:p>
-      <w:pPr>
-        <w:rPr>
-          <w:b/>
-          <w:bCs/>
-          <w:sz w:val="28"/>
-          <w:szCs w:val="28"/>
-        </w:rPr>
-      </w:pPr>
-      <w:r>
-        <w:rPr>
-          <w:b/>
-          <w:bCs/>
-          <w:sz w:val="28"/>
-          <w:szCs w:val="28"/>
-        </w:rPr>
-        <w:t xml:space="preserve">17)decide whether the given matrix is </w:t>
-      </w:r>
-      <w:proofErr w:type="gramStart"/>
-      <w:r>
-        <w:rPr>
-          <w:b/>
-          <w:bCs/>
-          <w:sz w:val="28"/>
-          <w:szCs w:val="28"/>
-        </w:rPr>
-        <w:t>diagonal ?</w:t>
-      </w:r>
-      <w:proofErr w:type="gramEnd"/>
-    </w:p>
-    <w:p>
-      <w:pPr>
-        <w:rPr>
-          <w:b/>
-          <w:bCs/>
-          <w:sz w:val="28"/>
-          <w:szCs w:val="28"/>
-        </w:rPr>
-      </w:pPr>
-      <w:r>
-        <w:rPr>
-          <w:b/>
-          <w:bCs/>
-          <w:sz w:val="28"/>
-          <w:szCs w:val="28"/>
-        </w:rPr>
-        <w:t xml:space="preserve">18) return true if all </w:t>
-      </w:r>
-      <w:proofErr w:type="gramStart"/>
-      <w:r>
-        <w:rPr>
-          <w:b/>
-          <w:bCs/>
-          <w:sz w:val="28"/>
-          <w:szCs w:val="28"/>
-        </w:rPr>
-        <w:t>the  diagonal</w:t>
-      </w:r>
-      <w:proofErr w:type="gramEnd"/>
-      <w:r>
-        <w:rPr>
-          <w:b/>
-          <w:bCs/>
-          <w:sz w:val="28"/>
-          <w:szCs w:val="28"/>
-        </w:rPr>
-        <w:t xml:space="preserve"> elements are </w:t>
-      </w:r>
-      <w:proofErr w:type="gramStart"/>
-      <w:r>
-        <w:rPr>
-          <w:b/>
-          <w:bCs/>
-          <w:sz w:val="28"/>
-          <w:szCs w:val="28"/>
-        </w:rPr>
-        <w:t>prime ?</w:t>
-      </w:r>
-      <w:proofErr w:type="gramEnd"/>
-    </w:p>
-    <w:p>
-      <w:pPr>
-        <w:rPr>
-          <w:b/>
-          <w:bCs/>
-          <w:sz w:val="28"/>
-          <w:szCs w:val="28"/>
-        </w:rPr>
-      </w:pPr>
-      <w:r>
-        <w:rPr>
-          <w:b/>
-          <w:bCs/>
-          <w:sz w:val="28"/>
-          <w:szCs w:val="28"/>
-        </w:rPr>
-        <w:t xml:space="preserve">19)what’s </w:t>
-      </w:r>
-      <w:proofErr w:type="gramStart"/>
-      <w:r>
-        <w:rPr>
-          <w:b/>
-          <w:bCs/>
-          <w:sz w:val="28"/>
-          <w:szCs w:val="28"/>
-        </w:rPr>
-        <w:t>String ?</w:t>
-      </w:r>
-      <w:proofErr w:type="gramEnd"/>
+        <w:t>15) what’s 2D array ?</w:t>
+      </w:r>
+    </w:p>
+    <w:p>
+      <w:pPr>
+        <w:rPr>
+          <w:b/>
+          <w:bCs/>
+          <w:sz w:val="28"/>
+          <w:szCs w:val="28"/>
+        </w:rPr>
+      </w:pPr>
+      <w:r>
+        <w:rPr>
+          <w:b/>
+          <w:bCs/>
+          <w:sz w:val="28"/>
+          <w:szCs w:val="28"/>
+        </w:rPr>
+        <w:t>16)what’s multidimensional  and jagged array ?</w:t>
+      </w:r>
+    </w:p>
+    <w:p>
+      <w:pPr>
+        <w:rPr>
+          <w:b/>
+          <w:bCs/>
+          <w:sz w:val="28"/>
+          <w:szCs w:val="28"/>
+        </w:rPr>
+      </w:pPr>
+      <w:r>
+        <w:rPr>
+          <w:b/>
+          <w:bCs/>
+          <w:sz w:val="28"/>
+          <w:szCs w:val="28"/>
+        </w:rPr>
+        <w:t>17)decide whether the given matrix is diagonal ?</w:t>
+      </w:r>
+    </w:p>
+    <w:p>
+      <w:pPr>
+        <w:rPr>
+          <w:b/>
+          <w:bCs/>
+          <w:sz w:val="28"/>
+          <w:szCs w:val="28"/>
+        </w:rPr>
+      </w:pPr>
+      <w:r>
+        <w:rPr>
+          <w:b/>
+          <w:bCs/>
+          <w:sz w:val="28"/>
+          <w:szCs w:val="28"/>
+        </w:rPr>
+        <w:t>18) return true if all the  diagonal elements are prime ?</w:t>
+      </w:r>
+    </w:p>
+    <w:p>
+      <w:pPr>
+        <w:rPr>
+          <w:b/>
+          <w:bCs/>
+          <w:sz w:val="28"/>
+          <w:szCs w:val="28"/>
+        </w:rPr>
+      </w:pPr>
+      <w:r>
+        <w:rPr>
+          <w:b/>
+          <w:bCs/>
+          <w:sz w:val="28"/>
+          <w:szCs w:val="28"/>
+        </w:rPr>
+        <w:t>19)what’s String ?</w:t>
+      </w:r>
     </w:p>
     <w:p>
       <w:pPr>
@@ -736,79 +515,46 @@
           <w:sz w:val="28"/>
           <w:szCs w:val="28"/>
         </w:rPr>
-        <w:t xml:space="preserve">22) what are methods in the </w:t>
-      </w:r>
-      <w:proofErr w:type="gramStart"/>
-      <w:r>
-        <w:rPr>
-          <w:b/>
-          <w:bCs/>
-          <w:sz w:val="28"/>
-          <w:szCs w:val="28"/>
-        </w:rPr>
-        <w:t>java ?</w:t>
-      </w:r>
-      <w:proofErr w:type="gramEnd"/>
-    </w:p>
-    <w:p>
-      <w:pPr>
-        <w:rPr>
-          <w:b/>
-          <w:bCs/>
-          <w:sz w:val="28"/>
-          <w:szCs w:val="28"/>
-        </w:rPr>
-      </w:pPr>
-      <w:r>
-        <w:rPr>
-          <w:b/>
-          <w:bCs/>
-          <w:sz w:val="28"/>
-          <w:szCs w:val="28"/>
-        </w:rPr>
-        <w:t xml:space="preserve">23)what’s the syntax of the methods in the </w:t>
-      </w:r>
-      <w:proofErr w:type="gramStart"/>
-      <w:r>
-        <w:rPr>
-          <w:b/>
-          <w:bCs/>
-          <w:sz w:val="28"/>
-          <w:szCs w:val="28"/>
-        </w:rPr>
-        <w:t>java ?</w:t>
-      </w:r>
-      <w:proofErr w:type="gramEnd"/>
-    </w:p>
-    <w:p>
-      <w:pPr>
-        <w:rPr>
-          <w:b/>
-          <w:bCs/>
-          <w:sz w:val="28"/>
-          <w:szCs w:val="28"/>
-        </w:rPr>
-      </w:pPr>
-      <w:r>
-        <w:rPr>
-          <w:b/>
-          <w:bCs/>
-          <w:sz w:val="28"/>
-          <w:szCs w:val="28"/>
-        </w:rPr>
-        <w:t xml:space="preserve">24)what are constructors in the </w:t>
-      </w:r>
-      <w:proofErr w:type="gramStart"/>
-      <w:r>
-        <w:rPr>
-          <w:b/>
-          <w:bCs/>
-          <w:sz w:val="28"/>
-          <w:szCs w:val="28"/>
-        </w:rPr>
-        <w:t>Java ?</w:t>
-      </w:r>
-      <w:proofErr w:type="gramEnd"/>
+        <w:t>22) what are methods in the java ?</w:t>
+      </w:r>
+    </w:p>
+    <w:p>
+      <w:pPr>
+        <w:rPr>
+          <w:b/>
+          <w:bCs/>
+          <w:sz w:val="28"/>
+          <w:szCs w:val="28"/>
+        </w:rPr>
+      </w:pPr>
+      <w:r>
+        <w:rPr>
+          <w:b/>
+          <w:bCs/>
+          <w:sz w:val="28"/>
+          <w:szCs w:val="28"/>
+        </w:rPr>
+        <w:t>23)what’s the syntax of the methods in the java ?</w:t>
+      </w:r>
+    </w:p>
+    <w:p>
+      <w:pPr>
+        <w:rPr>
+          <w:b/>
+          <w:bCs/>
+          <w:sz w:val="28"/>
+          <w:szCs w:val="28"/>
+        </w:rPr>
+      </w:pPr>
+      <w:r>
+        <w:rPr>
+          <w:b/>
+          <w:bCs/>
+          <w:sz w:val="28"/>
+          <w:szCs w:val="28"/>
+        </w:rPr>
+        <w:t>24)what are constructors in the Java ?</w:t>
+      </w:r>
     </w:p>
     <w:p>
       <w:pPr>
@@ -891,66 +637,26 @@
           <w:sz w:val="28"/>
           <w:szCs w:val="28"/>
         </w:rPr>
-        <w:t xml:space="preserve"> (this vs </w:t>
-      </w:r>
-      <w:proofErr w:type="gramStart"/>
-      <w:r>
-        <w:rPr>
-          <w:b/>
-          <w:bCs/>
-          <w:sz w:val="28"/>
-          <w:szCs w:val="28"/>
-        </w:rPr>
-        <w:t>this(</w:t>
-      </w:r>
-      <w:proofErr w:type="gramEnd"/>
-      <w:r>
-        <w:rPr>
-          <w:b/>
-          <w:bCs/>
-          <w:sz w:val="28"/>
-          <w:szCs w:val="28"/>
-        </w:rPr>
-        <w:t>));</w:t>
-      </w:r>
-    </w:p>
-    <w:p>
-      <w:pPr>
-        <w:rPr>
-          <w:b/>
-          <w:bCs/>
-          <w:sz w:val="28"/>
-          <w:szCs w:val="28"/>
-        </w:rPr>
-      </w:pPr>
-      <w:r>
-        <w:rPr>
-          <w:b/>
-          <w:bCs/>
-          <w:sz w:val="28"/>
-          <w:szCs w:val="28"/>
-        </w:rPr>
-        <w:t xml:space="preserve">28)Setters vs Getters vs </w:t>
-      </w:r>
-      <w:proofErr w:type="gramStart"/>
-      <w:r>
-        <w:rPr>
-          <w:b/>
-          <w:bCs/>
-          <w:sz w:val="28"/>
-          <w:szCs w:val="28"/>
-        </w:rPr>
-        <w:t>Other</w:t>
-      </w:r>
-      <w:proofErr w:type="gramEnd"/>
-      <w:r>
-        <w:rPr>
-          <w:b/>
-          <w:bCs/>
-          <w:sz w:val="28"/>
-          <w:szCs w:val="28"/>
-        </w:rPr>
-        <w:t xml:space="preserve"> methods.</w:t>
+        <w:t xml:space="preserve"> (this vs this());</w:t>
+      </w:r>
+    </w:p>
+    <w:p>
+      <w:pPr>
+        <w:rPr>
+          <w:b/>
+          <w:bCs/>
+          <w:sz w:val="28"/>
+          <w:szCs w:val="28"/>
+        </w:rPr>
+      </w:pPr>
+      <w:r>
+        <w:rPr>
+          <w:b/>
+          <w:bCs/>
+          <w:sz w:val="28"/>
+          <w:szCs w:val="28"/>
+        </w:rPr>
+        <w:t>28)Setters vs Getters vs Other methods.</w:t>
       </w:r>
     </w:p>
     <w:p>
@@ -988,27 +694,7 @@
           <w:sz w:val="28"/>
           <w:szCs w:val="28"/>
         </w:rPr>
-        <w:t xml:space="preserve">30) String </w:t>
-      </w:r>
-      <w:proofErr w:type="gramStart"/>
-      <w:r>
-        <w:rPr>
-          <w:b/>
-          <w:bCs/>
-          <w:sz w:val="28"/>
-          <w:szCs w:val="28"/>
-        </w:rPr>
-        <w:t>immutability :</w:t>
-      </w:r>
-      <w:proofErr w:type="gramEnd"/>
-      <w:r>
-        <w:rPr>
-          <w:b/>
-          <w:bCs/>
-          <w:sz w:val="28"/>
-          <w:szCs w:val="28"/>
-        </w:rPr>
-        <w:t xml:space="preserve"> prove it.</w:t>
+        <w:t>30) String immutability : prove it.</w:t>
       </w:r>
     </w:p>
     <w:p>
@@ -1036,302 +722,230 @@
           <w:sz w:val="28"/>
           <w:szCs w:val="28"/>
         </w:rPr>
+        <w:t xml:space="preserve"> SCP :Explain.</w:t>
+      </w:r>
+    </w:p>
+    <w:p>
+      <w:pPr>
+        <w:rPr>
+          <w:b/>
+          <w:bCs/>
+          <w:sz w:val="28"/>
+          <w:szCs w:val="28"/>
+        </w:rPr>
+      </w:pPr>
+      <w:r>
+        <w:rPr>
+          <w:b/>
+          <w:bCs/>
+          <w:sz w:val="28"/>
+          <w:szCs w:val="28"/>
+        </w:rPr>
+        <w:t xml:space="preserve">32) String vs </w:t>
+      </w:r>
+      <w:proofErr w:type="spellStart"/>
+      <w:r>
+        <w:rPr>
+          <w:b/>
+          <w:bCs/>
+          <w:sz w:val="28"/>
+          <w:szCs w:val="28"/>
+        </w:rPr>
+        <w:t>StringBuffer</w:t>
+      </w:r>
+      <w:proofErr w:type="spellEnd"/>
+      <w:r>
+        <w:rPr>
+          <w:b/>
+          <w:bCs/>
+          <w:sz w:val="28"/>
+          <w:szCs w:val="28"/>
+        </w:rPr>
+        <w:t xml:space="preserve"> vs StringBuilder.</w:t>
+      </w:r>
+    </w:p>
+    <w:p>
+      <w:pPr>
+        <w:rPr>
+          <w:b/>
+          <w:bCs/>
+          <w:sz w:val="28"/>
+          <w:szCs w:val="28"/>
+        </w:rPr>
+      </w:pPr>
+      <w:r>
+        <w:rPr>
+          <w:b/>
+          <w:bCs/>
+          <w:sz w:val="28"/>
+          <w:szCs w:val="28"/>
+        </w:rPr>
+        <w:t xml:space="preserve">33) what is String interning ? </w:t>
+      </w:r>
+      <w:proofErr w:type="spellStart"/>
+      <w:r>
+        <w:rPr>
+          <w:b/>
+          <w:bCs/>
+          <w:sz w:val="28"/>
+          <w:szCs w:val="28"/>
+        </w:rPr>
+        <w:t>String.intern</w:t>
+      </w:r>
+      <w:proofErr w:type="spellEnd"/>
+      <w:r>
+        <w:rPr>
+          <w:b/>
+          <w:bCs/>
+          <w:sz w:val="28"/>
+          <w:szCs w:val="28"/>
+        </w:rPr>
+        <w:t xml:space="preserve">() method and why is Interning not possible in </w:t>
+      </w:r>
+      <w:proofErr w:type="spellStart"/>
+      <w:r>
+        <w:rPr>
+          <w:b/>
+          <w:bCs/>
+          <w:sz w:val="28"/>
+          <w:szCs w:val="28"/>
+        </w:rPr>
+        <w:t>StringBuffer</w:t>
+      </w:r>
+      <w:proofErr w:type="spellEnd"/>
+      <w:r>
+        <w:rPr>
+          <w:b/>
+          <w:bCs/>
+          <w:sz w:val="28"/>
+          <w:szCs w:val="28"/>
+        </w:rPr>
+        <w:t xml:space="preserve"> and StringBuilder?</w:t>
+      </w:r>
+    </w:p>
+    <w:p>
+      <w:pPr>
+        <w:rPr>
+          <w:b/>
+          <w:bCs/>
+          <w:sz w:val="28"/>
+          <w:szCs w:val="28"/>
+        </w:rPr>
+      </w:pPr>
+      <w:r>
+        <w:rPr>
+          <w:b/>
+          <w:bCs/>
+          <w:sz w:val="28"/>
+          <w:szCs w:val="28"/>
+        </w:rPr>
+        <w:t>34) demonstrate the use of the .Intern() method.</w:t>
+      </w:r>
+    </w:p>
+    <w:p>
+      <w:pPr>
+        <w:rPr>
+          <w:b/>
+          <w:bCs/>
+          <w:sz w:val="28"/>
+          <w:szCs w:val="28"/>
+        </w:rPr>
+      </w:pPr>
+      <w:r>
+        <w:rPr>
+          <w:b/>
+          <w:bCs/>
+          <w:sz w:val="28"/>
+          <w:szCs w:val="28"/>
+        </w:rPr>
+        <w:t>35)what is ternary operator ?</w:t>
+      </w:r>
+    </w:p>
+    <w:p>
+      <w:pPr>
+        <w:rPr>
+          <w:b/>
+          <w:bCs/>
+          <w:sz w:val="28"/>
+          <w:szCs w:val="28"/>
+        </w:rPr>
+      </w:pPr>
+      <w:r>
+        <w:rPr>
+          <w:b/>
+          <w:bCs/>
+          <w:sz w:val="28"/>
+          <w:szCs w:val="28"/>
+        </w:rPr>
+        <w:t>36) explain why shouldn’t we use the nested ternary OP.</w:t>
+      </w:r>
+    </w:p>
+    <w:p>
+      <w:pPr>
+        <w:rPr>
+          <w:b/>
+          <w:bCs/>
+          <w:sz w:val="28"/>
+          <w:szCs w:val="28"/>
+        </w:rPr>
+      </w:pPr>
+      <w:r>
+        <w:rPr>
+          <w:b/>
+          <w:bCs/>
+          <w:sz w:val="28"/>
+          <w:szCs w:val="28"/>
+        </w:rPr>
+        <w:t>37)</w:t>
+      </w:r>
+      <w:proofErr w:type="spellStart"/>
+      <w:r>
+        <w:rPr>
+          <w:b/>
+          <w:bCs/>
+          <w:sz w:val="28"/>
+          <w:szCs w:val="28"/>
+        </w:rPr>
+        <w:t>instaceof</w:t>
+      </w:r>
+      <w:proofErr w:type="spellEnd"/>
+      <w:r>
+        <w:rPr>
+          <w:b/>
+          <w:bCs/>
+          <w:sz w:val="28"/>
+          <w:szCs w:val="28"/>
+        </w:rPr>
+        <w:t xml:space="preserve"> operator.</w:t>
+      </w:r>
+    </w:p>
+    <w:p>
+      <w:pPr>
+        <w:rPr>
+          <w:b/>
+          <w:bCs/>
+          <w:sz w:val="28"/>
+          <w:szCs w:val="28"/>
+        </w:rPr>
+      </w:pPr>
+      <w:r>
+        <w:rPr>
+          <w:b/>
+          <w:bCs/>
+          <w:sz w:val="28"/>
+          <w:szCs w:val="28"/>
+        </w:rPr>
+        <w:t>38)why java is not purely oops oriented?</w:t>
+      </w:r>
+      <w:r>
+        <w:rPr>
+          <w:b/>
+          <w:bCs/>
+          <w:sz w:val="28"/>
+          <w:szCs w:val="28"/>
+        </w:rPr>
         <w:t xml:space="preserve"> </w:t>
       </w:r>
-      <w:proofErr w:type="gramStart"/>
-      <w:r>
-        <w:rPr>
-          <w:b/>
-          <w:bCs/>
-          <w:sz w:val="28"/>
-          <w:szCs w:val="28"/>
-        </w:rPr>
-        <w:t>SCP :Explain</w:t>
-      </w:r>
-      <w:proofErr w:type="gramEnd"/>
-      <w:r>
-        <w:rPr>
-          <w:b/>
-          <w:bCs/>
-          <w:sz w:val="28"/>
-          <w:szCs w:val="28"/>
-        </w:rPr>
-        <w:t>.</w:t>
-      </w:r>
-    </w:p>
-    <w:p>
-      <w:pPr>
-        <w:rPr>
-          <w:b/>
-          <w:bCs/>
-          <w:sz w:val="28"/>
-          <w:szCs w:val="28"/>
-        </w:rPr>
-      </w:pPr>
-      <w:r>
-        <w:rPr>
-          <w:b/>
-          <w:bCs/>
-          <w:sz w:val="28"/>
-          <w:szCs w:val="28"/>
-        </w:rPr>
-        <w:t xml:space="preserve">32) String vs </w:t>
-      </w:r>
-      <w:proofErr w:type="spellStart"/>
-      <w:r>
-        <w:rPr>
-          <w:b/>
-          <w:bCs/>
-          <w:sz w:val="28"/>
-          <w:szCs w:val="28"/>
-        </w:rPr>
-        <w:t>StringBuffer</w:t>
-      </w:r>
-      <w:proofErr w:type="spellEnd"/>
-      <w:r>
-        <w:rPr>
-          <w:b/>
-          <w:bCs/>
-          <w:sz w:val="28"/>
-          <w:szCs w:val="28"/>
-        </w:rPr>
-        <w:t xml:space="preserve"> vs StringBuilder.</w:t>
-      </w:r>
-    </w:p>
-    <w:p>
-      <w:pPr>
-        <w:rPr>
-          <w:b/>
-          <w:bCs/>
-          <w:sz w:val="28"/>
-          <w:szCs w:val="28"/>
-        </w:rPr>
-      </w:pPr>
-      <w:r>
-        <w:rPr>
-          <w:b/>
-          <w:bCs/>
-          <w:sz w:val="28"/>
-          <w:szCs w:val="28"/>
-        </w:rPr>
-        <w:t xml:space="preserve">33) what is String </w:t>
-      </w:r>
-      <w:proofErr w:type="gramStart"/>
-      <w:r>
-        <w:rPr>
-          <w:b/>
-          <w:bCs/>
-          <w:sz w:val="28"/>
-          <w:szCs w:val="28"/>
-        </w:rPr>
-        <w:t>interning ?</w:t>
-      </w:r>
-      <w:proofErr w:type="gramEnd"/>
-      <w:r>
-        <w:rPr>
-          <w:b/>
-          <w:bCs/>
-          <w:sz w:val="28"/>
-          <w:szCs w:val="28"/>
-        </w:rPr>
-        <w:t xml:space="preserve"> </w:t>
-      </w:r>
-      <w:proofErr w:type="spellStart"/>
-      <w:r>
-        <w:rPr>
-          <w:b/>
-          <w:bCs/>
-          <w:sz w:val="28"/>
-          <w:szCs w:val="28"/>
-        </w:rPr>
-        <w:t>String.intern</w:t>
-      </w:r>
-      <w:proofErr w:type="spellEnd"/>
-      <w:r>
-        <w:rPr>
-          <w:b/>
-          <w:bCs/>
-          <w:sz w:val="28"/>
-          <w:szCs w:val="28"/>
-        </w:rPr>
-        <w:t xml:space="preserve">() method and why is Interning not possible in </w:t>
-      </w:r>
-      <w:proofErr w:type="spellStart"/>
-      <w:r>
-        <w:rPr>
-          <w:b/>
-          <w:bCs/>
-          <w:sz w:val="28"/>
-          <w:szCs w:val="28"/>
-        </w:rPr>
-        <w:t>StringBuffer</w:t>
-      </w:r>
-      <w:proofErr w:type="spellEnd"/>
-      <w:r>
-        <w:rPr>
-          <w:b/>
-          <w:bCs/>
-          <w:sz w:val="28"/>
-          <w:szCs w:val="28"/>
-        </w:rPr>
-        <w:t xml:space="preserve"> and StringBuilder?</w:t>
-      </w:r>
-    </w:p>
-    <w:p>
-      <w:pPr>
-        <w:rPr>
-          <w:b/>
-          <w:bCs/>
-          <w:sz w:val="28"/>
-          <w:szCs w:val="28"/>
-        </w:rPr>
-      </w:pPr>
-      <w:r>
-        <w:rPr>
-          <w:b/>
-          <w:bCs/>
-          <w:sz w:val="28"/>
-          <w:szCs w:val="28"/>
-        </w:rPr>
-        <w:t xml:space="preserve">34) demonstrate the use of </w:t>
-      </w:r>
-      <w:proofErr w:type="gramStart"/>
-      <w:r>
-        <w:rPr>
-          <w:b/>
-          <w:bCs/>
-          <w:sz w:val="28"/>
-          <w:szCs w:val="28"/>
-        </w:rPr>
-        <w:t>the .Intern</w:t>
-      </w:r>
-      <w:proofErr w:type="gramEnd"/>
-      <w:r>
-        <w:rPr>
-          <w:b/>
-          <w:bCs/>
-          <w:sz w:val="28"/>
-          <w:szCs w:val="28"/>
-        </w:rPr>
-        <w:t>() method.</w:t>
-      </w:r>
-    </w:p>
-    <w:p>
-      <w:pPr>
-        <w:rPr>
-          <w:b/>
-          <w:bCs/>
-          <w:sz w:val="28"/>
-          <w:szCs w:val="28"/>
-        </w:rPr>
-      </w:pPr>
-      <w:r>
-        <w:rPr>
-          <w:b/>
-          <w:bCs/>
-          <w:sz w:val="28"/>
-          <w:szCs w:val="28"/>
-        </w:rPr>
-        <w:t xml:space="preserve">35)what is ternary </w:t>
-      </w:r>
-      <w:proofErr w:type="gramStart"/>
-      <w:r>
-        <w:rPr>
-          <w:b/>
-          <w:bCs/>
-          <w:sz w:val="28"/>
-          <w:szCs w:val="28"/>
-        </w:rPr>
-        <w:t>operator ?</w:t>
-      </w:r>
-      <w:proofErr w:type="gramEnd"/>
-    </w:p>
-    <w:p>
-      <w:pPr>
-        <w:rPr>
-          <w:b/>
-          <w:bCs/>
-          <w:sz w:val="28"/>
-          <w:szCs w:val="28"/>
-        </w:rPr>
-      </w:pPr>
-      <w:r>
-        <w:rPr>
-          <w:b/>
-          <w:bCs/>
-          <w:sz w:val="28"/>
-          <w:szCs w:val="28"/>
-        </w:rPr>
-        <w:t>36) explain why shouldn’t we use the nested ternary OP.</w:t>
-      </w:r>
-    </w:p>
-    <w:p>
-      <w:pPr>
-        <w:rPr>
-          <w:b/>
-          <w:bCs/>
-          <w:sz w:val="28"/>
-          <w:szCs w:val="28"/>
-        </w:rPr>
-      </w:pPr>
-      <w:r>
-        <w:rPr>
-          <w:b/>
-          <w:bCs/>
-          <w:sz w:val="28"/>
-          <w:szCs w:val="28"/>
-        </w:rPr>
-        <w:t>37)</w:t>
-      </w:r>
-      <w:proofErr w:type="spellStart"/>
-      <w:r>
-        <w:rPr>
-          <w:b/>
-          <w:bCs/>
-          <w:sz w:val="28"/>
-          <w:szCs w:val="28"/>
-        </w:rPr>
-        <w:t>instaceof</w:t>
-      </w:r>
-      <w:proofErr w:type="spellEnd"/>
-      <w:r>
-        <w:rPr>
-          <w:b/>
-          <w:bCs/>
-          <w:sz w:val="28"/>
-          <w:szCs w:val="28"/>
-        </w:rPr>
-        <w:t xml:space="preserve"> operator.</w:t>
-      </w:r>
-    </w:p>
-    <w:p>
-      <w:pPr>
-        <w:rPr>
-          <w:b/>
-          <w:bCs/>
-          <w:sz w:val="28"/>
-          <w:szCs w:val="28"/>
-        </w:rPr>
-      </w:pPr>
-      <w:r>
-        <w:rPr>
-          <w:b/>
-          <w:bCs/>
-          <w:sz w:val="28"/>
-          <w:szCs w:val="28"/>
-        </w:rPr>
-        <w:t>38)why java is not purely oops oriented?</w:t>
-      </w:r>
-      <w:r>
-        <w:rPr>
-          <w:b/>
-          <w:bCs/>
-          <w:sz w:val="28"/>
-          <w:szCs w:val="28"/>
-        </w:rPr>
-        <w:t xml:space="preserve"> </w:t>
-      </w:r>
-      <w:proofErr w:type="gramStart"/>
       <w:r>
         <w:rPr>
           <w:b/>
@@ -1341,7 +955,6 @@
         </w:rPr>
         <w:t>explain .</w:t>
       </w:r>
-      <w:proofErr w:type="gramEnd"/>
     </w:p>
     <w:p>
       <w:pPr>
@@ -1378,19 +991,8 @@
           <w:sz w:val="28"/>
           <w:szCs w:val="28"/>
         </w:rPr>
-        <w:t xml:space="preserve">40) how will you achieve the data security in </w:t>
-      </w:r>
-      <w:proofErr w:type="gramStart"/>
-      <w:r>
-        <w:rPr>
-          <w:b/>
-          <w:bCs/>
-          <w:sz w:val="28"/>
-          <w:szCs w:val="28"/>
-        </w:rPr>
-        <w:t>encapsulation ?</w:t>
-      </w:r>
-      <w:proofErr w:type="gramEnd"/>
+        <w:t>40) how will you achieve the data security in encapsulation ?</w:t>
+      </w:r>
     </w:p>
     <w:p>
       <w:pPr>
@@ -1504,19 +1106,8 @@
           <w:sz w:val="28"/>
           <w:szCs w:val="28"/>
         </w:rPr>
-        <w:t xml:space="preserve">44)what is inheritance in </w:t>
-      </w:r>
-      <w:proofErr w:type="gramStart"/>
-      <w:r>
-        <w:rPr>
-          <w:b/>
-          <w:bCs/>
-          <w:sz w:val="28"/>
-          <w:szCs w:val="28"/>
-        </w:rPr>
-        <w:t>java ?</w:t>
-      </w:r>
-      <w:proofErr w:type="gramEnd"/>
+        <w:t>44)what is inheritance in java ?</w:t>
+      </w:r>
     </w:p>
     <w:p>
       <w:pPr>
@@ -1553,27 +1144,7 @@
           <w:sz w:val="28"/>
           <w:szCs w:val="28"/>
         </w:rPr>
-        <w:t xml:space="preserve">46)what is the use of the inheritance in </w:t>
-      </w:r>
-      <w:proofErr w:type="gramStart"/>
-      <w:r>
-        <w:rPr>
-          <w:b/>
-          <w:bCs/>
-          <w:sz w:val="28"/>
-          <w:szCs w:val="28"/>
-        </w:rPr>
-        <w:t>java ?</w:t>
-      </w:r>
-      <w:proofErr w:type="gramEnd"/>
-      <w:r>
-        <w:rPr>
-          <w:b/>
-          <w:bCs/>
-          <w:sz w:val="28"/>
-          <w:szCs w:val="28"/>
-        </w:rPr>
-        <w:t>(</w:t>
+        <w:t>46)what is the use of the inheritance in java ?(</w:t>
       </w:r>
       <w:r>
         <w:rPr>
@@ -1630,19 +1201,8 @@
           <w:sz w:val="28"/>
           <w:szCs w:val="28"/>
         </w:rPr>
-        <w:t xml:space="preserve">48) why multiple inheritance is not supported in </w:t>
-      </w:r>
-      <w:proofErr w:type="gramStart"/>
-      <w:r>
-        <w:rPr>
-          <w:b/>
-          <w:bCs/>
-          <w:sz w:val="28"/>
-          <w:szCs w:val="28"/>
-        </w:rPr>
-        <w:t>java ?</w:t>
-      </w:r>
-      <w:proofErr w:type="gramEnd"/>
+        <w:t>48) why multiple inheritance is not supported in java ?</w:t>
+      </w:r>
     </w:p>
     <w:p>
       <w:pPr>
@@ -1680,109 +1240,65 @@
           <w:sz w:val="28"/>
           <w:szCs w:val="28"/>
         </w:rPr>
-        <w:t xml:space="preserve">) in </w:t>
-      </w:r>
-      <w:proofErr w:type="gramStart"/>
-      <w:r>
-        <w:rPr>
-          <w:b/>
-          <w:bCs/>
-          <w:sz w:val="28"/>
-          <w:szCs w:val="28"/>
-        </w:rPr>
-        <w:t>java ?</w:t>
-      </w:r>
-      <w:proofErr w:type="gramEnd"/>
-    </w:p>
-    <w:p>
-      <w:pPr>
-        <w:rPr>
-          <w:b/>
-          <w:bCs/>
-          <w:sz w:val="28"/>
-          <w:szCs w:val="28"/>
-        </w:rPr>
-      </w:pPr>
-      <w:r>
-        <w:rPr>
-          <w:b/>
-          <w:bCs/>
-          <w:sz w:val="28"/>
-          <w:szCs w:val="28"/>
-        </w:rPr>
-        <w:t xml:space="preserve">50) how does private variables play in the </w:t>
-      </w:r>
-      <w:proofErr w:type="gramStart"/>
-      <w:r>
-        <w:rPr>
-          <w:b/>
-          <w:bCs/>
-          <w:sz w:val="28"/>
-          <w:szCs w:val="28"/>
-        </w:rPr>
-        <w:t>inheritance ?</w:t>
-      </w:r>
-      <w:proofErr w:type="gramEnd"/>
-    </w:p>
-    <w:p>
-      <w:pPr>
-        <w:rPr>
-          <w:b/>
-          <w:bCs/>
-          <w:sz w:val="28"/>
-          <w:szCs w:val="28"/>
-        </w:rPr>
-      </w:pPr>
-      <w:r>
-        <w:rPr>
-          <w:b/>
-          <w:bCs/>
-          <w:sz w:val="28"/>
-          <w:szCs w:val="28"/>
-        </w:rPr>
-        <w:t xml:space="preserve">51) what is </w:t>
-      </w:r>
-      <w:proofErr w:type="gramStart"/>
-      <w:r>
-        <w:rPr>
-          <w:b/>
-          <w:bCs/>
-          <w:sz w:val="28"/>
-          <w:szCs w:val="28"/>
-        </w:rPr>
-        <w:t>polymorphism ?</w:t>
-      </w:r>
-      <w:proofErr w:type="gramEnd"/>
-    </w:p>
-    <w:p>
-      <w:pPr>
-        <w:rPr>
-          <w:b/>
-          <w:bCs/>
-          <w:sz w:val="28"/>
-          <w:szCs w:val="28"/>
-        </w:rPr>
-      </w:pPr>
-      <w:r>
-        <w:rPr>
-          <w:b/>
-          <w:bCs/>
-          <w:sz w:val="28"/>
-          <w:szCs w:val="28"/>
-        </w:rPr>
-        <w:t xml:space="preserve">52)what is method overloading and </w:t>
-      </w:r>
-      <w:proofErr w:type="gramStart"/>
-      <w:r>
-        <w:rPr>
-          <w:b/>
-          <w:bCs/>
-          <w:sz w:val="28"/>
-          <w:szCs w:val="28"/>
-        </w:rPr>
-        <w:t>overriding ?</w:t>
-      </w:r>
-      <w:proofErr w:type="gramEnd"/>
+        <w:t>) in java ?</w:t>
+      </w:r>
+    </w:p>
+    <w:p>
+      <w:pPr>
+        <w:rPr>
+          <w:b/>
+          <w:bCs/>
+          <w:sz w:val="28"/>
+          <w:szCs w:val="28"/>
+        </w:rPr>
+      </w:pPr>
+      <w:r>
+        <w:rPr>
+          <w:b/>
+          <w:bCs/>
+          <w:sz w:val="28"/>
+          <w:szCs w:val="28"/>
+        </w:rPr>
+        <w:t>50) how does private variables play in the inheritance ?</w:t>
+      </w:r>
+    </w:p>
+    <w:p>
+      <w:pPr>
+        <w:rPr>
+          <w:b/>
+          <w:bCs/>
+          <w:sz w:val="28"/>
+          <w:szCs w:val="28"/>
+        </w:rPr>
+      </w:pPr>
+      <w:r>
+        <w:rPr>
+          <w:b/>
+          <w:bCs/>
+          <w:sz w:val="28"/>
+          <w:szCs w:val="28"/>
+        </w:rPr>
+        <w:t>51) what is polymorphism ?</w:t>
+      </w:r>
+    </w:p>
+    <w:p>
+      <w:pPr>
+        <w:rPr>
+          <w:b/>
+          <w:bCs/>
+          <w:sz w:val="28"/>
+          <w:szCs w:val="28"/>
+        </w:rPr>
+      </w:pPr>
+      <w:r>
+        <w:rPr>
+          <w:b/>
+          <w:bCs/>
+          <w:sz w:val="28"/>
+          <w:szCs w:val="28"/>
+        </w:rPr>
+        <w:t>52)what is method overloading and overriding ?</w:t>
+      </w:r>
     </w:p>
     <w:p>
       <w:pPr>
@@ -1877,49 +1393,27 @@
           <w:sz w:val="28"/>
           <w:szCs w:val="28"/>
         </w:rPr>
-        <w:t xml:space="preserve">56)why you can’t override the static and private </w:t>
-      </w:r>
-      <w:proofErr w:type="gramStart"/>
-      <w:r>
-        <w:rPr>
-          <w:b/>
-          <w:bCs/>
-          <w:sz w:val="28"/>
-          <w:szCs w:val="28"/>
-        </w:rPr>
-        <w:t>methods ?</w:t>
-      </w:r>
-      <w:proofErr w:type="gramEnd"/>
-    </w:p>
-    <w:p>
-      <w:pPr>
-        <w:rPr>
-          <w:b/>
-          <w:bCs/>
-          <w:sz w:val="28"/>
-          <w:szCs w:val="28"/>
-        </w:rPr>
-      </w:pPr>
-      <w:r>
-        <w:rPr>
-          <w:b/>
-          <w:bCs/>
-          <w:sz w:val="28"/>
-          <w:szCs w:val="28"/>
-        </w:rPr>
-        <w:t xml:space="preserve">57) what is method </w:t>
-      </w:r>
-      <w:proofErr w:type="gramStart"/>
-      <w:r>
-        <w:rPr>
-          <w:b/>
-          <w:bCs/>
-          <w:sz w:val="28"/>
-          <w:szCs w:val="28"/>
-        </w:rPr>
-        <w:t>hiding ?</w:t>
-      </w:r>
-      <w:proofErr w:type="gramEnd"/>
+        <w:t>56)why you can’t override the static and private methods ?</w:t>
+      </w:r>
+    </w:p>
+    <w:p>
+      <w:pPr>
+        <w:rPr>
+          <w:b/>
+          <w:bCs/>
+          <w:sz w:val="28"/>
+          <w:szCs w:val="28"/>
+        </w:rPr>
+      </w:pPr>
+      <w:r>
+        <w:rPr>
+          <w:b/>
+          <w:bCs/>
+          <w:sz w:val="28"/>
+          <w:szCs w:val="28"/>
+        </w:rPr>
+        <w:t>57) what is method hiding ?</w:t>
+      </w:r>
     </w:p>
     <w:p>
       <w:pPr>
@@ -1956,30 +1450,9 @@
           <w:sz w:val="28"/>
           <w:szCs w:val="28"/>
         </w:rPr>
-        <w:t xml:space="preserve">59)what is </w:t>
-      </w:r>
-      <w:proofErr w:type="gramStart"/>
-      <w:r>
-        <w:rPr>
-          <w:b/>
-          <w:bCs/>
-          <w:sz w:val="28"/>
-          <w:szCs w:val="28"/>
-        </w:rPr>
-        <w:t>super(</w:t>
-      </w:r>
-      <w:proofErr w:type="gramEnd"/>
-      <w:r>
-        <w:rPr>
-          <w:b/>
-          <w:bCs/>
-          <w:sz w:val="28"/>
-          <w:szCs w:val="28"/>
-        </w:rPr>
-        <w:t xml:space="preserve">) call </w:t>
+        <w:t xml:space="preserve">59)what is super() call </w:t>
       </w:r>
       <w:proofErr w:type="spellStart"/>
-      <w:proofErr w:type="gramStart"/>
       <w:r>
         <w:rPr>
           <w:b/>
@@ -1990,7 +1463,6 @@
         <w:t>super.variable</w:t>
       </w:r>
       <w:proofErr w:type="spellEnd"/>
-      <w:proofErr w:type="gramEnd"/>
       <w:r>
         <w:rPr>
           <w:b/>
@@ -2001,7 +1473,6 @@
         <w:t xml:space="preserve"> and </w:t>
       </w:r>
       <w:proofErr w:type="spellStart"/>
-      <w:proofErr w:type="gramStart"/>
       <w:r>
         <w:rPr>
           <w:b/>
@@ -2012,85 +1483,33 @@
         <w:t>super.method</w:t>
       </w:r>
       <w:proofErr w:type="spellEnd"/>
-      <w:proofErr w:type="gramEnd"/>
-      <w:r>
-        <w:rPr>
-          <w:b/>
-          <w:bCs/>
-          <w:sz w:val="28"/>
-          <w:szCs w:val="28"/>
-        </w:rPr>
-        <w:t xml:space="preserve">() call in </w:t>
-      </w:r>
-      <w:proofErr w:type="gramStart"/>
-      <w:r>
-        <w:rPr>
-          <w:b/>
-          <w:bCs/>
-          <w:sz w:val="28"/>
-          <w:szCs w:val="28"/>
-        </w:rPr>
-        <w:t>inheritance ?</w:t>
-      </w:r>
-      <w:proofErr w:type="gramEnd"/>
-    </w:p>
-    <w:p>
-      <w:pPr>
-        <w:rPr>
-          <w:b/>
-          <w:bCs/>
-          <w:sz w:val="28"/>
-          <w:szCs w:val="28"/>
-        </w:rPr>
-      </w:pPr>
-      <w:r>
-        <w:rPr>
-          <w:b/>
-          <w:bCs/>
-          <w:sz w:val="28"/>
-          <w:szCs w:val="28"/>
-        </w:rPr>
-        <w:t xml:space="preserve">60) </w:t>
-      </w:r>
-      <w:proofErr w:type="gramStart"/>
-      <w:r>
-        <w:rPr>
-          <w:b/>
-          <w:bCs/>
-          <w:sz w:val="28"/>
-          <w:szCs w:val="28"/>
-        </w:rPr>
-        <w:t>this(</w:t>
-      </w:r>
-      <w:proofErr w:type="gramEnd"/>
-      <w:r>
-        <w:rPr>
-          <w:b/>
-          <w:bCs/>
-          <w:sz w:val="28"/>
-          <w:szCs w:val="28"/>
-        </w:rPr>
-        <w:t xml:space="preserve">) vs </w:t>
-      </w:r>
-      <w:proofErr w:type="gramStart"/>
-      <w:r>
-        <w:rPr>
-          <w:b/>
-          <w:bCs/>
-          <w:sz w:val="28"/>
-          <w:szCs w:val="28"/>
-        </w:rPr>
-        <w:t>super(</w:t>
-      </w:r>
-      <w:proofErr w:type="gramEnd"/>
-      <w:r>
-        <w:rPr>
-          <w:b/>
-          <w:bCs/>
-          <w:sz w:val="28"/>
-          <w:szCs w:val="28"/>
-        </w:rPr>
-        <w:t>)</w:t>
+      <w:r>
+        <w:rPr>
+          <w:b/>
+          <w:bCs/>
+          <w:sz w:val="28"/>
+          <w:szCs w:val="28"/>
+        </w:rPr>
+        <w:t>() call in inheritance ?</w:t>
+      </w:r>
+    </w:p>
+    <w:p>
+      <w:pPr>
+        <w:rPr>
+          <w:b/>
+          <w:bCs/>
+          <w:sz w:val="28"/>
+          <w:szCs w:val="28"/>
+        </w:rPr>
+      </w:pPr>
+      <w:r>
+        <w:rPr>
+          <w:b/>
+          <w:bCs/>
+          <w:sz w:val="28"/>
+          <w:szCs w:val="28"/>
+        </w:rPr>
+        <w:t>60) this() vs super()</w:t>
       </w:r>
       <w:r>
         <w:rPr>
@@ -2120,6 +1539,15 @@
         </w:rPr>
         <w:t>61)</w:t>
       </w:r>
+      <w:r>
+        <w:rPr>
+          <w:b/>
+          <w:bCs/>
+          <w:sz w:val="28"/>
+          <w:szCs w:val="28"/>
+        </w:rPr>
+        <w:t>what is the hierarchy of exception handling in java?</w:t>
+      </w:r>
     </w:p>
     <w:p>
       <w:pPr>
@@ -2139,6 +1567,15 @@
         </w:rPr>
         <w:t>62)</w:t>
       </w:r>
+      <w:r>
+        <w:rPr>
+          <w:b/>
+          <w:bCs/>
+          <w:sz w:val="28"/>
+          <w:szCs w:val="28"/>
+        </w:rPr>
+        <w:t>Difference between Exception and Error.</w:t>
+      </w:r>
     </w:p>
     <w:p>
       <w:pPr>
@@ -2158,6 +1595,15 @@
         </w:rPr>
         <w:t>63)</w:t>
       </w:r>
+      <w:r>
+        <w:rPr>
+          <w:b/>
+          <w:bCs/>
+          <w:sz w:val="28"/>
+          <w:szCs w:val="28"/>
+        </w:rPr>
+        <w:t xml:space="preserve"> What is Checked and Unchecked Exception in Java.</w:t>
+      </w:r>
     </w:p>
     <w:p>
       <w:pPr>
@@ -2176,6 +1622,15 @@
           <w:szCs w:val="28"/>
         </w:rPr>
         <w:t>64)</w:t>
+      </w:r>
+      <w:r>
+        <w:rPr>
+          <w:b/>
+          <w:bCs/>
+          <w:sz w:val="28"/>
+          <w:szCs w:val="28"/>
+        </w:rPr>
+        <w:t xml:space="preserve"> how do you create Custom Runtime Exceptions in Java ?</w:t>
       </w:r>
     </w:p>
     <w:p>
@@ -2197,6 +1652,15 @@
         <w:lastRenderedPageBreak/>
         <w:t>65)</w:t>
       </w:r>
+      <w:r>
+        <w:rPr>
+          <w:b/>
+          <w:bCs/>
+          <w:sz w:val="28"/>
+          <w:szCs w:val="28"/>
+        </w:rPr>
+        <w:t>What is throwable in java exception handling ?</w:t>
+      </w:r>
     </w:p>
     <w:p>
       <w:pPr>
@@ -2216,6 +1680,15 @@
         </w:rPr>
         <w:t>66)</w:t>
       </w:r>
+      <w:r>
+        <w:rPr>
+          <w:b/>
+          <w:bCs/>
+          <w:sz w:val="28"/>
+          <w:szCs w:val="28"/>
+        </w:rPr>
+        <w:t xml:space="preserve"> Difference between Throw and Throws in java ?</w:t>
+      </w:r>
     </w:p>
     <w:p>
       <w:pPr>
@@ -2234,6 +1707,81 @@
           <w:szCs w:val="28"/>
         </w:rPr>
         <w:t>67)</w:t>
+      </w:r>
+      <w:r>
+        <w:rPr>
+          <w:b/>
+          <w:bCs/>
+          <w:sz w:val="28"/>
+          <w:szCs w:val="28"/>
+        </w:rPr>
+        <w:t>What is exception Propagation in Java ?</w:t>
+      </w:r>
+    </w:p>
+    <w:p>
+      <w:pPr>
+        <w:rPr>
+          <w:b/>
+          <w:bCs/>
+          <w:sz w:val="28"/>
+          <w:szCs w:val="28"/>
+        </w:rPr>
+      </w:pPr>
+      <w:r>
+        <w:rPr>
+          <w:b/>
+          <w:bCs/>
+          <w:sz w:val="28"/>
+          <w:szCs w:val="28"/>
+        </w:rPr>
+        <w:t>68)</w:t>
+      </w:r>
+      <w:r>
+        <w:rPr>
+          <w:b/>
+          <w:bCs/>
+          <w:sz w:val="28"/>
+          <w:szCs w:val="28"/>
+        </w:rPr>
+        <w:t xml:space="preserve"> What is the Order of sequence while writing multiple catch blocks with the Single try block in Java.</w:t>
+      </w:r>
+    </w:p>
+    <w:p>
+      <w:pPr>
+        <w:rPr>
+          <w:b/>
+          <w:bCs/>
+          <w:sz w:val="28"/>
+          <w:szCs w:val="28"/>
+        </w:rPr>
+      </w:pPr>
+      <w:r>
+        <w:rPr>
+          <w:b/>
+          <w:bCs/>
+          <w:sz w:val="28"/>
+          <w:szCs w:val="28"/>
+        </w:rPr>
+        <w:t>69)Does finally block always execute in the Java ?</w:t>
+      </w:r>
+    </w:p>
+    <w:p>
+      <w:pPr>
+        <w:rPr>
+          <w:b/>
+          <w:bCs/>
+          <w:sz w:val="28"/>
+          <w:szCs w:val="28"/>
+        </w:rPr>
+      </w:pPr>
+      <w:r>
+        <w:rPr>
+          <w:b/>
+          <w:bCs/>
+          <w:sz w:val="28"/>
+          <w:szCs w:val="28"/>
+        </w:rPr>
+        <w:t>70) five contracts of .equals() with itself ?</w:t>
       </w:r>
     </w:p>
     <w:p>

--- a/JAVA_INT.docx
+++ b/JAVA_INT.docx
@@ -1642,14 +1642,23 @@
           <w:szCs w:val="28"/>
         </w:rPr>
       </w:pPr>
-      <w:r>
-        <w:rPr>
-          <w:b/>
-          <w:bCs/>
-          <w:sz w:val="28"/>
-          <w:szCs w:val="28"/>
-        </w:rPr>
-        <w:lastRenderedPageBreak/>
+    </w:p>
+    <w:p>
+      <w:pPr>
+        <w:rPr>
+          <w:b/>
+          <w:bCs/>
+          <w:sz w:val="28"/>
+          <w:szCs w:val="28"/>
+        </w:rPr>
+      </w:pPr>
+      <w:r>
+        <w:rPr>
+          <w:b/>
+          <w:bCs/>
+          <w:sz w:val="28"/>
+          <w:szCs w:val="28"/>
+        </w:rPr>
         <w:t>65)</w:t>
       </w:r>
       <w:r>
@@ -1782,6 +1791,45 @@
           <w:szCs w:val="28"/>
         </w:rPr>
         <w:t>70) five contracts of .equals() with itself ?</w:t>
+      </w:r>
+    </w:p>
+    <w:p>
+      <w:pPr>
+        <w:rPr>
+          <w:b/>
+          <w:bCs/>
+          <w:sz w:val="28"/>
+          <w:szCs w:val="28"/>
+        </w:rPr>
+      </w:pPr>
+      <w:r>
+        <w:rPr>
+          <w:b/>
+          <w:bCs/>
+          <w:sz w:val="28"/>
+          <w:szCs w:val="28"/>
+        </w:rPr>
+        <w:t>71)Contract between .equals() and .</w:t>
+      </w:r>
+      <w:proofErr w:type="spellStart"/>
+      <w:r>
+        <w:rPr>
+          <w:b/>
+          <w:bCs/>
+          <w:sz w:val="28"/>
+          <w:szCs w:val="28"/>
+        </w:rPr>
+        <w:t>hashCode</w:t>
+      </w:r>
+      <w:proofErr w:type="spellEnd"/>
+      <w:r>
+        <w:rPr>
+          <w:b/>
+          <w:bCs/>
+          <w:sz w:val="28"/>
+          <w:szCs w:val="28"/>
+        </w:rPr>
+        <w:t>() in Java ?</w:t>
       </w:r>
     </w:p>
     <w:p>

--- a/JAVA_INT.docx
+++ b/JAVA_INT.docx
@@ -236,27 +236,7 @@
           <w:sz w:val="28"/>
           <w:szCs w:val="28"/>
         </w:rPr>
-        <w:t xml:space="preserve">11)what is the </w:t>
-      </w:r>
-      <w:proofErr w:type="spellStart"/>
-      <w:r>
-        <w:rPr>
-          <w:b/>
-          <w:bCs/>
-          <w:sz w:val="28"/>
-          <w:szCs w:val="28"/>
-        </w:rPr>
-        <w:t>behaviour</w:t>
-      </w:r>
-      <w:proofErr w:type="spellEnd"/>
-      <w:r>
-        <w:rPr>
-          <w:b/>
-          <w:bCs/>
-          <w:sz w:val="28"/>
-          <w:szCs w:val="28"/>
-        </w:rPr>
-        <w:t xml:space="preserve"> of </w:t>
+        <w:t xml:space="preserve">11)what is the behaviour of </w:t>
       </w:r>
       <w:r>
         <w:rPr>
@@ -322,47 +302,7 @@
           <w:sz w:val="28"/>
           <w:szCs w:val="28"/>
         </w:rPr>
-        <w:t xml:space="preserve">14) what’s is the difference between </w:t>
-      </w:r>
-      <w:proofErr w:type="spellStart"/>
-      <w:r>
-        <w:rPr>
-          <w:b/>
-          <w:bCs/>
-          <w:sz w:val="28"/>
-          <w:szCs w:val="28"/>
-        </w:rPr>
-        <w:t>Array.length</w:t>
-      </w:r>
-      <w:proofErr w:type="spellEnd"/>
-      <w:r>
-        <w:rPr>
-          <w:b/>
-          <w:bCs/>
-          <w:sz w:val="28"/>
-          <w:szCs w:val="28"/>
-        </w:rPr>
-        <w:t xml:space="preserve"> and </w:t>
-      </w:r>
-      <w:proofErr w:type="spellStart"/>
-      <w:r>
-        <w:rPr>
-          <w:b/>
-          <w:bCs/>
-          <w:sz w:val="28"/>
-          <w:szCs w:val="28"/>
-        </w:rPr>
-        <w:t>String.length</w:t>
-      </w:r>
-      <w:proofErr w:type="spellEnd"/>
-      <w:r>
-        <w:rPr>
-          <w:b/>
-          <w:bCs/>
-          <w:sz w:val="28"/>
-          <w:szCs w:val="28"/>
-        </w:rPr>
-        <w:t>() in java?</w:t>
+        <w:t>14) what’s is the difference between Array.length and String.length() in java?</w:t>
       </w:r>
     </w:p>
     <w:p>
@@ -741,86 +681,26 @@
           <w:sz w:val="28"/>
           <w:szCs w:val="28"/>
         </w:rPr>
-        <w:t xml:space="preserve">32) String vs </w:t>
-      </w:r>
-      <w:proofErr w:type="spellStart"/>
-      <w:r>
-        <w:rPr>
-          <w:b/>
-          <w:bCs/>
-          <w:sz w:val="28"/>
-          <w:szCs w:val="28"/>
-        </w:rPr>
-        <w:t>StringBuffer</w:t>
-      </w:r>
-      <w:proofErr w:type="spellEnd"/>
-      <w:r>
-        <w:rPr>
-          <w:b/>
-          <w:bCs/>
-          <w:sz w:val="28"/>
-          <w:szCs w:val="28"/>
-        </w:rPr>
-        <w:t xml:space="preserve"> vs StringBuilder.</w:t>
-      </w:r>
-    </w:p>
-    <w:p>
-      <w:pPr>
-        <w:rPr>
-          <w:b/>
-          <w:bCs/>
-          <w:sz w:val="28"/>
-          <w:szCs w:val="28"/>
-        </w:rPr>
-      </w:pPr>
-      <w:r>
-        <w:rPr>
-          <w:b/>
-          <w:bCs/>
-          <w:sz w:val="28"/>
-          <w:szCs w:val="28"/>
-        </w:rPr>
-        <w:t xml:space="preserve">33) what is String interning ? </w:t>
-      </w:r>
-      <w:proofErr w:type="spellStart"/>
-      <w:r>
-        <w:rPr>
-          <w:b/>
-          <w:bCs/>
-          <w:sz w:val="28"/>
-          <w:szCs w:val="28"/>
-        </w:rPr>
-        <w:t>String.intern</w:t>
-      </w:r>
-      <w:proofErr w:type="spellEnd"/>
-      <w:r>
-        <w:rPr>
-          <w:b/>
-          <w:bCs/>
-          <w:sz w:val="28"/>
-          <w:szCs w:val="28"/>
-        </w:rPr>
-        <w:t xml:space="preserve">() method and why is Interning not possible in </w:t>
-      </w:r>
-      <w:proofErr w:type="spellStart"/>
-      <w:r>
-        <w:rPr>
-          <w:b/>
-          <w:bCs/>
-          <w:sz w:val="28"/>
-          <w:szCs w:val="28"/>
-        </w:rPr>
-        <w:t>StringBuffer</w:t>
-      </w:r>
-      <w:proofErr w:type="spellEnd"/>
-      <w:r>
-        <w:rPr>
-          <w:b/>
-          <w:bCs/>
-          <w:sz w:val="28"/>
-          <w:szCs w:val="28"/>
-        </w:rPr>
-        <w:t xml:space="preserve"> and StringBuilder?</w:t>
+        <w:t>32) String vs StringBuffer vs StringBuilder.</w:t>
+      </w:r>
+    </w:p>
+    <w:p>
+      <w:pPr>
+        <w:rPr>
+          <w:b/>
+          <w:bCs/>
+          <w:sz w:val="28"/>
+          <w:szCs w:val="28"/>
+        </w:rPr>
+      </w:pPr>
+      <w:r>
+        <w:rPr>
+          <w:b/>
+          <w:bCs/>
+          <w:sz w:val="28"/>
+          <w:szCs w:val="28"/>
+        </w:rPr>
+        <w:t>33) what is String interning ? String.intern() method and why is Interning not possible in StringBuffer and StringBuilder?</w:t>
       </w:r>
     </w:p>
     <w:p>
@@ -896,27 +776,7 @@
           <w:sz w:val="28"/>
           <w:szCs w:val="28"/>
         </w:rPr>
-        <w:t>37)</w:t>
-      </w:r>
-      <w:proofErr w:type="spellStart"/>
-      <w:r>
-        <w:rPr>
-          <w:b/>
-          <w:bCs/>
-          <w:sz w:val="28"/>
-          <w:szCs w:val="28"/>
-        </w:rPr>
-        <w:t>instaceof</w:t>
-      </w:r>
-      <w:proofErr w:type="spellEnd"/>
-      <w:r>
-        <w:rPr>
-          <w:b/>
-          <w:bCs/>
-          <w:sz w:val="28"/>
-          <w:szCs w:val="28"/>
-        </w:rPr>
-        <w:t xml:space="preserve"> operator.</w:t>
+        <w:t>37)instaceof operator.</w:t>
       </w:r>
     </w:p>
     <w:p>
@@ -1029,27 +889,7 @@
           <w:sz w:val="28"/>
           <w:szCs w:val="28"/>
         </w:rPr>
-        <w:t xml:space="preserve">42) </w:t>
-      </w:r>
-      <w:proofErr w:type="spellStart"/>
-      <w:r>
-        <w:rPr>
-          <w:b/>
-          <w:bCs/>
-          <w:sz w:val="28"/>
-          <w:szCs w:val="28"/>
-        </w:rPr>
-        <w:t>w.a.p.</w:t>
-      </w:r>
-      <w:proofErr w:type="spellEnd"/>
-      <w:r>
-        <w:rPr>
-          <w:b/>
-          <w:bCs/>
-          <w:sz w:val="28"/>
-          <w:szCs w:val="28"/>
-        </w:rPr>
-        <w:t xml:space="preserve"> to demonstrate the encapsulation </w:t>
+        <w:t xml:space="preserve">42) w.a.p. to demonstrate the encapsulation </w:t>
       </w:r>
       <w:r>
         <w:rPr>
@@ -1220,27 +1060,7 @@
           <w:sz w:val="28"/>
           <w:szCs w:val="28"/>
         </w:rPr>
-        <w:t>49)what is diamond problem (</w:t>
-      </w:r>
-      <w:proofErr w:type="spellStart"/>
-      <w:r>
-        <w:rPr>
-          <w:b/>
-          <w:bCs/>
-          <w:sz w:val="28"/>
-          <w:szCs w:val="28"/>
-        </w:rPr>
-        <w:t>Ambuiguity</w:t>
-      </w:r>
-      <w:proofErr w:type="spellEnd"/>
-      <w:r>
-        <w:rPr>
-          <w:b/>
-          <w:bCs/>
-          <w:sz w:val="28"/>
-          <w:szCs w:val="28"/>
-        </w:rPr>
-        <w:t>) in java ?</w:t>
+        <w:t>49)what is diamond problem (Ambuiguity) in java ?</w:t>
       </w:r>
     </w:p>
     <w:p>
@@ -1335,27 +1155,7 @@
           <w:sz w:val="28"/>
           <w:szCs w:val="28"/>
         </w:rPr>
-        <w:t xml:space="preserve">54) polymorphic object and </w:t>
-      </w:r>
-      <w:proofErr w:type="spellStart"/>
-      <w:r>
-        <w:rPr>
-          <w:b/>
-          <w:bCs/>
-          <w:sz w:val="28"/>
-          <w:szCs w:val="28"/>
-        </w:rPr>
-        <w:t>it’s</w:t>
-      </w:r>
-      <w:proofErr w:type="spellEnd"/>
-      <w:r>
-        <w:rPr>
-          <w:b/>
-          <w:bCs/>
-          <w:sz w:val="28"/>
-          <w:szCs w:val="28"/>
-        </w:rPr>
-        <w:t xml:space="preserve"> significance.</w:t>
+        <w:t>54) polymorphic object and it’s significance.</w:t>
       </w:r>
     </w:p>
     <w:p>
@@ -1450,47 +1250,7 @@
           <w:sz w:val="28"/>
           <w:szCs w:val="28"/>
         </w:rPr>
-        <w:t xml:space="preserve">59)what is super() call </w:t>
-      </w:r>
-      <w:proofErr w:type="spellStart"/>
-      <w:r>
-        <w:rPr>
-          <w:b/>
-          <w:bCs/>
-          <w:sz w:val="28"/>
-          <w:szCs w:val="28"/>
-        </w:rPr>
-        <w:t>super.variable</w:t>
-      </w:r>
-      <w:proofErr w:type="spellEnd"/>
-      <w:r>
-        <w:rPr>
-          <w:b/>
-          <w:bCs/>
-          <w:sz w:val="28"/>
-          <w:szCs w:val="28"/>
-        </w:rPr>
-        <w:t xml:space="preserve"> and </w:t>
-      </w:r>
-      <w:proofErr w:type="spellStart"/>
-      <w:r>
-        <w:rPr>
-          <w:b/>
-          <w:bCs/>
-          <w:sz w:val="28"/>
-          <w:szCs w:val="28"/>
-        </w:rPr>
-        <w:t>super.method</w:t>
-      </w:r>
-      <w:proofErr w:type="spellEnd"/>
-      <w:r>
-        <w:rPr>
-          <w:b/>
-          <w:bCs/>
-          <w:sz w:val="28"/>
-          <w:szCs w:val="28"/>
-        </w:rPr>
-        <w:t>() call in inheritance ?</w:t>
+        <w:t>59)what is super() call super.variable and super.method() call in inheritance ?</w:t>
       </w:r>
     </w:p>
     <w:p>
@@ -1809,27 +1569,327 @@
           <w:sz w:val="28"/>
           <w:szCs w:val="28"/>
         </w:rPr>
-        <w:t>71)Contract between .equals() and .</w:t>
-      </w:r>
-      <w:proofErr w:type="spellStart"/>
-      <w:r>
-        <w:rPr>
-          <w:b/>
-          <w:bCs/>
-          <w:sz w:val="28"/>
-          <w:szCs w:val="28"/>
-        </w:rPr>
-        <w:t>hashCode</w:t>
-      </w:r>
-      <w:proofErr w:type="spellEnd"/>
-      <w:r>
-        <w:rPr>
-          <w:b/>
-          <w:bCs/>
-          <w:sz w:val="28"/>
-          <w:szCs w:val="28"/>
-        </w:rPr>
-        <w:t>() in Java ?</w:t>
+        <w:t>71)Contract between .equals() and .hashCode() in Java ?</w:t>
+      </w:r>
+    </w:p>
+    <w:p>
+      <w:pPr>
+        <w:rPr>
+          <w:b/>
+          <w:bCs/>
+          <w:sz w:val="28"/>
+          <w:szCs w:val="28"/>
+        </w:rPr>
+      </w:pPr>
+      <w:r>
+        <w:rPr>
+          <w:b/>
+          <w:bCs/>
+          <w:sz w:val="28"/>
+          <w:szCs w:val="28"/>
+        </w:rPr>
+        <w:t>72)what is the collection Framework in java ?</w:t>
+      </w:r>
+    </w:p>
+    <w:p>
+      <w:pPr>
+        <w:rPr>
+          <w:b/>
+          <w:bCs/>
+          <w:sz w:val="28"/>
+          <w:szCs w:val="28"/>
+        </w:rPr>
+      </w:pPr>
+      <w:r>
+        <w:rPr>
+          <w:b/>
+          <w:bCs/>
+          <w:sz w:val="28"/>
+          <w:szCs w:val="28"/>
+        </w:rPr>
+        <w:t>73) what is the hierarchy of collection Framework in Java ?</w:t>
+      </w:r>
+    </w:p>
+    <w:p>
+      <w:pPr>
+        <w:rPr>
+          <w:b/>
+          <w:bCs/>
+          <w:sz w:val="28"/>
+          <w:szCs w:val="28"/>
+        </w:rPr>
+      </w:pPr>
+      <w:r>
+        <w:rPr>
+          <w:b/>
+          <w:bCs/>
+          <w:sz w:val="28"/>
+          <w:szCs w:val="28"/>
+        </w:rPr>
+        <w:t>74) List I/f and it’s subclasses.</w:t>
+      </w:r>
+    </w:p>
+    <w:p>
+      <w:pPr>
+        <w:rPr>
+          <w:b/>
+          <w:bCs/>
+          <w:sz w:val="28"/>
+          <w:szCs w:val="28"/>
+        </w:rPr>
+      </w:pPr>
+      <w:r>
+        <w:rPr>
+          <w:b/>
+          <w:bCs/>
+          <w:sz w:val="28"/>
+          <w:szCs w:val="28"/>
+        </w:rPr>
+        <w:t>75)</w:t>
+      </w:r>
+      <w:r>
+        <w:rPr>
+          <w:b/>
+          <w:bCs/>
+          <w:sz w:val="28"/>
+          <w:szCs w:val="28"/>
+        </w:rPr>
+        <w:t xml:space="preserve">ArrayList vs LinkedList </w:t>
+      </w:r>
+      <w:r>
+        <w:rPr>
+          <w:b/>
+          <w:bCs/>
+          <w:sz w:val="28"/>
+          <w:szCs w:val="28"/>
+        </w:rPr>
+        <w:t>vs Vector.</w:t>
+      </w:r>
+    </w:p>
+    <w:p>
+      <w:pPr>
+        <w:rPr>
+          <w:b/>
+          <w:bCs/>
+          <w:sz w:val="28"/>
+          <w:szCs w:val="28"/>
+        </w:rPr>
+      </w:pPr>
+      <w:r>
+        <w:rPr>
+          <w:b/>
+          <w:bCs/>
+          <w:sz w:val="28"/>
+          <w:szCs w:val="28"/>
+        </w:rPr>
+        <w:t>76)In which cases ArrayList is preferred over LinkedList?</w:t>
+      </w:r>
+    </w:p>
+    <w:p>
+      <w:pPr>
+        <w:rPr>
+          <w:b/>
+          <w:bCs/>
+          <w:sz w:val="28"/>
+          <w:szCs w:val="28"/>
+        </w:rPr>
+      </w:pPr>
+      <w:r>
+        <w:rPr>
+          <w:b/>
+          <w:bCs/>
+          <w:sz w:val="28"/>
+          <w:szCs w:val="28"/>
+        </w:rPr>
+        <w:t>77)when is LinkedList preferred over ArrayList?</w:t>
+      </w:r>
+    </w:p>
+    <w:p>
+      <w:pPr>
+        <w:rPr>
+          <w:b/>
+          <w:bCs/>
+          <w:sz w:val="28"/>
+          <w:szCs w:val="28"/>
+        </w:rPr>
+      </w:pPr>
+      <w:r>
+        <w:rPr>
+          <w:b/>
+          <w:bCs/>
+          <w:sz w:val="28"/>
+          <w:szCs w:val="28"/>
+        </w:rPr>
+        <w:t>78)Explain Linear Time Complexicity 0(n) and Constant T. C. 0(1)</w:t>
+      </w:r>
+      <w:r>
+        <w:rPr>
+          <w:b/>
+          <w:bCs/>
+          <w:sz w:val="28"/>
+          <w:szCs w:val="28"/>
+        </w:rPr>
+        <w:t>.</w:t>
+      </w:r>
+    </w:p>
+    <w:p>
+      <w:pPr>
+        <w:rPr>
+          <w:b/>
+          <w:bCs/>
+          <w:sz w:val="28"/>
+          <w:szCs w:val="28"/>
+        </w:rPr>
+      </w:pPr>
+      <w:r>
+        <w:rPr>
+          <w:b/>
+          <w:bCs/>
+          <w:sz w:val="28"/>
+          <w:szCs w:val="28"/>
+        </w:rPr>
+        <w:t>79)Explain the concept of shifting of indices and why ArrayList is slower than the linked list in certain Insertion and Deletion Operations.</w:t>
+      </w:r>
+    </w:p>
+    <w:p>
+      <w:pPr>
+        <w:rPr>
+          <w:b/>
+          <w:bCs/>
+          <w:sz w:val="28"/>
+          <w:szCs w:val="28"/>
+        </w:rPr>
+      </w:pPr>
+      <w:r>
+        <w:rPr>
+          <w:b/>
+          <w:bCs/>
+          <w:sz w:val="28"/>
+          <w:szCs w:val="28"/>
+        </w:rPr>
+        <w:t>80)</w:t>
+      </w:r>
+      <w:r>
+        <w:rPr>
+          <w:b/>
+          <w:bCs/>
+          <w:sz w:val="28"/>
+          <w:szCs w:val="28"/>
+        </w:rPr>
+        <w:t>what’s the initial capacity of :</w:t>
+      </w:r>
+    </w:p>
+    <w:p>
+      <w:pPr>
+        <w:rPr>
+          <w:b/>
+          <w:bCs/>
+          <w:sz w:val="28"/>
+          <w:szCs w:val="28"/>
+        </w:rPr>
+      </w:pPr>
+      <w:r>
+        <w:rPr>
+          <w:b/>
+          <w:bCs/>
+          <w:sz w:val="28"/>
+          <w:szCs w:val="28"/>
+        </w:rPr>
+        <w:t xml:space="preserve"> a)LinkedList</w:t>
+      </w:r>
+    </w:p>
+    <w:p>
+      <w:pPr>
+        <w:rPr>
+          <w:b/>
+          <w:bCs/>
+          <w:sz w:val="28"/>
+          <w:szCs w:val="28"/>
+        </w:rPr>
+      </w:pPr>
+      <w:r>
+        <w:rPr>
+          <w:b/>
+          <w:bCs/>
+          <w:sz w:val="28"/>
+          <w:szCs w:val="28"/>
+        </w:rPr>
+        <w:t>b)ArrayList</w:t>
+      </w:r>
+    </w:p>
+    <w:p>
+      <w:pPr>
+        <w:rPr>
+          <w:b/>
+          <w:bCs/>
+          <w:sz w:val="28"/>
+          <w:szCs w:val="28"/>
+        </w:rPr>
+      </w:pPr>
+      <w:r>
+        <w:rPr>
+          <w:b/>
+          <w:bCs/>
+          <w:sz w:val="28"/>
+          <w:szCs w:val="28"/>
+        </w:rPr>
+        <w:t>c)Vector</w:t>
+      </w:r>
+    </w:p>
+    <w:p>
+      <w:pPr>
+        <w:rPr>
+          <w:b/>
+          <w:bCs/>
+          <w:sz w:val="28"/>
+          <w:szCs w:val="28"/>
+        </w:rPr>
+      </w:pPr>
+      <w:r>
+        <w:rPr>
+          <w:b/>
+          <w:bCs/>
+          <w:sz w:val="28"/>
+          <w:szCs w:val="28"/>
+        </w:rPr>
+        <w:t>81) internal implementation of ArrayList vs LinkedList.</w:t>
+      </w:r>
+    </w:p>
+    <w:p>
+      <w:pPr>
+        <w:rPr>
+          <w:b/>
+          <w:bCs/>
+          <w:sz w:val="28"/>
+          <w:szCs w:val="28"/>
+        </w:rPr>
+      </w:pPr>
+      <w:r>
+        <w:rPr>
+          <w:b/>
+          <w:bCs/>
+          <w:sz w:val="28"/>
+          <w:szCs w:val="28"/>
+        </w:rPr>
+        <w:t xml:space="preserve">82)Load factors of </w:t>
+      </w:r>
+      <w:r>
+        <w:rPr>
+          <w:b/>
+          <w:bCs/>
+          <w:sz w:val="28"/>
+          <w:szCs w:val="28"/>
+        </w:rPr>
+        <w:t xml:space="preserve"> List Subclasses</w:t>
+      </w:r>
+      <w:r>
+        <w:rPr>
+          <w:b/>
+          <w:bCs/>
+          <w:sz w:val="28"/>
+          <w:szCs w:val="28"/>
+        </w:rPr>
+        <w:t>.</w:t>
       </w:r>
     </w:p>
     <w:p>

--- a/JAVA_INT.docx
+++ b/JAVA_INT.docx
@@ -18,8 +18,19 @@
           <w:sz w:val="40"/>
           <w:szCs w:val="40"/>
         </w:rPr>
-        <w:t>Core Java :</w:t>
-      </w:r>
+        <w:t xml:space="preserve">Core </w:t>
+      </w:r>
+      <w:proofErr w:type="gramStart"/>
+      <w:r>
+        <w:rPr>
+          <w:b/>
+          <w:bCs/>
+          <w:sz w:val="40"/>
+          <w:szCs w:val="40"/>
+        </w:rPr>
+        <w:t>Java :</w:t>
+      </w:r>
+      <w:proofErr w:type="gramEnd"/>
     </w:p>
     <w:p>
       <w:pPr>
@@ -75,27 +86,49 @@
           <w:sz w:val="28"/>
           <w:szCs w:val="28"/>
         </w:rPr>
-        <w:t>3)What are data types in Java ?</w:t>
-      </w:r>
-    </w:p>
-    <w:p>
-      <w:pPr>
-        <w:rPr>
-          <w:b/>
-          <w:bCs/>
-          <w:sz w:val="28"/>
-          <w:szCs w:val="28"/>
-        </w:rPr>
-      </w:pPr>
-      <w:r>
-        <w:rPr>
-          <w:b/>
-          <w:bCs/>
-          <w:sz w:val="28"/>
-          <w:szCs w:val="28"/>
-        </w:rPr>
-        <w:t>4) How do you find the Range of a specific data type in java ?</w:t>
-      </w:r>
+        <w:t xml:space="preserve">3)What are data types in </w:t>
+      </w:r>
+      <w:proofErr w:type="gramStart"/>
+      <w:r>
+        <w:rPr>
+          <w:b/>
+          <w:bCs/>
+          <w:sz w:val="28"/>
+          <w:szCs w:val="28"/>
+        </w:rPr>
+        <w:t>Java ?</w:t>
+      </w:r>
+      <w:proofErr w:type="gramEnd"/>
+    </w:p>
+    <w:p>
+      <w:pPr>
+        <w:rPr>
+          <w:b/>
+          <w:bCs/>
+          <w:sz w:val="28"/>
+          <w:szCs w:val="28"/>
+        </w:rPr>
+      </w:pPr>
+      <w:r>
+        <w:rPr>
+          <w:b/>
+          <w:bCs/>
+          <w:sz w:val="28"/>
+          <w:szCs w:val="28"/>
+        </w:rPr>
+        <w:t xml:space="preserve">4) How do you find the Range of a specific data type in </w:t>
+      </w:r>
+      <w:proofErr w:type="gramStart"/>
+      <w:r>
+        <w:rPr>
+          <w:b/>
+          <w:bCs/>
+          <w:sz w:val="28"/>
+          <w:szCs w:val="28"/>
+        </w:rPr>
+        <w:t>java ?</w:t>
+      </w:r>
+      <w:proofErr w:type="gramEnd"/>
     </w:p>
     <w:p>
       <w:pPr>
@@ -189,216 +222,464 @@
           <w:sz w:val="28"/>
           <w:szCs w:val="28"/>
         </w:rPr>
-        <w:t>9)what are the conditional statements in java ?</w:t>
-      </w:r>
-    </w:p>
-    <w:p>
-      <w:pPr>
-        <w:rPr>
-          <w:b/>
-          <w:bCs/>
-          <w:sz w:val="28"/>
-          <w:szCs w:val="28"/>
-        </w:rPr>
-      </w:pPr>
-      <w:r>
-        <w:rPr>
-          <w:b/>
-          <w:bCs/>
-          <w:sz w:val="28"/>
-          <w:szCs w:val="28"/>
-        </w:rPr>
-        <w:t xml:space="preserve">10)Give the different account of the logical  </w:t>
-      </w:r>
-      <w:r>
-        <w:rPr>
-          <w:b/>
-          <w:bCs/>
-          <w:sz w:val="28"/>
-          <w:szCs w:val="28"/>
-        </w:rPr>
-        <w:t>operators in java.</w:t>
-      </w:r>
-    </w:p>
-    <w:p>
-      <w:pPr>
-        <w:rPr>
-          <w:b/>
-          <w:bCs/>
-          <w:sz w:val="28"/>
-          <w:szCs w:val="28"/>
-        </w:rPr>
-      </w:pPr>
-      <w:r>
-        <w:rPr>
-          <w:b/>
-          <w:bCs/>
-          <w:sz w:val="28"/>
-          <w:szCs w:val="28"/>
-        </w:rPr>
-        <w:t xml:space="preserve">11)what is the behaviour of </w:t>
-      </w:r>
-      <w:r>
-        <w:rPr>
-          <w:b/>
-          <w:bCs/>
-          <w:sz w:val="28"/>
-          <w:szCs w:val="28"/>
-        </w:rPr>
-        <w:t xml:space="preserve"> == and .equals() in Java?</w:t>
-      </w:r>
-    </w:p>
-    <w:p>
-      <w:pPr>
-        <w:rPr>
-          <w:b/>
-          <w:bCs/>
-          <w:sz w:val="28"/>
-          <w:szCs w:val="28"/>
-        </w:rPr>
-      </w:pPr>
-      <w:r>
-        <w:rPr>
-          <w:b/>
-          <w:bCs/>
-          <w:sz w:val="28"/>
-          <w:szCs w:val="28"/>
-        </w:rPr>
-        <w:t>12)what is Array ?</w:t>
-      </w:r>
-    </w:p>
-    <w:p>
-      <w:pPr>
-        <w:rPr>
-          <w:b/>
-          <w:bCs/>
-          <w:sz w:val="28"/>
-          <w:szCs w:val="28"/>
-        </w:rPr>
-      </w:pPr>
-      <w:r>
-        <w:rPr>
-          <w:b/>
-          <w:bCs/>
-          <w:sz w:val="28"/>
-          <w:szCs w:val="28"/>
-        </w:rPr>
-        <w:t>13) what are the different ways to initialize the array ?</w:t>
-      </w:r>
-    </w:p>
-    <w:p>
-      <w:pPr>
-        <w:rPr>
-          <w:b/>
-          <w:bCs/>
-          <w:sz w:val="28"/>
-          <w:szCs w:val="28"/>
-        </w:rPr>
-      </w:pPr>
-      <w:r>
-        <w:rPr>
-          <w:b/>
-          <w:bCs/>
-          <w:sz w:val="28"/>
-          <w:szCs w:val="28"/>
-        </w:rPr>
-        <w:t>14) what’s is the difference between Array.length and String.length() in java?</w:t>
-      </w:r>
-    </w:p>
-    <w:p>
-      <w:pPr>
-        <w:rPr>
-          <w:b/>
-          <w:bCs/>
-          <w:sz w:val="28"/>
-          <w:szCs w:val="28"/>
-        </w:rPr>
-      </w:pPr>
-      <w:r>
-        <w:rPr>
-          <w:b/>
-          <w:bCs/>
-          <w:sz w:val="28"/>
-          <w:szCs w:val="28"/>
-        </w:rPr>
-        <w:t>15) what’s 2D array ?</w:t>
-      </w:r>
-    </w:p>
-    <w:p>
-      <w:pPr>
-        <w:rPr>
-          <w:b/>
-          <w:bCs/>
-          <w:sz w:val="28"/>
-          <w:szCs w:val="28"/>
-        </w:rPr>
-      </w:pPr>
-      <w:r>
-        <w:rPr>
-          <w:b/>
-          <w:bCs/>
-          <w:sz w:val="28"/>
-          <w:szCs w:val="28"/>
-        </w:rPr>
-        <w:t>16)what’s multidimensional  and jagged array ?</w:t>
-      </w:r>
-    </w:p>
-    <w:p>
-      <w:pPr>
-        <w:rPr>
-          <w:b/>
-          <w:bCs/>
-          <w:sz w:val="28"/>
-          <w:szCs w:val="28"/>
-        </w:rPr>
-      </w:pPr>
-      <w:r>
-        <w:rPr>
-          <w:b/>
-          <w:bCs/>
-          <w:sz w:val="28"/>
-          <w:szCs w:val="28"/>
-        </w:rPr>
-        <w:t>17)decide whether the given matrix is diagonal ?</w:t>
-      </w:r>
-    </w:p>
-    <w:p>
-      <w:pPr>
-        <w:rPr>
-          <w:b/>
-          <w:bCs/>
-          <w:sz w:val="28"/>
-          <w:szCs w:val="28"/>
-        </w:rPr>
-      </w:pPr>
-      <w:r>
-        <w:rPr>
-          <w:b/>
-          <w:bCs/>
-          <w:sz w:val="28"/>
-          <w:szCs w:val="28"/>
-        </w:rPr>
-        <w:t>18) return true if all the  diagonal elements are prime ?</w:t>
-      </w:r>
-    </w:p>
-    <w:p>
-      <w:pPr>
-        <w:rPr>
-          <w:b/>
-          <w:bCs/>
-          <w:sz w:val="28"/>
-          <w:szCs w:val="28"/>
-        </w:rPr>
-      </w:pPr>
-      <w:r>
-        <w:rPr>
-          <w:b/>
-          <w:bCs/>
-          <w:sz w:val="28"/>
-          <w:szCs w:val="28"/>
-        </w:rPr>
-        <w:t>19)what’s String ?</w:t>
-      </w:r>
+        <w:t xml:space="preserve">9)what are the conditional statements in </w:t>
+      </w:r>
+      <w:proofErr w:type="gramStart"/>
+      <w:r>
+        <w:rPr>
+          <w:b/>
+          <w:bCs/>
+          <w:sz w:val="28"/>
+          <w:szCs w:val="28"/>
+        </w:rPr>
+        <w:t>java ?</w:t>
+      </w:r>
+      <w:proofErr w:type="gramEnd"/>
+    </w:p>
+    <w:p>
+      <w:pPr>
+        <w:rPr>
+          <w:b/>
+          <w:bCs/>
+          <w:sz w:val="28"/>
+          <w:szCs w:val="28"/>
+        </w:rPr>
+      </w:pPr>
+      <w:r>
+        <w:rPr>
+          <w:b/>
+          <w:bCs/>
+          <w:sz w:val="28"/>
+          <w:szCs w:val="28"/>
+        </w:rPr>
+        <w:t xml:space="preserve">10)Give the different account of the </w:t>
+      </w:r>
+      <w:proofErr w:type="gramStart"/>
+      <w:r>
+        <w:rPr>
+          <w:b/>
+          <w:bCs/>
+          <w:sz w:val="28"/>
+          <w:szCs w:val="28"/>
+        </w:rPr>
+        <w:t xml:space="preserve">logical  </w:t>
+      </w:r>
+      <w:r>
+        <w:rPr>
+          <w:b/>
+          <w:bCs/>
+          <w:sz w:val="28"/>
+          <w:szCs w:val="28"/>
+        </w:rPr>
+        <w:t>operators</w:t>
+      </w:r>
+      <w:proofErr w:type="gramEnd"/>
+      <w:r>
+        <w:rPr>
+          <w:b/>
+          <w:bCs/>
+          <w:sz w:val="28"/>
+          <w:szCs w:val="28"/>
+        </w:rPr>
+        <w:t xml:space="preserve"> in java.</w:t>
+      </w:r>
+    </w:p>
+    <w:p>
+      <w:pPr>
+        <w:rPr>
+          <w:b/>
+          <w:bCs/>
+          <w:sz w:val="28"/>
+          <w:szCs w:val="28"/>
+        </w:rPr>
+      </w:pPr>
+      <w:r>
+        <w:rPr>
+          <w:b/>
+          <w:bCs/>
+          <w:sz w:val="28"/>
+          <w:szCs w:val="28"/>
+        </w:rPr>
+        <w:t xml:space="preserve">11)what is the </w:t>
+      </w:r>
+      <w:proofErr w:type="spellStart"/>
+      <w:r>
+        <w:rPr>
+          <w:b/>
+          <w:bCs/>
+          <w:sz w:val="28"/>
+          <w:szCs w:val="28"/>
+        </w:rPr>
+        <w:t>behaviour</w:t>
+      </w:r>
+      <w:proofErr w:type="spellEnd"/>
+      <w:r>
+        <w:rPr>
+          <w:b/>
+          <w:bCs/>
+          <w:sz w:val="28"/>
+          <w:szCs w:val="28"/>
+        </w:rPr>
+        <w:t xml:space="preserve"> </w:t>
+      </w:r>
+      <w:proofErr w:type="gramStart"/>
+      <w:r>
+        <w:rPr>
+          <w:b/>
+          <w:bCs/>
+          <w:sz w:val="28"/>
+          <w:szCs w:val="28"/>
+        </w:rPr>
+        <w:t xml:space="preserve">of </w:t>
+      </w:r>
+      <w:r>
+        <w:rPr>
+          <w:b/>
+          <w:bCs/>
+          <w:sz w:val="28"/>
+          <w:szCs w:val="28"/>
+        </w:rPr>
+        <w:t xml:space="preserve"> =</w:t>
+      </w:r>
+      <w:proofErr w:type="gramEnd"/>
+      <w:r>
+        <w:rPr>
+          <w:b/>
+          <w:bCs/>
+          <w:sz w:val="28"/>
+          <w:szCs w:val="28"/>
+        </w:rPr>
+        <w:t xml:space="preserve">= </w:t>
+      </w:r>
+      <w:proofErr w:type="gramStart"/>
+      <w:r>
+        <w:rPr>
+          <w:b/>
+          <w:bCs/>
+          <w:sz w:val="28"/>
+          <w:szCs w:val="28"/>
+        </w:rPr>
+        <w:t>and .equals</w:t>
+      </w:r>
+      <w:proofErr w:type="gramEnd"/>
+      <w:r>
+        <w:rPr>
+          <w:b/>
+          <w:bCs/>
+          <w:sz w:val="28"/>
+          <w:szCs w:val="28"/>
+        </w:rPr>
+        <w:t>() in Java?</w:t>
+      </w:r>
+    </w:p>
+    <w:p>
+      <w:pPr>
+        <w:rPr>
+          <w:b/>
+          <w:bCs/>
+          <w:sz w:val="28"/>
+          <w:szCs w:val="28"/>
+        </w:rPr>
+      </w:pPr>
+      <w:r>
+        <w:rPr>
+          <w:b/>
+          <w:bCs/>
+          <w:sz w:val="28"/>
+          <w:szCs w:val="28"/>
+        </w:rPr>
+        <w:t xml:space="preserve">12)what is </w:t>
+      </w:r>
+      <w:proofErr w:type="gramStart"/>
+      <w:r>
+        <w:rPr>
+          <w:b/>
+          <w:bCs/>
+          <w:sz w:val="28"/>
+          <w:szCs w:val="28"/>
+        </w:rPr>
+        <w:t>Array ?</w:t>
+      </w:r>
+      <w:proofErr w:type="gramEnd"/>
+    </w:p>
+    <w:p>
+      <w:pPr>
+        <w:rPr>
+          <w:b/>
+          <w:bCs/>
+          <w:sz w:val="28"/>
+          <w:szCs w:val="28"/>
+        </w:rPr>
+      </w:pPr>
+      <w:r>
+        <w:rPr>
+          <w:b/>
+          <w:bCs/>
+          <w:sz w:val="28"/>
+          <w:szCs w:val="28"/>
+        </w:rPr>
+        <w:t xml:space="preserve">13) what are the different ways to initialize the </w:t>
+      </w:r>
+      <w:proofErr w:type="gramStart"/>
+      <w:r>
+        <w:rPr>
+          <w:b/>
+          <w:bCs/>
+          <w:sz w:val="28"/>
+          <w:szCs w:val="28"/>
+        </w:rPr>
+        <w:t>array ?</w:t>
+      </w:r>
+      <w:proofErr w:type="gramEnd"/>
+    </w:p>
+    <w:p>
+      <w:pPr>
+        <w:rPr>
+          <w:b/>
+          <w:bCs/>
+          <w:sz w:val="28"/>
+          <w:szCs w:val="28"/>
+        </w:rPr>
+      </w:pPr>
+      <w:r>
+        <w:rPr>
+          <w:b/>
+          <w:bCs/>
+          <w:sz w:val="28"/>
+          <w:szCs w:val="28"/>
+        </w:rPr>
+        <w:t xml:space="preserve">14) what’s is the difference between </w:t>
+      </w:r>
+      <w:proofErr w:type="spellStart"/>
+      <w:r>
+        <w:rPr>
+          <w:b/>
+          <w:bCs/>
+          <w:sz w:val="28"/>
+          <w:szCs w:val="28"/>
+        </w:rPr>
+        <w:t>Array.length</w:t>
+      </w:r>
+      <w:proofErr w:type="spellEnd"/>
+      <w:r>
+        <w:rPr>
+          <w:b/>
+          <w:bCs/>
+          <w:sz w:val="28"/>
+          <w:szCs w:val="28"/>
+        </w:rPr>
+        <w:t xml:space="preserve"> and </w:t>
+      </w:r>
+      <w:proofErr w:type="spellStart"/>
+      <w:r>
+        <w:rPr>
+          <w:b/>
+          <w:bCs/>
+          <w:sz w:val="28"/>
+          <w:szCs w:val="28"/>
+        </w:rPr>
+        <w:t>String.length</w:t>
+      </w:r>
+      <w:proofErr w:type="spellEnd"/>
+      <w:r>
+        <w:rPr>
+          <w:b/>
+          <w:bCs/>
+          <w:sz w:val="28"/>
+          <w:szCs w:val="28"/>
+        </w:rPr>
+        <w:t>() in java?</w:t>
+      </w:r>
+    </w:p>
+    <w:p>
+      <w:pPr>
+        <w:rPr>
+          <w:b/>
+          <w:bCs/>
+          <w:sz w:val="28"/>
+          <w:szCs w:val="28"/>
+        </w:rPr>
+      </w:pPr>
+      <w:r>
+        <w:rPr>
+          <w:b/>
+          <w:bCs/>
+          <w:sz w:val="28"/>
+          <w:szCs w:val="28"/>
+        </w:rPr>
+        <w:t xml:space="preserve">15) what’s 2D </w:t>
+      </w:r>
+      <w:proofErr w:type="gramStart"/>
+      <w:r>
+        <w:rPr>
+          <w:b/>
+          <w:bCs/>
+          <w:sz w:val="28"/>
+          <w:szCs w:val="28"/>
+        </w:rPr>
+        <w:t>array ?</w:t>
+      </w:r>
+      <w:proofErr w:type="gramEnd"/>
+    </w:p>
+    <w:p>
+      <w:pPr>
+        <w:rPr>
+          <w:b/>
+          <w:bCs/>
+          <w:sz w:val="28"/>
+          <w:szCs w:val="28"/>
+        </w:rPr>
+      </w:pPr>
+      <w:r>
+        <w:rPr>
+          <w:b/>
+          <w:bCs/>
+          <w:sz w:val="28"/>
+          <w:szCs w:val="28"/>
+        </w:rPr>
+        <w:t xml:space="preserve">16)what’s </w:t>
+      </w:r>
+      <w:proofErr w:type="gramStart"/>
+      <w:r>
+        <w:rPr>
+          <w:b/>
+          <w:bCs/>
+          <w:sz w:val="28"/>
+          <w:szCs w:val="28"/>
+        </w:rPr>
+        <w:t>multidimensional  and</w:t>
+      </w:r>
+      <w:proofErr w:type="gramEnd"/>
+      <w:r>
+        <w:rPr>
+          <w:b/>
+          <w:bCs/>
+          <w:sz w:val="28"/>
+          <w:szCs w:val="28"/>
+        </w:rPr>
+        <w:t xml:space="preserve"> jagged </w:t>
+      </w:r>
+      <w:proofErr w:type="gramStart"/>
+      <w:r>
+        <w:rPr>
+          <w:b/>
+          <w:bCs/>
+          <w:sz w:val="28"/>
+          <w:szCs w:val="28"/>
+        </w:rPr>
+        <w:t>array ?</w:t>
+      </w:r>
+      <w:proofErr w:type="gramEnd"/>
+    </w:p>
+    <w:p>
+      <w:pPr>
+        <w:rPr>
+          <w:b/>
+          <w:bCs/>
+          <w:sz w:val="28"/>
+          <w:szCs w:val="28"/>
+        </w:rPr>
+      </w:pPr>
+      <w:r>
+        <w:rPr>
+          <w:b/>
+          <w:bCs/>
+          <w:sz w:val="28"/>
+          <w:szCs w:val="28"/>
+        </w:rPr>
+        <w:t xml:space="preserve">17)decide whether the given matrix is </w:t>
+      </w:r>
+      <w:proofErr w:type="gramStart"/>
+      <w:r>
+        <w:rPr>
+          <w:b/>
+          <w:bCs/>
+          <w:sz w:val="28"/>
+          <w:szCs w:val="28"/>
+        </w:rPr>
+        <w:t>diagonal ?</w:t>
+      </w:r>
+      <w:proofErr w:type="gramEnd"/>
+    </w:p>
+    <w:p>
+      <w:pPr>
+        <w:rPr>
+          <w:b/>
+          <w:bCs/>
+          <w:sz w:val="28"/>
+          <w:szCs w:val="28"/>
+        </w:rPr>
+      </w:pPr>
+      <w:r>
+        <w:rPr>
+          <w:b/>
+          <w:bCs/>
+          <w:sz w:val="28"/>
+          <w:szCs w:val="28"/>
+        </w:rPr>
+        <w:t xml:space="preserve">18) return true if all </w:t>
+      </w:r>
+      <w:proofErr w:type="gramStart"/>
+      <w:r>
+        <w:rPr>
+          <w:b/>
+          <w:bCs/>
+          <w:sz w:val="28"/>
+          <w:szCs w:val="28"/>
+        </w:rPr>
+        <w:t>the  diagonal</w:t>
+      </w:r>
+      <w:proofErr w:type="gramEnd"/>
+      <w:r>
+        <w:rPr>
+          <w:b/>
+          <w:bCs/>
+          <w:sz w:val="28"/>
+          <w:szCs w:val="28"/>
+        </w:rPr>
+        <w:t xml:space="preserve"> elements are </w:t>
+      </w:r>
+      <w:proofErr w:type="gramStart"/>
+      <w:r>
+        <w:rPr>
+          <w:b/>
+          <w:bCs/>
+          <w:sz w:val="28"/>
+          <w:szCs w:val="28"/>
+        </w:rPr>
+        <w:t>prime ?</w:t>
+      </w:r>
+      <w:proofErr w:type="gramEnd"/>
+    </w:p>
+    <w:p>
+      <w:pPr>
+        <w:rPr>
+          <w:b/>
+          <w:bCs/>
+          <w:sz w:val="28"/>
+          <w:szCs w:val="28"/>
+        </w:rPr>
+      </w:pPr>
+      <w:r>
+        <w:rPr>
+          <w:b/>
+          <w:bCs/>
+          <w:sz w:val="28"/>
+          <w:szCs w:val="28"/>
+        </w:rPr>
+        <w:t xml:space="preserve">19)what’s </w:t>
+      </w:r>
+      <w:proofErr w:type="gramStart"/>
+      <w:r>
+        <w:rPr>
+          <w:b/>
+          <w:bCs/>
+          <w:sz w:val="28"/>
+          <w:szCs w:val="28"/>
+        </w:rPr>
+        <w:t>String ?</w:t>
+      </w:r>
+      <w:proofErr w:type="gramEnd"/>
     </w:p>
     <w:p>
       <w:pPr>
@@ -455,46 +736,79 @@
           <w:sz w:val="28"/>
           <w:szCs w:val="28"/>
         </w:rPr>
-        <w:t>22) what are methods in the java ?</w:t>
-      </w:r>
-    </w:p>
-    <w:p>
-      <w:pPr>
-        <w:rPr>
-          <w:b/>
-          <w:bCs/>
-          <w:sz w:val="28"/>
-          <w:szCs w:val="28"/>
-        </w:rPr>
-      </w:pPr>
-      <w:r>
-        <w:rPr>
-          <w:b/>
-          <w:bCs/>
-          <w:sz w:val="28"/>
-          <w:szCs w:val="28"/>
-        </w:rPr>
-        <w:t>23)what’s the syntax of the methods in the java ?</w:t>
-      </w:r>
-    </w:p>
-    <w:p>
-      <w:pPr>
-        <w:rPr>
-          <w:b/>
-          <w:bCs/>
-          <w:sz w:val="28"/>
-          <w:szCs w:val="28"/>
-        </w:rPr>
-      </w:pPr>
-      <w:r>
-        <w:rPr>
-          <w:b/>
-          <w:bCs/>
-          <w:sz w:val="28"/>
-          <w:szCs w:val="28"/>
-        </w:rPr>
-        <w:t>24)what are constructors in the Java ?</w:t>
-      </w:r>
+        <w:t xml:space="preserve">22) what are methods in the </w:t>
+      </w:r>
+      <w:proofErr w:type="gramStart"/>
+      <w:r>
+        <w:rPr>
+          <w:b/>
+          <w:bCs/>
+          <w:sz w:val="28"/>
+          <w:szCs w:val="28"/>
+        </w:rPr>
+        <w:t>java ?</w:t>
+      </w:r>
+      <w:proofErr w:type="gramEnd"/>
+    </w:p>
+    <w:p>
+      <w:pPr>
+        <w:rPr>
+          <w:b/>
+          <w:bCs/>
+          <w:sz w:val="28"/>
+          <w:szCs w:val="28"/>
+        </w:rPr>
+      </w:pPr>
+      <w:r>
+        <w:rPr>
+          <w:b/>
+          <w:bCs/>
+          <w:sz w:val="28"/>
+          <w:szCs w:val="28"/>
+        </w:rPr>
+        <w:t xml:space="preserve">23)what’s the syntax of the methods in the </w:t>
+      </w:r>
+      <w:proofErr w:type="gramStart"/>
+      <w:r>
+        <w:rPr>
+          <w:b/>
+          <w:bCs/>
+          <w:sz w:val="28"/>
+          <w:szCs w:val="28"/>
+        </w:rPr>
+        <w:t>java ?</w:t>
+      </w:r>
+      <w:proofErr w:type="gramEnd"/>
+    </w:p>
+    <w:p>
+      <w:pPr>
+        <w:rPr>
+          <w:b/>
+          <w:bCs/>
+          <w:sz w:val="28"/>
+          <w:szCs w:val="28"/>
+        </w:rPr>
+      </w:pPr>
+      <w:r>
+        <w:rPr>
+          <w:b/>
+          <w:bCs/>
+          <w:sz w:val="28"/>
+          <w:szCs w:val="28"/>
+        </w:rPr>
+        <w:t xml:space="preserve">24)what are constructors in the </w:t>
+      </w:r>
+      <w:proofErr w:type="gramStart"/>
+      <w:r>
+        <w:rPr>
+          <w:b/>
+          <w:bCs/>
+          <w:sz w:val="28"/>
+          <w:szCs w:val="28"/>
+        </w:rPr>
+        <w:t>Java ?</w:t>
+      </w:r>
+      <w:proofErr w:type="gramEnd"/>
     </w:p>
     <w:p>
       <w:pPr>
@@ -577,26 +891,66 @@
           <w:sz w:val="28"/>
           <w:szCs w:val="28"/>
         </w:rPr>
-        <w:t xml:space="preserve"> (this vs this());</w:t>
-      </w:r>
-    </w:p>
-    <w:p>
-      <w:pPr>
-        <w:rPr>
-          <w:b/>
-          <w:bCs/>
-          <w:sz w:val="28"/>
-          <w:szCs w:val="28"/>
-        </w:rPr>
-      </w:pPr>
-      <w:r>
-        <w:rPr>
-          <w:b/>
-          <w:bCs/>
-          <w:sz w:val="28"/>
-          <w:szCs w:val="28"/>
-        </w:rPr>
-        <w:t>28)Setters vs Getters vs Other methods.</w:t>
+        <w:t xml:space="preserve"> (this vs </w:t>
+      </w:r>
+      <w:proofErr w:type="gramStart"/>
+      <w:r>
+        <w:rPr>
+          <w:b/>
+          <w:bCs/>
+          <w:sz w:val="28"/>
+          <w:szCs w:val="28"/>
+        </w:rPr>
+        <w:t>this(</w:t>
+      </w:r>
+      <w:proofErr w:type="gramEnd"/>
+      <w:r>
+        <w:rPr>
+          <w:b/>
+          <w:bCs/>
+          <w:sz w:val="28"/>
+          <w:szCs w:val="28"/>
+        </w:rPr>
+        <w:t>));</w:t>
+      </w:r>
+    </w:p>
+    <w:p>
+      <w:pPr>
+        <w:rPr>
+          <w:b/>
+          <w:bCs/>
+          <w:sz w:val="28"/>
+          <w:szCs w:val="28"/>
+        </w:rPr>
+      </w:pPr>
+      <w:r>
+        <w:rPr>
+          <w:b/>
+          <w:bCs/>
+          <w:sz w:val="28"/>
+          <w:szCs w:val="28"/>
+        </w:rPr>
+        <w:t xml:space="preserve">28)Setters vs Getters vs </w:t>
+      </w:r>
+      <w:proofErr w:type="gramStart"/>
+      <w:r>
+        <w:rPr>
+          <w:b/>
+          <w:bCs/>
+          <w:sz w:val="28"/>
+          <w:szCs w:val="28"/>
+        </w:rPr>
+        <w:t>Other</w:t>
+      </w:r>
+      <w:proofErr w:type="gramEnd"/>
+      <w:r>
+        <w:rPr>
+          <w:b/>
+          <w:bCs/>
+          <w:sz w:val="28"/>
+          <w:szCs w:val="28"/>
+        </w:rPr>
+        <w:t xml:space="preserve"> methods.</w:t>
       </w:r>
     </w:p>
     <w:p>
@@ -634,7 +988,27 @@
           <w:sz w:val="28"/>
           <w:szCs w:val="28"/>
         </w:rPr>
-        <w:t>30) String immutability : prove it.</w:t>
+        <w:t xml:space="preserve">30) String </w:t>
+      </w:r>
+      <w:proofErr w:type="gramStart"/>
+      <w:r>
+        <w:rPr>
+          <w:b/>
+          <w:bCs/>
+          <w:sz w:val="28"/>
+          <w:szCs w:val="28"/>
+        </w:rPr>
+        <w:t>immutability :</w:t>
+      </w:r>
+      <w:proofErr w:type="gramEnd"/>
+      <w:r>
+        <w:rPr>
+          <w:b/>
+          <w:bCs/>
+          <w:sz w:val="28"/>
+          <w:szCs w:val="28"/>
+        </w:rPr>
+        <w:t xml:space="preserve"> prove it.</w:t>
       </w:r>
     </w:p>
     <w:p>
@@ -662,84 +1036,215 @@
           <w:sz w:val="28"/>
           <w:szCs w:val="28"/>
         </w:rPr>
-        <w:t xml:space="preserve"> SCP :Explain.</w:t>
-      </w:r>
-    </w:p>
-    <w:p>
-      <w:pPr>
-        <w:rPr>
-          <w:b/>
-          <w:bCs/>
-          <w:sz w:val="28"/>
-          <w:szCs w:val="28"/>
-        </w:rPr>
-      </w:pPr>
-      <w:r>
-        <w:rPr>
-          <w:b/>
-          <w:bCs/>
-          <w:sz w:val="28"/>
-          <w:szCs w:val="28"/>
-        </w:rPr>
-        <w:t>32) String vs StringBuffer vs StringBuilder.</w:t>
-      </w:r>
-    </w:p>
-    <w:p>
-      <w:pPr>
-        <w:rPr>
-          <w:b/>
-          <w:bCs/>
-          <w:sz w:val="28"/>
-          <w:szCs w:val="28"/>
-        </w:rPr>
-      </w:pPr>
-      <w:r>
-        <w:rPr>
-          <w:b/>
-          <w:bCs/>
-          <w:sz w:val="28"/>
-          <w:szCs w:val="28"/>
-        </w:rPr>
-        <w:t>33) what is String interning ? String.intern() method and why is Interning not possible in StringBuffer and StringBuilder?</w:t>
-      </w:r>
-    </w:p>
-    <w:p>
-      <w:pPr>
-        <w:rPr>
-          <w:b/>
-          <w:bCs/>
-          <w:sz w:val="28"/>
-          <w:szCs w:val="28"/>
-        </w:rPr>
-      </w:pPr>
-      <w:r>
-        <w:rPr>
-          <w:b/>
-          <w:bCs/>
-          <w:sz w:val="28"/>
-          <w:szCs w:val="28"/>
-        </w:rPr>
-        <w:t>34) demonstrate the use of the .Intern() method.</w:t>
-      </w:r>
-    </w:p>
-    <w:p>
-      <w:pPr>
-        <w:rPr>
-          <w:b/>
-          <w:bCs/>
-          <w:sz w:val="28"/>
-          <w:szCs w:val="28"/>
-        </w:rPr>
-      </w:pPr>
-      <w:r>
-        <w:rPr>
-          <w:b/>
-          <w:bCs/>
-          <w:sz w:val="28"/>
-          <w:szCs w:val="28"/>
-        </w:rPr>
-        <w:t>35)what is ternary operator ?</w:t>
-      </w:r>
+        <w:t xml:space="preserve"> </w:t>
+      </w:r>
+      <w:proofErr w:type="gramStart"/>
+      <w:r>
+        <w:rPr>
+          <w:b/>
+          <w:bCs/>
+          <w:sz w:val="28"/>
+          <w:szCs w:val="28"/>
+        </w:rPr>
+        <w:t>SCP :Explain</w:t>
+      </w:r>
+      <w:proofErr w:type="gramEnd"/>
+      <w:r>
+        <w:rPr>
+          <w:b/>
+          <w:bCs/>
+          <w:sz w:val="28"/>
+          <w:szCs w:val="28"/>
+        </w:rPr>
+        <w:t>.</w:t>
+      </w:r>
+    </w:p>
+    <w:p>
+      <w:pPr>
+        <w:rPr>
+          <w:b/>
+          <w:bCs/>
+          <w:sz w:val="28"/>
+          <w:szCs w:val="28"/>
+        </w:rPr>
+      </w:pPr>
+      <w:r>
+        <w:rPr>
+          <w:b/>
+          <w:bCs/>
+          <w:sz w:val="28"/>
+          <w:szCs w:val="28"/>
+        </w:rPr>
+        <w:t xml:space="preserve">32) String vs </w:t>
+      </w:r>
+      <w:proofErr w:type="spellStart"/>
+      <w:r>
+        <w:rPr>
+          <w:b/>
+          <w:bCs/>
+          <w:sz w:val="28"/>
+          <w:szCs w:val="28"/>
+        </w:rPr>
+        <w:t>StringBuffer</w:t>
+      </w:r>
+      <w:proofErr w:type="spellEnd"/>
+      <w:r>
+        <w:rPr>
+          <w:b/>
+          <w:bCs/>
+          <w:sz w:val="28"/>
+          <w:szCs w:val="28"/>
+        </w:rPr>
+        <w:t xml:space="preserve"> vs StringBuilder.</w:t>
+      </w:r>
+    </w:p>
+    <w:p>
+      <w:pPr>
+        <w:rPr>
+          <w:b/>
+          <w:bCs/>
+          <w:sz w:val="28"/>
+          <w:szCs w:val="28"/>
+        </w:rPr>
+      </w:pPr>
+      <w:r>
+        <w:rPr>
+          <w:b/>
+          <w:bCs/>
+          <w:sz w:val="28"/>
+          <w:szCs w:val="28"/>
+        </w:rPr>
+        <w:t xml:space="preserve">33) what is String </w:t>
+      </w:r>
+      <w:proofErr w:type="gramStart"/>
+      <w:r>
+        <w:rPr>
+          <w:b/>
+          <w:bCs/>
+          <w:sz w:val="28"/>
+          <w:szCs w:val="28"/>
+        </w:rPr>
+        <w:t>interning ?</w:t>
+      </w:r>
+      <w:proofErr w:type="gramEnd"/>
+      <w:r>
+        <w:rPr>
+          <w:b/>
+          <w:bCs/>
+          <w:sz w:val="28"/>
+          <w:szCs w:val="28"/>
+        </w:rPr>
+        <w:t xml:space="preserve"> </w:t>
+      </w:r>
+      <w:proofErr w:type="spellStart"/>
+      <w:r>
+        <w:rPr>
+          <w:b/>
+          <w:bCs/>
+          <w:sz w:val="28"/>
+          <w:szCs w:val="28"/>
+        </w:rPr>
+        <w:t>String.intern</w:t>
+      </w:r>
+      <w:proofErr w:type="spellEnd"/>
+      <w:r>
+        <w:rPr>
+          <w:b/>
+          <w:bCs/>
+          <w:sz w:val="28"/>
+          <w:szCs w:val="28"/>
+        </w:rPr>
+        <w:t xml:space="preserve">() method and why is Interning not possible in </w:t>
+      </w:r>
+      <w:proofErr w:type="spellStart"/>
+      <w:r>
+        <w:rPr>
+          <w:b/>
+          <w:bCs/>
+          <w:sz w:val="28"/>
+          <w:szCs w:val="28"/>
+        </w:rPr>
+        <w:t>StringBuffer</w:t>
+      </w:r>
+      <w:proofErr w:type="spellEnd"/>
+      <w:r>
+        <w:rPr>
+          <w:b/>
+          <w:bCs/>
+          <w:sz w:val="28"/>
+          <w:szCs w:val="28"/>
+        </w:rPr>
+        <w:t xml:space="preserve"> and StringBuilder?</w:t>
+      </w:r>
+    </w:p>
+    <w:p>
+      <w:pPr>
+        <w:rPr>
+          <w:b/>
+          <w:bCs/>
+          <w:sz w:val="28"/>
+          <w:szCs w:val="28"/>
+        </w:rPr>
+      </w:pPr>
+      <w:r>
+        <w:rPr>
+          <w:b/>
+          <w:bCs/>
+          <w:sz w:val="28"/>
+          <w:szCs w:val="28"/>
+        </w:rPr>
+        <w:t xml:space="preserve">34) demonstrate the use of </w:t>
+      </w:r>
+      <w:proofErr w:type="gramStart"/>
+      <w:r>
+        <w:rPr>
+          <w:b/>
+          <w:bCs/>
+          <w:sz w:val="28"/>
+          <w:szCs w:val="28"/>
+        </w:rPr>
+        <w:t>the .Intern</w:t>
+      </w:r>
+      <w:proofErr w:type="gramEnd"/>
+      <w:r>
+        <w:rPr>
+          <w:b/>
+          <w:bCs/>
+          <w:sz w:val="28"/>
+          <w:szCs w:val="28"/>
+        </w:rPr>
+        <w:t>() method.</w:t>
+      </w:r>
+    </w:p>
+    <w:p>
+      <w:pPr>
+        <w:rPr>
+          <w:b/>
+          <w:bCs/>
+          <w:sz w:val="28"/>
+          <w:szCs w:val="28"/>
+        </w:rPr>
+      </w:pPr>
+      <w:r>
+        <w:rPr>
+          <w:b/>
+          <w:bCs/>
+          <w:sz w:val="28"/>
+          <w:szCs w:val="28"/>
+        </w:rPr>
+        <w:t xml:space="preserve">35)what is ternary </w:t>
+      </w:r>
+      <w:proofErr w:type="gramStart"/>
+      <w:r>
+        <w:rPr>
+          <w:b/>
+          <w:bCs/>
+          <w:sz w:val="28"/>
+          <w:szCs w:val="28"/>
+        </w:rPr>
+        <w:t>operator ?</w:t>
+      </w:r>
+      <w:proofErr w:type="gramEnd"/>
     </w:p>
     <w:p>
       <w:pPr>
@@ -776,7 +1281,27 @@
           <w:sz w:val="28"/>
           <w:szCs w:val="28"/>
         </w:rPr>
-        <w:t>37)instaceof operator.</w:t>
+        <w:t>37)</w:t>
+      </w:r>
+      <w:proofErr w:type="spellStart"/>
+      <w:r>
+        <w:rPr>
+          <w:b/>
+          <w:bCs/>
+          <w:sz w:val="28"/>
+          <w:szCs w:val="28"/>
+        </w:rPr>
+        <w:t>instaceof</w:t>
+      </w:r>
+      <w:proofErr w:type="spellEnd"/>
+      <w:r>
+        <w:rPr>
+          <w:b/>
+          <w:bCs/>
+          <w:sz w:val="28"/>
+          <w:szCs w:val="28"/>
+        </w:rPr>
+        <w:t xml:space="preserve"> operator.</w:t>
       </w:r>
     </w:p>
     <w:p>
@@ -806,6 +1331,7 @@
         </w:rPr>
         <w:t xml:space="preserve"> </w:t>
       </w:r>
+      <w:proofErr w:type="gramStart"/>
       <w:r>
         <w:rPr>
           <w:b/>
@@ -815,6 +1341,7 @@
         </w:rPr>
         <w:t>explain .</w:t>
       </w:r>
+      <w:proofErr w:type="gramEnd"/>
     </w:p>
     <w:p>
       <w:pPr>
@@ -851,8 +1378,19 @@
           <w:sz w:val="28"/>
           <w:szCs w:val="28"/>
         </w:rPr>
-        <w:t>40) how will you achieve the data security in encapsulation ?</w:t>
-      </w:r>
+        <w:t xml:space="preserve">40) how will you achieve the data security in </w:t>
+      </w:r>
+      <w:proofErr w:type="gramStart"/>
+      <w:r>
+        <w:rPr>
+          <w:b/>
+          <w:bCs/>
+          <w:sz w:val="28"/>
+          <w:szCs w:val="28"/>
+        </w:rPr>
+        <w:t>encapsulation ?</w:t>
+      </w:r>
+      <w:proofErr w:type="gramEnd"/>
     </w:p>
     <w:p>
       <w:pPr>
@@ -889,7 +1427,27 @@
           <w:sz w:val="28"/>
           <w:szCs w:val="28"/>
         </w:rPr>
-        <w:t xml:space="preserve">42) w.a.p. to demonstrate the encapsulation </w:t>
+        <w:t xml:space="preserve">42) </w:t>
+      </w:r>
+      <w:proofErr w:type="spellStart"/>
+      <w:r>
+        <w:rPr>
+          <w:b/>
+          <w:bCs/>
+          <w:sz w:val="28"/>
+          <w:szCs w:val="28"/>
+        </w:rPr>
+        <w:t>w.a.p.</w:t>
+      </w:r>
+      <w:proofErr w:type="spellEnd"/>
+      <w:r>
+        <w:rPr>
+          <w:b/>
+          <w:bCs/>
+          <w:sz w:val="28"/>
+          <w:szCs w:val="28"/>
+        </w:rPr>
+        <w:t xml:space="preserve"> to demonstrate the encapsulation </w:t>
       </w:r>
       <w:r>
         <w:rPr>
@@ -946,8 +1504,19 @@
           <w:sz w:val="28"/>
           <w:szCs w:val="28"/>
         </w:rPr>
-        <w:t>44)what is inheritance in java ?</w:t>
-      </w:r>
+        <w:t xml:space="preserve">44)what is inheritance in </w:t>
+      </w:r>
+      <w:proofErr w:type="gramStart"/>
+      <w:r>
+        <w:rPr>
+          <w:b/>
+          <w:bCs/>
+          <w:sz w:val="28"/>
+          <w:szCs w:val="28"/>
+        </w:rPr>
+        <w:t>java ?</w:t>
+      </w:r>
+      <w:proofErr w:type="gramEnd"/>
     </w:p>
     <w:p>
       <w:pPr>
@@ -984,7 +1553,27 @@
           <w:sz w:val="28"/>
           <w:szCs w:val="28"/>
         </w:rPr>
-        <w:t>46)what is the use of the inheritance in java ?(</w:t>
+        <w:t xml:space="preserve">46)what is the use of the inheritance in </w:t>
+      </w:r>
+      <w:proofErr w:type="gramStart"/>
+      <w:r>
+        <w:rPr>
+          <w:b/>
+          <w:bCs/>
+          <w:sz w:val="28"/>
+          <w:szCs w:val="28"/>
+        </w:rPr>
+        <w:t>java ?</w:t>
+      </w:r>
+      <w:proofErr w:type="gramEnd"/>
+      <w:r>
+        <w:rPr>
+          <w:b/>
+          <w:bCs/>
+          <w:sz w:val="28"/>
+          <w:szCs w:val="28"/>
+        </w:rPr>
+        <w:t>(</w:t>
       </w:r>
       <w:r>
         <w:rPr>
@@ -1041,84 +1630,159 @@
           <w:sz w:val="28"/>
           <w:szCs w:val="28"/>
         </w:rPr>
-        <w:t>48) why multiple inheritance is not supported in java ?</w:t>
-      </w:r>
-    </w:p>
-    <w:p>
-      <w:pPr>
-        <w:rPr>
-          <w:b/>
-          <w:bCs/>
-          <w:sz w:val="28"/>
-          <w:szCs w:val="28"/>
-        </w:rPr>
-      </w:pPr>
-      <w:r>
-        <w:rPr>
-          <w:b/>
-          <w:bCs/>
-          <w:sz w:val="28"/>
-          <w:szCs w:val="28"/>
-        </w:rPr>
-        <w:t>49)what is diamond problem (Ambuiguity) in java ?</w:t>
-      </w:r>
-    </w:p>
-    <w:p>
-      <w:pPr>
-        <w:rPr>
-          <w:b/>
-          <w:bCs/>
-          <w:sz w:val="28"/>
-          <w:szCs w:val="28"/>
-        </w:rPr>
-      </w:pPr>
-      <w:r>
-        <w:rPr>
-          <w:b/>
-          <w:bCs/>
-          <w:sz w:val="28"/>
-          <w:szCs w:val="28"/>
-        </w:rPr>
-        <w:t>50) how does private variables play in the inheritance ?</w:t>
-      </w:r>
-    </w:p>
-    <w:p>
-      <w:pPr>
-        <w:rPr>
-          <w:b/>
-          <w:bCs/>
-          <w:sz w:val="28"/>
-          <w:szCs w:val="28"/>
-        </w:rPr>
-      </w:pPr>
-      <w:r>
-        <w:rPr>
-          <w:b/>
-          <w:bCs/>
-          <w:sz w:val="28"/>
-          <w:szCs w:val="28"/>
-        </w:rPr>
-        <w:t>51) what is polymorphism ?</w:t>
-      </w:r>
-    </w:p>
-    <w:p>
-      <w:pPr>
-        <w:rPr>
-          <w:b/>
-          <w:bCs/>
-          <w:sz w:val="28"/>
-          <w:szCs w:val="28"/>
-        </w:rPr>
-      </w:pPr>
-      <w:r>
-        <w:rPr>
-          <w:b/>
-          <w:bCs/>
-          <w:sz w:val="28"/>
-          <w:szCs w:val="28"/>
-        </w:rPr>
-        <w:t>52)what is method overloading and overriding ?</w:t>
-      </w:r>
+        <w:t xml:space="preserve">48) why multiple inheritance is not supported in </w:t>
+      </w:r>
+      <w:proofErr w:type="gramStart"/>
+      <w:r>
+        <w:rPr>
+          <w:b/>
+          <w:bCs/>
+          <w:sz w:val="28"/>
+          <w:szCs w:val="28"/>
+        </w:rPr>
+        <w:t>java ?</w:t>
+      </w:r>
+      <w:proofErr w:type="gramEnd"/>
+    </w:p>
+    <w:p>
+      <w:pPr>
+        <w:rPr>
+          <w:b/>
+          <w:bCs/>
+          <w:sz w:val="28"/>
+          <w:szCs w:val="28"/>
+        </w:rPr>
+      </w:pPr>
+      <w:r>
+        <w:rPr>
+          <w:b/>
+          <w:bCs/>
+          <w:sz w:val="28"/>
+          <w:szCs w:val="28"/>
+        </w:rPr>
+        <w:t>49)what is diamond problem (</w:t>
+      </w:r>
+      <w:proofErr w:type="spellStart"/>
+      <w:r>
+        <w:rPr>
+          <w:b/>
+          <w:bCs/>
+          <w:sz w:val="28"/>
+          <w:szCs w:val="28"/>
+        </w:rPr>
+        <w:t>Ambuiguity</w:t>
+      </w:r>
+      <w:proofErr w:type="spellEnd"/>
+      <w:r>
+        <w:rPr>
+          <w:b/>
+          <w:bCs/>
+          <w:sz w:val="28"/>
+          <w:szCs w:val="28"/>
+        </w:rPr>
+        <w:t xml:space="preserve">) in </w:t>
+      </w:r>
+      <w:proofErr w:type="gramStart"/>
+      <w:r>
+        <w:rPr>
+          <w:b/>
+          <w:bCs/>
+          <w:sz w:val="28"/>
+          <w:szCs w:val="28"/>
+        </w:rPr>
+        <w:t>java ?</w:t>
+      </w:r>
+      <w:proofErr w:type="gramEnd"/>
+    </w:p>
+    <w:p>
+      <w:pPr>
+        <w:rPr>
+          <w:b/>
+          <w:bCs/>
+          <w:sz w:val="28"/>
+          <w:szCs w:val="28"/>
+        </w:rPr>
+      </w:pPr>
+      <w:r>
+        <w:rPr>
+          <w:b/>
+          <w:bCs/>
+          <w:sz w:val="28"/>
+          <w:szCs w:val="28"/>
+        </w:rPr>
+        <w:t xml:space="preserve">50) how does private variables play in the </w:t>
+      </w:r>
+      <w:proofErr w:type="gramStart"/>
+      <w:r>
+        <w:rPr>
+          <w:b/>
+          <w:bCs/>
+          <w:sz w:val="28"/>
+          <w:szCs w:val="28"/>
+        </w:rPr>
+        <w:t>inheritance ?</w:t>
+      </w:r>
+      <w:proofErr w:type="gramEnd"/>
+    </w:p>
+    <w:p>
+      <w:pPr>
+        <w:rPr>
+          <w:b/>
+          <w:bCs/>
+          <w:sz w:val="28"/>
+          <w:szCs w:val="28"/>
+        </w:rPr>
+      </w:pPr>
+      <w:r>
+        <w:rPr>
+          <w:b/>
+          <w:bCs/>
+          <w:sz w:val="28"/>
+          <w:szCs w:val="28"/>
+        </w:rPr>
+        <w:t xml:space="preserve">51) what is </w:t>
+      </w:r>
+      <w:proofErr w:type="gramStart"/>
+      <w:r>
+        <w:rPr>
+          <w:b/>
+          <w:bCs/>
+          <w:sz w:val="28"/>
+          <w:szCs w:val="28"/>
+        </w:rPr>
+        <w:t>polymorphism ?</w:t>
+      </w:r>
+      <w:proofErr w:type="gramEnd"/>
+    </w:p>
+    <w:p>
+      <w:pPr>
+        <w:rPr>
+          <w:b/>
+          <w:bCs/>
+          <w:sz w:val="28"/>
+          <w:szCs w:val="28"/>
+        </w:rPr>
+      </w:pPr>
+      <w:r>
+        <w:rPr>
+          <w:b/>
+          <w:bCs/>
+          <w:sz w:val="28"/>
+          <w:szCs w:val="28"/>
+        </w:rPr>
+        <w:t xml:space="preserve">52)what is method overloading and </w:t>
+      </w:r>
+      <w:proofErr w:type="gramStart"/>
+      <w:r>
+        <w:rPr>
+          <w:b/>
+          <w:bCs/>
+          <w:sz w:val="28"/>
+          <w:szCs w:val="28"/>
+        </w:rPr>
+        <w:t>overriding ?</w:t>
+      </w:r>
+      <w:proofErr w:type="gramEnd"/>
     </w:p>
     <w:p>
       <w:pPr>
@@ -1155,7 +1819,27 @@
           <w:sz w:val="28"/>
           <w:szCs w:val="28"/>
         </w:rPr>
-        <w:t>54) polymorphic object and it’s significance.</w:t>
+        <w:t xml:space="preserve">54) polymorphic object and </w:t>
+      </w:r>
+      <w:proofErr w:type="spellStart"/>
+      <w:r>
+        <w:rPr>
+          <w:b/>
+          <w:bCs/>
+          <w:sz w:val="28"/>
+          <w:szCs w:val="28"/>
+        </w:rPr>
+        <w:t>it’s</w:t>
+      </w:r>
+      <w:proofErr w:type="spellEnd"/>
+      <w:r>
+        <w:rPr>
+          <w:b/>
+          <w:bCs/>
+          <w:sz w:val="28"/>
+          <w:szCs w:val="28"/>
+        </w:rPr>
+        <w:t xml:space="preserve"> significance.</w:t>
       </w:r>
     </w:p>
     <w:p>
@@ -1193,27 +1877,49 @@
           <w:sz w:val="28"/>
           <w:szCs w:val="28"/>
         </w:rPr>
-        <w:t>56)why you can’t override the static and private methods ?</w:t>
-      </w:r>
-    </w:p>
-    <w:p>
-      <w:pPr>
-        <w:rPr>
-          <w:b/>
-          <w:bCs/>
-          <w:sz w:val="28"/>
-          <w:szCs w:val="28"/>
-        </w:rPr>
-      </w:pPr>
-      <w:r>
-        <w:rPr>
-          <w:b/>
-          <w:bCs/>
-          <w:sz w:val="28"/>
-          <w:szCs w:val="28"/>
-        </w:rPr>
-        <w:t>57) what is method hiding ?</w:t>
-      </w:r>
+        <w:t xml:space="preserve">56)why you can’t override the static and private </w:t>
+      </w:r>
+      <w:proofErr w:type="gramStart"/>
+      <w:r>
+        <w:rPr>
+          <w:b/>
+          <w:bCs/>
+          <w:sz w:val="28"/>
+          <w:szCs w:val="28"/>
+        </w:rPr>
+        <w:t>methods ?</w:t>
+      </w:r>
+      <w:proofErr w:type="gramEnd"/>
+    </w:p>
+    <w:p>
+      <w:pPr>
+        <w:rPr>
+          <w:b/>
+          <w:bCs/>
+          <w:sz w:val="28"/>
+          <w:szCs w:val="28"/>
+        </w:rPr>
+      </w:pPr>
+      <w:r>
+        <w:rPr>
+          <w:b/>
+          <w:bCs/>
+          <w:sz w:val="28"/>
+          <w:szCs w:val="28"/>
+        </w:rPr>
+        <w:t xml:space="preserve">57) what is method </w:t>
+      </w:r>
+      <w:proofErr w:type="gramStart"/>
+      <w:r>
+        <w:rPr>
+          <w:b/>
+          <w:bCs/>
+          <w:sz w:val="28"/>
+          <w:szCs w:val="28"/>
+        </w:rPr>
+        <w:t>hiding ?</w:t>
+      </w:r>
+      <w:proofErr w:type="gramEnd"/>
     </w:p>
     <w:p>
       <w:pPr>
@@ -1250,26 +1956,141 @@
           <w:sz w:val="28"/>
           <w:szCs w:val="28"/>
         </w:rPr>
-        <w:t>59)what is super() call super.variable and super.method() call in inheritance ?</w:t>
-      </w:r>
-    </w:p>
-    <w:p>
-      <w:pPr>
-        <w:rPr>
-          <w:b/>
-          <w:bCs/>
-          <w:sz w:val="28"/>
-          <w:szCs w:val="28"/>
-        </w:rPr>
-      </w:pPr>
-      <w:r>
-        <w:rPr>
-          <w:b/>
-          <w:bCs/>
-          <w:sz w:val="28"/>
-          <w:szCs w:val="28"/>
-        </w:rPr>
-        <w:t>60) this() vs super()</w:t>
+        <w:t xml:space="preserve">59)what is </w:t>
+      </w:r>
+      <w:proofErr w:type="gramStart"/>
+      <w:r>
+        <w:rPr>
+          <w:b/>
+          <w:bCs/>
+          <w:sz w:val="28"/>
+          <w:szCs w:val="28"/>
+        </w:rPr>
+        <w:t>super(</w:t>
+      </w:r>
+      <w:proofErr w:type="gramEnd"/>
+      <w:r>
+        <w:rPr>
+          <w:b/>
+          <w:bCs/>
+          <w:sz w:val="28"/>
+          <w:szCs w:val="28"/>
+        </w:rPr>
+        <w:t xml:space="preserve">) call </w:t>
+      </w:r>
+      <w:proofErr w:type="spellStart"/>
+      <w:proofErr w:type="gramStart"/>
+      <w:r>
+        <w:rPr>
+          <w:b/>
+          <w:bCs/>
+          <w:sz w:val="28"/>
+          <w:szCs w:val="28"/>
+        </w:rPr>
+        <w:t>super.variable</w:t>
+      </w:r>
+      <w:proofErr w:type="spellEnd"/>
+      <w:proofErr w:type="gramEnd"/>
+      <w:r>
+        <w:rPr>
+          <w:b/>
+          <w:bCs/>
+          <w:sz w:val="28"/>
+          <w:szCs w:val="28"/>
+        </w:rPr>
+        <w:t xml:space="preserve"> and </w:t>
+      </w:r>
+      <w:proofErr w:type="spellStart"/>
+      <w:proofErr w:type="gramStart"/>
+      <w:r>
+        <w:rPr>
+          <w:b/>
+          <w:bCs/>
+          <w:sz w:val="28"/>
+          <w:szCs w:val="28"/>
+        </w:rPr>
+        <w:t>super.method</w:t>
+      </w:r>
+      <w:proofErr w:type="spellEnd"/>
+      <w:proofErr w:type="gramEnd"/>
+      <w:r>
+        <w:rPr>
+          <w:b/>
+          <w:bCs/>
+          <w:sz w:val="28"/>
+          <w:szCs w:val="28"/>
+        </w:rPr>
+        <w:t xml:space="preserve">() call in </w:t>
+      </w:r>
+      <w:proofErr w:type="gramStart"/>
+      <w:r>
+        <w:rPr>
+          <w:b/>
+          <w:bCs/>
+          <w:sz w:val="28"/>
+          <w:szCs w:val="28"/>
+        </w:rPr>
+        <w:t>inheritance ?</w:t>
+      </w:r>
+      <w:proofErr w:type="gramEnd"/>
+    </w:p>
+    <w:p>
+      <w:pPr>
+        <w:rPr>
+          <w:b/>
+          <w:bCs/>
+          <w:sz w:val="28"/>
+          <w:szCs w:val="28"/>
+        </w:rPr>
+      </w:pPr>
+      <w:r>
+        <w:rPr>
+          <w:b/>
+          <w:bCs/>
+          <w:sz w:val="28"/>
+          <w:szCs w:val="28"/>
+        </w:rPr>
+        <w:t xml:space="preserve">60) </w:t>
+      </w:r>
+      <w:proofErr w:type="gramStart"/>
+      <w:r>
+        <w:rPr>
+          <w:b/>
+          <w:bCs/>
+          <w:sz w:val="28"/>
+          <w:szCs w:val="28"/>
+        </w:rPr>
+        <w:t>this(</w:t>
+      </w:r>
+      <w:proofErr w:type="gramEnd"/>
+      <w:r>
+        <w:rPr>
+          <w:b/>
+          <w:bCs/>
+          <w:sz w:val="28"/>
+          <w:szCs w:val="28"/>
+        </w:rPr>
+        <w:t xml:space="preserve">) vs </w:t>
+      </w:r>
+      <w:proofErr w:type="gramStart"/>
+      <w:r>
+        <w:rPr>
+          <w:b/>
+          <w:bCs/>
+          <w:sz w:val="28"/>
+          <w:szCs w:val="28"/>
+        </w:rPr>
+        <w:t>super(</w:t>
+      </w:r>
+      <w:proofErr w:type="gramEnd"/>
+      <w:r>
+        <w:rPr>
+          <w:b/>
+          <w:bCs/>
+          <w:sz w:val="28"/>
+          <w:szCs w:val="28"/>
+        </w:rPr>
+        <w:t>)</w:t>
       </w:r>
       <w:r>
         <w:rPr>
@@ -1390,8 +2211,19 @@
           <w:sz w:val="28"/>
           <w:szCs w:val="28"/>
         </w:rPr>
-        <w:t xml:space="preserve"> how do you create Custom Runtime Exceptions in Java ?</w:t>
-      </w:r>
+        <w:t xml:space="preserve"> how do you create Custom Runtime Exceptions in </w:t>
+      </w:r>
+      <w:proofErr w:type="gramStart"/>
+      <w:r>
+        <w:rPr>
+          <w:b/>
+          <w:bCs/>
+          <w:sz w:val="28"/>
+          <w:szCs w:val="28"/>
+        </w:rPr>
+        <w:t>Java ?</w:t>
+      </w:r>
+      <w:proofErr w:type="gramEnd"/>
     </w:p>
     <w:p>
       <w:pPr>
@@ -1428,8 +2260,19 @@
           <w:sz w:val="28"/>
           <w:szCs w:val="28"/>
         </w:rPr>
-        <w:t>What is throwable in java exception handling ?</w:t>
-      </w:r>
+        <w:t xml:space="preserve">What is throwable in java exception </w:t>
+      </w:r>
+      <w:proofErr w:type="gramStart"/>
+      <w:r>
+        <w:rPr>
+          <w:b/>
+          <w:bCs/>
+          <w:sz w:val="28"/>
+          <w:szCs w:val="28"/>
+        </w:rPr>
+        <w:t>handling ?</w:t>
+      </w:r>
+      <w:proofErr w:type="gramEnd"/>
     </w:p>
     <w:p>
       <w:pPr>
@@ -1456,8 +2299,19 @@
           <w:sz w:val="28"/>
           <w:szCs w:val="28"/>
         </w:rPr>
-        <w:t xml:space="preserve"> Difference between Throw and Throws in java ?</w:t>
-      </w:r>
+        <w:t xml:space="preserve"> Difference between Throw and Throws in </w:t>
+      </w:r>
+      <w:proofErr w:type="gramStart"/>
+      <w:r>
+        <w:rPr>
+          <w:b/>
+          <w:bCs/>
+          <w:sz w:val="28"/>
+          <w:szCs w:val="28"/>
+        </w:rPr>
+        <w:t>java ?</w:t>
+      </w:r>
+      <w:proofErr w:type="gramEnd"/>
     </w:p>
     <w:p>
       <w:pPr>
@@ -1484,8 +2338,19 @@
           <w:sz w:val="28"/>
           <w:szCs w:val="28"/>
         </w:rPr>
-        <w:t>What is exception Propagation in Java ?</w:t>
-      </w:r>
+        <w:t xml:space="preserve">What is exception Propagation in </w:t>
+      </w:r>
+      <w:proofErr w:type="gramStart"/>
+      <w:r>
+        <w:rPr>
+          <w:b/>
+          <w:bCs/>
+          <w:sz w:val="28"/>
+          <w:szCs w:val="28"/>
+        </w:rPr>
+        <w:t>Java ?</w:t>
+      </w:r>
+      <w:proofErr w:type="gramEnd"/>
     </w:p>
     <w:p>
       <w:pPr>
@@ -1531,102 +2396,248 @@
           <w:sz w:val="28"/>
           <w:szCs w:val="28"/>
         </w:rPr>
-        <w:t>69)Does finally block always execute in the Java ?</w:t>
-      </w:r>
-    </w:p>
-    <w:p>
-      <w:pPr>
-        <w:rPr>
-          <w:b/>
-          <w:bCs/>
-          <w:sz w:val="28"/>
-          <w:szCs w:val="28"/>
-        </w:rPr>
-      </w:pPr>
-      <w:r>
-        <w:rPr>
-          <w:b/>
-          <w:bCs/>
-          <w:sz w:val="28"/>
-          <w:szCs w:val="28"/>
-        </w:rPr>
-        <w:t>70) five contracts of .equals() with itself ?</w:t>
-      </w:r>
-    </w:p>
-    <w:p>
-      <w:pPr>
-        <w:rPr>
-          <w:b/>
-          <w:bCs/>
-          <w:sz w:val="28"/>
-          <w:szCs w:val="28"/>
-        </w:rPr>
-      </w:pPr>
-      <w:r>
-        <w:rPr>
-          <w:b/>
-          <w:bCs/>
-          <w:sz w:val="28"/>
-          <w:szCs w:val="28"/>
-        </w:rPr>
-        <w:t>71)Contract between .equals() and .hashCode() in Java ?</w:t>
-      </w:r>
-    </w:p>
-    <w:p>
-      <w:pPr>
-        <w:rPr>
-          <w:b/>
-          <w:bCs/>
-          <w:sz w:val="28"/>
-          <w:szCs w:val="28"/>
-        </w:rPr>
-      </w:pPr>
-      <w:r>
-        <w:rPr>
-          <w:b/>
-          <w:bCs/>
-          <w:sz w:val="28"/>
-          <w:szCs w:val="28"/>
-        </w:rPr>
-        <w:t>72)what is the collection Framework in java ?</w:t>
-      </w:r>
-    </w:p>
-    <w:p>
-      <w:pPr>
-        <w:rPr>
-          <w:b/>
-          <w:bCs/>
-          <w:sz w:val="28"/>
-          <w:szCs w:val="28"/>
-        </w:rPr>
-      </w:pPr>
-      <w:r>
-        <w:rPr>
-          <w:b/>
-          <w:bCs/>
-          <w:sz w:val="28"/>
-          <w:szCs w:val="28"/>
-        </w:rPr>
-        <w:t>73) what is the hierarchy of collection Framework in Java ?</w:t>
-      </w:r>
-    </w:p>
-    <w:p>
-      <w:pPr>
-        <w:rPr>
-          <w:b/>
-          <w:bCs/>
-          <w:sz w:val="28"/>
-          <w:szCs w:val="28"/>
-        </w:rPr>
-      </w:pPr>
-      <w:r>
-        <w:rPr>
-          <w:b/>
-          <w:bCs/>
-          <w:sz w:val="28"/>
-          <w:szCs w:val="28"/>
-        </w:rPr>
-        <w:t>74) List I/f and it’s subclasses.</w:t>
+        <w:t xml:space="preserve">69)Does finally block always execute in the </w:t>
+      </w:r>
+      <w:proofErr w:type="gramStart"/>
+      <w:r>
+        <w:rPr>
+          <w:b/>
+          <w:bCs/>
+          <w:sz w:val="28"/>
+          <w:szCs w:val="28"/>
+        </w:rPr>
+        <w:t>Java ?</w:t>
+      </w:r>
+      <w:proofErr w:type="gramEnd"/>
+    </w:p>
+    <w:p>
+      <w:pPr>
+        <w:rPr>
+          <w:b/>
+          <w:bCs/>
+          <w:sz w:val="28"/>
+          <w:szCs w:val="28"/>
+        </w:rPr>
+      </w:pPr>
+      <w:r>
+        <w:rPr>
+          <w:b/>
+          <w:bCs/>
+          <w:sz w:val="28"/>
+          <w:szCs w:val="28"/>
+        </w:rPr>
+        <w:t xml:space="preserve">70) five contracts </w:t>
+      </w:r>
+      <w:proofErr w:type="gramStart"/>
+      <w:r>
+        <w:rPr>
+          <w:b/>
+          <w:bCs/>
+          <w:sz w:val="28"/>
+          <w:szCs w:val="28"/>
+        </w:rPr>
+        <w:t>of .equals</w:t>
+      </w:r>
+      <w:proofErr w:type="gramEnd"/>
+      <w:r>
+        <w:rPr>
+          <w:b/>
+          <w:bCs/>
+          <w:sz w:val="28"/>
+          <w:szCs w:val="28"/>
+        </w:rPr>
+        <w:t xml:space="preserve">() with </w:t>
+      </w:r>
+      <w:proofErr w:type="gramStart"/>
+      <w:r>
+        <w:rPr>
+          <w:b/>
+          <w:bCs/>
+          <w:sz w:val="28"/>
+          <w:szCs w:val="28"/>
+        </w:rPr>
+        <w:t>itself ?</w:t>
+      </w:r>
+      <w:proofErr w:type="gramEnd"/>
+    </w:p>
+    <w:p>
+      <w:pPr>
+        <w:rPr>
+          <w:b/>
+          <w:bCs/>
+          <w:sz w:val="28"/>
+          <w:szCs w:val="28"/>
+        </w:rPr>
+      </w:pPr>
+      <w:r>
+        <w:rPr>
+          <w:b/>
+          <w:bCs/>
+          <w:sz w:val="28"/>
+          <w:szCs w:val="28"/>
+        </w:rPr>
+        <w:t xml:space="preserve">71)Contract </w:t>
+      </w:r>
+      <w:proofErr w:type="gramStart"/>
+      <w:r>
+        <w:rPr>
+          <w:b/>
+          <w:bCs/>
+          <w:sz w:val="28"/>
+          <w:szCs w:val="28"/>
+        </w:rPr>
+        <w:t>between .equals</w:t>
+      </w:r>
+      <w:proofErr w:type="gramEnd"/>
+      <w:r>
+        <w:rPr>
+          <w:b/>
+          <w:bCs/>
+          <w:sz w:val="28"/>
+          <w:szCs w:val="28"/>
+        </w:rPr>
+        <w:t xml:space="preserve">() </w:t>
+      </w:r>
+      <w:proofErr w:type="gramStart"/>
+      <w:r>
+        <w:rPr>
+          <w:b/>
+          <w:bCs/>
+          <w:sz w:val="28"/>
+          <w:szCs w:val="28"/>
+        </w:rPr>
+        <w:t>and .</w:t>
+      </w:r>
+      <w:proofErr w:type="spellStart"/>
+      <w:r>
+        <w:rPr>
+          <w:b/>
+          <w:bCs/>
+          <w:sz w:val="28"/>
+          <w:szCs w:val="28"/>
+        </w:rPr>
+        <w:t>hashCode</w:t>
+      </w:r>
+      <w:proofErr w:type="spellEnd"/>
+      <w:proofErr w:type="gramEnd"/>
+      <w:r>
+        <w:rPr>
+          <w:b/>
+          <w:bCs/>
+          <w:sz w:val="28"/>
+          <w:szCs w:val="28"/>
+        </w:rPr>
+        <w:t xml:space="preserve">() in </w:t>
+      </w:r>
+      <w:proofErr w:type="gramStart"/>
+      <w:r>
+        <w:rPr>
+          <w:b/>
+          <w:bCs/>
+          <w:sz w:val="28"/>
+          <w:szCs w:val="28"/>
+        </w:rPr>
+        <w:t>Java ?</w:t>
+      </w:r>
+      <w:proofErr w:type="gramEnd"/>
+    </w:p>
+    <w:p>
+      <w:pPr>
+        <w:rPr>
+          <w:b/>
+          <w:bCs/>
+          <w:sz w:val="28"/>
+          <w:szCs w:val="28"/>
+        </w:rPr>
+      </w:pPr>
+      <w:r>
+        <w:rPr>
+          <w:b/>
+          <w:bCs/>
+          <w:sz w:val="28"/>
+          <w:szCs w:val="28"/>
+        </w:rPr>
+        <w:t xml:space="preserve">72)what is the collection Framework in </w:t>
+      </w:r>
+      <w:proofErr w:type="gramStart"/>
+      <w:r>
+        <w:rPr>
+          <w:b/>
+          <w:bCs/>
+          <w:sz w:val="28"/>
+          <w:szCs w:val="28"/>
+        </w:rPr>
+        <w:t>java ?</w:t>
+      </w:r>
+      <w:proofErr w:type="gramEnd"/>
+    </w:p>
+    <w:p>
+      <w:pPr>
+        <w:rPr>
+          <w:b/>
+          <w:bCs/>
+          <w:sz w:val="28"/>
+          <w:szCs w:val="28"/>
+        </w:rPr>
+      </w:pPr>
+      <w:r>
+        <w:rPr>
+          <w:b/>
+          <w:bCs/>
+          <w:sz w:val="28"/>
+          <w:szCs w:val="28"/>
+        </w:rPr>
+        <w:t xml:space="preserve">73) what is the hierarchy of collection Framework in </w:t>
+      </w:r>
+      <w:proofErr w:type="gramStart"/>
+      <w:r>
+        <w:rPr>
+          <w:b/>
+          <w:bCs/>
+          <w:sz w:val="28"/>
+          <w:szCs w:val="28"/>
+        </w:rPr>
+        <w:t>Java ?</w:t>
+      </w:r>
+      <w:proofErr w:type="gramEnd"/>
+    </w:p>
+    <w:p>
+      <w:pPr>
+        <w:rPr>
+          <w:b/>
+          <w:bCs/>
+          <w:sz w:val="28"/>
+          <w:szCs w:val="28"/>
+        </w:rPr>
+      </w:pPr>
+      <w:r>
+        <w:rPr>
+          <w:b/>
+          <w:bCs/>
+          <w:sz w:val="28"/>
+          <w:szCs w:val="28"/>
+        </w:rPr>
+        <w:t xml:space="preserve">74) List I/f and </w:t>
+      </w:r>
+      <w:proofErr w:type="gramStart"/>
+      <w:r>
+        <w:rPr>
+          <w:b/>
+          <w:bCs/>
+          <w:sz w:val="28"/>
+          <w:szCs w:val="28"/>
+        </w:rPr>
+        <w:t>it’s</w:t>
+      </w:r>
+      <w:proofErr w:type="gramEnd"/>
+      <w:r>
+        <w:rPr>
+          <w:b/>
+          <w:bCs/>
+          <w:sz w:val="28"/>
+          <w:szCs w:val="28"/>
+        </w:rPr>
+        <w:t xml:space="preserve"> subclasses.</w:t>
       </w:r>
     </w:p>
     <w:p>
@@ -1647,14 +2658,25 @@
         </w:rPr>
         <w:t>75)</w:t>
       </w:r>
-      <w:r>
-        <w:rPr>
-          <w:b/>
-          <w:bCs/>
-          <w:sz w:val="28"/>
-          <w:szCs w:val="28"/>
-        </w:rPr>
-        <w:t xml:space="preserve">ArrayList vs LinkedList </w:t>
+      <w:proofErr w:type="spellStart"/>
+      <w:r>
+        <w:rPr>
+          <w:b/>
+          <w:bCs/>
+          <w:sz w:val="28"/>
+          <w:szCs w:val="28"/>
+        </w:rPr>
+        <w:t>ArrayList</w:t>
+      </w:r>
+      <w:proofErr w:type="spellEnd"/>
+      <w:r>
+        <w:rPr>
+          <w:b/>
+          <w:bCs/>
+          <w:sz w:val="28"/>
+          <w:szCs w:val="28"/>
+        </w:rPr>
+        <w:t xml:space="preserve"> vs LinkedList </w:t>
       </w:r>
       <w:r>
         <w:rPr>
@@ -1682,45 +2704,105 @@
           <w:sz w:val="28"/>
           <w:szCs w:val="28"/>
         </w:rPr>
-        <w:t>76)In which cases ArrayList is preferred over LinkedList?</w:t>
-      </w:r>
-    </w:p>
-    <w:p>
-      <w:pPr>
-        <w:rPr>
-          <w:b/>
-          <w:bCs/>
-          <w:sz w:val="28"/>
-          <w:szCs w:val="28"/>
-        </w:rPr>
-      </w:pPr>
-      <w:r>
-        <w:rPr>
-          <w:b/>
-          <w:bCs/>
-          <w:sz w:val="28"/>
-          <w:szCs w:val="28"/>
-        </w:rPr>
-        <w:t>77)when is LinkedList preferred over ArrayList?</w:t>
-      </w:r>
-    </w:p>
-    <w:p>
-      <w:pPr>
-        <w:rPr>
-          <w:b/>
-          <w:bCs/>
-          <w:sz w:val="28"/>
-          <w:szCs w:val="28"/>
-        </w:rPr>
-      </w:pPr>
-      <w:r>
-        <w:rPr>
-          <w:b/>
-          <w:bCs/>
-          <w:sz w:val="28"/>
-          <w:szCs w:val="28"/>
-        </w:rPr>
-        <w:t>78)Explain Linear Time Complexicity 0(n) and Constant T. C. 0(1)</w:t>
+        <w:t xml:space="preserve">76)In which cases </w:t>
+      </w:r>
+      <w:proofErr w:type="spellStart"/>
+      <w:r>
+        <w:rPr>
+          <w:b/>
+          <w:bCs/>
+          <w:sz w:val="28"/>
+          <w:szCs w:val="28"/>
+        </w:rPr>
+        <w:t>ArrayList</w:t>
+      </w:r>
+      <w:proofErr w:type="spellEnd"/>
+      <w:r>
+        <w:rPr>
+          <w:b/>
+          <w:bCs/>
+          <w:sz w:val="28"/>
+          <w:szCs w:val="28"/>
+        </w:rPr>
+        <w:t xml:space="preserve"> is preferred over LinkedList?</w:t>
+      </w:r>
+    </w:p>
+    <w:p>
+      <w:pPr>
+        <w:rPr>
+          <w:b/>
+          <w:bCs/>
+          <w:sz w:val="28"/>
+          <w:szCs w:val="28"/>
+        </w:rPr>
+      </w:pPr>
+      <w:r>
+        <w:rPr>
+          <w:b/>
+          <w:bCs/>
+          <w:sz w:val="28"/>
+          <w:szCs w:val="28"/>
+        </w:rPr>
+        <w:t xml:space="preserve">77)when is LinkedList preferred over </w:t>
+      </w:r>
+      <w:proofErr w:type="spellStart"/>
+      <w:r>
+        <w:rPr>
+          <w:b/>
+          <w:bCs/>
+          <w:sz w:val="28"/>
+          <w:szCs w:val="28"/>
+        </w:rPr>
+        <w:t>ArrayList</w:t>
+      </w:r>
+      <w:proofErr w:type="spellEnd"/>
+      <w:r>
+        <w:rPr>
+          <w:b/>
+          <w:bCs/>
+          <w:sz w:val="28"/>
+          <w:szCs w:val="28"/>
+        </w:rPr>
+        <w:t>?</w:t>
+      </w:r>
+    </w:p>
+    <w:p>
+      <w:pPr>
+        <w:rPr>
+          <w:b/>
+          <w:bCs/>
+          <w:sz w:val="28"/>
+          <w:szCs w:val="28"/>
+        </w:rPr>
+      </w:pPr>
+      <w:r>
+        <w:rPr>
+          <w:b/>
+          <w:bCs/>
+          <w:sz w:val="28"/>
+          <w:szCs w:val="28"/>
+        </w:rPr>
+        <w:t xml:space="preserve">78)Explain Linear Time </w:t>
+      </w:r>
+      <w:proofErr w:type="spellStart"/>
+      <w:r>
+        <w:rPr>
+          <w:b/>
+          <w:bCs/>
+          <w:sz w:val="28"/>
+          <w:szCs w:val="28"/>
+        </w:rPr>
+        <w:t>Complexicity</w:t>
+      </w:r>
+      <w:proofErr w:type="spellEnd"/>
+      <w:r>
+        <w:rPr>
+          <w:b/>
+          <w:bCs/>
+          <w:sz w:val="28"/>
+          <w:szCs w:val="28"/>
+        </w:rPr>
+        <w:t xml:space="preserve"> 0(n) and Constant T. C. 0(1)</w:t>
       </w:r>
       <w:r>
         <w:rPr>
@@ -1748,7 +2830,27 @@
           <w:sz w:val="28"/>
           <w:szCs w:val="28"/>
         </w:rPr>
-        <w:t>79)Explain the concept of shifting of indices and why ArrayList is slower than the linked list in certain Insertion and Deletion Operations.</w:t>
+        <w:t xml:space="preserve">79)Explain the concept of shifting of indices and why </w:t>
+      </w:r>
+      <w:proofErr w:type="spellStart"/>
+      <w:r>
+        <w:rPr>
+          <w:b/>
+          <w:bCs/>
+          <w:sz w:val="28"/>
+          <w:szCs w:val="28"/>
+        </w:rPr>
+        <w:t>ArrayList</w:t>
+      </w:r>
+      <w:proofErr w:type="spellEnd"/>
+      <w:r>
+        <w:rPr>
+          <w:b/>
+          <w:bCs/>
+          <w:sz w:val="28"/>
+          <w:szCs w:val="28"/>
+        </w:rPr>
+        <w:t xml:space="preserve"> is slower than the linked list in certain Insertion and Deletion Operations.</w:t>
       </w:r>
     </w:p>
     <w:p>
@@ -1776,46 +2878,81 @@
           <w:sz w:val="28"/>
           <w:szCs w:val="28"/>
         </w:rPr>
-        <w:t>what’s the initial capacity of :</w:t>
-      </w:r>
-    </w:p>
-    <w:p>
-      <w:pPr>
-        <w:rPr>
-          <w:b/>
-          <w:bCs/>
-          <w:sz w:val="28"/>
-          <w:szCs w:val="28"/>
-        </w:rPr>
-      </w:pPr>
-      <w:r>
-        <w:rPr>
-          <w:b/>
-          <w:bCs/>
-          <w:sz w:val="28"/>
-          <w:szCs w:val="28"/>
-        </w:rPr>
-        <w:t xml:space="preserve"> a)LinkedList</w:t>
-      </w:r>
-    </w:p>
-    <w:p>
-      <w:pPr>
-        <w:rPr>
-          <w:b/>
-          <w:bCs/>
-          <w:sz w:val="28"/>
-          <w:szCs w:val="28"/>
-        </w:rPr>
-      </w:pPr>
-      <w:r>
-        <w:rPr>
-          <w:b/>
-          <w:bCs/>
-          <w:sz w:val="28"/>
-          <w:szCs w:val="28"/>
-        </w:rPr>
-        <w:t>b)ArrayList</w:t>
-      </w:r>
+        <w:t xml:space="preserve">what’s the initial capacity </w:t>
+      </w:r>
+      <w:proofErr w:type="gramStart"/>
+      <w:r>
+        <w:rPr>
+          <w:b/>
+          <w:bCs/>
+          <w:sz w:val="28"/>
+          <w:szCs w:val="28"/>
+        </w:rPr>
+        <w:t>of :</w:t>
+      </w:r>
+      <w:proofErr w:type="gramEnd"/>
+    </w:p>
+    <w:p>
+      <w:pPr>
+        <w:rPr>
+          <w:b/>
+          <w:bCs/>
+          <w:sz w:val="28"/>
+          <w:szCs w:val="28"/>
+        </w:rPr>
+      </w:pPr>
+      <w:r>
+        <w:rPr>
+          <w:b/>
+          <w:bCs/>
+          <w:sz w:val="28"/>
+          <w:szCs w:val="28"/>
+        </w:rPr>
+        <w:t xml:space="preserve"> </w:t>
+      </w:r>
+      <w:proofErr w:type="gramStart"/>
+      <w:r>
+        <w:rPr>
+          <w:b/>
+          <w:bCs/>
+          <w:sz w:val="28"/>
+          <w:szCs w:val="28"/>
+        </w:rPr>
+        <w:t>a)LinkedList</w:t>
+      </w:r>
+      <w:proofErr w:type="gramEnd"/>
+    </w:p>
+    <w:p>
+      <w:pPr>
+        <w:rPr>
+          <w:b/>
+          <w:bCs/>
+          <w:sz w:val="28"/>
+          <w:szCs w:val="28"/>
+        </w:rPr>
+      </w:pPr>
+      <w:proofErr w:type="gramStart"/>
+      <w:r>
+        <w:rPr>
+          <w:b/>
+          <w:bCs/>
+          <w:sz w:val="28"/>
+          <w:szCs w:val="28"/>
+        </w:rPr>
+        <w:t>b)</w:t>
+      </w:r>
+      <w:proofErr w:type="spellStart"/>
+      <w:r>
+        <w:rPr>
+          <w:b/>
+          <w:bCs/>
+          <w:sz w:val="28"/>
+          <w:szCs w:val="28"/>
+        </w:rPr>
+        <w:t>ArrayList</w:t>
+      </w:r>
+      <w:proofErr w:type="spellEnd"/>
+      <w:proofErr w:type="gramEnd"/>
     </w:p>
     <w:p>
       <w:pPr>
@@ -1852,35 +2989,75 @@
           <w:sz w:val="28"/>
           <w:szCs w:val="28"/>
         </w:rPr>
-        <w:t>81) internal implementation of ArrayList vs LinkedList.</w:t>
-      </w:r>
-    </w:p>
-    <w:p>
-      <w:pPr>
-        <w:rPr>
-          <w:b/>
-          <w:bCs/>
-          <w:sz w:val="28"/>
-          <w:szCs w:val="28"/>
-        </w:rPr>
-      </w:pPr>
-      <w:r>
-        <w:rPr>
-          <w:b/>
-          <w:bCs/>
-          <w:sz w:val="28"/>
-          <w:szCs w:val="28"/>
-        </w:rPr>
-        <w:t xml:space="preserve">82)Load factors of </w:t>
-      </w:r>
-      <w:r>
-        <w:rPr>
-          <w:b/>
-          <w:bCs/>
-          <w:sz w:val="28"/>
-          <w:szCs w:val="28"/>
-        </w:rPr>
-        <w:t xml:space="preserve"> List Subclasses</w:t>
+        <w:t xml:space="preserve">81) internal implementation of </w:t>
+      </w:r>
+      <w:proofErr w:type="spellStart"/>
+      <w:r>
+        <w:rPr>
+          <w:b/>
+          <w:bCs/>
+          <w:sz w:val="28"/>
+          <w:szCs w:val="28"/>
+        </w:rPr>
+        <w:t>ArrayList</w:t>
+      </w:r>
+      <w:proofErr w:type="spellEnd"/>
+      <w:r>
+        <w:rPr>
+          <w:b/>
+          <w:bCs/>
+          <w:sz w:val="28"/>
+          <w:szCs w:val="28"/>
+        </w:rPr>
+        <w:t xml:space="preserve"> vs LinkedList.</w:t>
+      </w:r>
+    </w:p>
+    <w:p>
+      <w:pPr>
+        <w:rPr>
+          <w:b/>
+          <w:bCs/>
+          <w:sz w:val="28"/>
+          <w:szCs w:val="28"/>
+        </w:rPr>
+      </w:pPr>
+      <w:r>
+        <w:rPr>
+          <w:b/>
+          <w:bCs/>
+          <w:sz w:val="28"/>
+          <w:szCs w:val="28"/>
+        </w:rPr>
+        <w:t xml:space="preserve">82)Load factors </w:t>
+      </w:r>
+      <w:proofErr w:type="gramStart"/>
+      <w:r>
+        <w:rPr>
+          <w:b/>
+          <w:bCs/>
+          <w:sz w:val="28"/>
+          <w:szCs w:val="28"/>
+        </w:rPr>
+        <w:t xml:space="preserve">of </w:t>
+      </w:r>
+      <w:r>
+        <w:rPr>
+          <w:b/>
+          <w:bCs/>
+          <w:sz w:val="28"/>
+          <w:szCs w:val="28"/>
+        </w:rPr>
+        <w:t xml:space="preserve"> List</w:t>
+      </w:r>
+      <w:proofErr w:type="gramEnd"/>
+      <w:r>
+        <w:rPr>
+          <w:b/>
+          <w:bCs/>
+          <w:sz w:val="28"/>
+          <w:szCs w:val="28"/>
+        </w:rPr>
+        <w:t xml:space="preserve"> Subclasses</w:t>
       </w:r>
       <w:r>
         <w:rPr>
@@ -1891,6 +3068,182 @@
         </w:rPr>
         <w:t>.</w:t>
       </w:r>
+    </w:p>
+    <w:p>
+      <w:pPr>
+        <w:rPr>
+          <w:b/>
+          <w:bCs/>
+          <w:sz w:val="28"/>
+          <w:szCs w:val="28"/>
+        </w:rPr>
+      </w:pPr>
+      <w:r>
+        <w:rPr>
+          <w:b/>
+          <w:bCs/>
+          <w:sz w:val="28"/>
+          <w:szCs w:val="28"/>
+        </w:rPr>
+        <w:lastRenderedPageBreak/>
+        <w:t>83)what is the Stack class in JCF?</w:t>
+      </w:r>
+    </w:p>
+    <w:p>
+      <w:pPr>
+        <w:rPr>
+          <w:b/>
+          <w:bCs/>
+          <w:sz w:val="28"/>
+          <w:szCs w:val="28"/>
+        </w:rPr>
+      </w:pPr>
+      <w:r>
+        <w:rPr>
+          <w:b/>
+          <w:bCs/>
+          <w:sz w:val="28"/>
+          <w:szCs w:val="28"/>
+        </w:rPr>
+        <w:t>84) difference between Peek(</w:t>
+      </w:r>
+      <w:proofErr w:type="gramStart"/>
+      <w:r>
+        <w:rPr>
+          <w:b/>
+          <w:bCs/>
+          <w:sz w:val="28"/>
+          <w:szCs w:val="28"/>
+        </w:rPr>
+        <w:t>),Push</w:t>
+      </w:r>
+      <w:proofErr w:type="gramEnd"/>
+      <w:r>
+        <w:rPr>
+          <w:b/>
+          <w:bCs/>
+          <w:sz w:val="28"/>
+          <w:szCs w:val="28"/>
+        </w:rPr>
+        <w:t xml:space="preserve">() and </w:t>
+      </w:r>
+      <w:proofErr w:type="spellStart"/>
+      <w:proofErr w:type="gramStart"/>
+      <w:r>
+        <w:rPr>
+          <w:b/>
+          <w:bCs/>
+          <w:sz w:val="28"/>
+          <w:szCs w:val="28"/>
+        </w:rPr>
+        <w:t>PoP</w:t>
+      </w:r>
+      <w:proofErr w:type="spellEnd"/>
+      <w:r>
+        <w:rPr>
+          <w:b/>
+          <w:bCs/>
+          <w:sz w:val="28"/>
+          <w:szCs w:val="28"/>
+        </w:rPr>
+        <w:t>(</w:t>
+      </w:r>
+      <w:proofErr w:type="gramEnd"/>
+      <w:r>
+        <w:rPr>
+          <w:b/>
+          <w:bCs/>
+          <w:sz w:val="28"/>
+          <w:szCs w:val="28"/>
+        </w:rPr>
+        <w:t>)?</w:t>
+      </w:r>
+    </w:p>
+    <w:p>
+      <w:pPr>
+        <w:rPr>
+          <w:b/>
+          <w:bCs/>
+          <w:sz w:val="28"/>
+          <w:szCs w:val="28"/>
+        </w:rPr>
+      </w:pPr>
+      <w:r>
+        <w:rPr>
+          <w:b/>
+          <w:bCs/>
+          <w:sz w:val="28"/>
+          <w:szCs w:val="28"/>
+        </w:rPr>
+        <w:t xml:space="preserve">85) Explain the 5 operations of the Stack class which allows LIFO </w:t>
+      </w:r>
+      <w:proofErr w:type="spellStart"/>
+      <w:r>
+        <w:rPr>
+          <w:b/>
+          <w:bCs/>
+          <w:sz w:val="28"/>
+          <w:szCs w:val="28"/>
+        </w:rPr>
+        <w:t>behav</w:t>
+      </w:r>
+      <w:r>
+        <w:rPr>
+          <w:b/>
+          <w:bCs/>
+          <w:sz w:val="28"/>
+          <w:szCs w:val="28"/>
+        </w:rPr>
+        <w:t>iour</w:t>
+      </w:r>
+      <w:proofErr w:type="spellEnd"/>
+      <w:r>
+        <w:rPr>
+          <w:b/>
+          <w:bCs/>
+          <w:sz w:val="28"/>
+          <w:szCs w:val="28"/>
+        </w:rPr>
+        <w:t xml:space="preserve"> for vector class?</w:t>
+      </w:r>
+    </w:p>
+    <w:p>
+      <w:pPr>
+        <w:rPr>
+          <w:b/>
+          <w:bCs/>
+          <w:sz w:val="28"/>
+          <w:szCs w:val="28"/>
+        </w:rPr>
+      </w:pPr>
+      <w:r>
+        <w:rPr>
+          <w:b/>
+          <w:bCs/>
+          <w:sz w:val="28"/>
+          <w:szCs w:val="28"/>
+        </w:rPr>
+        <w:t>86)</w:t>
+      </w:r>
+      <w:r>
+        <w:rPr>
+          <w:b/>
+          <w:bCs/>
+          <w:sz w:val="28"/>
+          <w:szCs w:val="28"/>
+        </w:rPr>
+        <w:t>why Stack is not purely LIFO maintaining Class of JCF?</w:t>
+      </w:r>
+    </w:p>
+    <w:p>
+      <w:pPr>
+        <w:rPr>
+          <w:b/>
+          <w:bCs/>
+          <w:sz w:val="28"/>
+          <w:szCs w:val="28"/>
+        </w:rPr>
+      </w:pPr>
     </w:p>
     <w:p>
       <w:pPr>

--- a/JAVA_INT.docx
+++ b/JAVA_INT.docx
@@ -18,19 +18,8 @@
           <w:sz w:val="40"/>
           <w:szCs w:val="40"/>
         </w:rPr>
-        <w:t xml:space="preserve">Core </w:t>
-      </w:r>
-      <w:proofErr w:type="gramStart"/>
-      <w:r>
-        <w:rPr>
-          <w:b/>
-          <w:bCs/>
-          <w:sz w:val="40"/>
-          <w:szCs w:val="40"/>
-        </w:rPr>
-        <w:t>Java :</w:t>
-      </w:r>
-      <w:proofErr w:type="gramEnd"/>
+        <w:t>Core Java :</w:t>
+      </w:r>
     </w:p>
     <w:p>
       <w:pPr>
@@ -86,49 +75,27 @@
           <w:sz w:val="28"/>
           <w:szCs w:val="28"/>
         </w:rPr>
-        <w:t xml:space="preserve">3)What are data types in </w:t>
-      </w:r>
-      <w:proofErr w:type="gramStart"/>
-      <w:r>
-        <w:rPr>
-          <w:b/>
-          <w:bCs/>
-          <w:sz w:val="28"/>
-          <w:szCs w:val="28"/>
-        </w:rPr>
-        <w:t>Java ?</w:t>
-      </w:r>
-      <w:proofErr w:type="gramEnd"/>
-    </w:p>
-    <w:p>
-      <w:pPr>
-        <w:rPr>
-          <w:b/>
-          <w:bCs/>
-          <w:sz w:val="28"/>
-          <w:szCs w:val="28"/>
-        </w:rPr>
-      </w:pPr>
-      <w:r>
-        <w:rPr>
-          <w:b/>
-          <w:bCs/>
-          <w:sz w:val="28"/>
-          <w:szCs w:val="28"/>
-        </w:rPr>
-        <w:t xml:space="preserve">4) How do you find the Range of a specific data type in </w:t>
-      </w:r>
-      <w:proofErr w:type="gramStart"/>
-      <w:r>
-        <w:rPr>
-          <w:b/>
-          <w:bCs/>
-          <w:sz w:val="28"/>
-          <w:szCs w:val="28"/>
-        </w:rPr>
-        <w:t>java ?</w:t>
-      </w:r>
-      <w:proofErr w:type="gramEnd"/>
+        <w:t>3)What are data types in Java ?</w:t>
+      </w:r>
+    </w:p>
+    <w:p>
+      <w:pPr>
+        <w:rPr>
+          <w:b/>
+          <w:bCs/>
+          <w:sz w:val="28"/>
+          <w:szCs w:val="28"/>
+        </w:rPr>
+      </w:pPr>
+      <w:r>
+        <w:rPr>
+          <w:b/>
+          <w:bCs/>
+          <w:sz w:val="28"/>
+          <w:szCs w:val="28"/>
+        </w:rPr>
+        <w:t>4) How do you find the Range of a specific data type in java ?</w:t>
+      </w:r>
     </w:p>
     <w:p>
       <w:pPr>
@@ -222,464 +189,216 @@
           <w:sz w:val="28"/>
           <w:szCs w:val="28"/>
         </w:rPr>
-        <w:t xml:space="preserve">9)what are the conditional statements in </w:t>
-      </w:r>
-      <w:proofErr w:type="gramStart"/>
-      <w:r>
-        <w:rPr>
-          <w:b/>
-          <w:bCs/>
-          <w:sz w:val="28"/>
-          <w:szCs w:val="28"/>
-        </w:rPr>
-        <w:t>java ?</w:t>
-      </w:r>
-      <w:proofErr w:type="gramEnd"/>
-    </w:p>
-    <w:p>
-      <w:pPr>
-        <w:rPr>
-          <w:b/>
-          <w:bCs/>
-          <w:sz w:val="28"/>
-          <w:szCs w:val="28"/>
-        </w:rPr>
-      </w:pPr>
-      <w:r>
-        <w:rPr>
-          <w:b/>
-          <w:bCs/>
-          <w:sz w:val="28"/>
-          <w:szCs w:val="28"/>
-        </w:rPr>
-        <w:t xml:space="preserve">10)Give the different account of the </w:t>
-      </w:r>
-      <w:proofErr w:type="gramStart"/>
-      <w:r>
-        <w:rPr>
-          <w:b/>
-          <w:bCs/>
-          <w:sz w:val="28"/>
-          <w:szCs w:val="28"/>
-        </w:rPr>
-        <w:t xml:space="preserve">logical  </w:t>
-      </w:r>
-      <w:r>
-        <w:rPr>
-          <w:b/>
-          <w:bCs/>
-          <w:sz w:val="28"/>
-          <w:szCs w:val="28"/>
-        </w:rPr>
-        <w:t>operators</w:t>
-      </w:r>
-      <w:proofErr w:type="gramEnd"/>
-      <w:r>
-        <w:rPr>
-          <w:b/>
-          <w:bCs/>
-          <w:sz w:val="28"/>
-          <w:szCs w:val="28"/>
-        </w:rPr>
-        <w:t xml:space="preserve"> in java.</w:t>
-      </w:r>
-    </w:p>
-    <w:p>
-      <w:pPr>
-        <w:rPr>
-          <w:b/>
-          <w:bCs/>
-          <w:sz w:val="28"/>
-          <w:szCs w:val="28"/>
-        </w:rPr>
-      </w:pPr>
-      <w:r>
-        <w:rPr>
-          <w:b/>
-          <w:bCs/>
-          <w:sz w:val="28"/>
-          <w:szCs w:val="28"/>
-        </w:rPr>
-        <w:t xml:space="preserve">11)what is the </w:t>
-      </w:r>
-      <w:proofErr w:type="spellStart"/>
-      <w:r>
-        <w:rPr>
-          <w:b/>
-          <w:bCs/>
-          <w:sz w:val="28"/>
-          <w:szCs w:val="28"/>
-        </w:rPr>
-        <w:t>behaviour</w:t>
-      </w:r>
-      <w:proofErr w:type="spellEnd"/>
-      <w:r>
-        <w:rPr>
-          <w:b/>
-          <w:bCs/>
-          <w:sz w:val="28"/>
-          <w:szCs w:val="28"/>
-        </w:rPr>
-        <w:t xml:space="preserve"> </w:t>
-      </w:r>
-      <w:proofErr w:type="gramStart"/>
-      <w:r>
-        <w:rPr>
-          <w:b/>
-          <w:bCs/>
-          <w:sz w:val="28"/>
-          <w:szCs w:val="28"/>
-        </w:rPr>
-        <w:t xml:space="preserve">of </w:t>
-      </w:r>
-      <w:r>
-        <w:rPr>
-          <w:b/>
-          <w:bCs/>
-          <w:sz w:val="28"/>
-          <w:szCs w:val="28"/>
-        </w:rPr>
-        <w:t xml:space="preserve"> =</w:t>
-      </w:r>
-      <w:proofErr w:type="gramEnd"/>
-      <w:r>
-        <w:rPr>
-          <w:b/>
-          <w:bCs/>
-          <w:sz w:val="28"/>
-          <w:szCs w:val="28"/>
-        </w:rPr>
-        <w:t xml:space="preserve">= </w:t>
-      </w:r>
-      <w:proofErr w:type="gramStart"/>
-      <w:r>
-        <w:rPr>
-          <w:b/>
-          <w:bCs/>
-          <w:sz w:val="28"/>
-          <w:szCs w:val="28"/>
-        </w:rPr>
-        <w:t>and .equals</w:t>
-      </w:r>
-      <w:proofErr w:type="gramEnd"/>
-      <w:r>
-        <w:rPr>
-          <w:b/>
-          <w:bCs/>
-          <w:sz w:val="28"/>
-          <w:szCs w:val="28"/>
-        </w:rPr>
-        <w:t>() in Java?</w:t>
-      </w:r>
-    </w:p>
-    <w:p>
-      <w:pPr>
-        <w:rPr>
-          <w:b/>
-          <w:bCs/>
-          <w:sz w:val="28"/>
-          <w:szCs w:val="28"/>
-        </w:rPr>
-      </w:pPr>
-      <w:r>
-        <w:rPr>
-          <w:b/>
-          <w:bCs/>
-          <w:sz w:val="28"/>
-          <w:szCs w:val="28"/>
-        </w:rPr>
-        <w:t xml:space="preserve">12)what is </w:t>
-      </w:r>
-      <w:proofErr w:type="gramStart"/>
-      <w:r>
-        <w:rPr>
-          <w:b/>
-          <w:bCs/>
-          <w:sz w:val="28"/>
-          <w:szCs w:val="28"/>
-        </w:rPr>
-        <w:t>Array ?</w:t>
-      </w:r>
-      <w:proofErr w:type="gramEnd"/>
-    </w:p>
-    <w:p>
-      <w:pPr>
-        <w:rPr>
-          <w:b/>
-          <w:bCs/>
-          <w:sz w:val="28"/>
-          <w:szCs w:val="28"/>
-        </w:rPr>
-      </w:pPr>
-      <w:r>
-        <w:rPr>
-          <w:b/>
-          <w:bCs/>
-          <w:sz w:val="28"/>
-          <w:szCs w:val="28"/>
-        </w:rPr>
-        <w:t xml:space="preserve">13) what are the different ways to initialize the </w:t>
-      </w:r>
-      <w:proofErr w:type="gramStart"/>
-      <w:r>
-        <w:rPr>
-          <w:b/>
-          <w:bCs/>
-          <w:sz w:val="28"/>
-          <w:szCs w:val="28"/>
-        </w:rPr>
-        <w:t>array ?</w:t>
-      </w:r>
-      <w:proofErr w:type="gramEnd"/>
-    </w:p>
-    <w:p>
-      <w:pPr>
-        <w:rPr>
-          <w:b/>
-          <w:bCs/>
-          <w:sz w:val="28"/>
-          <w:szCs w:val="28"/>
-        </w:rPr>
-      </w:pPr>
-      <w:r>
-        <w:rPr>
-          <w:b/>
-          <w:bCs/>
-          <w:sz w:val="28"/>
-          <w:szCs w:val="28"/>
-        </w:rPr>
-        <w:t xml:space="preserve">14) what’s is the difference between </w:t>
-      </w:r>
-      <w:proofErr w:type="spellStart"/>
-      <w:r>
-        <w:rPr>
-          <w:b/>
-          <w:bCs/>
-          <w:sz w:val="28"/>
-          <w:szCs w:val="28"/>
-        </w:rPr>
-        <w:t>Array.length</w:t>
-      </w:r>
-      <w:proofErr w:type="spellEnd"/>
-      <w:r>
-        <w:rPr>
-          <w:b/>
-          <w:bCs/>
-          <w:sz w:val="28"/>
-          <w:szCs w:val="28"/>
-        </w:rPr>
-        <w:t xml:space="preserve"> and </w:t>
-      </w:r>
-      <w:proofErr w:type="spellStart"/>
-      <w:r>
-        <w:rPr>
-          <w:b/>
-          <w:bCs/>
-          <w:sz w:val="28"/>
-          <w:szCs w:val="28"/>
-        </w:rPr>
-        <w:t>String.length</w:t>
-      </w:r>
-      <w:proofErr w:type="spellEnd"/>
-      <w:r>
-        <w:rPr>
-          <w:b/>
-          <w:bCs/>
-          <w:sz w:val="28"/>
-          <w:szCs w:val="28"/>
-        </w:rPr>
-        <w:t>() in java?</w:t>
-      </w:r>
-    </w:p>
-    <w:p>
-      <w:pPr>
-        <w:rPr>
-          <w:b/>
-          <w:bCs/>
-          <w:sz w:val="28"/>
-          <w:szCs w:val="28"/>
-        </w:rPr>
-      </w:pPr>
-      <w:r>
-        <w:rPr>
-          <w:b/>
-          <w:bCs/>
-          <w:sz w:val="28"/>
-          <w:szCs w:val="28"/>
-        </w:rPr>
-        <w:t xml:space="preserve">15) what’s 2D </w:t>
-      </w:r>
-      <w:proofErr w:type="gramStart"/>
-      <w:r>
-        <w:rPr>
-          <w:b/>
-          <w:bCs/>
-          <w:sz w:val="28"/>
-          <w:szCs w:val="28"/>
-        </w:rPr>
-        <w:t>array ?</w:t>
-      </w:r>
-      <w:proofErr w:type="gramEnd"/>
-    </w:p>
-    <w:p>
-      <w:pPr>
-        <w:rPr>
-          <w:b/>
-          <w:bCs/>
-          <w:sz w:val="28"/>
-          <w:szCs w:val="28"/>
-        </w:rPr>
-      </w:pPr>
-      <w:r>
-        <w:rPr>
-          <w:b/>
-          <w:bCs/>
-          <w:sz w:val="28"/>
-          <w:szCs w:val="28"/>
-        </w:rPr>
-        <w:t xml:space="preserve">16)what’s </w:t>
-      </w:r>
-      <w:proofErr w:type="gramStart"/>
-      <w:r>
-        <w:rPr>
-          <w:b/>
-          <w:bCs/>
-          <w:sz w:val="28"/>
-          <w:szCs w:val="28"/>
-        </w:rPr>
-        <w:t>multidimensional  and</w:t>
-      </w:r>
-      <w:proofErr w:type="gramEnd"/>
-      <w:r>
-        <w:rPr>
-          <w:b/>
-          <w:bCs/>
-          <w:sz w:val="28"/>
-          <w:szCs w:val="28"/>
-        </w:rPr>
-        <w:t xml:space="preserve"> jagged </w:t>
-      </w:r>
-      <w:proofErr w:type="gramStart"/>
-      <w:r>
-        <w:rPr>
-          <w:b/>
-          <w:bCs/>
-          <w:sz w:val="28"/>
-          <w:szCs w:val="28"/>
-        </w:rPr>
-        <w:t>array ?</w:t>
-      </w:r>
-      <w:proofErr w:type="gramEnd"/>
-    </w:p>
-    <w:p>
-      <w:pPr>
-        <w:rPr>
-          <w:b/>
-          <w:bCs/>
-          <w:sz w:val="28"/>
-          <w:szCs w:val="28"/>
-        </w:rPr>
-      </w:pPr>
-      <w:r>
-        <w:rPr>
-          <w:b/>
-          <w:bCs/>
-          <w:sz w:val="28"/>
-          <w:szCs w:val="28"/>
-        </w:rPr>
-        <w:t xml:space="preserve">17)decide whether the given matrix is </w:t>
-      </w:r>
-      <w:proofErr w:type="gramStart"/>
-      <w:r>
-        <w:rPr>
-          <w:b/>
-          <w:bCs/>
-          <w:sz w:val="28"/>
-          <w:szCs w:val="28"/>
-        </w:rPr>
-        <w:t>diagonal ?</w:t>
-      </w:r>
-      <w:proofErr w:type="gramEnd"/>
-    </w:p>
-    <w:p>
-      <w:pPr>
-        <w:rPr>
-          <w:b/>
-          <w:bCs/>
-          <w:sz w:val="28"/>
-          <w:szCs w:val="28"/>
-        </w:rPr>
-      </w:pPr>
-      <w:r>
-        <w:rPr>
-          <w:b/>
-          <w:bCs/>
-          <w:sz w:val="28"/>
-          <w:szCs w:val="28"/>
-        </w:rPr>
-        <w:t xml:space="preserve">18) return true if all </w:t>
-      </w:r>
-      <w:proofErr w:type="gramStart"/>
-      <w:r>
-        <w:rPr>
-          <w:b/>
-          <w:bCs/>
-          <w:sz w:val="28"/>
-          <w:szCs w:val="28"/>
-        </w:rPr>
-        <w:t>the  diagonal</w:t>
-      </w:r>
-      <w:proofErr w:type="gramEnd"/>
-      <w:r>
-        <w:rPr>
-          <w:b/>
-          <w:bCs/>
-          <w:sz w:val="28"/>
-          <w:szCs w:val="28"/>
-        </w:rPr>
-        <w:t xml:space="preserve"> elements are </w:t>
-      </w:r>
-      <w:proofErr w:type="gramStart"/>
-      <w:r>
-        <w:rPr>
-          <w:b/>
-          <w:bCs/>
-          <w:sz w:val="28"/>
-          <w:szCs w:val="28"/>
-        </w:rPr>
-        <w:t>prime ?</w:t>
-      </w:r>
-      <w:proofErr w:type="gramEnd"/>
-    </w:p>
-    <w:p>
-      <w:pPr>
-        <w:rPr>
-          <w:b/>
-          <w:bCs/>
-          <w:sz w:val="28"/>
-          <w:szCs w:val="28"/>
-        </w:rPr>
-      </w:pPr>
-      <w:r>
-        <w:rPr>
-          <w:b/>
-          <w:bCs/>
-          <w:sz w:val="28"/>
-          <w:szCs w:val="28"/>
-        </w:rPr>
-        <w:t xml:space="preserve">19)what’s </w:t>
-      </w:r>
-      <w:proofErr w:type="gramStart"/>
-      <w:r>
-        <w:rPr>
-          <w:b/>
-          <w:bCs/>
-          <w:sz w:val="28"/>
-          <w:szCs w:val="28"/>
-        </w:rPr>
-        <w:t>String ?</w:t>
-      </w:r>
-      <w:proofErr w:type="gramEnd"/>
+        <w:t>9)what are the conditional statements in java ?</w:t>
+      </w:r>
+    </w:p>
+    <w:p>
+      <w:pPr>
+        <w:rPr>
+          <w:b/>
+          <w:bCs/>
+          <w:sz w:val="28"/>
+          <w:szCs w:val="28"/>
+        </w:rPr>
+      </w:pPr>
+      <w:r>
+        <w:rPr>
+          <w:b/>
+          <w:bCs/>
+          <w:sz w:val="28"/>
+          <w:szCs w:val="28"/>
+        </w:rPr>
+        <w:t xml:space="preserve">10)Give the different account of the logical  </w:t>
+      </w:r>
+      <w:r>
+        <w:rPr>
+          <w:b/>
+          <w:bCs/>
+          <w:sz w:val="28"/>
+          <w:szCs w:val="28"/>
+        </w:rPr>
+        <w:t>operators in java.</w:t>
+      </w:r>
+    </w:p>
+    <w:p>
+      <w:pPr>
+        <w:rPr>
+          <w:b/>
+          <w:bCs/>
+          <w:sz w:val="28"/>
+          <w:szCs w:val="28"/>
+        </w:rPr>
+      </w:pPr>
+      <w:r>
+        <w:rPr>
+          <w:b/>
+          <w:bCs/>
+          <w:sz w:val="28"/>
+          <w:szCs w:val="28"/>
+        </w:rPr>
+        <w:t xml:space="preserve">11)what is the behaviour of </w:t>
+      </w:r>
+      <w:r>
+        <w:rPr>
+          <w:b/>
+          <w:bCs/>
+          <w:sz w:val="28"/>
+          <w:szCs w:val="28"/>
+        </w:rPr>
+        <w:t xml:space="preserve"> == and .equals() in Java?</w:t>
+      </w:r>
+    </w:p>
+    <w:p>
+      <w:pPr>
+        <w:rPr>
+          <w:b/>
+          <w:bCs/>
+          <w:sz w:val="28"/>
+          <w:szCs w:val="28"/>
+        </w:rPr>
+      </w:pPr>
+      <w:r>
+        <w:rPr>
+          <w:b/>
+          <w:bCs/>
+          <w:sz w:val="28"/>
+          <w:szCs w:val="28"/>
+        </w:rPr>
+        <w:t>12)what is Array ?</w:t>
+      </w:r>
+    </w:p>
+    <w:p>
+      <w:pPr>
+        <w:rPr>
+          <w:b/>
+          <w:bCs/>
+          <w:sz w:val="28"/>
+          <w:szCs w:val="28"/>
+        </w:rPr>
+      </w:pPr>
+      <w:r>
+        <w:rPr>
+          <w:b/>
+          <w:bCs/>
+          <w:sz w:val="28"/>
+          <w:szCs w:val="28"/>
+        </w:rPr>
+        <w:t>13) what are the different ways to initialize the array ?</w:t>
+      </w:r>
+    </w:p>
+    <w:p>
+      <w:pPr>
+        <w:rPr>
+          <w:b/>
+          <w:bCs/>
+          <w:sz w:val="28"/>
+          <w:szCs w:val="28"/>
+        </w:rPr>
+      </w:pPr>
+      <w:r>
+        <w:rPr>
+          <w:b/>
+          <w:bCs/>
+          <w:sz w:val="28"/>
+          <w:szCs w:val="28"/>
+        </w:rPr>
+        <w:t>14) what’s is the difference between Array.length and String.length() in java?</w:t>
+      </w:r>
+    </w:p>
+    <w:p>
+      <w:pPr>
+        <w:rPr>
+          <w:b/>
+          <w:bCs/>
+          <w:sz w:val="28"/>
+          <w:szCs w:val="28"/>
+        </w:rPr>
+      </w:pPr>
+      <w:r>
+        <w:rPr>
+          <w:b/>
+          <w:bCs/>
+          <w:sz w:val="28"/>
+          <w:szCs w:val="28"/>
+        </w:rPr>
+        <w:t>15) what’s 2D array ?</w:t>
+      </w:r>
+    </w:p>
+    <w:p>
+      <w:pPr>
+        <w:rPr>
+          <w:b/>
+          <w:bCs/>
+          <w:sz w:val="28"/>
+          <w:szCs w:val="28"/>
+        </w:rPr>
+      </w:pPr>
+      <w:r>
+        <w:rPr>
+          <w:b/>
+          <w:bCs/>
+          <w:sz w:val="28"/>
+          <w:szCs w:val="28"/>
+        </w:rPr>
+        <w:t>16)what’s multidimensional  and jagged array ?</w:t>
+      </w:r>
+    </w:p>
+    <w:p>
+      <w:pPr>
+        <w:rPr>
+          <w:b/>
+          <w:bCs/>
+          <w:sz w:val="28"/>
+          <w:szCs w:val="28"/>
+        </w:rPr>
+      </w:pPr>
+      <w:r>
+        <w:rPr>
+          <w:b/>
+          <w:bCs/>
+          <w:sz w:val="28"/>
+          <w:szCs w:val="28"/>
+        </w:rPr>
+        <w:t>17)decide whether the given matrix is diagonal ?</w:t>
+      </w:r>
+    </w:p>
+    <w:p>
+      <w:pPr>
+        <w:rPr>
+          <w:b/>
+          <w:bCs/>
+          <w:sz w:val="28"/>
+          <w:szCs w:val="28"/>
+        </w:rPr>
+      </w:pPr>
+      <w:r>
+        <w:rPr>
+          <w:b/>
+          <w:bCs/>
+          <w:sz w:val="28"/>
+          <w:szCs w:val="28"/>
+        </w:rPr>
+        <w:t>18) return true if all the  diagonal elements are prime ?</w:t>
+      </w:r>
+    </w:p>
+    <w:p>
+      <w:pPr>
+        <w:rPr>
+          <w:b/>
+          <w:bCs/>
+          <w:sz w:val="28"/>
+          <w:szCs w:val="28"/>
+        </w:rPr>
+      </w:pPr>
+      <w:r>
+        <w:rPr>
+          <w:b/>
+          <w:bCs/>
+          <w:sz w:val="28"/>
+          <w:szCs w:val="28"/>
+        </w:rPr>
+        <w:t>19)what’s String ?</w:t>
+      </w:r>
     </w:p>
     <w:p>
       <w:pPr>
@@ -736,79 +455,46 @@
           <w:sz w:val="28"/>
           <w:szCs w:val="28"/>
         </w:rPr>
-        <w:t xml:space="preserve">22) what are methods in the </w:t>
-      </w:r>
-      <w:proofErr w:type="gramStart"/>
-      <w:r>
-        <w:rPr>
-          <w:b/>
-          <w:bCs/>
-          <w:sz w:val="28"/>
-          <w:szCs w:val="28"/>
-        </w:rPr>
-        <w:t>java ?</w:t>
-      </w:r>
-      <w:proofErr w:type="gramEnd"/>
-    </w:p>
-    <w:p>
-      <w:pPr>
-        <w:rPr>
-          <w:b/>
-          <w:bCs/>
-          <w:sz w:val="28"/>
-          <w:szCs w:val="28"/>
-        </w:rPr>
-      </w:pPr>
-      <w:r>
-        <w:rPr>
-          <w:b/>
-          <w:bCs/>
-          <w:sz w:val="28"/>
-          <w:szCs w:val="28"/>
-        </w:rPr>
-        <w:t xml:space="preserve">23)what’s the syntax of the methods in the </w:t>
-      </w:r>
-      <w:proofErr w:type="gramStart"/>
-      <w:r>
-        <w:rPr>
-          <w:b/>
-          <w:bCs/>
-          <w:sz w:val="28"/>
-          <w:szCs w:val="28"/>
-        </w:rPr>
-        <w:t>java ?</w:t>
-      </w:r>
-      <w:proofErr w:type="gramEnd"/>
-    </w:p>
-    <w:p>
-      <w:pPr>
-        <w:rPr>
-          <w:b/>
-          <w:bCs/>
-          <w:sz w:val="28"/>
-          <w:szCs w:val="28"/>
-        </w:rPr>
-      </w:pPr>
-      <w:r>
-        <w:rPr>
-          <w:b/>
-          <w:bCs/>
-          <w:sz w:val="28"/>
-          <w:szCs w:val="28"/>
-        </w:rPr>
-        <w:t xml:space="preserve">24)what are constructors in the </w:t>
-      </w:r>
-      <w:proofErr w:type="gramStart"/>
-      <w:r>
-        <w:rPr>
-          <w:b/>
-          <w:bCs/>
-          <w:sz w:val="28"/>
-          <w:szCs w:val="28"/>
-        </w:rPr>
-        <w:t>Java ?</w:t>
-      </w:r>
-      <w:proofErr w:type="gramEnd"/>
+        <w:t>22) what are methods in the java ?</w:t>
+      </w:r>
+    </w:p>
+    <w:p>
+      <w:pPr>
+        <w:rPr>
+          <w:b/>
+          <w:bCs/>
+          <w:sz w:val="28"/>
+          <w:szCs w:val="28"/>
+        </w:rPr>
+      </w:pPr>
+      <w:r>
+        <w:rPr>
+          <w:b/>
+          <w:bCs/>
+          <w:sz w:val="28"/>
+          <w:szCs w:val="28"/>
+        </w:rPr>
+        <w:t>23)what’s the syntax of the methods in the java ?</w:t>
+      </w:r>
+    </w:p>
+    <w:p>
+      <w:pPr>
+        <w:rPr>
+          <w:b/>
+          <w:bCs/>
+          <w:sz w:val="28"/>
+          <w:szCs w:val="28"/>
+        </w:rPr>
+      </w:pPr>
+      <w:r>
+        <w:rPr>
+          <w:b/>
+          <w:bCs/>
+          <w:sz w:val="28"/>
+          <w:szCs w:val="28"/>
+        </w:rPr>
+        <w:t>24)what are constructors in the Java ?</w:t>
+      </w:r>
     </w:p>
     <w:p>
       <w:pPr>
@@ -891,66 +577,26 @@
           <w:sz w:val="28"/>
           <w:szCs w:val="28"/>
         </w:rPr>
-        <w:t xml:space="preserve"> (this vs </w:t>
-      </w:r>
-      <w:proofErr w:type="gramStart"/>
-      <w:r>
-        <w:rPr>
-          <w:b/>
-          <w:bCs/>
-          <w:sz w:val="28"/>
-          <w:szCs w:val="28"/>
-        </w:rPr>
-        <w:t>this(</w:t>
-      </w:r>
-      <w:proofErr w:type="gramEnd"/>
-      <w:r>
-        <w:rPr>
-          <w:b/>
-          <w:bCs/>
-          <w:sz w:val="28"/>
-          <w:szCs w:val="28"/>
-        </w:rPr>
-        <w:t>));</w:t>
-      </w:r>
-    </w:p>
-    <w:p>
-      <w:pPr>
-        <w:rPr>
-          <w:b/>
-          <w:bCs/>
-          <w:sz w:val="28"/>
-          <w:szCs w:val="28"/>
-        </w:rPr>
-      </w:pPr>
-      <w:r>
-        <w:rPr>
-          <w:b/>
-          <w:bCs/>
-          <w:sz w:val="28"/>
-          <w:szCs w:val="28"/>
-        </w:rPr>
-        <w:t xml:space="preserve">28)Setters vs Getters vs </w:t>
-      </w:r>
-      <w:proofErr w:type="gramStart"/>
-      <w:r>
-        <w:rPr>
-          <w:b/>
-          <w:bCs/>
-          <w:sz w:val="28"/>
-          <w:szCs w:val="28"/>
-        </w:rPr>
-        <w:t>Other</w:t>
-      </w:r>
-      <w:proofErr w:type="gramEnd"/>
-      <w:r>
-        <w:rPr>
-          <w:b/>
-          <w:bCs/>
-          <w:sz w:val="28"/>
-          <w:szCs w:val="28"/>
-        </w:rPr>
-        <w:t xml:space="preserve"> methods.</w:t>
+        <w:t xml:space="preserve"> (this vs this());</w:t>
+      </w:r>
+    </w:p>
+    <w:p>
+      <w:pPr>
+        <w:rPr>
+          <w:b/>
+          <w:bCs/>
+          <w:sz w:val="28"/>
+          <w:szCs w:val="28"/>
+        </w:rPr>
+      </w:pPr>
+      <w:r>
+        <w:rPr>
+          <w:b/>
+          <w:bCs/>
+          <w:sz w:val="28"/>
+          <w:szCs w:val="28"/>
+        </w:rPr>
+        <w:t>28)Setters vs Getters vs Other methods.</w:t>
       </w:r>
     </w:p>
     <w:p>
@@ -988,27 +634,7 @@
           <w:sz w:val="28"/>
           <w:szCs w:val="28"/>
         </w:rPr>
-        <w:t xml:space="preserve">30) String </w:t>
-      </w:r>
-      <w:proofErr w:type="gramStart"/>
-      <w:r>
-        <w:rPr>
-          <w:b/>
-          <w:bCs/>
-          <w:sz w:val="28"/>
-          <w:szCs w:val="28"/>
-        </w:rPr>
-        <w:t>immutability :</w:t>
-      </w:r>
-      <w:proofErr w:type="gramEnd"/>
-      <w:r>
-        <w:rPr>
-          <w:b/>
-          <w:bCs/>
-          <w:sz w:val="28"/>
-          <w:szCs w:val="28"/>
-        </w:rPr>
-        <w:t xml:space="preserve"> prove it.</w:t>
+        <w:t>30) String immutability : prove it.</w:t>
       </w:r>
     </w:p>
     <w:p>
@@ -1036,302 +662,150 @@
           <w:sz w:val="28"/>
           <w:szCs w:val="28"/>
         </w:rPr>
+        <w:t xml:space="preserve"> SCP :Explain.</w:t>
+      </w:r>
+    </w:p>
+    <w:p>
+      <w:pPr>
+        <w:rPr>
+          <w:b/>
+          <w:bCs/>
+          <w:sz w:val="28"/>
+          <w:szCs w:val="28"/>
+        </w:rPr>
+      </w:pPr>
+      <w:r>
+        <w:rPr>
+          <w:b/>
+          <w:bCs/>
+          <w:sz w:val="28"/>
+          <w:szCs w:val="28"/>
+        </w:rPr>
+        <w:t>32) String vs StringBuffer vs StringBuilder.</w:t>
+      </w:r>
+    </w:p>
+    <w:p>
+      <w:pPr>
+        <w:rPr>
+          <w:b/>
+          <w:bCs/>
+          <w:sz w:val="28"/>
+          <w:szCs w:val="28"/>
+        </w:rPr>
+      </w:pPr>
+      <w:r>
+        <w:rPr>
+          <w:b/>
+          <w:bCs/>
+          <w:sz w:val="28"/>
+          <w:szCs w:val="28"/>
+        </w:rPr>
+        <w:t>33) what is String interning ? String.intern() method and why is Interning not possible in StringBuffer and StringBuilder?</w:t>
+      </w:r>
+    </w:p>
+    <w:p>
+      <w:pPr>
+        <w:rPr>
+          <w:b/>
+          <w:bCs/>
+          <w:sz w:val="28"/>
+          <w:szCs w:val="28"/>
+        </w:rPr>
+      </w:pPr>
+      <w:r>
+        <w:rPr>
+          <w:b/>
+          <w:bCs/>
+          <w:sz w:val="28"/>
+          <w:szCs w:val="28"/>
+        </w:rPr>
+        <w:t>34) demonstrate the use of the .Intern() method.</w:t>
+      </w:r>
+    </w:p>
+    <w:p>
+      <w:pPr>
+        <w:rPr>
+          <w:b/>
+          <w:bCs/>
+          <w:sz w:val="28"/>
+          <w:szCs w:val="28"/>
+        </w:rPr>
+      </w:pPr>
+      <w:r>
+        <w:rPr>
+          <w:b/>
+          <w:bCs/>
+          <w:sz w:val="28"/>
+          <w:szCs w:val="28"/>
+        </w:rPr>
+        <w:t>35)what is ternary operator ?</w:t>
+      </w:r>
+    </w:p>
+    <w:p>
+      <w:pPr>
+        <w:rPr>
+          <w:b/>
+          <w:bCs/>
+          <w:sz w:val="28"/>
+          <w:szCs w:val="28"/>
+        </w:rPr>
+      </w:pPr>
+      <w:r>
+        <w:rPr>
+          <w:b/>
+          <w:bCs/>
+          <w:sz w:val="28"/>
+          <w:szCs w:val="28"/>
+        </w:rPr>
+        <w:t>36) explain why shouldn’t we use the nested ternary OP.</w:t>
+      </w:r>
+    </w:p>
+    <w:p>
+      <w:pPr>
+        <w:rPr>
+          <w:b/>
+          <w:bCs/>
+          <w:sz w:val="28"/>
+          <w:szCs w:val="28"/>
+        </w:rPr>
+      </w:pPr>
+      <w:r>
+        <w:rPr>
+          <w:b/>
+          <w:bCs/>
+          <w:sz w:val="28"/>
+          <w:szCs w:val="28"/>
+        </w:rPr>
+        <w:t>37)instaceof operator.</w:t>
+      </w:r>
+    </w:p>
+    <w:p>
+      <w:pPr>
+        <w:rPr>
+          <w:b/>
+          <w:bCs/>
+          <w:sz w:val="28"/>
+          <w:szCs w:val="28"/>
+        </w:rPr>
+      </w:pPr>
+      <w:r>
+        <w:rPr>
+          <w:b/>
+          <w:bCs/>
+          <w:sz w:val="28"/>
+          <w:szCs w:val="28"/>
+        </w:rPr>
+        <w:t>38)why java is not purely oops oriented?</w:t>
+      </w:r>
+      <w:r>
+        <w:rPr>
+          <w:b/>
+          <w:bCs/>
+          <w:sz w:val="28"/>
+          <w:szCs w:val="28"/>
+        </w:rPr>
         <w:t xml:space="preserve"> </w:t>
       </w:r>
-      <w:proofErr w:type="gramStart"/>
-      <w:r>
-        <w:rPr>
-          <w:b/>
-          <w:bCs/>
-          <w:sz w:val="28"/>
-          <w:szCs w:val="28"/>
-        </w:rPr>
-        <w:t>SCP :Explain</w:t>
-      </w:r>
-      <w:proofErr w:type="gramEnd"/>
-      <w:r>
-        <w:rPr>
-          <w:b/>
-          <w:bCs/>
-          <w:sz w:val="28"/>
-          <w:szCs w:val="28"/>
-        </w:rPr>
-        <w:t>.</w:t>
-      </w:r>
-    </w:p>
-    <w:p>
-      <w:pPr>
-        <w:rPr>
-          <w:b/>
-          <w:bCs/>
-          <w:sz w:val="28"/>
-          <w:szCs w:val="28"/>
-        </w:rPr>
-      </w:pPr>
-      <w:r>
-        <w:rPr>
-          <w:b/>
-          <w:bCs/>
-          <w:sz w:val="28"/>
-          <w:szCs w:val="28"/>
-        </w:rPr>
-        <w:t xml:space="preserve">32) String vs </w:t>
-      </w:r>
-      <w:proofErr w:type="spellStart"/>
-      <w:r>
-        <w:rPr>
-          <w:b/>
-          <w:bCs/>
-          <w:sz w:val="28"/>
-          <w:szCs w:val="28"/>
-        </w:rPr>
-        <w:t>StringBuffer</w:t>
-      </w:r>
-      <w:proofErr w:type="spellEnd"/>
-      <w:r>
-        <w:rPr>
-          <w:b/>
-          <w:bCs/>
-          <w:sz w:val="28"/>
-          <w:szCs w:val="28"/>
-        </w:rPr>
-        <w:t xml:space="preserve"> vs StringBuilder.</w:t>
-      </w:r>
-    </w:p>
-    <w:p>
-      <w:pPr>
-        <w:rPr>
-          <w:b/>
-          <w:bCs/>
-          <w:sz w:val="28"/>
-          <w:szCs w:val="28"/>
-        </w:rPr>
-      </w:pPr>
-      <w:r>
-        <w:rPr>
-          <w:b/>
-          <w:bCs/>
-          <w:sz w:val="28"/>
-          <w:szCs w:val="28"/>
-        </w:rPr>
-        <w:t xml:space="preserve">33) what is String </w:t>
-      </w:r>
-      <w:proofErr w:type="gramStart"/>
-      <w:r>
-        <w:rPr>
-          <w:b/>
-          <w:bCs/>
-          <w:sz w:val="28"/>
-          <w:szCs w:val="28"/>
-        </w:rPr>
-        <w:t>interning ?</w:t>
-      </w:r>
-      <w:proofErr w:type="gramEnd"/>
-      <w:r>
-        <w:rPr>
-          <w:b/>
-          <w:bCs/>
-          <w:sz w:val="28"/>
-          <w:szCs w:val="28"/>
-        </w:rPr>
-        <w:t xml:space="preserve"> </w:t>
-      </w:r>
-      <w:proofErr w:type="spellStart"/>
-      <w:r>
-        <w:rPr>
-          <w:b/>
-          <w:bCs/>
-          <w:sz w:val="28"/>
-          <w:szCs w:val="28"/>
-        </w:rPr>
-        <w:t>String.intern</w:t>
-      </w:r>
-      <w:proofErr w:type="spellEnd"/>
-      <w:r>
-        <w:rPr>
-          <w:b/>
-          <w:bCs/>
-          <w:sz w:val="28"/>
-          <w:szCs w:val="28"/>
-        </w:rPr>
-        <w:t xml:space="preserve">() method and why is Interning not possible in </w:t>
-      </w:r>
-      <w:proofErr w:type="spellStart"/>
-      <w:r>
-        <w:rPr>
-          <w:b/>
-          <w:bCs/>
-          <w:sz w:val="28"/>
-          <w:szCs w:val="28"/>
-        </w:rPr>
-        <w:t>StringBuffer</w:t>
-      </w:r>
-      <w:proofErr w:type="spellEnd"/>
-      <w:r>
-        <w:rPr>
-          <w:b/>
-          <w:bCs/>
-          <w:sz w:val="28"/>
-          <w:szCs w:val="28"/>
-        </w:rPr>
-        <w:t xml:space="preserve"> and StringBuilder?</w:t>
-      </w:r>
-    </w:p>
-    <w:p>
-      <w:pPr>
-        <w:rPr>
-          <w:b/>
-          <w:bCs/>
-          <w:sz w:val="28"/>
-          <w:szCs w:val="28"/>
-        </w:rPr>
-      </w:pPr>
-      <w:r>
-        <w:rPr>
-          <w:b/>
-          <w:bCs/>
-          <w:sz w:val="28"/>
-          <w:szCs w:val="28"/>
-        </w:rPr>
-        <w:t xml:space="preserve">34) demonstrate the use of </w:t>
-      </w:r>
-      <w:proofErr w:type="gramStart"/>
-      <w:r>
-        <w:rPr>
-          <w:b/>
-          <w:bCs/>
-          <w:sz w:val="28"/>
-          <w:szCs w:val="28"/>
-        </w:rPr>
-        <w:t>the .Intern</w:t>
-      </w:r>
-      <w:proofErr w:type="gramEnd"/>
-      <w:r>
-        <w:rPr>
-          <w:b/>
-          <w:bCs/>
-          <w:sz w:val="28"/>
-          <w:szCs w:val="28"/>
-        </w:rPr>
-        <w:t>() method.</w:t>
-      </w:r>
-    </w:p>
-    <w:p>
-      <w:pPr>
-        <w:rPr>
-          <w:b/>
-          <w:bCs/>
-          <w:sz w:val="28"/>
-          <w:szCs w:val="28"/>
-        </w:rPr>
-      </w:pPr>
-      <w:r>
-        <w:rPr>
-          <w:b/>
-          <w:bCs/>
-          <w:sz w:val="28"/>
-          <w:szCs w:val="28"/>
-        </w:rPr>
-        <w:t xml:space="preserve">35)what is ternary </w:t>
-      </w:r>
-      <w:proofErr w:type="gramStart"/>
-      <w:r>
-        <w:rPr>
-          <w:b/>
-          <w:bCs/>
-          <w:sz w:val="28"/>
-          <w:szCs w:val="28"/>
-        </w:rPr>
-        <w:t>operator ?</w:t>
-      </w:r>
-      <w:proofErr w:type="gramEnd"/>
-    </w:p>
-    <w:p>
-      <w:pPr>
-        <w:rPr>
-          <w:b/>
-          <w:bCs/>
-          <w:sz w:val="28"/>
-          <w:szCs w:val="28"/>
-        </w:rPr>
-      </w:pPr>
-      <w:r>
-        <w:rPr>
-          <w:b/>
-          <w:bCs/>
-          <w:sz w:val="28"/>
-          <w:szCs w:val="28"/>
-        </w:rPr>
-        <w:t>36) explain why shouldn’t we use the nested ternary OP.</w:t>
-      </w:r>
-    </w:p>
-    <w:p>
-      <w:pPr>
-        <w:rPr>
-          <w:b/>
-          <w:bCs/>
-          <w:sz w:val="28"/>
-          <w:szCs w:val="28"/>
-        </w:rPr>
-      </w:pPr>
-      <w:r>
-        <w:rPr>
-          <w:b/>
-          <w:bCs/>
-          <w:sz w:val="28"/>
-          <w:szCs w:val="28"/>
-        </w:rPr>
-        <w:t>37)</w:t>
-      </w:r>
-      <w:proofErr w:type="spellStart"/>
-      <w:r>
-        <w:rPr>
-          <w:b/>
-          <w:bCs/>
-          <w:sz w:val="28"/>
-          <w:szCs w:val="28"/>
-        </w:rPr>
-        <w:t>instaceof</w:t>
-      </w:r>
-      <w:proofErr w:type="spellEnd"/>
-      <w:r>
-        <w:rPr>
-          <w:b/>
-          <w:bCs/>
-          <w:sz w:val="28"/>
-          <w:szCs w:val="28"/>
-        </w:rPr>
-        <w:t xml:space="preserve"> operator.</w:t>
-      </w:r>
-    </w:p>
-    <w:p>
-      <w:pPr>
-        <w:rPr>
-          <w:b/>
-          <w:bCs/>
-          <w:sz w:val="28"/>
-          <w:szCs w:val="28"/>
-        </w:rPr>
-      </w:pPr>
-      <w:r>
-        <w:rPr>
-          <w:b/>
-          <w:bCs/>
-          <w:sz w:val="28"/>
-          <w:szCs w:val="28"/>
-        </w:rPr>
-        <w:t>38)why java is not purely oops oriented?</w:t>
-      </w:r>
-      <w:r>
-        <w:rPr>
-          <w:b/>
-          <w:bCs/>
-          <w:sz w:val="28"/>
-          <w:szCs w:val="28"/>
-        </w:rPr>
-        <w:t xml:space="preserve"> </w:t>
-      </w:r>
-      <w:proofErr w:type="gramStart"/>
       <w:r>
         <w:rPr>
           <w:b/>
@@ -1341,7 +815,6 @@
         </w:rPr>
         <w:t>explain .</w:t>
       </w:r>
-      <w:proofErr w:type="gramEnd"/>
     </w:p>
     <w:p>
       <w:pPr>
@@ -1378,19 +851,8 @@
           <w:sz w:val="28"/>
           <w:szCs w:val="28"/>
         </w:rPr>
-        <w:t xml:space="preserve">40) how will you achieve the data security in </w:t>
-      </w:r>
-      <w:proofErr w:type="gramStart"/>
-      <w:r>
-        <w:rPr>
-          <w:b/>
-          <w:bCs/>
-          <w:sz w:val="28"/>
-          <w:szCs w:val="28"/>
-        </w:rPr>
-        <w:t>encapsulation ?</w:t>
-      </w:r>
-      <w:proofErr w:type="gramEnd"/>
+        <w:t>40) how will you achieve the data security in encapsulation ?</w:t>
+      </w:r>
     </w:p>
     <w:p>
       <w:pPr>
@@ -1427,27 +889,7 @@
           <w:sz w:val="28"/>
           <w:szCs w:val="28"/>
         </w:rPr>
-        <w:t xml:space="preserve">42) </w:t>
-      </w:r>
-      <w:proofErr w:type="spellStart"/>
-      <w:r>
-        <w:rPr>
-          <w:b/>
-          <w:bCs/>
-          <w:sz w:val="28"/>
-          <w:szCs w:val="28"/>
-        </w:rPr>
-        <w:t>w.a.p.</w:t>
-      </w:r>
-      <w:proofErr w:type="spellEnd"/>
-      <w:r>
-        <w:rPr>
-          <w:b/>
-          <w:bCs/>
-          <w:sz w:val="28"/>
-          <w:szCs w:val="28"/>
-        </w:rPr>
-        <w:t xml:space="preserve"> to demonstrate the encapsulation </w:t>
+        <w:t xml:space="preserve">42) w.a.p. to demonstrate the encapsulation </w:t>
       </w:r>
       <w:r>
         <w:rPr>
@@ -1504,19 +946,8 @@
           <w:sz w:val="28"/>
           <w:szCs w:val="28"/>
         </w:rPr>
-        <w:t xml:space="preserve">44)what is inheritance in </w:t>
-      </w:r>
-      <w:proofErr w:type="gramStart"/>
-      <w:r>
-        <w:rPr>
-          <w:b/>
-          <w:bCs/>
-          <w:sz w:val="28"/>
-          <w:szCs w:val="28"/>
-        </w:rPr>
-        <w:t>java ?</w:t>
-      </w:r>
-      <w:proofErr w:type="gramEnd"/>
+        <w:t>44)what is inheritance in java ?</w:t>
+      </w:r>
     </w:p>
     <w:p>
       <w:pPr>
@@ -1553,27 +984,7 @@
           <w:sz w:val="28"/>
           <w:szCs w:val="28"/>
         </w:rPr>
-        <w:t xml:space="preserve">46)what is the use of the inheritance in </w:t>
-      </w:r>
-      <w:proofErr w:type="gramStart"/>
-      <w:r>
-        <w:rPr>
-          <w:b/>
-          <w:bCs/>
-          <w:sz w:val="28"/>
-          <w:szCs w:val="28"/>
-        </w:rPr>
-        <w:t>java ?</w:t>
-      </w:r>
-      <w:proofErr w:type="gramEnd"/>
-      <w:r>
-        <w:rPr>
-          <w:b/>
-          <w:bCs/>
-          <w:sz w:val="28"/>
-          <w:szCs w:val="28"/>
-        </w:rPr>
-        <w:t>(</w:t>
+        <w:t>46)what is the use of the inheritance in java ?(</w:t>
       </w:r>
       <w:r>
         <w:rPr>
@@ -1630,159 +1041,84 @@
           <w:sz w:val="28"/>
           <w:szCs w:val="28"/>
         </w:rPr>
-        <w:t xml:space="preserve">48) why multiple inheritance is not supported in </w:t>
-      </w:r>
-      <w:proofErr w:type="gramStart"/>
-      <w:r>
-        <w:rPr>
-          <w:b/>
-          <w:bCs/>
-          <w:sz w:val="28"/>
-          <w:szCs w:val="28"/>
-        </w:rPr>
-        <w:t>java ?</w:t>
-      </w:r>
-      <w:proofErr w:type="gramEnd"/>
-    </w:p>
-    <w:p>
-      <w:pPr>
-        <w:rPr>
-          <w:b/>
-          <w:bCs/>
-          <w:sz w:val="28"/>
-          <w:szCs w:val="28"/>
-        </w:rPr>
-      </w:pPr>
-      <w:r>
-        <w:rPr>
-          <w:b/>
-          <w:bCs/>
-          <w:sz w:val="28"/>
-          <w:szCs w:val="28"/>
-        </w:rPr>
-        <w:t>49)what is diamond problem (</w:t>
-      </w:r>
-      <w:proofErr w:type="spellStart"/>
-      <w:r>
-        <w:rPr>
-          <w:b/>
-          <w:bCs/>
-          <w:sz w:val="28"/>
-          <w:szCs w:val="28"/>
-        </w:rPr>
-        <w:t>Ambuiguity</w:t>
-      </w:r>
-      <w:proofErr w:type="spellEnd"/>
-      <w:r>
-        <w:rPr>
-          <w:b/>
-          <w:bCs/>
-          <w:sz w:val="28"/>
-          <w:szCs w:val="28"/>
-        </w:rPr>
-        <w:t xml:space="preserve">) in </w:t>
-      </w:r>
-      <w:proofErr w:type="gramStart"/>
-      <w:r>
-        <w:rPr>
-          <w:b/>
-          <w:bCs/>
-          <w:sz w:val="28"/>
-          <w:szCs w:val="28"/>
-        </w:rPr>
-        <w:t>java ?</w:t>
-      </w:r>
-      <w:proofErr w:type="gramEnd"/>
-    </w:p>
-    <w:p>
-      <w:pPr>
-        <w:rPr>
-          <w:b/>
-          <w:bCs/>
-          <w:sz w:val="28"/>
-          <w:szCs w:val="28"/>
-        </w:rPr>
-      </w:pPr>
-      <w:r>
-        <w:rPr>
-          <w:b/>
-          <w:bCs/>
-          <w:sz w:val="28"/>
-          <w:szCs w:val="28"/>
-        </w:rPr>
-        <w:t xml:space="preserve">50) how does private variables play in the </w:t>
-      </w:r>
-      <w:proofErr w:type="gramStart"/>
-      <w:r>
-        <w:rPr>
-          <w:b/>
-          <w:bCs/>
-          <w:sz w:val="28"/>
-          <w:szCs w:val="28"/>
-        </w:rPr>
-        <w:t>inheritance ?</w:t>
-      </w:r>
-      <w:proofErr w:type="gramEnd"/>
-    </w:p>
-    <w:p>
-      <w:pPr>
-        <w:rPr>
-          <w:b/>
-          <w:bCs/>
-          <w:sz w:val="28"/>
-          <w:szCs w:val="28"/>
-        </w:rPr>
-      </w:pPr>
-      <w:r>
-        <w:rPr>
-          <w:b/>
-          <w:bCs/>
-          <w:sz w:val="28"/>
-          <w:szCs w:val="28"/>
-        </w:rPr>
-        <w:t xml:space="preserve">51) what is </w:t>
-      </w:r>
-      <w:proofErr w:type="gramStart"/>
-      <w:r>
-        <w:rPr>
-          <w:b/>
-          <w:bCs/>
-          <w:sz w:val="28"/>
-          <w:szCs w:val="28"/>
-        </w:rPr>
-        <w:t>polymorphism ?</w:t>
-      </w:r>
-      <w:proofErr w:type="gramEnd"/>
-    </w:p>
-    <w:p>
-      <w:pPr>
-        <w:rPr>
-          <w:b/>
-          <w:bCs/>
-          <w:sz w:val="28"/>
-          <w:szCs w:val="28"/>
-        </w:rPr>
-      </w:pPr>
-      <w:r>
-        <w:rPr>
-          <w:b/>
-          <w:bCs/>
-          <w:sz w:val="28"/>
-          <w:szCs w:val="28"/>
-        </w:rPr>
-        <w:t xml:space="preserve">52)what is method overloading and </w:t>
-      </w:r>
-      <w:proofErr w:type="gramStart"/>
-      <w:r>
-        <w:rPr>
-          <w:b/>
-          <w:bCs/>
-          <w:sz w:val="28"/>
-          <w:szCs w:val="28"/>
-        </w:rPr>
-        <w:t>overriding ?</w:t>
-      </w:r>
-      <w:proofErr w:type="gramEnd"/>
+        <w:t>48) why multiple inheritance is not supported in java ?</w:t>
+      </w:r>
+    </w:p>
+    <w:p>
+      <w:pPr>
+        <w:rPr>
+          <w:b/>
+          <w:bCs/>
+          <w:sz w:val="28"/>
+          <w:szCs w:val="28"/>
+        </w:rPr>
+      </w:pPr>
+      <w:r>
+        <w:rPr>
+          <w:b/>
+          <w:bCs/>
+          <w:sz w:val="28"/>
+          <w:szCs w:val="28"/>
+        </w:rPr>
+        <w:t>49)what is diamond problem (Ambuiguity) in java ?</w:t>
+      </w:r>
+    </w:p>
+    <w:p>
+      <w:pPr>
+        <w:rPr>
+          <w:b/>
+          <w:bCs/>
+          <w:sz w:val="28"/>
+          <w:szCs w:val="28"/>
+        </w:rPr>
+      </w:pPr>
+      <w:r>
+        <w:rPr>
+          <w:b/>
+          <w:bCs/>
+          <w:sz w:val="28"/>
+          <w:szCs w:val="28"/>
+        </w:rPr>
+        <w:t>50) how does private variables play in the inheritance ?</w:t>
+      </w:r>
+    </w:p>
+    <w:p>
+      <w:pPr>
+        <w:rPr>
+          <w:b/>
+          <w:bCs/>
+          <w:sz w:val="28"/>
+          <w:szCs w:val="28"/>
+        </w:rPr>
+      </w:pPr>
+      <w:r>
+        <w:rPr>
+          <w:b/>
+          <w:bCs/>
+          <w:sz w:val="28"/>
+          <w:szCs w:val="28"/>
+        </w:rPr>
+        <w:t>51) what is polymorphism ?</w:t>
+      </w:r>
+    </w:p>
+    <w:p>
+      <w:pPr>
+        <w:rPr>
+          <w:b/>
+          <w:bCs/>
+          <w:sz w:val="28"/>
+          <w:szCs w:val="28"/>
+        </w:rPr>
+      </w:pPr>
+      <w:r>
+        <w:rPr>
+          <w:b/>
+          <w:bCs/>
+          <w:sz w:val="28"/>
+          <w:szCs w:val="28"/>
+        </w:rPr>
+        <w:t>52)what is method overloading and overriding ?</w:t>
+      </w:r>
     </w:p>
     <w:p>
       <w:pPr>
@@ -1819,27 +1155,7 @@
           <w:sz w:val="28"/>
           <w:szCs w:val="28"/>
         </w:rPr>
-        <w:t xml:space="preserve">54) polymorphic object and </w:t>
-      </w:r>
-      <w:proofErr w:type="spellStart"/>
-      <w:r>
-        <w:rPr>
-          <w:b/>
-          <w:bCs/>
-          <w:sz w:val="28"/>
-          <w:szCs w:val="28"/>
-        </w:rPr>
-        <w:t>it’s</w:t>
-      </w:r>
-      <w:proofErr w:type="spellEnd"/>
-      <w:r>
-        <w:rPr>
-          <w:b/>
-          <w:bCs/>
-          <w:sz w:val="28"/>
-          <w:szCs w:val="28"/>
-        </w:rPr>
-        <w:t xml:space="preserve"> significance.</w:t>
+        <w:t>54) polymorphic object and it’s significance.</w:t>
       </w:r>
     </w:p>
     <w:p>
@@ -1877,49 +1193,27 @@
           <w:sz w:val="28"/>
           <w:szCs w:val="28"/>
         </w:rPr>
-        <w:t xml:space="preserve">56)why you can’t override the static and private </w:t>
-      </w:r>
-      <w:proofErr w:type="gramStart"/>
-      <w:r>
-        <w:rPr>
-          <w:b/>
-          <w:bCs/>
-          <w:sz w:val="28"/>
-          <w:szCs w:val="28"/>
-        </w:rPr>
-        <w:t>methods ?</w:t>
-      </w:r>
-      <w:proofErr w:type="gramEnd"/>
-    </w:p>
-    <w:p>
-      <w:pPr>
-        <w:rPr>
-          <w:b/>
-          <w:bCs/>
-          <w:sz w:val="28"/>
-          <w:szCs w:val="28"/>
-        </w:rPr>
-      </w:pPr>
-      <w:r>
-        <w:rPr>
-          <w:b/>
-          <w:bCs/>
-          <w:sz w:val="28"/>
-          <w:szCs w:val="28"/>
-        </w:rPr>
-        <w:t xml:space="preserve">57) what is method </w:t>
-      </w:r>
-      <w:proofErr w:type="gramStart"/>
-      <w:r>
-        <w:rPr>
-          <w:b/>
-          <w:bCs/>
-          <w:sz w:val="28"/>
-          <w:szCs w:val="28"/>
-        </w:rPr>
-        <w:t>hiding ?</w:t>
-      </w:r>
-      <w:proofErr w:type="gramEnd"/>
+        <w:t>56)why you can’t override the static and private methods ?</w:t>
+      </w:r>
+    </w:p>
+    <w:p>
+      <w:pPr>
+        <w:rPr>
+          <w:b/>
+          <w:bCs/>
+          <w:sz w:val="28"/>
+          <w:szCs w:val="28"/>
+        </w:rPr>
+      </w:pPr>
+      <w:r>
+        <w:rPr>
+          <w:b/>
+          <w:bCs/>
+          <w:sz w:val="28"/>
+          <w:szCs w:val="28"/>
+        </w:rPr>
+        <w:t>57) what is method hiding ?</w:t>
+      </w:r>
     </w:p>
     <w:p>
       <w:pPr>
@@ -1956,141 +1250,26 @@
           <w:sz w:val="28"/>
           <w:szCs w:val="28"/>
         </w:rPr>
-        <w:t xml:space="preserve">59)what is </w:t>
-      </w:r>
-      <w:proofErr w:type="gramStart"/>
-      <w:r>
-        <w:rPr>
-          <w:b/>
-          <w:bCs/>
-          <w:sz w:val="28"/>
-          <w:szCs w:val="28"/>
-        </w:rPr>
-        <w:t>super(</w:t>
-      </w:r>
-      <w:proofErr w:type="gramEnd"/>
-      <w:r>
-        <w:rPr>
-          <w:b/>
-          <w:bCs/>
-          <w:sz w:val="28"/>
-          <w:szCs w:val="28"/>
-        </w:rPr>
-        <w:t xml:space="preserve">) call </w:t>
-      </w:r>
-      <w:proofErr w:type="spellStart"/>
-      <w:proofErr w:type="gramStart"/>
-      <w:r>
-        <w:rPr>
-          <w:b/>
-          <w:bCs/>
-          <w:sz w:val="28"/>
-          <w:szCs w:val="28"/>
-        </w:rPr>
-        <w:t>super.variable</w:t>
-      </w:r>
-      <w:proofErr w:type="spellEnd"/>
-      <w:proofErr w:type="gramEnd"/>
-      <w:r>
-        <w:rPr>
-          <w:b/>
-          <w:bCs/>
-          <w:sz w:val="28"/>
-          <w:szCs w:val="28"/>
-        </w:rPr>
-        <w:t xml:space="preserve"> and </w:t>
-      </w:r>
-      <w:proofErr w:type="spellStart"/>
-      <w:proofErr w:type="gramStart"/>
-      <w:r>
-        <w:rPr>
-          <w:b/>
-          <w:bCs/>
-          <w:sz w:val="28"/>
-          <w:szCs w:val="28"/>
-        </w:rPr>
-        <w:t>super.method</w:t>
-      </w:r>
-      <w:proofErr w:type="spellEnd"/>
-      <w:proofErr w:type="gramEnd"/>
-      <w:r>
-        <w:rPr>
-          <w:b/>
-          <w:bCs/>
-          <w:sz w:val="28"/>
-          <w:szCs w:val="28"/>
-        </w:rPr>
-        <w:t xml:space="preserve">() call in </w:t>
-      </w:r>
-      <w:proofErr w:type="gramStart"/>
-      <w:r>
-        <w:rPr>
-          <w:b/>
-          <w:bCs/>
-          <w:sz w:val="28"/>
-          <w:szCs w:val="28"/>
-        </w:rPr>
-        <w:t>inheritance ?</w:t>
-      </w:r>
-      <w:proofErr w:type="gramEnd"/>
-    </w:p>
-    <w:p>
-      <w:pPr>
-        <w:rPr>
-          <w:b/>
-          <w:bCs/>
-          <w:sz w:val="28"/>
-          <w:szCs w:val="28"/>
-        </w:rPr>
-      </w:pPr>
-      <w:r>
-        <w:rPr>
-          <w:b/>
-          <w:bCs/>
-          <w:sz w:val="28"/>
-          <w:szCs w:val="28"/>
-        </w:rPr>
-        <w:t xml:space="preserve">60) </w:t>
-      </w:r>
-      <w:proofErr w:type="gramStart"/>
-      <w:r>
-        <w:rPr>
-          <w:b/>
-          <w:bCs/>
-          <w:sz w:val="28"/>
-          <w:szCs w:val="28"/>
-        </w:rPr>
-        <w:t>this(</w:t>
-      </w:r>
-      <w:proofErr w:type="gramEnd"/>
-      <w:r>
-        <w:rPr>
-          <w:b/>
-          <w:bCs/>
-          <w:sz w:val="28"/>
-          <w:szCs w:val="28"/>
-        </w:rPr>
-        <w:t xml:space="preserve">) vs </w:t>
-      </w:r>
-      <w:proofErr w:type="gramStart"/>
-      <w:r>
-        <w:rPr>
-          <w:b/>
-          <w:bCs/>
-          <w:sz w:val="28"/>
-          <w:szCs w:val="28"/>
-        </w:rPr>
-        <w:t>super(</w:t>
-      </w:r>
-      <w:proofErr w:type="gramEnd"/>
-      <w:r>
-        <w:rPr>
-          <w:b/>
-          <w:bCs/>
-          <w:sz w:val="28"/>
-          <w:szCs w:val="28"/>
-        </w:rPr>
-        <w:t>)</w:t>
+        <w:t>59)what is super() call super.variable and super.method() call in inheritance ?</w:t>
+      </w:r>
+    </w:p>
+    <w:p>
+      <w:pPr>
+        <w:rPr>
+          <w:b/>
+          <w:bCs/>
+          <w:sz w:val="28"/>
+          <w:szCs w:val="28"/>
+        </w:rPr>
+      </w:pPr>
+      <w:r>
+        <w:rPr>
+          <w:b/>
+          <w:bCs/>
+          <w:sz w:val="28"/>
+          <w:szCs w:val="28"/>
+        </w:rPr>
+        <w:t>60) this() vs super()</w:t>
       </w:r>
       <w:r>
         <w:rPr>
@@ -2211,19 +1390,8 @@
           <w:sz w:val="28"/>
           <w:szCs w:val="28"/>
         </w:rPr>
-        <w:t xml:space="preserve"> how do you create Custom Runtime Exceptions in </w:t>
-      </w:r>
-      <w:proofErr w:type="gramStart"/>
-      <w:r>
-        <w:rPr>
-          <w:b/>
-          <w:bCs/>
-          <w:sz w:val="28"/>
-          <w:szCs w:val="28"/>
-        </w:rPr>
-        <w:t>Java ?</w:t>
-      </w:r>
-      <w:proofErr w:type="gramEnd"/>
+        <w:t xml:space="preserve"> how do you create Custom Runtime Exceptions in Java ?</w:t>
+      </w:r>
     </w:p>
     <w:p>
       <w:pPr>
@@ -2260,19 +1428,8 @@
           <w:sz w:val="28"/>
           <w:szCs w:val="28"/>
         </w:rPr>
-        <w:t xml:space="preserve">What is throwable in java exception </w:t>
-      </w:r>
-      <w:proofErr w:type="gramStart"/>
-      <w:r>
-        <w:rPr>
-          <w:b/>
-          <w:bCs/>
-          <w:sz w:val="28"/>
-          <w:szCs w:val="28"/>
-        </w:rPr>
-        <w:t>handling ?</w:t>
-      </w:r>
-      <w:proofErr w:type="gramEnd"/>
+        <w:t>What is throwable in java exception handling ?</w:t>
+      </w:r>
     </w:p>
     <w:p>
       <w:pPr>
@@ -2299,19 +1456,8 @@
           <w:sz w:val="28"/>
           <w:szCs w:val="28"/>
         </w:rPr>
-        <w:t xml:space="preserve"> Difference between Throw and Throws in </w:t>
-      </w:r>
-      <w:proofErr w:type="gramStart"/>
-      <w:r>
-        <w:rPr>
-          <w:b/>
-          <w:bCs/>
-          <w:sz w:val="28"/>
-          <w:szCs w:val="28"/>
-        </w:rPr>
-        <w:t>java ?</w:t>
-      </w:r>
-      <w:proofErr w:type="gramEnd"/>
+        <w:t xml:space="preserve"> Difference between Throw and Throws in java ?</w:t>
+      </w:r>
     </w:p>
     <w:p>
       <w:pPr>
@@ -2338,19 +1484,8 @@
           <w:sz w:val="28"/>
           <w:szCs w:val="28"/>
         </w:rPr>
-        <w:t xml:space="preserve">What is exception Propagation in </w:t>
-      </w:r>
-      <w:proofErr w:type="gramStart"/>
-      <w:r>
-        <w:rPr>
-          <w:b/>
-          <w:bCs/>
-          <w:sz w:val="28"/>
-          <w:szCs w:val="28"/>
-        </w:rPr>
-        <w:t>Java ?</w:t>
-      </w:r>
-      <w:proofErr w:type="gramEnd"/>
+        <w:t>What is exception Propagation in Java ?</w:t>
+      </w:r>
     </w:p>
     <w:p>
       <w:pPr>
@@ -2396,248 +1531,102 @@
           <w:sz w:val="28"/>
           <w:szCs w:val="28"/>
         </w:rPr>
-        <w:t xml:space="preserve">69)Does finally block always execute in the </w:t>
-      </w:r>
-      <w:proofErr w:type="gramStart"/>
-      <w:r>
-        <w:rPr>
-          <w:b/>
-          <w:bCs/>
-          <w:sz w:val="28"/>
-          <w:szCs w:val="28"/>
-        </w:rPr>
-        <w:t>Java ?</w:t>
-      </w:r>
-      <w:proofErr w:type="gramEnd"/>
-    </w:p>
-    <w:p>
-      <w:pPr>
-        <w:rPr>
-          <w:b/>
-          <w:bCs/>
-          <w:sz w:val="28"/>
-          <w:szCs w:val="28"/>
-        </w:rPr>
-      </w:pPr>
-      <w:r>
-        <w:rPr>
-          <w:b/>
-          <w:bCs/>
-          <w:sz w:val="28"/>
-          <w:szCs w:val="28"/>
-        </w:rPr>
-        <w:t xml:space="preserve">70) five contracts </w:t>
-      </w:r>
-      <w:proofErr w:type="gramStart"/>
-      <w:r>
-        <w:rPr>
-          <w:b/>
-          <w:bCs/>
-          <w:sz w:val="28"/>
-          <w:szCs w:val="28"/>
-        </w:rPr>
-        <w:t>of .equals</w:t>
-      </w:r>
-      <w:proofErr w:type="gramEnd"/>
-      <w:r>
-        <w:rPr>
-          <w:b/>
-          <w:bCs/>
-          <w:sz w:val="28"/>
-          <w:szCs w:val="28"/>
-        </w:rPr>
-        <w:t xml:space="preserve">() with </w:t>
-      </w:r>
-      <w:proofErr w:type="gramStart"/>
-      <w:r>
-        <w:rPr>
-          <w:b/>
-          <w:bCs/>
-          <w:sz w:val="28"/>
-          <w:szCs w:val="28"/>
-        </w:rPr>
-        <w:t>itself ?</w:t>
-      </w:r>
-      <w:proofErr w:type="gramEnd"/>
-    </w:p>
-    <w:p>
-      <w:pPr>
-        <w:rPr>
-          <w:b/>
-          <w:bCs/>
-          <w:sz w:val="28"/>
-          <w:szCs w:val="28"/>
-        </w:rPr>
-      </w:pPr>
-      <w:r>
-        <w:rPr>
-          <w:b/>
-          <w:bCs/>
-          <w:sz w:val="28"/>
-          <w:szCs w:val="28"/>
-        </w:rPr>
-        <w:t xml:space="preserve">71)Contract </w:t>
-      </w:r>
-      <w:proofErr w:type="gramStart"/>
-      <w:r>
-        <w:rPr>
-          <w:b/>
-          <w:bCs/>
-          <w:sz w:val="28"/>
-          <w:szCs w:val="28"/>
-        </w:rPr>
-        <w:t>between .equals</w:t>
-      </w:r>
-      <w:proofErr w:type="gramEnd"/>
-      <w:r>
-        <w:rPr>
-          <w:b/>
-          <w:bCs/>
-          <w:sz w:val="28"/>
-          <w:szCs w:val="28"/>
-        </w:rPr>
-        <w:t xml:space="preserve">() </w:t>
-      </w:r>
-      <w:proofErr w:type="gramStart"/>
-      <w:r>
-        <w:rPr>
-          <w:b/>
-          <w:bCs/>
-          <w:sz w:val="28"/>
-          <w:szCs w:val="28"/>
-        </w:rPr>
-        <w:t>and .</w:t>
-      </w:r>
-      <w:proofErr w:type="spellStart"/>
-      <w:r>
-        <w:rPr>
-          <w:b/>
-          <w:bCs/>
-          <w:sz w:val="28"/>
-          <w:szCs w:val="28"/>
-        </w:rPr>
-        <w:t>hashCode</w:t>
-      </w:r>
-      <w:proofErr w:type="spellEnd"/>
-      <w:proofErr w:type="gramEnd"/>
-      <w:r>
-        <w:rPr>
-          <w:b/>
-          <w:bCs/>
-          <w:sz w:val="28"/>
-          <w:szCs w:val="28"/>
-        </w:rPr>
-        <w:t xml:space="preserve">() in </w:t>
-      </w:r>
-      <w:proofErr w:type="gramStart"/>
-      <w:r>
-        <w:rPr>
-          <w:b/>
-          <w:bCs/>
-          <w:sz w:val="28"/>
-          <w:szCs w:val="28"/>
-        </w:rPr>
-        <w:t>Java ?</w:t>
-      </w:r>
-      <w:proofErr w:type="gramEnd"/>
-    </w:p>
-    <w:p>
-      <w:pPr>
-        <w:rPr>
-          <w:b/>
-          <w:bCs/>
-          <w:sz w:val="28"/>
-          <w:szCs w:val="28"/>
-        </w:rPr>
-      </w:pPr>
-      <w:r>
-        <w:rPr>
-          <w:b/>
-          <w:bCs/>
-          <w:sz w:val="28"/>
-          <w:szCs w:val="28"/>
-        </w:rPr>
-        <w:t xml:space="preserve">72)what is the collection Framework in </w:t>
-      </w:r>
-      <w:proofErr w:type="gramStart"/>
-      <w:r>
-        <w:rPr>
-          <w:b/>
-          <w:bCs/>
-          <w:sz w:val="28"/>
-          <w:szCs w:val="28"/>
-        </w:rPr>
-        <w:t>java ?</w:t>
-      </w:r>
-      <w:proofErr w:type="gramEnd"/>
-    </w:p>
-    <w:p>
-      <w:pPr>
-        <w:rPr>
-          <w:b/>
-          <w:bCs/>
-          <w:sz w:val="28"/>
-          <w:szCs w:val="28"/>
-        </w:rPr>
-      </w:pPr>
-      <w:r>
-        <w:rPr>
-          <w:b/>
-          <w:bCs/>
-          <w:sz w:val="28"/>
-          <w:szCs w:val="28"/>
-        </w:rPr>
-        <w:t xml:space="preserve">73) what is the hierarchy of collection Framework in </w:t>
-      </w:r>
-      <w:proofErr w:type="gramStart"/>
-      <w:r>
-        <w:rPr>
-          <w:b/>
-          <w:bCs/>
-          <w:sz w:val="28"/>
-          <w:szCs w:val="28"/>
-        </w:rPr>
-        <w:t>Java ?</w:t>
-      </w:r>
-      <w:proofErr w:type="gramEnd"/>
-    </w:p>
-    <w:p>
-      <w:pPr>
-        <w:rPr>
-          <w:b/>
-          <w:bCs/>
-          <w:sz w:val="28"/>
-          <w:szCs w:val="28"/>
-        </w:rPr>
-      </w:pPr>
-      <w:r>
-        <w:rPr>
-          <w:b/>
-          <w:bCs/>
-          <w:sz w:val="28"/>
-          <w:szCs w:val="28"/>
-        </w:rPr>
-        <w:t xml:space="preserve">74) List I/f and </w:t>
-      </w:r>
-      <w:proofErr w:type="gramStart"/>
-      <w:r>
-        <w:rPr>
-          <w:b/>
-          <w:bCs/>
-          <w:sz w:val="28"/>
-          <w:szCs w:val="28"/>
-        </w:rPr>
-        <w:t>it’s</w:t>
-      </w:r>
-      <w:proofErr w:type="gramEnd"/>
-      <w:r>
-        <w:rPr>
-          <w:b/>
-          <w:bCs/>
-          <w:sz w:val="28"/>
-          <w:szCs w:val="28"/>
-        </w:rPr>
-        <w:t xml:space="preserve"> subclasses.</w:t>
+        <w:t>69)Does finally block always execute in the Java ?</w:t>
+      </w:r>
+    </w:p>
+    <w:p>
+      <w:pPr>
+        <w:rPr>
+          <w:b/>
+          <w:bCs/>
+          <w:sz w:val="28"/>
+          <w:szCs w:val="28"/>
+        </w:rPr>
+      </w:pPr>
+      <w:r>
+        <w:rPr>
+          <w:b/>
+          <w:bCs/>
+          <w:sz w:val="28"/>
+          <w:szCs w:val="28"/>
+        </w:rPr>
+        <w:t>70) five contracts of .equals() with itself ?</w:t>
+      </w:r>
+    </w:p>
+    <w:p>
+      <w:pPr>
+        <w:rPr>
+          <w:b/>
+          <w:bCs/>
+          <w:sz w:val="28"/>
+          <w:szCs w:val="28"/>
+        </w:rPr>
+      </w:pPr>
+      <w:r>
+        <w:rPr>
+          <w:b/>
+          <w:bCs/>
+          <w:sz w:val="28"/>
+          <w:szCs w:val="28"/>
+        </w:rPr>
+        <w:t>71)Contract between .equals() and .hashCode() in Java ?</w:t>
+      </w:r>
+    </w:p>
+    <w:p>
+      <w:pPr>
+        <w:rPr>
+          <w:b/>
+          <w:bCs/>
+          <w:sz w:val="28"/>
+          <w:szCs w:val="28"/>
+        </w:rPr>
+      </w:pPr>
+      <w:r>
+        <w:rPr>
+          <w:b/>
+          <w:bCs/>
+          <w:sz w:val="28"/>
+          <w:szCs w:val="28"/>
+        </w:rPr>
+        <w:t>72)what is the collection Framework in java ?</w:t>
+      </w:r>
+    </w:p>
+    <w:p>
+      <w:pPr>
+        <w:rPr>
+          <w:b/>
+          <w:bCs/>
+          <w:sz w:val="28"/>
+          <w:szCs w:val="28"/>
+        </w:rPr>
+      </w:pPr>
+      <w:r>
+        <w:rPr>
+          <w:b/>
+          <w:bCs/>
+          <w:sz w:val="28"/>
+          <w:szCs w:val="28"/>
+        </w:rPr>
+        <w:t>73) what is the hierarchy of collection Framework in Java ?</w:t>
+      </w:r>
+    </w:p>
+    <w:p>
+      <w:pPr>
+        <w:rPr>
+          <w:b/>
+          <w:bCs/>
+          <w:sz w:val="28"/>
+          <w:szCs w:val="28"/>
+        </w:rPr>
+      </w:pPr>
+      <w:r>
+        <w:rPr>
+          <w:b/>
+          <w:bCs/>
+          <w:sz w:val="28"/>
+          <w:szCs w:val="28"/>
+        </w:rPr>
+        <w:t>74) List I/f and it’s subclasses.</w:t>
       </w:r>
     </w:p>
     <w:p>
@@ -2658,25 +1647,14 @@
         </w:rPr>
         <w:t>75)</w:t>
       </w:r>
-      <w:proofErr w:type="spellStart"/>
-      <w:r>
-        <w:rPr>
-          <w:b/>
-          <w:bCs/>
-          <w:sz w:val="28"/>
-          <w:szCs w:val="28"/>
-        </w:rPr>
-        <w:t>ArrayList</w:t>
-      </w:r>
-      <w:proofErr w:type="spellEnd"/>
-      <w:r>
-        <w:rPr>
-          <w:b/>
-          <w:bCs/>
-          <w:sz w:val="28"/>
-          <w:szCs w:val="28"/>
-        </w:rPr>
-        <w:t xml:space="preserve"> vs LinkedList </w:t>
+      <w:r>
+        <w:rPr>
+          <w:b/>
+          <w:bCs/>
+          <w:sz w:val="28"/>
+          <w:szCs w:val="28"/>
+        </w:rPr>
+        <w:t xml:space="preserve">ArrayList vs LinkedList </w:t>
       </w:r>
       <w:r>
         <w:rPr>
@@ -2704,105 +1682,45 @@
           <w:sz w:val="28"/>
           <w:szCs w:val="28"/>
         </w:rPr>
-        <w:t xml:space="preserve">76)In which cases </w:t>
-      </w:r>
-      <w:proofErr w:type="spellStart"/>
-      <w:r>
-        <w:rPr>
-          <w:b/>
-          <w:bCs/>
-          <w:sz w:val="28"/>
-          <w:szCs w:val="28"/>
-        </w:rPr>
-        <w:t>ArrayList</w:t>
-      </w:r>
-      <w:proofErr w:type="spellEnd"/>
-      <w:r>
-        <w:rPr>
-          <w:b/>
-          <w:bCs/>
-          <w:sz w:val="28"/>
-          <w:szCs w:val="28"/>
-        </w:rPr>
-        <w:t xml:space="preserve"> is preferred over LinkedList?</w:t>
-      </w:r>
-    </w:p>
-    <w:p>
-      <w:pPr>
-        <w:rPr>
-          <w:b/>
-          <w:bCs/>
-          <w:sz w:val="28"/>
-          <w:szCs w:val="28"/>
-        </w:rPr>
-      </w:pPr>
-      <w:r>
-        <w:rPr>
-          <w:b/>
-          <w:bCs/>
-          <w:sz w:val="28"/>
-          <w:szCs w:val="28"/>
-        </w:rPr>
-        <w:t xml:space="preserve">77)when is LinkedList preferred over </w:t>
-      </w:r>
-      <w:proofErr w:type="spellStart"/>
-      <w:r>
-        <w:rPr>
-          <w:b/>
-          <w:bCs/>
-          <w:sz w:val="28"/>
-          <w:szCs w:val="28"/>
-        </w:rPr>
-        <w:t>ArrayList</w:t>
-      </w:r>
-      <w:proofErr w:type="spellEnd"/>
-      <w:r>
-        <w:rPr>
-          <w:b/>
-          <w:bCs/>
-          <w:sz w:val="28"/>
-          <w:szCs w:val="28"/>
-        </w:rPr>
-        <w:t>?</w:t>
-      </w:r>
-    </w:p>
-    <w:p>
-      <w:pPr>
-        <w:rPr>
-          <w:b/>
-          <w:bCs/>
-          <w:sz w:val="28"/>
-          <w:szCs w:val="28"/>
-        </w:rPr>
-      </w:pPr>
-      <w:r>
-        <w:rPr>
-          <w:b/>
-          <w:bCs/>
-          <w:sz w:val="28"/>
-          <w:szCs w:val="28"/>
-        </w:rPr>
-        <w:t xml:space="preserve">78)Explain Linear Time </w:t>
-      </w:r>
-      <w:proofErr w:type="spellStart"/>
-      <w:r>
-        <w:rPr>
-          <w:b/>
-          <w:bCs/>
-          <w:sz w:val="28"/>
-          <w:szCs w:val="28"/>
-        </w:rPr>
-        <w:t>Complexicity</w:t>
-      </w:r>
-      <w:proofErr w:type="spellEnd"/>
-      <w:r>
-        <w:rPr>
-          <w:b/>
-          <w:bCs/>
-          <w:sz w:val="28"/>
-          <w:szCs w:val="28"/>
-        </w:rPr>
-        <w:t xml:space="preserve"> 0(n) and Constant T. C. 0(1)</w:t>
+        <w:t>76)In which cases ArrayList is preferred over LinkedList?</w:t>
+      </w:r>
+    </w:p>
+    <w:p>
+      <w:pPr>
+        <w:rPr>
+          <w:b/>
+          <w:bCs/>
+          <w:sz w:val="28"/>
+          <w:szCs w:val="28"/>
+        </w:rPr>
+      </w:pPr>
+      <w:r>
+        <w:rPr>
+          <w:b/>
+          <w:bCs/>
+          <w:sz w:val="28"/>
+          <w:szCs w:val="28"/>
+        </w:rPr>
+        <w:t>77)when is LinkedList preferred over ArrayList?</w:t>
+      </w:r>
+    </w:p>
+    <w:p>
+      <w:pPr>
+        <w:rPr>
+          <w:b/>
+          <w:bCs/>
+          <w:sz w:val="28"/>
+          <w:szCs w:val="28"/>
+        </w:rPr>
+      </w:pPr>
+      <w:r>
+        <w:rPr>
+          <w:b/>
+          <w:bCs/>
+          <w:sz w:val="28"/>
+          <w:szCs w:val="28"/>
+        </w:rPr>
+        <w:t>78)Explain Linear Time Complexicity 0(n) and Constant T. C. 0(1)</w:t>
       </w:r>
       <w:r>
         <w:rPr>
@@ -2830,27 +1748,7 @@
           <w:sz w:val="28"/>
           <w:szCs w:val="28"/>
         </w:rPr>
-        <w:t xml:space="preserve">79)Explain the concept of shifting of indices and why </w:t>
-      </w:r>
-      <w:proofErr w:type="spellStart"/>
-      <w:r>
-        <w:rPr>
-          <w:b/>
-          <w:bCs/>
-          <w:sz w:val="28"/>
-          <w:szCs w:val="28"/>
-        </w:rPr>
-        <w:t>ArrayList</w:t>
-      </w:r>
-      <w:proofErr w:type="spellEnd"/>
-      <w:r>
-        <w:rPr>
-          <w:b/>
-          <w:bCs/>
-          <w:sz w:val="28"/>
-          <w:szCs w:val="28"/>
-        </w:rPr>
-        <w:t xml:space="preserve"> is slower than the linked list in certain Insertion and Deletion Operations.</w:t>
+        <w:t>79)Explain the concept of shifting of indices and why ArrayList is slower than the linked list in certain Insertion and Deletion Operations.</w:t>
       </w:r>
     </w:p>
     <w:p>
@@ -2878,81 +1776,46 @@
           <w:sz w:val="28"/>
           <w:szCs w:val="28"/>
         </w:rPr>
-        <w:t xml:space="preserve">what’s the initial capacity </w:t>
-      </w:r>
-      <w:proofErr w:type="gramStart"/>
-      <w:r>
-        <w:rPr>
-          <w:b/>
-          <w:bCs/>
-          <w:sz w:val="28"/>
-          <w:szCs w:val="28"/>
-        </w:rPr>
-        <w:t>of :</w:t>
-      </w:r>
-      <w:proofErr w:type="gramEnd"/>
-    </w:p>
-    <w:p>
-      <w:pPr>
-        <w:rPr>
-          <w:b/>
-          <w:bCs/>
-          <w:sz w:val="28"/>
-          <w:szCs w:val="28"/>
-        </w:rPr>
-      </w:pPr>
-      <w:r>
-        <w:rPr>
-          <w:b/>
-          <w:bCs/>
-          <w:sz w:val="28"/>
-          <w:szCs w:val="28"/>
-        </w:rPr>
-        <w:t xml:space="preserve"> </w:t>
-      </w:r>
-      <w:proofErr w:type="gramStart"/>
-      <w:r>
-        <w:rPr>
-          <w:b/>
-          <w:bCs/>
-          <w:sz w:val="28"/>
-          <w:szCs w:val="28"/>
-        </w:rPr>
-        <w:t>a)LinkedList</w:t>
-      </w:r>
-      <w:proofErr w:type="gramEnd"/>
-    </w:p>
-    <w:p>
-      <w:pPr>
-        <w:rPr>
-          <w:b/>
-          <w:bCs/>
-          <w:sz w:val="28"/>
-          <w:szCs w:val="28"/>
-        </w:rPr>
-      </w:pPr>
-      <w:proofErr w:type="gramStart"/>
-      <w:r>
-        <w:rPr>
-          <w:b/>
-          <w:bCs/>
-          <w:sz w:val="28"/>
-          <w:szCs w:val="28"/>
-        </w:rPr>
-        <w:t>b)</w:t>
-      </w:r>
-      <w:proofErr w:type="spellStart"/>
-      <w:r>
-        <w:rPr>
-          <w:b/>
-          <w:bCs/>
-          <w:sz w:val="28"/>
-          <w:szCs w:val="28"/>
-        </w:rPr>
-        <w:t>ArrayList</w:t>
-      </w:r>
-      <w:proofErr w:type="spellEnd"/>
-      <w:proofErr w:type="gramEnd"/>
+        <w:t>what’s the initial capacity of :</w:t>
+      </w:r>
+    </w:p>
+    <w:p>
+      <w:pPr>
+        <w:rPr>
+          <w:b/>
+          <w:bCs/>
+          <w:sz w:val="28"/>
+          <w:szCs w:val="28"/>
+        </w:rPr>
+      </w:pPr>
+      <w:r>
+        <w:rPr>
+          <w:b/>
+          <w:bCs/>
+          <w:sz w:val="28"/>
+          <w:szCs w:val="28"/>
+        </w:rPr>
+        <w:t xml:space="preserve"> a)LinkedList</w:t>
+      </w:r>
+    </w:p>
+    <w:p>
+      <w:pPr>
+        <w:rPr>
+          <w:b/>
+          <w:bCs/>
+          <w:sz w:val="28"/>
+          <w:szCs w:val="28"/>
+        </w:rPr>
+      </w:pPr>
+      <w:r>
+        <w:rPr>
+          <w:b/>
+          <w:bCs/>
+          <w:sz w:val="28"/>
+          <w:szCs w:val="28"/>
+        </w:rPr>
+        <w:t>b)ArrayList</w:t>
+      </w:r>
     </w:p>
     <w:p>
       <w:pPr>
@@ -2989,75 +1852,35 @@
           <w:sz w:val="28"/>
           <w:szCs w:val="28"/>
         </w:rPr>
-        <w:t xml:space="preserve">81) internal implementation of </w:t>
-      </w:r>
-      <w:proofErr w:type="spellStart"/>
-      <w:r>
-        <w:rPr>
-          <w:b/>
-          <w:bCs/>
-          <w:sz w:val="28"/>
-          <w:szCs w:val="28"/>
-        </w:rPr>
-        <w:t>ArrayList</w:t>
-      </w:r>
-      <w:proofErr w:type="spellEnd"/>
-      <w:r>
-        <w:rPr>
-          <w:b/>
-          <w:bCs/>
-          <w:sz w:val="28"/>
-          <w:szCs w:val="28"/>
-        </w:rPr>
-        <w:t xml:space="preserve"> vs LinkedList.</w:t>
-      </w:r>
-    </w:p>
-    <w:p>
-      <w:pPr>
-        <w:rPr>
-          <w:b/>
-          <w:bCs/>
-          <w:sz w:val="28"/>
-          <w:szCs w:val="28"/>
-        </w:rPr>
-      </w:pPr>
-      <w:r>
-        <w:rPr>
-          <w:b/>
-          <w:bCs/>
-          <w:sz w:val="28"/>
-          <w:szCs w:val="28"/>
-        </w:rPr>
-        <w:t xml:space="preserve">82)Load factors </w:t>
-      </w:r>
-      <w:proofErr w:type="gramStart"/>
-      <w:r>
-        <w:rPr>
-          <w:b/>
-          <w:bCs/>
-          <w:sz w:val="28"/>
-          <w:szCs w:val="28"/>
-        </w:rPr>
-        <w:t xml:space="preserve">of </w:t>
-      </w:r>
-      <w:r>
-        <w:rPr>
-          <w:b/>
-          <w:bCs/>
-          <w:sz w:val="28"/>
-          <w:szCs w:val="28"/>
-        </w:rPr>
-        <w:t xml:space="preserve"> List</w:t>
-      </w:r>
-      <w:proofErr w:type="gramEnd"/>
-      <w:r>
-        <w:rPr>
-          <w:b/>
-          <w:bCs/>
-          <w:sz w:val="28"/>
-          <w:szCs w:val="28"/>
-        </w:rPr>
-        <w:t xml:space="preserve"> Subclasses</w:t>
+        <w:t>81) internal implementation of ArrayList vs LinkedList.</w:t>
+      </w:r>
+    </w:p>
+    <w:p>
+      <w:pPr>
+        <w:rPr>
+          <w:b/>
+          <w:bCs/>
+          <w:sz w:val="28"/>
+          <w:szCs w:val="28"/>
+        </w:rPr>
+      </w:pPr>
+      <w:r>
+        <w:rPr>
+          <w:b/>
+          <w:bCs/>
+          <w:sz w:val="28"/>
+          <w:szCs w:val="28"/>
+        </w:rPr>
+        <w:t xml:space="preserve">82)Load factors of </w:t>
+      </w:r>
+      <w:r>
+        <w:rPr>
+          <w:b/>
+          <w:bCs/>
+          <w:sz w:val="28"/>
+          <w:szCs w:val="28"/>
+        </w:rPr>
+        <w:t xml:space="preserve"> List Subclasses</w:t>
       </w:r>
       <w:r>
         <w:rPr>
@@ -3105,87 +1928,26 @@
           <w:sz w:val="28"/>
           <w:szCs w:val="28"/>
         </w:rPr>
-        <w:t>84) difference between Peek(</w:t>
-      </w:r>
-      <w:proofErr w:type="gramStart"/>
-      <w:r>
-        <w:rPr>
-          <w:b/>
-          <w:bCs/>
-          <w:sz w:val="28"/>
-          <w:szCs w:val="28"/>
-        </w:rPr>
-        <w:t>),Push</w:t>
-      </w:r>
-      <w:proofErr w:type="gramEnd"/>
-      <w:r>
-        <w:rPr>
-          <w:b/>
-          <w:bCs/>
-          <w:sz w:val="28"/>
-          <w:szCs w:val="28"/>
-        </w:rPr>
-        <w:t xml:space="preserve">() and </w:t>
-      </w:r>
-      <w:proofErr w:type="spellStart"/>
-      <w:proofErr w:type="gramStart"/>
-      <w:r>
-        <w:rPr>
-          <w:b/>
-          <w:bCs/>
-          <w:sz w:val="28"/>
-          <w:szCs w:val="28"/>
-        </w:rPr>
-        <w:t>PoP</w:t>
-      </w:r>
-      <w:proofErr w:type="spellEnd"/>
-      <w:r>
-        <w:rPr>
-          <w:b/>
-          <w:bCs/>
-          <w:sz w:val="28"/>
-          <w:szCs w:val="28"/>
-        </w:rPr>
-        <w:t>(</w:t>
-      </w:r>
-      <w:proofErr w:type="gramEnd"/>
-      <w:r>
-        <w:rPr>
-          <w:b/>
-          <w:bCs/>
-          <w:sz w:val="28"/>
-          <w:szCs w:val="28"/>
-        </w:rPr>
-        <w:t>)?</w:t>
-      </w:r>
-    </w:p>
-    <w:p>
-      <w:pPr>
-        <w:rPr>
-          <w:b/>
-          <w:bCs/>
-          <w:sz w:val="28"/>
-          <w:szCs w:val="28"/>
-        </w:rPr>
-      </w:pPr>
-      <w:r>
-        <w:rPr>
-          <w:b/>
-          <w:bCs/>
-          <w:sz w:val="28"/>
-          <w:szCs w:val="28"/>
-        </w:rPr>
-        <w:t xml:space="preserve">85) Explain the 5 operations of the Stack class which allows LIFO </w:t>
-      </w:r>
-      <w:proofErr w:type="spellStart"/>
-      <w:r>
-        <w:rPr>
-          <w:b/>
-          <w:bCs/>
-          <w:sz w:val="28"/>
-          <w:szCs w:val="28"/>
-        </w:rPr>
-        <w:t>behav</w:t>
+        <w:t>84) difference between Peek(),Push() and PoP()?</w:t>
+      </w:r>
+    </w:p>
+    <w:p>
+      <w:pPr>
+        <w:rPr>
+          <w:b/>
+          <w:bCs/>
+          <w:sz w:val="28"/>
+          <w:szCs w:val="28"/>
+        </w:rPr>
+      </w:pPr>
+      <w:r>
+        <w:rPr>
+          <w:b/>
+          <w:bCs/>
+          <w:sz w:val="28"/>
+          <w:szCs w:val="28"/>
+        </w:rPr>
+        <w:t>85) Explain the 5 operations of the Stack class which allows LIFO behav</w:t>
       </w:r>
       <w:r>
         <w:rPr>
@@ -3196,7 +1958,6 @@
         </w:rPr>
         <w:t>iour</w:t>
       </w:r>
-      <w:proofErr w:type="spellEnd"/>
       <w:r>
         <w:rPr>
           <w:b/>
@@ -3233,6 +1994,395 @@
           <w:szCs w:val="28"/>
         </w:rPr>
         <w:t>why Stack is not purely LIFO maintaining Class of JCF?</w:t>
+      </w:r>
+    </w:p>
+    <w:p>
+      <w:pPr>
+        <w:rPr>
+          <w:b/>
+          <w:bCs/>
+          <w:sz w:val="28"/>
+          <w:szCs w:val="28"/>
+        </w:rPr>
+      </w:pPr>
+      <w:r>
+        <w:rPr>
+          <w:b/>
+          <w:bCs/>
+          <w:sz w:val="28"/>
+          <w:szCs w:val="28"/>
+        </w:rPr>
+        <w:t>87)What is Set Interface and It’s characterstics ?</w:t>
+      </w:r>
+    </w:p>
+    <w:p>
+      <w:pPr>
+        <w:rPr>
+          <w:b/>
+          <w:bCs/>
+          <w:sz w:val="28"/>
+          <w:szCs w:val="28"/>
+        </w:rPr>
+      </w:pPr>
+      <w:r>
+        <w:rPr>
+          <w:b/>
+          <w:bCs/>
+          <w:sz w:val="28"/>
+          <w:szCs w:val="28"/>
+        </w:rPr>
+        <w:t>88)what are the implementing classes of Set Interfaces?</w:t>
+      </w:r>
+    </w:p>
+    <w:p>
+      <w:pPr>
+        <w:rPr>
+          <w:b/>
+          <w:bCs/>
+          <w:sz w:val="28"/>
+          <w:szCs w:val="28"/>
+        </w:rPr>
+      </w:pPr>
+      <w:r>
+        <w:rPr>
+          <w:b/>
+          <w:bCs/>
+          <w:sz w:val="28"/>
+          <w:szCs w:val="28"/>
+        </w:rPr>
+        <w:t>89)HashSet and it’s characterstics.</w:t>
+      </w:r>
+    </w:p>
+    <w:p>
+      <w:pPr>
+        <w:rPr>
+          <w:b/>
+          <w:bCs/>
+          <w:sz w:val="28"/>
+          <w:szCs w:val="28"/>
+        </w:rPr>
+      </w:pPr>
+      <w:r>
+        <w:rPr>
+          <w:b/>
+          <w:bCs/>
+          <w:sz w:val="28"/>
+          <w:szCs w:val="28"/>
+        </w:rPr>
+        <w:t>90</w:t>
+      </w:r>
+      <w:r>
+        <w:rPr>
+          <w:b/>
+          <w:bCs/>
+          <w:sz w:val="28"/>
+          <w:szCs w:val="28"/>
+        </w:rPr>
+        <w:t>)LinkedHashSet and it’s characterstics.</w:t>
+      </w:r>
+    </w:p>
+    <w:p>
+      <w:pPr>
+        <w:rPr>
+          <w:b/>
+          <w:bCs/>
+          <w:sz w:val="28"/>
+          <w:szCs w:val="28"/>
+        </w:rPr>
+      </w:pPr>
+      <w:r>
+        <w:rPr>
+          <w:b/>
+          <w:bCs/>
+          <w:sz w:val="28"/>
+          <w:szCs w:val="28"/>
+        </w:rPr>
+        <w:t>91)how does the set maintains uniqueness internally ?</w:t>
+      </w:r>
+    </w:p>
+    <w:p>
+      <w:pPr>
+        <w:rPr>
+          <w:b/>
+          <w:bCs/>
+          <w:sz w:val="28"/>
+          <w:szCs w:val="28"/>
+        </w:rPr>
+      </w:pPr>
+      <w:r>
+        <w:rPr>
+          <w:b/>
+          <w:bCs/>
+          <w:sz w:val="28"/>
+          <w:szCs w:val="28"/>
+        </w:rPr>
+        <w:t>92) Treeset and it’s peciluar behavior.(Sorting and Uni</w:t>
+      </w:r>
+      <w:r>
+        <w:rPr>
+          <w:b/>
+          <w:bCs/>
+          <w:sz w:val="28"/>
+          <w:szCs w:val="28"/>
+        </w:rPr>
+        <w:t>quness).</w:t>
+      </w:r>
+    </w:p>
+    <w:p>
+      <w:pPr>
+        <w:rPr>
+          <w:b/>
+          <w:bCs/>
+          <w:sz w:val="28"/>
+          <w:szCs w:val="28"/>
+        </w:rPr>
+      </w:pPr>
+      <w:r>
+        <w:rPr>
+          <w:b/>
+          <w:bCs/>
+          <w:sz w:val="28"/>
+          <w:szCs w:val="28"/>
+        </w:rPr>
+        <w:t>93)What is Comparable and Comparator ?</w:t>
+      </w:r>
+    </w:p>
+    <w:p>
+      <w:pPr>
+        <w:rPr>
+          <w:b/>
+          <w:bCs/>
+          <w:sz w:val="28"/>
+          <w:szCs w:val="28"/>
+        </w:rPr>
+      </w:pPr>
+      <w:r>
+        <w:rPr>
+          <w:b/>
+          <w:bCs/>
+          <w:sz w:val="28"/>
+          <w:szCs w:val="28"/>
+        </w:rPr>
+        <w:t>94)Natural sorting vs. Custom Sorting.</w:t>
+      </w:r>
+    </w:p>
+    <w:p>
+      <w:pPr>
+        <w:rPr>
+          <w:b/>
+          <w:bCs/>
+          <w:sz w:val="28"/>
+          <w:szCs w:val="28"/>
+        </w:rPr>
+      </w:pPr>
+      <w:r>
+        <w:rPr>
+          <w:b/>
+          <w:bCs/>
+          <w:sz w:val="28"/>
+          <w:szCs w:val="28"/>
+        </w:rPr>
+        <w:t>95)ClassCastException.</w:t>
+      </w:r>
+    </w:p>
+    <w:p>
+      <w:pPr>
+        <w:rPr>
+          <w:b/>
+          <w:bCs/>
+          <w:sz w:val="28"/>
+          <w:szCs w:val="28"/>
+        </w:rPr>
+      </w:pPr>
+      <w:r>
+        <w:rPr>
+          <w:b/>
+          <w:bCs/>
+          <w:sz w:val="28"/>
+          <w:szCs w:val="28"/>
+        </w:rPr>
+        <w:t>96)why comparable is not FIF but Comparator is FIF ?</w:t>
+      </w:r>
+    </w:p>
+    <w:p>
+      <w:pPr>
+        <w:rPr>
+          <w:b/>
+          <w:bCs/>
+          <w:sz w:val="28"/>
+          <w:szCs w:val="28"/>
+        </w:rPr>
+      </w:pPr>
+      <w:r>
+        <w:rPr>
+          <w:b/>
+          <w:bCs/>
+          <w:sz w:val="28"/>
+          <w:szCs w:val="28"/>
+        </w:rPr>
+        <w:t>97)how does  TREESET maintains uniqueness and why it is not the good choice for maintaining the data ?</w:t>
+      </w:r>
+    </w:p>
+    <w:p>
+      <w:pPr>
+        <w:rPr>
+          <w:b/>
+          <w:bCs/>
+          <w:sz w:val="28"/>
+          <w:szCs w:val="28"/>
+        </w:rPr>
+      </w:pPr>
+      <w:r>
+        <w:rPr>
+          <w:b/>
+          <w:bCs/>
+          <w:sz w:val="28"/>
+          <w:szCs w:val="28"/>
+        </w:rPr>
+        <w:t>98)</w:t>
+      </w:r>
+      <w:r>
+        <w:rPr>
+          <w:b/>
+          <w:bCs/>
+          <w:sz w:val="28"/>
+          <w:szCs w:val="28"/>
+        </w:rPr>
+        <w:t xml:space="preserve">different user cases and when to use </w:t>
+      </w:r>
+    </w:p>
+    <w:p>
+      <w:pPr>
+        <w:rPr>
+          <w:b/>
+          <w:bCs/>
+          <w:sz w:val="28"/>
+          <w:szCs w:val="28"/>
+        </w:rPr>
+      </w:pPr>
+      <w:r>
+        <w:rPr>
+          <w:b/>
+          <w:bCs/>
+          <w:sz w:val="28"/>
+          <w:szCs w:val="28"/>
+        </w:rPr>
+        <w:t>a)HashSet</w:t>
+      </w:r>
+    </w:p>
+    <w:p>
+      <w:pPr>
+        <w:rPr>
+          <w:b/>
+          <w:bCs/>
+          <w:sz w:val="28"/>
+          <w:szCs w:val="28"/>
+        </w:rPr>
+      </w:pPr>
+      <w:r>
+        <w:rPr>
+          <w:b/>
+          <w:bCs/>
+          <w:sz w:val="28"/>
+          <w:szCs w:val="28"/>
+        </w:rPr>
+        <w:t>b)LinkedHashSet</w:t>
+      </w:r>
+    </w:p>
+    <w:p>
+      <w:pPr>
+        <w:rPr>
+          <w:b/>
+          <w:bCs/>
+          <w:sz w:val="28"/>
+          <w:szCs w:val="28"/>
+        </w:rPr>
+      </w:pPr>
+      <w:r>
+        <w:rPr>
+          <w:b/>
+          <w:bCs/>
+          <w:sz w:val="28"/>
+          <w:szCs w:val="28"/>
+        </w:rPr>
+        <w:t>c)TreeSet</w:t>
+      </w:r>
+    </w:p>
+    <w:p>
+      <w:pPr>
+        <w:rPr>
+          <w:b/>
+          <w:bCs/>
+          <w:sz w:val="28"/>
+          <w:szCs w:val="28"/>
+        </w:rPr>
+      </w:pPr>
+      <w:r>
+        <w:rPr>
+          <w:b/>
+          <w:bCs/>
+          <w:sz w:val="28"/>
+          <w:szCs w:val="28"/>
+        </w:rPr>
+        <w:t>99) Queue Vs Stack.</w:t>
+      </w:r>
+    </w:p>
+    <w:p>
+      <w:pPr>
+        <w:rPr>
+          <w:b/>
+          <w:bCs/>
+          <w:sz w:val="28"/>
+          <w:szCs w:val="28"/>
+        </w:rPr>
+      </w:pPr>
+      <w:r>
+        <w:rPr>
+          <w:b/>
+          <w:bCs/>
+          <w:sz w:val="28"/>
+          <w:szCs w:val="28"/>
+        </w:rPr>
+        <w:t>100) Deque and LinkedList.</w:t>
+      </w:r>
+    </w:p>
+    <w:p>
+      <w:pPr>
+        <w:rPr>
+          <w:b/>
+          <w:bCs/>
+          <w:sz w:val="28"/>
+          <w:szCs w:val="28"/>
+        </w:rPr>
+      </w:pPr>
+      <w:r>
+        <w:rPr>
+          <w:b/>
+          <w:bCs/>
+          <w:sz w:val="28"/>
+          <w:szCs w:val="28"/>
+        </w:rPr>
+        <w:t>101) Deque as Stack.</w:t>
+      </w:r>
+    </w:p>
+    <w:p>
+      <w:pPr>
+        <w:rPr>
+          <w:b/>
+          <w:bCs/>
+          <w:sz w:val="28"/>
+          <w:szCs w:val="28"/>
+        </w:rPr>
+      </w:pPr>
+      <w:r>
+        <w:rPr>
+          <w:b/>
+          <w:bCs/>
+          <w:sz w:val="28"/>
+          <w:szCs w:val="28"/>
+        </w:rPr>
+        <w:lastRenderedPageBreak/>
+        <w:t>102)PriorityQueue vs ArrayDeque.</w:t>
       </w:r>
     </w:p>
     <w:p>

--- a/JAVA_INT.docx
+++ b/JAVA_INT.docx
@@ -236,7 +236,27 @@
           <w:sz w:val="28"/>
           <w:szCs w:val="28"/>
         </w:rPr>
-        <w:t xml:space="preserve">11)what is the behaviour of </w:t>
+        <w:t xml:space="preserve">11)what is the </w:t>
+      </w:r>
+      <w:proofErr w:type="spellStart"/>
+      <w:r>
+        <w:rPr>
+          <w:b/>
+          <w:bCs/>
+          <w:sz w:val="28"/>
+          <w:szCs w:val="28"/>
+        </w:rPr>
+        <w:t>behaviour</w:t>
+      </w:r>
+      <w:proofErr w:type="spellEnd"/>
+      <w:r>
+        <w:rPr>
+          <w:b/>
+          <w:bCs/>
+          <w:sz w:val="28"/>
+          <w:szCs w:val="28"/>
+        </w:rPr>
+        <w:t xml:space="preserve"> of </w:t>
       </w:r>
       <w:r>
         <w:rPr>
@@ -302,7 +322,47 @@
           <w:sz w:val="28"/>
           <w:szCs w:val="28"/>
         </w:rPr>
-        <w:t>14) what’s is the difference between Array.length and String.length() in java?</w:t>
+        <w:t xml:space="preserve">14) what’s is the difference between </w:t>
+      </w:r>
+      <w:proofErr w:type="spellStart"/>
+      <w:r>
+        <w:rPr>
+          <w:b/>
+          <w:bCs/>
+          <w:sz w:val="28"/>
+          <w:szCs w:val="28"/>
+        </w:rPr>
+        <w:t>Array.length</w:t>
+      </w:r>
+      <w:proofErr w:type="spellEnd"/>
+      <w:r>
+        <w:rPr>
+          <w:b/>
+          <w:bCs/>
+          <w:sz w:val="28"/>
+          <w:szCs w:val="28"/>
+        </w:rPr>
+        <w:t xml:space="preserve"> and </w:t>
+      </w:r>
+      <w:proofErr w:type="spellStart"/>
+      <w:r>
+        <w:rPr>
+          <w:b/>
+          <w:bCs/>
+          <w:sz w:val="28"/>
+          <w:szCs w:val="28"/>
+        </w:rPr>
+        <w:t>String.length</w:t>
+      </w:r>
+      <w:proofErr w:type="spellEnd"/>
+      <w:r>
+        <w:rPr>
+          <w:b/>
+          <w:bCs/>
+          <w:sz w:val="28"/>
+          <w:szCs w:val="28"/>
+        </w:rPr>
+        <w:t>() in java?</w:t>
       </w:r>
     </w:p>
     <w:p>
@@ -681,26 +741,86 @@
           <w:sz w:val="28"/>
           <w:szCs w:val="28"/>
         </w:rPr>
-        <w:t>32) String vs StringBuffer vs StringBuilder.</w:t>
-      </w:r>
-    </w:p>
-    <w:p>
-      <w:pPr>
-        <w:rPr>
-          <w:b/>
-          <w:bCs/>
-          <w:sz w:val="28"/>
-          <w:szCs w:val="28"/>
-        </w:rPr>
-      </w:pPr>
-      <w:r>
-        <w:rPr>
-          <w:b/>
-          <w:bCs/>
-          <w:sz w:val="28"/>
-          <w:szCs w:val="28"/>
-        </w:rPr>
-        <w:t>33) what is String interning ? String.intern() method and why is Interning not possible in StringBuffer and StringBuilder?</w:t>
+        <w:t xml:space="preserve">32) String vs </w:t>
+      </w:r>
+      <w:proofErr w:type="spellStart"/>
+      <w:r>
+        <w:rPr>
+          <w:b/>
+          <w:bCs/>
+          <w:sz w:val="28"/>
+          <w:szCs w:val="28"/>
+        </w:rPr>
+        <w:t>StringBuffer</w:t>
+      </w:r>
+      <w:proofErr w:type="spellEnd"/>
+      <w:r>
+        <w:rPr>
+          <w:b/>
+          <w:bCs/>
+          <w:sz w:val="28"/>
+          <w:szCs w:val="28"/>
+        </w:rPr>
+        <w:t xml:space="preserve"> vs StringBuilder.</w:t>
+      </w:r>
+    </w:p>
+    <w:p>
+      <w:pPr>
+        <w:rPr>
+          <w:b/>
+          <w:bCs/>
+          <w:sz w:val="28"/>
+          <w:szCs w:val="28"/>
+        </w:rPr>
+      </w:pPr>
+      <w:r>
+        <w:rPr>
+          <w:b/>
+          <w:bCs/>
+          <w:sz w:val="28"/>
+          <w:szCs w:val="28"/>
+        </w:rPr>
+        <w:t xml:space="preserve">33) what is String interning ? </w:t>
+      </w:r>
+      <w:proofErr w:type="spellStart"/>
+      <w:r>
+        <w:rPr>
+          <w:b/>
+          <w:bCs/>
+          <w:sz w:val="28"/>
+          <w:szCs w:val="28"/>
+        </w:rPr>
+        <w:t>String.intern</w:t>
+      </w:r>
+      <w:proofErr w:type="spellEnd"/>
+      <w:r>
+        <w:rPr>
+          <w:b/>
+          <w:bCs/>
+          <w:sz w:val="28"/>
+          <w:szCs w:val="28"/>
+        </w:rPr>
+        <w:t xml:space="preserve">() method and why is Interning not possible in </w:t>
+      </w:r>
+      <w:proofErr w:type="spellStart"/>
+      <w:r>
+        <w:rPr>
+          <w:b/>
+          <w:bCs/>
+          <w:sz w:val="28"/>
+          <w:szCs w:val="28"/>
+        </w:rPr>
+        <w:t>StringBuffer</w:t>
+      </w:r>
+      <w:proofErr w:type="spellEnd"/>
+      <w:r>
+        <w:rPr>
+          <w:b/>
+          <w:bCs/>
+          <w:sz w:val="28"/>
+          <w:szCs w:val="28"/>
+        </w:rPr>
+        <w:t xml:space="preserve"> and StringBuilder?</w:t>
       </w:r>
     </w:p>
     <w:p>
@@ -776,7 +896,27 @@
           <w:sz w:val="28"/>
           <w:szCs w:val="28"/>
         </w:rPr>
-        <w:t>37)instaceof operator.</w:t>
+        <w:t>37)</w:t>
+      </w:r>
+      <w:proofErr w:type="spellStart"/>
+      <w:r>
+        <w:rPr>
+          <w:b/>
+          <w:bCs/>
+          <w:sz w:val="28"/>
+          <w:szCs w:val="28"/>
+        </w:rPr>
+        <w:t>instaceof</w:t>
+      </w:r>
+      <w:proofErr w:type="spellEnd"/>
+      <w:r>
+        <w:rPr>
+          <w:b/>
+          <w:bCs/>
+          <w:sz w:val="28"/>
+          <w:szCs w:val="28"/>
+        </w:rPr>
+        <w:t xml:space="preserve"> operator.</w:t>
       </w:r>
     </w:p>
     <w:p>
@@ -889,7 +1029,27 @@
           <w:sz w:val="28"/>
           <w:szCs w:val="28"/>
         </w:rPr>
-        <w:t xml:space="preserve">42) w.a.p. to demonstrate the encapsulation </w:t>
+        <w:t xml:space="preserve">42) </w:t>
+      </w:r>
+      <w:proofErr w:type="spellStart"/>
+      <w:r>
+        <w:rPr>
+          <w:b/>
+          <w:bCs/>
+          <w:sz w:val="28"/>
+          <w:szCs w:val="28"/>
+        </w:rPr>
+        <w:t>w.a.p.</w:t>
+      </w:r>
+      <w:proofErr w:type="spellEnd"/>
+      <w:r>
+        <w:rPr>
+          <w:b/>
+          <w:bCs/>
+          <w:sz w:val="28"/>
+          <w:szCs w:val="28"/>
+        </w:rPr>
+        <w:t xml:space="preserve"> to demonstrate the encapsulation </w:t>
       </w:r>
       <w:r>
         <w:rPr>
@@ -1060,7 +1220,27 @@
           <w:sz w:val="28"/>
           <w:szCs w:val="28"/>
         </w:rPr>
-        <w:t>49)what is diamond problem (Ambuiguity) in java ?</w:t>
+        <w:t>49)what is diamond problem (</w:t>
+      </w:r>
+      <w:proofErr w:type="spellStart"/>
+      <w:r>
+        <w:rPr>
+          <w:b/>
+          <w:bCs/>
+          <w:sz w:val="28"/>
+          <w:szCs w:val="28"/>
+        </w:rPr>
+        <w:t>Ambuiguity</w:t>
+      </w:r>
+      <w:proofErr w:type="spellEnd"/>
+      <w:r>
+        <w:rPr>
+          <w:b/>
+          <w:bCs/>
+          <w:sz w:val="28"/>
+          <w:szCs w:val="28"/>
+        </w:rPr>
+        <w:t>) in java ?</w:t>
       </w:r>
     </w:p>
     <w:p>
@@ -1155,7 +1335,27 @@
           <w:sz w:val="28"/>
           <w:szCs w:val="28"/>
         </w:rPr>
-        <w:t>54) polymorphic object and it’s significance.</w:t>
+        <w:t xml:space="preserve">54) polymorphic object and </w:t>
+      </w:r>
+      <w:proofErr w:type="spellStart"/>
+      <w:r>
+        <w:rPr>
+          <w:b/>
+          <w:bCs/>
+          <w:sz w:val="28"/>
+          <w:szCs w:val="28"/>
+        </w:rPr>
+        <w:t>it’s</w:t>
+      </w:r>
+      <w:proofErr w:type="spellEnd"/>
+      <w:r>
+        <w:rPr>
+          <w:b/>
+          <w:bCs/>
+          <w:sz w:val="28"/>
+          <w:szCs w:val="28"/>
+        </w:rPr>
+        <w:t xml:space="preserve"> significance.</w:t>
       </w:r>
     </w:p>
     <w:p>
@@ -1250,7 +1450,47 @@
           <w:sz w:val="28"/>
           <w:szCs w:val="28"/>
         </w:rPr>
-        <w:t>59)what is super() call super.variable and super.method() call in inheritance ?</w:t>
+        <w:t xml:space="preserve">59)what is super() call </w:t>
+      </w:r>
+      <w:proofErr w:type="spellStart"/>
+      <w:r>
+        <w:rPr>
+          <w:b/>
+          <w:bCs/>
+          <w:sz w:val="28"/>
+          <w:szCs w:val="28"/>
+        </w:rPr>
+        <w:t>super.variable</w:t>
+      </w:r>
+      <w:proofErr w:type="spellEnd"/>
+      <w:r>
+        <w:rPr>
+          <w:b/>
+          <w:bCs/>
+          <w:sz w:val="28"/>
+          <w:szCs w:val="28"/>
+        </w:rPr>
+        <w:t xml:space="preserve"> and </w:t>
+      </w:r>
+      <w:proofErr w:type="spellStart"/>
+      <w:r>
+        <w:rPr>
+          <w:b/>
+          <w:bCs/>
+          <w:sz w:val="28"/>
+          <w:szCs w:val="28"/>
+        </w:rPr>
+        <w:t>super.method</w:t>
+      </w:r>
+      <w:proofErr w:type="spellEnd"/>
+      <w:r>
+        <w:rPr>
+          <w:b/>
+          <w:bCs/>
+          <w:sz w:val="28"/>
+          <w:szCs w:val="28"/>
+        </w:rPr>
+        <w:t>() call in inheritance ?</w:t>
       </w:r>
     </w:p>
     <w:p>
@@ -1569,7 +1809,27 @@
           <w:sz w:val="28"/>
           <w:szCs w:val="28"/>
         </w:rPr>
-        <w:t>71)Contract between .equals() and .hashCode() in Java ?</w:t>
+        <w:t>71)Contract between .equals() and .</w:t>
+      </w:r>
+      <w:proofErr w:type="spellStart"/>
+      <w:r>
+        <w:rPr>
+          <w:b/>
+          <w:bCs/>
+          <w:sz w:val="28"/>
+          <w:szCs w:val="28"/>
+        </w:rPr>
+        <w:t>hashCode</w:t>
+      </w:r>
+      <w:proofErr w:type="spellEnd"/>
+      <w:r>
+        <w:rPr>
+          <w:b/>
+          <w:bCs/>
+          <w:sz w:val="28"/>
+          <w:szCs w:val="28"/>
+        </w:rPr>
+        <w:t>() in Java ?</w:t>
       </w:r>
     </w:p>
     <w:p>
@@ -1647,14 +1907,25 @@
         </w:rPr>
         <w:t>75)</w:t>
       </w:r>
-      <w:r>
-        <w:rPr>
-          <w:b/>
-          <w:bCs/>
-          <w:sz w:val="28"/>
-          <w:szCs w:val="28"/>
-        </w:rPr>
-        <w:t xml:space="preserve">ArrayList vs LinkedList </w:t>
+      <w:proofErr w:type="spellStart"/>
+      <w:r>
+        <w:rPr>
+          <w:b/>
+          <w:bCs/>
+          <w:sz w:val="28"/>
+          <w:szCs w:val="28"/>
+        </w:rPr>
+        <w:t>ArrayList</w:t>
+      </w:r>
+      <w:proofErr w:type="spellEnd"/>
+      <w:r>
+        <w:rPr>
+          <w:b/>
+          <w:bCs/>
+          <w:sz w:val="28"/>
+          <w:szCs w:val="28"/>
+        </w:rPr>
+        <w:t xml:space="preserve"> vs LinkedList </w:t>
       </w:r>
       <w:r>
         <w:rPr>
@@ -1682,45 +1953,105 @@
           <w:sz w:val="28"/>
           <w:szCs w:val="28"/>
         </w:rPr>
-        <w:t>76)In which cases ArrayList is preferred over LinkedList?</w:t>
-      </w:r>
-    </w:p>
-    <w:p>
-      <w:pPr>
-        <w:rPr>
-          <w:b/>
-          <w:bCs/>
-          <w:sz w:val="28"/>
-          <w:szCs w:val="28"/>
-        </w:rPr>
-      </w:pPr>
-      <w:r>
-        <w:rPr>
-          <w:b/>
-          <w:bCs/>
-          <w:sz w:val="28"/>
-          <w:szCs w:val="28"/>
-        </w:rPr>
-        <w:t>77)when is LinkedList preferred over ArrayList?</w:t>
-      </w:r>
-    </w:p>
-    <w:p>
-      <w:pPr>
-        <w:rPr>
-          <w:b/>
-          <w:bCs/>
-          <w:sz w:val="28"/>
-          <w:szCs w:val="28"/>
-        </w:rPr>
-      </w:pPr>
-      <w:r>
-        <w:rPr>
-          <w:b/>
-          <w:bCs/>
-          <w:sz w:val="28"/>
-          <w:szCs w:val="28"/>
-        </w:rPr>
-        <w:t>78)Explain Linear Time Complexicity 0(n) and Constant T. C. 0(1)</w:t>
+        <w:t xml:space="preserve">76)In which cases </w:t>
+      </w:r>
+      <w:proofErr w:type="spellStart"/>
+      <w:r>
+        <w:rPr>
+          <w:b/>
+          <w:bCs/>
+          <w:sz w:val="28"/>
+          <w:szCs w:val="28"/>
+        </w:rPr>
+        <w:t>ArrayList</w:t>
+      </w:r>
+      <w:proofErr w:type="spellEnd"/>
+      <w:r>
+        <w:rPr>
+          <w:b/>
+          <w:bCs/>
+          <w:sz w:val="28"/>
+          <w:szCs w:val="28"/>
+        </w:rPr>
+        <w:t xml:space="preserve"> is preferred over LinkedList?</w:t>
+      </w:r>
+    </w:p>
+    <w:p>
+      <w:pPr>
+        <w:rPr>
+          <w:b/>
+          <w:bCs/>
+          <w:sz w:val="28"/>
+          <w:szCs w:val="28"/>
+        </w:rPr>
+      </w:pPr>
+      <w:r>
+        <w:rPr>
+          <w:b/>
+          <w:bCs/>
+          <w:sz w:val="28"/>
+          <w:szCs w:val="28"/>
+        </w:rPr>
+        <w:t xml:space="preserve">77)when is LinkedList preferred over </w:t>
+      </w:r>
+      <w:proofErr w:type="spellStart"/>
+      <w:r>
+        <w:rPr>
+          <w:b/>
+          <w:bCs/>
+          <w:sz w:val="28"/>
+          <w:szCs w:val="28"/>
+        </w:rPr>
+        <w:t>ArrayList</w:t>
+      </w:r>
+      <w:proofErr w:type="spellEnd"/>
+      <w:r>
+        <w:rPr>
+          <w:b/>
+          <w:bCs/>
+          <w:sz w:val="28"/>
+          <w:szCs w:val="28"/>
+        </w:rPr>
+        <w:t>?</w:t>
+      </w:r>
+    </w:p>
+    <w:p>
+      <w:pPr>
+        <w:rPr>
+          <w:b/>
+          <w:bCs/>
+          <w:sz w:val="28"/>
+          <w:szCs w:val="28"/>
+        </w:rPr>
+      </w:pPr>
+      <w:r>
+        <w:rPr>
+          <w:b/>
+          <w:bCs/>
+          <w:sz w:val="28"/>
+          <w:szCs w:val="28"/>
+        </w:rPr>
+        <w:t xml:space="preserve">78)Explain Linear Time </w:t>
+      </w:r>
+      <w:proofErr w:type="spellStart"/>
+      <w:r>
+        <w:rPr>
+          <w:b/>
+          <w:bCs/>
+          <w:sz w:val="28"/>
+          <w:szCs w:val="28"/>
+        </w:rPr>
+        <w:t>Complexicity</w:t>
+      </w:r>
+      <w:proofErr w:type="spellEnd"/>
+      <w:r>
+        <w:rPr>
+          <w:b/>
+          <w:bCs/>
+          <w:sz w:val="28"/>
+          <w:szCs w:val="28"/>
+        </w:rPr>
+        <w:t xml:space="preserve"> 0(n) and Constant T. C. 0(1)</w:t>
       </w:r>
       <w:r>
         <w:rPr>
@@ -1748,7 +2079,27 @@
           <w:sz w:val="28"/>
           <w:szCs w:val="28"/>
         </w:rPr>
-        <w:t>79)Explain the concept of shifting of indices and why ArrayList is slower than the linked list in certain Insertion and Deletion Operations.</w:t>
+        <w:t xml:space="preserve">79)Explain the concept of shifting of indices and why </w:t>
+      </w:r>
+      <w:proofErr w:type="spellStart"/>
+      <w:r>
+        <w:rPr>
+          <w:b/>
+          <w:bCs/>
+          <w:sz w:val="28"/>
+          <w:szCs w:val="28"/>
+        </w:rPr>
+        <w:t>ArrayList</w:t>
+      </w:r>
+      <w:proofErr w:type="spellEnd"/>
+      <w:r>
+        <w:rPr>
+          <w:b/>
+          <w:bCs/>
+          <w:sz w:val="28"/>
+          <w:szCs w:val="28"/>
+        </w:rPr>
+        <w:t xml:space="preserve"> is slower than the linked list in certain Insertion and Deletion Operations.</w:t>
       </w:r>
     </w:p>
     <w:p>
@@ -1814,8 +2165,19 @@
           <w:sz w:val="28"/>
           <w:szCs w:val="28"/>
         </w:rPr>
-        <w:t>b)ArrayList</w:t>
-      </w:r>
+        <w:t>b)</w:t>
+      </w:r>
+      <w:proofErr w:type="spellStart"/>
+      <w:r>
+        <w:rPr>
+          <w:b/>
+          <w:bCs/>
+          <w:sz w:val="28"/>
+          <w:szCs w:val="28"/>
+        </w:rPr>
+        <w:t>ArrayList</w:t>
+      </w:r>
+      <w:proofErr w:type="spellEnd"/>
     </w:p>
     <w:p>
       <w:pPr>
@@ -1852,7 +2214,27 @@
           <w:sz w:val="28"/>
           <w:szCs w:val="28"/>
         </w:rPr>
-        <w:t>81) internal implementation of ArrayList vs LinkedList.</w:t>
+        <w:t xml:space="preserve">81) internal implementation of </w:t>
+      </w:r>
+      <w:proofErr w:type="spellStart"/>
+      <w:r>
+        <w:rPr>
+          <w:b/>
+          <w:bCs/>
+          <w:sz w:val="28"/>
+          <w:szCs w:val="28"/>
+        </w:rPr>
+        <w:t>ArrayList</w:t>
+      </w:r>
+      <w:proofErr w:type="spellEnd"/>
+      <w:r>
+        <w:rPr>
+          <w:b/>
+          <w:bCs/>
+          <w:sz w:val="28"/>
+          <w:szCs w:val="28"/>
+        </w:rPr>
+        <w:t xml:space="preserve"> vs LinkedList.</w:t>
       </w:r>
     </w:p>
     <w:p>
@@ -1928,26 +2310,56 @@
           <w:sz w:val="28"/>
           <w:szCs w:val="28"/>
         </w:rPr>
-        <w:t>84) difference between Peek(),Push() and PoP()?</w:t>
-      </w:r>
-    </w:p>
-    <w:p>
-      <w:pPr>
-        <w:rPr>
-          <w:b/>
-          <w:bCs/>
-          <w:sz w:val="28"/>
-          <w:szCs w:val="28"/>
-        </w:rPr>
-      </w:pPr>
-      <w:r>
-        <w:rPr>
-          <w:b/>
-          <w:bCs/>
-          <w:sz w:val="28"/>
-          <w:szCs w:val="28"/>
-        </w:rPr>
-        <w:t>85) Explain the 5 operations of the Stack class which allows LIFO behav</w:t>
+        <w:t xml:space="preserve">84) difference between Peek(),Push() and </w:t>
+      </w:r>
+      <w:proofErr w:type="spellStart"/>
+      <w:r>
+        <w:rPr>
+          <w:b/>
+          <w:bCs/>
+          <w:sz w:val="28"/>
+          <w:szCs w:val="28"/>
+        </w:rPr>
+        <w:t>PoP</w:t>
+      </w:r>
+      <w:proofErr w:type="spellEnd"/>
+      <w:r>
+        <w:rPr>
+          <w:b/>
+          <w:bCs/>
+          <w:sz w:val="28"/>
+          <w:szCs w:val="28"/>
+        </w:rPr>
+        <w:t>()?</w:t>
+      </w:r>
+    </w:p>
+    <w:p>
+      <w:pPr>
+        <w:rPr>
+          <w:b/>
+          <w:bCs/>
+          <w:sz w:val="28"/>
+          <w:szCs w:val="28"/>
+        </w:rPr>
+      </w:pPr>
+      <w:r>
+        <w:rPr>
+          <w:b/>
+          <w:bCs/>
+          <w:sz w:val="28"/>
+          <w:szCs w:val="28"/>
+        </w:rPr>
+        <w:t xml:space="preserve">85) Explain the 5 operations of the Stack class which allows LIFO </w:t>
+      </w:r>
+      <w:proofErr w:type="spellStart"/>
+      <w:r>
+        <w:rPr>
+          <w:b/>
+          <w:bCs/>
+          <w:sz w:val="28"/>
+          <w:szCs w:val="28"/>
+        </w:rPr>
+        <w:t>behav</w:t>
       </w:r>
       <w:r>
         <w:rPr>
@@ -1958,6 +2370,7 @@
         </w:rPr>
         <w:t>iour</w:t>
       </w:r>
+      <w:proofErr w:type="spellEnd"/>
       <w:r>
         <w:rPr>
           <w:b/>
@@ -2012,7 +2425,27 @@
           <w:sz w:val="28"/>
           <w:szCs w:val="28"/>
         </w:rPr>
-        <w:t>87)What is Set Interface and It’s characterstics ?</w:t>
+        <w:t xml:space="preserve">87)What is Set Interface and It’s </w:t>
+      </w:r>
+      <w:proofErr w:type="spellStart"/>
+      <w:r>
+        <w:rPr>
+          <w:b/>
+          <w:bCs/>
+          <w:sz w:val="28"/>
+          <w:szCs w:val="28"/>
+        </w:rPr>
+        <w:t>characterstics</w:t>
+      </w:r>
+      <w:proofErr w:type="spellEnd"/>
+      <w:r>
+        <w:rPr>
+          <w:b/>
+          <w:bCs/>
+          <w:sz w:val="28"/>
+          <w:szCs w:val="28"/>
+        </w:rPr>
+        <w:t xml:space="preserve"> ?</w:t>
       </w:r>
     </w:p>
     <w:p>
@@ -2050,7 +2483,27 @@
           <w:sz w:val="28"/>
           <w:szCs w:val="28"/>
         </w:rPr>
-        <w:t>89)HashSet and it’s characterstics.</w:t>
+        <w:t xml:space="preserve">89)HashSet and it’s </w:t>
+      </w:r>
+      <w:proofErr w:type="spellStart"/>
+      <w:r>
+        <w:rPr>
+          <w:b/>
+          <w:bCs/>
+          <w:sz w:val="28"/>
+          <w:szCs w:val="28"/>
+        </w:rPr>
+        <w:t>characterstics</w:t>
+      </w:r>
+      <w:proofErr w:type="spellEnd"/>
+      <w:r>
+        <w:rPr>
+          <w:b/>
+          <w:bCs/>
+          <w:sz w:val="28"/>
+          <w:szCs w:val="28"/>
+        </w:rPr>
+        <w:t>.</w:t>
       </w:r>
     </w:p>
     <w:p>
@@ -2078,7 +2531,47 @@
           <w:sz w:val="28"/>
           <w:szCs w:val="28"/>
         </w:rPr>
-        <w:t>)LinkedHashSet and it’s characterstics.</w:t>
+        <w:t>)</w:t>
+      </w:r>
+      <w:proofErr w:type="spellStart"/>
+      <w:r>
+        <w:rPr>
+          <w:b/>
+          <w:bCs/>
+          <w:sz w:val="28"/>
+          <w:szCs w:val="28"/>
+        </w:rPr>
+        <w:t>LinkedHashSet</w:t>
+      </w:r>
+      <w:proofErr w:type="spellEnd"/>
+      <w:r>
+        <w:rPr>
+          <w:b/>
+          <w:bCs/>
+          <w:sz w:val="28"/>
+          <w:szCs w:val="28"/>
+        </w:rPr>
+        <w:t xml:space="preserve"> and it’s </w:t>
+      </w:r>
+      <w:proofErr w:type="spellStart"/>
+      <w:r>
+        <w:rPr>
+          <w:b/>
+          <w:bCs/>
+          <w:sz w:val="28"/>
+          <w:szCs w:val="28"/>
+        </w:rPr>
+        <w:t>characterstics</w:t>
+      </w:r>
+      <w:proofErr w:type="spellEnd"/>
+      <w:r>
+        <w:rPr>
+          <w:b/>
+          <w:bCs/>
+          <w:sz w:val="28"/>
+          <w:szCs w:val="28"/>
+        </w:rPr>
+        <w:t>.</w:t>
       </w:r>
     </w:p>
     <w:p>
@@ -2116,16 +2609,96 @@
           <w:sz w:val="28"/>
           <w:szCs w:val="28"/>
         </w:rPr>
-        <w:t>92) Treeset and it’s peciluar behavior.(Sorting and Uni</w:t>
-      </w:r>
-      <w:r>
-        <w:rPr>
-          <w:b/>
-          <w:bCs/>
-          <w:sz w:val="28"/>
-          <w:szCs w:val="28"/>
-        </w:rPr>
-        <w:t>quness).</w:t>
+        <w:t xml:space="preserve">92) </w:t>
+      </w:r>
+      <w:proofErr w:type="spellStart"/>
+      <w:r>
+        <w:rPr>
+          <w:b/>
+          <w:bCs/>
+          <w:sz w:val="28"/>
+          <w:szCs w:val="28"/>
+        </w:rPr>
+        <w:t>Treeset</w:t>
+      </w:r>
+      <w:proofErr w:type="spellEnd"/>
+      <w:r>
+        <w:rPr>
+          <w:b/>
+          <w:bCs/>
+          <w:sz w:val="28"/>
+          <w:szCs w:val="28"/>
+        </w:rPr>
+        <w:t xml:space="preserve"> and </w:t>
+      </w:r>
+      <w:proofErr w:type="spellStart"/>
+      <w:r>
+        <w:rPr>
+          <w:b/>
+          <w:bCs/>
+          <w:sz w:val="28"/>
+          <w:szCs w:val="28"/>
+        </w:rPr>
+        <w:t>it’s</w:t>
+      </w:r>
+      <w:proofErr w:type="spellEnd"/>
+      <w:r>
+        <w:rPr>
+          <w:b/>
+          <w:bCs/>
+          <w:sz w:val="28"/>
+          <w:szCs w:val="28"/>
+        </w:rPr>
+        <w:t xml:space="preserve"> </w:t>
+      </w:r>
+      <w:proofErr w:type="spellStart"/>
+      <w:r>
+        <w:rPr>
+          <w:b/>
+          <w:bCs/>
+          <w:sz w:val="28"/>
+          <w:szCs w:val="28"/>
+        </w:rPr>
+        <w:t>peciluar</w:t>
+      </w:r>
+      <w:proofErr w:type="spellEnd"/>
+      <w:r>
+        <w:rPr>
+          <w:b/>
+          <w:bCs/>
+          <w:sz w:val="28"/>
+          <w:szCs w:val="28"/>
+        </w:rPr>
+        <w:t xml:space="preserve"> behavior.(Sorting and </w:t>
+      </w:r>
+      <w:proofErr w:type="spellStart"/>
+      <w:r>
+        <w:rPr>
+          <w:b/>
+          <w:bCs/>
+          <w:sz w:val="28"/>
+          <w:szCs w:val="28"/>
+        </w:rPr>
+        <w:t>Uni</w:t>
+      </w:r>
+      <w:r>
+        <w:rPr>
+          <w:b/>
+          <w:bCs/>
+          <w:sz w:val="28"/>
+          <w:szCs w:val="28"/>
+        </w:rPr>
+        <w:t>quness</w:t>
+      </w:r>
+      <w:proofErr w:type="spellEnd"/>
+      <w:r>
+        <w:rPr>
+          <w:b/>
+          <w:bCs/>
+          <w:sz w:val="28"/>
+          <w:szCs w:val="28"/>
+        </w:rPr>
+        <w:t>).</w:t>
       </w:r>
     </w:p>
     <w:p>
@@ -2182,7 +2755,27 @@
           <w:sz w:val="28"/>
           <w:szCs w:val="28"/>
         </w:rPr>
-        <w:t>95)ClassCastException.</w:t>
+        <w:t>95)</w:t>
+      </w:r>
+      <w:proofErr w:type="spellStart"/>
+      <w:r>
+        <w:rPr>
+          <w:b/>
+          <w:bCs/>
+          <w:sz w:val="28"/>
+          <w:szCs w:val="28"/>
+        </w:rPr>
+        <w:t>ClassCastException</w:t>
+      </w:r>
+      <w:proofErr w:type="spellEnd"/>
+      <w:r>
+        <w:rPr>
+          <w:b/>
+          <w:bCs/>
+          <w:sz w:val="28"/>
+          <w:szCs w:val="28"/>
+        </w:rPr>
+        <w:t>.</w:t>
       </w:r>
     </w:p>
     <w:p>
@@ -2286,27 +2879,49 @@
           <w:sz w:val="28"/>
           <w:szCs w:val="28"/>
         </w:rPr>
-        <w:t>b)LinkedHashSet</w:t>
-      </w:r>
-    </w:p>
-    <w:p>
-      <w:pPr>
-        <w:rPr>
-          <w:b/>
-          <w:bCs/>
-          <w:sz w:val="28"/>
-          <w:szCs w:val="28"/>
-        </w:rPr>
-      </w:pPr>
-      <w:r>
-        <w:rPr>
-          <w:b/>
-          <w:bCs/>
-          <w:sz w:val="28"/>
-          <w:szCs w:val="28"/>
-        </w:rPr>
-        <w:t>c)TreeSet</w:t>
-      </w:r>
+        <w:t>b)</w:t>
+      </w:r>
+      <w:proofErr w:type="spellStart"/>
+      <w:r>
+        <w:rPr>
+          <w:b/>
+          <w:bCs/>
+          <w:sz w:val="28"/>
+          <w:szCs w:val="28"/>
+        </w:rPr>
+        <w:t>LinkedHashSet</w:t>
+      </w:r>
+      <w:proofErr w:type="spellEnd"/>
+    </w:p>
+    <w:p>
+      <w:pPr>
+        <w:rPr>
+          <w:b/>
+          <w:bCs/>
+          <w:sz w:val="28"/>
+          <w:szCs w:val="28"/>
+        </w:rPr>
+      </w:pPr>
+      <w:r>
+        <w:rPr>
+          <w:b/>
+          <w:bCs/>
+          <w:sz w:val="28"/>
+          <w:szCs w:val="28"/>
+        </w:rPr>
+        <w:t>c)</w:t>
+      </w:r>
+      <w:proofErr w:type="spellStart"/>
+      <w:r>
+        <w:rPr>
+          <w:b/>
+          <w:bCs/>
+          <w:sz w:val="28"/>
+          <w:szCs w:val="28"/>
+        </w:rPr>
+        <w:t>TreeSet</w:t>
+      </w:r>
+      <w:proofErr w:type="spellEnd"/>
     </w:p>
     <w:p>
       <w:pPr>
@@ -2382,7 +2997,329 @@
           <w:szCs w:val="28"/>
         </w:rPr>
         <w:lastRenderedPageBreak/>
-        <w:t>102)PriorityQueue vs ArrayDeque.</w:t>
+        <w:t>102)</w:t>
+      </w:r>
+      <w:proofErr w:type="spellStart"/>
+      <w:r>
+        <w:rPr>
+          <w:b/>
+          <w:bCs/>
+          <w:sz w:val="28"/>
+          <w:szCs w:val="28"/>
+        </w:rPr>
+        <w:t>PriorityQueue</w:t>
+      </w:r>
+      <w:proofErr w:type="spellEnd"/>
+      <w:r>
+        <w:rPr>
+          <w:b/>
+          <w:bCs/>
+          <w:sz w:val="28"/>
+          <w:szCs w:val="28"/>
+        </w:rPr>
+        <w:t xml:space="preserve"> vs </w:t>
+      </w:r>
+      <w:proofErr w:type="spellStart"/>
+      <w:r>
+        <w:rPr>
+          <w:b/>
+          <w:bCs/>
+          <w:sz w:val="28"/>
+          <w:szCs w:val="28"/>
+        </w:rPr>
+        <w:t>ArrayDeque</w:t>
+      </w:r>
+      <w:proofErr w:type="spellEnd"/>
+      <w:r>
+        <w:rPr>
+          <w:b/>
+          <w:bCs/>
+          <w:sz w:val="28"/>
+          <w:szCs w:val="28"/>
+        </w:rPr>
+        <w:t>.</w:t>
+      </w:r>
+    </w:p>
+    <w:p>
+      <w:pPr>
+        <w:rPr>
+          <w:b/>
+          <w:bCs/>
+          <w:sz w:val="28"/>
+          <w:szCs w:val="28"/>
+        </w:rPr>
+      </w:pPr>
+      <w:r>
+        <w:rPr>
+          <w:b/>
+          <w:bCs/>
+          <w:sz w:val="28"/>
+          <w:szCs w:val="28"/>
+        </w:rPr>
+        <w:t>103)Map interface and it’s subclasses.</w:t>
+      </w:r>
+    </w:p>
+    <w:p>
+      <w:pPr>
+        <w:rPr>
+          <w:b/>
+          <w:bCs/>
+          <w:sz w:val="28"/>
+          <w:szCs w:val="28"/>
+        </w:rPr>
+      </w:pPr>
+      <w:r>
+        <w:rPr>
+          <w:b/>
+          <w:bCs/>
+          <w:sz w:val="28"/>
+          <w:szCs w:val="28"/>
+        </w:rPr>
+        <w:t xml:space="preserve">104)Hash Collison and the internal working of the </w:t>
+      </w:r>
+      <w:proofErr w:type="spellStart"/>
+      <w:r>
+        <w:rPr>
+          <w:b/>
+          <w:bCs/>
+          <w:sz w:val="28"/>
+          <w:szCs w:val="28"/>
+        </w:rPr>
+        <w:t>hashMap</w:t>
+      </w:r>
+      <w:proofErr w:type="spellEnd"/>
+      <w:r>
+        <w:rPr>
+          <w:b/>
+          <w:bCs/>
+          <w:sz w:val="28"/>
+          <w:szCs w:val="28"/>
+        </w:rPr>
+        <w:t>.</w:t>
+      </w:r>
+    </w:p>
+    <w:p>
+      <w:pPr>
+        <w:rPr>
+          <w:b/>
+          <w:bCs/>
+          <w:sz w:val="28"/>
+          <w:szCs w:val="28"/>
+        </w:rPr>
+      </w:pPr>
+      <w:r>
+        <w:rPr>
+          <w:b/>
+          <w:bCs/>
+          <w:sz w:val="28"/>
+          <w:szCs w:val="28"/>
+        </w:rPr>
+        <w:t>105).</w:t>
+      </w:r>
+      <w:proofErr w:type="spellStart"/>
+      <w:r>
+        <w:rPr>
+          <w:b/>
+          <w:bCs/>
+          <w:sz w:val="28"/>
+          <w:szCs w:val="28"/>
+        </w:rPr>
+        <w:t>TreeMap</w:t>
+      </w:r>
+      <w:proofErr w:type="spellEnd"/>
+      <w:r>
+        <w:rPr>
+          <w:b/>
+          <w:bCs/>
+          <w:sz w:val="28"/>
+          <w:szCs w:val="28"/>
+        </w:rPr>
+        <w:t xml:space="preserve"> vs </w:t>
+      </w:r>
+      <w:proofErr w:type="spellStart"/>
+      <w:r>
+        <w:rPr>
+          <w:b/>
+          <w:bCs/>
+          <w:sz w:val="28"/>
+          <w:szCs w:val="28"/>
+        </w:rPr>
+        <w:t>LinkedHashMap</w:t>
+      </w:r>
+      <w:proofErr w:type="spellEnd"/>
+      <w:r>
+        <w:rPr>
+          <w:b/>
+          <w:bCs/>
+          <w:sz w:val="28"/>
+          <w:szCs w:val="28"/>
+        </w:rPr>
+        <w:t>.</w:t>
+      </w:r>
+    </w:p>
+    <w:p>
+      <w:pPr>
+        <w:rPr>
+          <w:b/>
+          <w:bCs/>
+          <w:sz w:val="28"/>
+          <w:szCs w:val="28"/>
+        </w:rPr>
+      </w:pPr>
+      <w:r>
+        <w:rPr>
+          <w:b/>
+          <w:bCs/>
+          <w:sz w:val="28"/>
+          <w:szCs w:val="28"/>
+        </w:rPr>
+        <w:t>106)</w:t>
+      </w:r>
+      <w:proofErr w:type="spellStart"/>
+      <w:r>
+        <w:rPr>
+          <w:b/>
+          <w:bCs/>
+          <w:sz w:val="28"/>
+          <w:szCs w:val="28"/>
+        </w:rPr>
+        <w:t>HashTable</w:t>
+      </w:r>
+      <w:proofErr w:type="spellEnd"/>
+      <w:r>
+        <w:rPr>
+          <w:b/>
+          <w:bCs/>
+          <w:sz w:val="28"/>
+          <w:szCs w:val="28"/>
+        </w:rPr>
+        <w:t xml:space="preserve"> vs HashMap.</w:t>
+      </w:r>
+    </w:p>
+    <w:p>
+      <w:pPr>
+        <w:rPr>
+          <w:b/>
+          <w:bCs/>
+          <w:sz w:val="28"/>
+          <w:szCs w:val="28"/>
+        </w:rPr>
+      </w:pPr>
+      <w:r>
+        <w:rPr>
+          <w:b/>
+          <w:bCs/>
+          <w:sz w:val="28"/>
+          <w:szCs w:val="28"/>
+        </w:rPr>
+        <w:t>107)</w:t>
+      </w:r>
+      <w:r>
+        <w:rPr>
+          <w:b/>
+          <w:bCs/>
+          <w:sz w:val="28"/>
+          <w:szCs w:val="28"/>
+        </w:rPr>
+        <w:t xml:space="preserve">Iterator vs </w:t>
+      </w:r>
+      <w:proofErr w:type="spellStart"/>
+      <w:r>
+        <w:rPr>
+          <w:b/>
+          <w:bCs/>
+          <w:sz w:val="28"/>
+          <w:szCs w:val="28"/>
+        </w:rPr>
+        <w:t>ListIterator</w:t>
+      </w:r>
+      <w:proofErr w:type="spellEnd"/>
+      <w:r>
+        <w:rPr>
+          <w:b/>
+          <w:bCs/>
+          <w:sz w:val="28"/>
+          <w:szCs w:val="28"/>
+        </w:rPr>
+        <w:t>.</w:t>
+      </w:r>
+    </w:p>
+    <w:p>
+      <w:pPr>
+        <w:rPr>
+          <w:b/>
+          <w:bCs/>
+          <w:sz w:val="28"/>
+          <w:szCs w:val="28"/>
+        </w:rPr>
+      </w:pPr>
+      <w:r>
+        <w:rPr>
+          <w:b/>
+          <w:bCs/>
+          <w:sz w:val="28"/>
+          <w:szCs w:val="28"/>
+        </w:rPr>
+        <w:t xml:space="preserve">108) </w:t>
+      </w:r>
+      <w:proofErr w:type="spellStart"/>
+      <w:r>
+        <w:rPr>
+          <w:b/>
+          <w:bCs/>
+          <w:sz w:val="28"/>
+          <w:szCs w:val="28"/>
+        </w:rPr>
+        <w:t>Map.entryset</w:t>
+      </w:r>
+      <w:proofErr w:type="spellEnd"/>
+      <w:r>
+        <w:rPr>
+          <w:b/>
+          <w:bCs/>
+          <w:sz w:val="28"/>
+          <w:szCs w:val="28"/>
+        </w:rPr>
+        <w:t xml:space="preserve"> ?</w:t>
+      </w:r>
+    </w:p>
+    <w:p>
+      <w:pPr>
+        <w:rPr>
+          <w:b/>
+          <w:bCs/>
+          <w:sz w:val="28"/>
+          <w:szCs w:val="28"/>
+        </w:rPr>
+      </w:pPr>
+      <w:r>
+        <w:rPr>
+          <w:b/>
+          <w:bCs/>
+          <w:sz w:val="28"/>
+          <w:szCs w:val="28"/>
+        </w:rPr>
+        <w:t>109)Internal working of the .</w:t>
+      </w:r>
+      <w:proofErr w:type="spellStart"/>
+      <w:r>
+        <w:rPr>
+          <w:b/>
+          <w:bCs/>
+          <w:sz w:val="28"/>
+          <w:szCs w:val="28"/>
+        </w:rPr>
+        <w:t>entrySet</w:t>
+      </w:r>
+      <w:proofErr w:type="spellEnd"/>
+      <w:r>
+        <w:rPr>
+          <w:b/>
+          <w:bCs/>
+          <w:sz w:val="28"/>
+          <w:szCs w:val="28"/>
+        </w:rPr>
+        <w:t xml:space="preserve"> method ?</w:t>
       </w:r>
     </w:p>
     <w:p>

--- a/JAVA_INT.docx
+++ b/JAVA_INT.docx
@@ -3320,6 +3320,1082 @@
           <w:szCs w:val="28"/>
         </w:rPr>
         <w:t xml:space="preserve"> method ?</w:t>
+      </w:r>
+    </w:p>
+    <w:p>
+      <w:pPr>
+        <w:rPr>
+          <w:b/>
+          <w:bCs/>
+          <w:sz w:val="28"/>
+          <w:szCs w:val="28"/>
+        </w:rPr>
+      </w:pPr>
+      <w:r>
+        <w:rPr>
+          <w:b/>
+          <w:bCs/>
+          <w:sz w:val="28"/>
+          <w:szCs w:val="28"/>
+        </w:rPr>
+        <w:t>110)enumeration vs iteration.</w:t>
+      </w:r>
+    </w:p>
+    <w:p>
+      <w:pPr>
+        <w:rPr>
+          <w:b/>
+          <w:bCs/>
+          <w:sz w:val="28"/>
+          <w:szCs w:val="28"/>
+        </w:rPr>
+      </w:pPr>
+      <w:r>
+        <w:rPr>
+          <w:b/>
+          <w:bCs/>
+          <w:sz w:val="28"/>
+          <w:szCs w:val="28"/>
+        </w:rPr>
+        <w:t>111)</w:t>
+      </w:r>
+      <w:proofErr w:type="spellStart"/>
+      <w:r>
+        <w:rPr>
+          <w:b/>
+          <w:bCs/>
+          <w:sz w:val="28"/>
+          <w:szCs w:val="28"/>
+        </w:rPr>
+        <w:t>failSafe</w:t>
+      </w:r>
+      <w:proofErr w:type="spellEnd"/>
+      <w:r>
+        <w:rPr>
+          <w:b/>
+          <w:bCs/>
+          <w:sz w:val="28"/>
+          <w:szCs w:val="28"/>
+        </w:rPr>
+        <w:t xml:space="preserve"> and </w:t>
+      </w:r>
+      <w:proofErr w:type="spellStart"/>
+      <w:r>
+        <w:rPr>
+          <w:b/>
+          <w:bCs/>
+          <w:sz w:val="28"/>
+          <w:szCs w:val="28"/>
+        </w:rPr>
+        <w:t>Failfast</w:t>
+      </w:r>
+      <w:proofErr w:type="spellEnd"/>
+      <w:r>
+        <w:rPr>
+          <w:b/>
+          <w:bCs/>
+          <w:sz w:val="28"/>
+          <w:szCs w:val="28"/>
+        </w:rPr>
+        <w:t>.</w:t>
+      </w:r>
+    </w:p>
+    <w:p>
+      <w:pPr>
+        <w:rPr>
+          <w:b/>
+          <w:bCs/>
+          <w:sz w:val="28"/>
+          <w:szCs w:val="28"/>
+        </w:rPr>
+      </w:pPr>
+      <w:r>
+        <w:rPr>
+          <w:b/>
+          <w:bCs/>
+          <w:sz w:val="28"/>
+          <w:szCs w:val="28"/>
+        </w:rPr>
+        <w:t>112)</w:t>
+      </w:r>
+      <w:proofErr w:type="spellStart"/>
+      <w:r>
+        <w:rPr>
+          <w:b/>
+          <w:bCs/>
+          <w:sz w:val="28"/>
+          <w:szCs w:val="28"/>
+        </w:rPr>
+        <w:t>ConcurrentLinkedHashMap</w:t>
+      </w:r>
+      <w:proofErr w:type="spellEnd"/>
+    </w:p>
+    <w:p>
+      <w:pPr>
+        <w:rPr>
+          <w:b/>
+          <w:bCs/>
+          <w:sz w:val="28"/>
+          <w:szCs w:val="28"/>
+        </w:rPr>
+      </w:pPr>
+      <w:r>
+        <w:rPr>
+          <w:b/>
+          <w:bCs/>
+          <w:sz w:val="28"/>
+          <w:szCs w:val="28"/>
+        </w:rPr>
+        <w:t xml:space="preserve">113)stream </w:t>
+      </w:r>
+      <w:proofErr w:type="spellStart"/>
+      <w:r>
+        <w:rPr>
+          <w:b/>
+          <w:bCs/>
+          <w:sz w:val="28"/>
+          <w:szCs w:val="28"/>
+        </w:rPr>
+        <w:t>api</w:t>
+      </w:r>
+      <w:proofErr w:type="spellEnd"/>
+      <w:r>
+        <w:rPr>
+          <w:b/>
+          <w:bCs/>
+          <w:sz w:val="28"/>
+          <w:szCs w:val="28"/>
+        </w:rPr>
+        <w:t xml:space="preserve"> feature in java 8?</w:t>
+      </w:r>
+    </w:p>
+    <w:p>
+      <w:pPr>
+        <w:rPr>
+          <w:b/>
+          <w:bCs/>
+          <w:sz w:val="28"/>
+          <w:szCs w:val="28"/>
+        </w:rPr>
+      </w:pPr>
+      <w:r>
+        <w:rPr>
+          <w:b/>
+          <w:bCs/>
+          <w:sz w:val="28"/>
+          <w:szCs w:val="28"/>
+        </w:rPr>
+        <w:t>114)four functional Interfaces in Java 8?</w:t>
+      </w:r>
+    </w:p>
+    <w:p>
+      <w:pPr>
+        <w:rPr>
+          <w:b/>
+          <w:bCs/>
+          <w:sz w:val="28"/>
+          <w:szCs w:val="28"/>
+        </w:rPr>
+      </w:pPr>
+      <w:r>
+        <w:rPr>
+          <w:b/>
+          <w:bCs/>
+          <w:sz w:val="28"/>
+          <w:szCs w:val="28"/>
+        </w:rPr>
+        <w:t xml:space="preserve">115) Predicate =&gt; </w:t>
+      </w:r>
+      <w:proofErr w:type="spellStart"/>
+      <w:r>
+        <w:rPr>
+          <w:b/>
+          <w:bCs/>
+          <w:sz w:val="28"/>
+          <w:szCs w:val="28"/>
+        </w:rPr>
+        <w:t>boolean</w:t>
+      </w:r>
+      <w:proofErr w:type="spellEnd"/>
+      <w:r>
+        <w:rPr>
+          <w:b/>
+          <w:bCs/>
+          <w:sz w:val="28"/>
+          <w:szCs w:val="28"/>
+        </w:rPr>
+        <w:t xml:space="preserve"> Test(T t)</w:t>
+      </w:r>
+    </w:p>
+    <w:p>
+      <w:pPr>
+        <w:rPr>
+          <w:b/>
+          <w:bCs/>
+          <w:sz w:val="28"/>
+          <w:szCs w:val="28"/>
+        </w:rPr>
+      </w:pPr>
+      <w:r>
+        <w:rPr>
+          <w:b/>
+          <w:bCs/>
+          <w:sz w:val="28"/>
+          <w:szCs w:val="28"/>
+        </w:rPr>
+        <w:t>116)Consumer =&gt;     void accept(T t)</w:t>
+      </w:r>
+    </w:p>
+    <w:p>
+      <w:pPr>
+        <w:rPr>
+          <w:b/>
+          <w:bCs/>
+          <w:sz w:val="28"/>
+          <w:szCs w:val="28"/>
+        </w:rPr>
+      </w:pPr>
+      <w:r>
+        <w:rPr>
+          <w:b/>
+          <w:bCs/>
+          <w:sz w:val="28"/>
+          <w:szCs w:val="28"/>
+        </w:rPr>
+        <w:t>117)Supplier =&gt; T get()</w:t>
+      </w:r>
+    </w:p>
+    <w:p>
+      <w:pPr>
+        <w:rPr>
+          <w:b/>
+          <w:bCs/>
+          <w:sz w:val="28"/>
+          <w:szCs w:val="28"/>
+        </w:rPr>
+      </w:pPr>
+      <w:r>
+        <w:rPr>
+          <w:b/>
+          <w:bCs/>
+          <w:sz w:val="28"/>
+          <w:szCs w:val="28"/>
+        </w:rPr>
+        <w:t>118)Function =&gt;  R apply (T t)</w:t>
+      </w:r>
+    </w:p>
+    <w:p>
+      <w:pPr>
+        <w:rPr>
+          <w:b/>
+          <w:bCs/>
+          <w:sz w:val="28"/>
+          <w:szCs w:val="28"/>
+        </w:rPr>
+      </w:pPr>
+      <w:r>
+        <w:rPr>
+          <w:b/>
+          <w:bCs/>
+          <w:sz w:val="28"/>
+          <w:szCs w:val="28"/>
+        </w:rPr>
+        <w:t>119)intermediate vs Terminal Operations in stream API.</w:t>
+      </w:r>
+    </w:p>
+    <w:p>
+      <w:pPr>
+        <w:rPr>
+          <w:b/>
+          <w:bCs/>
+          <w:sz w:val="28"/>
+          <w:szCs w:val="28"/>
+        </w:rPr>
+      </w:pPr>
+      <w:r>
+        <w:rPr>
+          <w:b/>
+          <w:bCs/>
+          <w:sz w:val="28"/>
+          <w:szCs w:val="28"/>
+        </w:rPr>
+        <w:t xml:space="preserve">120)map vs </w:t>
+      </w:r>
+      <w:proofErr w:type="spellStart"/>
+      <w:r>
+        <w:rPr>
+          <w:b/>
+          <w:bCs/>
+          <w:sz w:val="28"/>
+          <w:szCs w:val="28"/>
+        </w:rPr>
+        <w:t>flatmap</w:t>
+      </w:r>
+      <w:proofErr w:type="spellEnd"/>
+      <w:r>
+        <w:rPr>
+          <w:b/>
+          <w:bCs/>
+          <w:sz w:val="28"/>
+          <w:szCs w:val="28"/>
+        </w:rPr>
+        <w:t>.</w:t>
+      </w:r>
+    </w:p>
+    <w:p>
+      <w:pPr>
+        <w:rPr>
+          <w:b/>
+          <w:bCs/>
+          <w:sz w:val="28"/>
+          <w:szCs w:val="28"/>
+        </w:rPr>
+      </w:pPr>
+      <w:r>
+        <w:rPr>
+          <w:b/>
+          <w:bCs/>
+          <w:sz w:val="28"/>
+          <w:szCs w:val="28"/>
+        </w:rPr>
+        <w:t>121)filter vs distinct</w:t>
+      </w:r>
+    </w:p>
+    <w:p>
+      <w:pPr>
+        <w:rPr>
+          <w:b/>
+          <w:bCs/>
+          <w:sz w:val="28"/>
+          <w:szCs w:val="28"/>
+        </w:rPr>
+      </w:pPr>
+      <w:r>
+        <w:rPr>
+          <w:b/>
+          <w:bCs/>
+          <w:sz w:val="28"/>
+          <w:szCs w:val="28"/>
+        </w:rPr>
+        <w:t>122)foreach vs peek</w:t>
+      </w:r>
+    </w:p>
+    <w:p>
+      <w:pPr>
+        <w:rPr>
+          <w:b/>
+          <w:bCs/>
+          <w:sz w:val="28"/>
+          <w:szCs w:val="28"/>
+        </w:rPr>
+      </w:pPr>
+      <w:r>
+        <w:rPr>
+          <w:b/>
+          <w:bCs/>
+          <w:sz w:val="28"/>
+          <w:szCs w:val="28"/>
+        </w:rPr>
+        <w:t xml:space="preserve">123)limit and skip in stream </w:t>
+      </w:r>
+      <w:proofErr w:type="spellStart"/>
+      <w:r>
+        <w:rPr>
+          <w:b/>
+          <w:bCs/>
+          <w:sz w:val="28"/>
+          <w:szCs w:val="28"/>
+        </w:rPr>
+        <w:t>api</w:t>
+      </w:r>
+      <w:proofErr w:type="spellEnd"/>
+      <w:r>
+        <w:rPr>
+          <w:b/>
+          <w:bCs/>
+          <w:sz w:val="28"/>
+          <w:szCs w:val="28"/>
+        </w:rPr>
+        <w:t>.</w:t>
+      </w:r>
+    </w:p>
+    <w:p>
+      <w:pPr>
+        <w:rPr>
+          <w:b/>
+          <w:bCs/>
+          <w:sz w:val="28"/>
+          <w:szCs w:val="28"/>
+        </w:rPr>
+      </w:pPr>
+      <w:r>
+        <w:rPr>
+          <w:b/>
+          <w:bCs/>
+          <w:sz w:val="28"/>
+          <w:szCs w:val="28"/>
+        </w:rPr>
+        <w:t>124)sorted in stream API.</w:t>
+      </w:r>
+    </w:p>
+    <w:p>
+      <w:pPr>
+        <w:rPr>
+          <w:b/>
+          <w:bCs/>
+          <w:sz w:val="28"/>
+          <w:szCs w:val="28"/>
+        </w:rPr>
+      </w:pPr>
+      <w:r>
+        <w:rPr>
+          <w:b/>
+          <w:bCs/>
+          <w:sz w:val="28"/>
+          <w:szCs w:val="28"/>
+        </w:rPr>
+        <w:lastRenderedPageBreak/>
+        <w:t>125)</w:t>
+      </w:r>
+      <w:proofErr w:type="spellStart"/>
+      <w:r>
+        <w:rPr>
+          <w:b/>
+          <w:bCs/>
+          <w:sz w:val="28"/>
+          <w:szCs w:val="28"/>
+        </w:rPr>
+        <w:t>binaryOperator</w:t>
+      </w:r>
+      <w:proofErr w:type="spellEnd"/>
+      <w:r>
+        <w:rPr>
+          <w:b/>
+          <w:bCs/>
+          <w:sz w:val="28"/>
+          <w:szCs w:val="28"/>
+        </w:rPr>
+        <w:t xml:space="preserve"> vs Bifunction vs </w:t>
+      </w:r>
+      <w:proofErr w:type="spellStart"/>
+      <w:r>
+        <w:rPr>
+          <w:b/>
+          <w:bCs/>
+          <w:sz w:val="28"/>
+          <w:szCs w:val="28"/>
+        </w:rPr>
+        <w:t>BiConsumer</w:t>
+      </w:r>
+      <w:proofErr w:type="spellEnd"/>
+    </w:p>
+    <w:p>
+      <w:pPr>
+        <w:rPr>
+          <w:b/>
+          <w:bCs/>
+          <w:sz w:val="28"/>
+          <w:szCs w:val="28"/>
+        </w:rPr>
+      </w:pPr>
+      <w:r>
+        <w:rPr>
+          <w:b/>
+          <w:bCs/>
+          <w:sz w:val="28"/>
+          <w:szCs w:val="28"/>
+        </w:rPr>
+        <w:t xml:space="preserve">126)reduce method in stream </w:t>
+      </w:r>
+      <w:proofErr w:type="spellStart"/>
+      <w:r>
+        <w:rPr>
+          <w:b/>
+          <w:bCs/>
+          <w:sz w:val="28"/>
+          <w:szCs w:val="28"/>
+        </w:rPr>
+        <w:t>api</w:t>
+      </w:r>
+      <w:proofErr w:type="spellEnd"/>
+      <w:r>
+        <w:rPr>
+          <w:b/>
+          <w:bCs/>
+          <w:sz w:val="28"/>
+          <w:szCs w:val="28"/>
+        </w:rPr>
+        <w:t>.</w:t>
+      </w:r>
+    </w:p>
+    <w:p>
+      <w:pPr>
+        <w:rPr>
+          <w:b/>
+          <w:bCs/>
+          <w:sz w:val="28"/>
+          <w:szCs w:val="28"/>
+        </w:rPr>
+      </w:pPr>
+      <w:r>
+        <w:rPr>
+          <w:b/>
+          <w:bCs/>
+          <w:sz w:val="28"/>
+          <w:szCs w:val="28"/>
+        </w:rPr>
+        <w:t>127)collect vs reduce.</w:t>
+      </w:r>
+    </w:p>
+    <w:p>
+      <w:pPr>
+        <w:rPr>
+          <w:b/>
+          <w:bCs/>
+          <w:sz w:val="28"/>
+          <w:szCs w:val="28"/>
+        </w:rPr>
+      </w:pPr>
+      <w:r>
+        <w:rPr>
+          <w:b/>
+          <w:bCs/>
+          <w:sz w:val="28"/>
+          <w:szCs w:val="28"/>
+        </w:rPr>
+        <w:t>128)Collector and it’s methods.</w:t>
+      </w:r>
+    </w:p>
+    <w:p>
+      <w:pPr>
+        <w:rPr>
+          <w:b/>
+          <w:bCs/>
+          <w:sz w:val="28"/>
+          <w:szCs w:val="28"/>
+        </w:rPr>
+      </w:pPr>
+      <w:r>
+        <w:rPr>
+          <w:b/>
+          <w:bCs/>
+          <w:sz w:val="28"/>
+          <w:szCs w:val="28"/>
+        </w:rPr>
+        <w:t>129)Collector&lt;T,A,R&gt;</w:t>
+      </w:r>
+    </w:p>
+    <w:p>
+      <w:pPr>
+        <w:rPr>
+          <w:b/>
+          <w:bCs/>
+          <w:sz w:val="28"/>
+          <w:szCs w:val="28"/>
+        </w:rPr>
+      </w:pPr>
+      <w:r>
+        <w:rPr>
+          <w:b/>
+          <w:bCs/>
+          <w:sz w:val="28"/>
+          <w:szCs w:val="28"/>
+        </w:rPr>
+        <w:t>130)</w:t>
+      </w:r>
+      <w:proofErr w:type="spellStart"/>
+      <w:r>
+        <w:rPr>
+          <w:b/>
+          <w:bCs/>
+          <w:sz w:val="28"/>
+          <w:szCs w:val="28"/>
+        </w:rPr>
+        <w:t>parallelstream</w:t>
+      </w:r>
+      <w:proofErr w:type="spellEnd"/>
+      <w:r>
+        <w:rPr>
+          <w:b/>
+          <w:bCs/>
+          <w:sz w:val="28"/>
+          <w:szCs w:val="28"/>
+        </w:rPr>
+        <w:t xml:space="preserve"> vs Stream.</w:t>
+      </w:r>
+    </w:p>
+    <w:p>
+      <w:pPr>
+        <w:rPr>
+          <w:b/>
+          <w:bCs/>
+          <w:sz w:val="28"/>
+          <w:szCs w:val="28"/>
+        </w:rPr>
+      </w:pPr>
+      <w:r>
+        <w:rPr>
+          <w:b/>
+          <w:bCs/>
+          <w:sz w:val="28"/>
+          <w:szCs w:val="28"/>
+        </w:rPr>
+        <w:t>131)Optional&lt;T&gt; in java and it’s methods?</w:t>
+      </w:r>
+    </w:p>
+    <w:p>
+      <w:pPr>
+        <w:rPr>
+          <w:b/>
+          <w:bCs/>
+          <w:sz w:val="28"/>
+          <w:szCs w:val="28"/>
+        </w:rPr>
+      </w:pPr>
+      <w:r>
+        <w:rPr>
+          <w:b/>
+          <w:bCs/>
+          <w:sz w:val="28"/>
+          <w:szCs w:val="28"/>
+        </w:rPr>
+        <w:t>132)Method reference in java 8:</w:t>
+      </w:r>
+    </w:p>
+    <w:p>
+      <w:pPr>
+        <w:rPr>
+          <w:b/>
+          <w:bCs/>
+          <w:sz w:val="28"/>
+          <w:szCs w:val="28"/>
+        </w:rPr>
+      </w:pPr>
+      <w:r>
+        <w:rPr>
+          <w:b/>
+          <w:bCs/>
+          <w:sz w:val="28"/>
+          <w:szCs w:val="28"/>
+        </w:rPr>
+        <w:t xml:space="preserve"> a)static method reference</w:t>
+      </w:r>
+    </w:p>
+    <w:p>
+      <w:pPr>
+        <w:rPr>
+          <w:b/>
+          <w:bCs/>
+          <w:sz w:val="28"/>
+          <w:szCs w:val="28"/>
+        </w:rPr>
+      </w:pPr>
+      <w:r>
+        <w:rPr>
+          <w:b/>
+          <w:bCs/>
+          <w:sz w:val="28"/>
+          <w:szCs w:val="28"/>
+        </w:rPr>
+        <w:t>b)instance method reference</w:t>
+      </w:r>
+    </w:p>
+    <w:p>
+      <w:pPr>
+        <w:rPr>
+          <w:b/>
+          <w:bCs/>
+          <w:sz w:val="28"/>
+          <w:szCs w:val="28"/>
+        </w:rPr>
+      </w:pPr>
+      <w:r>
+        <w:rPr>
+          <w:b/>
+          <w:bCs/>
+          <w:sz w:val="28"/>
+          <w:szCs w:val="28"/>
+        </w:rPr>
+        <w:t>c)particular object method reference.</w:t>
+      </w:r>
+    </w:p>
+    <w:p>
+      <w:pPr>
+        <w:rPr>
+          <w:b/>
+          <w:bCs/>
+          <w:sz w:val="28"/>
+          <w:szCs w:val="28"/>
+        </w:rPr>
+      </w:pPr>
+      <w:r>
+        <w:rPr>
+          <w:b/>
+          <w:bCs/>
+          <w:sz w:val="28"/>
+          <w:szCs w:val="28"/>
+        </w:rPr>
+        <w:t>d)method reference of arbitrary type.</w:t>
+      </w:r>
+    </w:p>
+    <w:p>
+      <w:pPr>
+        <w:rPr>
+          <w:b/>
+          <w:bCs/>
+          <w:sz w:val="28"/>
+          <w:szCs w:val="28"/>
+        </w:rPr>
+      </w:pPr>
+      <w:r>
+        <w:rPr>
+          <w:b/>
+          <w:bCs/>
+          <w:sz w:val="28"/>
+          <w:szCs w:val="28"/>
+        </w:rPr>
+        <w:t>5)constructor reference.</w:t>
+      </w:r>
+    </w:p>
+    <w:p>
+      <w:pPr>
+        <w:rPr>
+          <w:b/>
+          <w:bCs/>
+          <w:sz w:val="28"/>
+          <w:szCs w:val="28"/>
+        </w:rPr>
+      </w:pPr>
+      <w:r>
+        <w:rPr>
+          <w:b/>
+          <w:bCs/>
+          <w:sz w:val="28"/>
+          <w:szCs w:val="28"/>
+        </w:rPr>
+        <w:t>133)</w:t>
+      </w:r>
+      <w:proofErr w:type="spellStart"/>
+      <w:r>
+        <w:rPr>
+          <w:b/>
+          <w:bCs/>
+          <w:sz w:val="28"/>
+          <w:szCs w:val="28"/>
+        </w:rPr>
+        <w:t>DynamicInvoke</w:t>
+      </w:r>
+      <w:proofErr w:type="spellEnd"/>
+      <w:r>
+        <w:rPr>
+          <w:b/>
+          <w:bCs/>
+          <w:sz w:val="28"/>
+          <w:szCs w:val="28"/>
+        </w:rPr>
+        <w:t xml:space="preserve"> in Constructor reference ?</w:t>
+      </w:r>
+    </w:p>
+    <w:p>
+      <w:pPr>
+        <w:rPr>
+          <w:b/>
+          <w:bCs/>
+          <w:sz w:val="28"/>
+          <w:szCs w:val="28"/>
+        </w:rPr>
+      </w:pPr>
+      <w:r>
+        <w:rPr>
+          <w:b/>
+          <w:bCs/>
+          <w:sz w:val="28"/>
+          <w:szCs w:val="28"/>
+        </w:rPr>
+        <w:t xml:space="preserve">134) </w:t>
+      </w:r>
+      <w:proofErr w:type="spellStart"/>
+      <w:r>
+        <w:rPr>
+          <w:b/>
+          <w:bCs/>
+          <w:sz w:val="28"/>
+          <w:szCs w:val="28"/>
+        </w:rPr>
+        <w:t>GroupingBY</w:t>
+      </w:r>
+      <w:proofErr w:type="spellEnd"/>
+      <w:r>
+        <w:rPr>
+          <w:b/>
+          <w:bCs/>
+          <w:sz w:val="28"/>
+          <w:szCs w:val="28"/>
+        </w:rPr>
+        <w:t xml:space="preserve">() in stream </w:t>
+      </w:r>
+      <w:proofErr w:type="spellStart"/>
+      <w:r>
+        <w:rPr>
+          <w:b/>
+          <w:bCs/>
+          <w:sz w:val="28"/>
+          <w:szCs w:val="28"/>
+        </w:rPr>
+        <w:t>api</w:t>
+      </w:r>
+      <w:proofErr w:type="spellEnd"/>
+      <w:r>
+        <w:rPr>
+          <w:b/>
+          <w:bCs/>
+          <w:sz w:val="28"/>
+          <w:szCs w:val="28"/>
+        </w:rPr>
+        <w:t xml:space="preserve"> ?</w:t>
+      </w:r>
+    </w:p>
+    <w:p>
+      <w:pPr>
+        <w:rPr>
+          <w:b/>
+          <w:bCs/>
+          <w:sz w:val="28"/>
+          <w:szCs w:val="28"/>
+        </w:rPr>
+      </w:pPr>
+      <w:r>
+        <w:rPr>
+          <w:b/>
+          <w:bCs/>
+          <w:sz w:val="28"/>
+          <w:szCs w:val="28"/>
+        </w:rPr>
+        <w:t xml:space="preserve">135)merge function in the </w:t>
+      </w:r>
+      <w:proofErr w:type="spellStart"/>
+      <w:r>
+        <w:rPr>
+          <w:b/>
+          <w:bCs/>
+          <w:sz w:val="28"/>
+          <w:szCs w:val="28"/>
+        </w:rPr>
+        <w:t>groupingBy</w:t>
+      </w:r>
+      <w:proofErr w:type="spellEnd"/>
+      <w:r>
+        <w:rPr>
+          <w:b/>
+          <w:bCs/>
+          <w:sz w:val="28"/>
+          <w:szCs w:val="28"/>
+        </w:rPr>
+        <w:t>()?</w:t>
+      </w:r>
+    </w:p>
+    <w:p>
+      <w:pPr>
+        <w:rPr>
+          <w:b/>
+          <w:bCs/>
+          <w:sz w:val="28"/>
+          <w:szCs w:val="28"/>
+        </w:rPr>
+      </w:pPr>
+      <w:r>
+        <w:rPr>
+          <w:b/>
+          <w:bCs/>
+          <w:sz w:val="28"/>
+          <w:szCs w:val="28"/>
+        </w:rPr>
+        <w:t>136) Optional&lt;T&gt; and .of() and .</w:t>
+      </w:r>
+      <w:proofErr w:type="spellStart"/>
+      <w:r>
+        <w:rPr>
+          <w:b/>
+          <w:bCs/>
+          <w:sz w:val="28"/>
+          <w:szCs w:val="28"/>
+        </w:rPr>
+        <w:t>ofNullable</w:t>
+      </w:r>
+      <w:proofErr w:type="spellEnd"/>
+      <w:r>
+        <w:rPr>
+          <w:b/>
+          <w:bCs/>
+          <w:sz w:val="28"/>
+          <w:szCs w:val="28"/>
+        </w:rPr>
+        <w:t>() and  .empty() ?</w:t>
+      </w:r>
+    </w:p>
+    <w:p>
+      <w:pPr>
+        <w:rPr>
+          <w:b/>
+          <w:bCs/>
+          <w:sz w:val="28"/>
+          <w:szCs w:val="28"/>
+        </w:rPr>
+      </w:pPr>
+      <w:r>
+        <w:rPr>
+          <w:b/>
+          <w:bCs/>
+          <w:sz w:val="28"/>
+          <w:szCs w:val="28"/>
+        </w:rPr>
+        <w:t>137)what is reflection API?</w:t>
+      </w:r>
+    </w:p>
+    <w:p>
+      <w:pPr>
+        <w:rPr>
+          <w:b/>
+          <w:bCs/>
+          <w:sz w:val="28"/>
+          <w:szCs w:val="28"/>
+        </w:rPr>
+      </w:pPr>
+      <w:r>
+        <w:rPr>
+          <w:b/>
+          <w:bCs/>
+          <w:sz w:val="28"/>
+          <w:szCs w:val="28"/>
+        </w:rPr>
+        <w:t>138) how do you achieve the reflection in reflection API?</w:t>
+      </w:r>
+      <w:r>
+        <w:rPr>
+          <w:b/>
+          <w:bCs/>
+          <w:sz w:val="28"/>
+          <w:szCs w:val="28"/>
+        </w:rPr>
+        <w:br/>
+        <w:t>139)</w:t>
+      </w:r>
+      <w:proofErr w:type="spellStart"/>
+      <w:r>
+        <w:rPr>
+          <w:b/>
+          <w:bCs/>
+          <w:sz w:val="28"/>
+          <w:szCs w:val="28"/>
+        </w:rPr>
+        <w:t>class.ForName</w:t>
+      </w:r>
+      <w:proofErr w:type="spellEnd"/>
+      <w:r>
+        <w:rPr>
+          <w:b/>
+          <w:bCs/>
+          <w:sz w:val="28"/>
+          <w:szCs w:val="28"/>
+        </w:rPr>
+        <w:t>(). .</w:t>
+      </w:r>
+      <w:proofErr w:type="spellStart"/>
+      <w:r>
+        <w:rPr>
+          <w:b/>
+          <w:bCs/>
+          <w:sz w:val="28"/>
+          <w:szCs w:val="28"/>
+        </w:rPr>
+        <w:t>getClass</w:t>
+      </w:r>
+      <w:proofErr w:type="spellEnd"/>
+      <w:r>
+        <w:rPr>
+          <w:b/>
+          <w:bCs/>
+          <w:sz w:val="28"/>
+          <w:szCs w:val="28"/>
+        </w:rPr>
+        <w:t xml:space="preserve">(), .class </w:t>
+      </w:r>
+    </w:p>
+    <w:p>
+      <w:pPr>
+        <w:rPr>
+          <w:b/>
+          <w:bCs/>
+          <w:sz w:val="28"/>
+          <w:szCs w:val="28"/>
+        </w:rPr>
+      </w:pPr>
+      <w:r>
+        <w:rPr>
+          <w:b/>
+          <w:bCs/>
+          <w:sz w:val="28"/>
+          <w:szCs w:val="28"/>
+        </w:rPr>
+        <w:t>140)invoke the private constructor of the class using the reflection API?</w:t>
+      </w:r>
+    </w:p>
+    <w:p>
+      <w:pPr>
+        <w:rPr>
+          <w:b/>
+          <w:bCs/>
+          <w:sz w:val="28"/>
+          <w:szCs w:val="28"/>
+        </w:rPr>
+      </w:pPr>
+      <w:r>
+        <w:rPr>
+          <w:b/>
+          <w:bCs/>
+          <w:sz w:val="28"/>
+          <w:szCs w:val="28"/>
+        </w:rPr>
+        <w:t>141)change the field value of the private field?</w:t>
+      </w:r>
+    </w:p>
+    <w:p>
+      <w:pPr>
+        <w:rPr>
+          <w:b/>
+          <w:bCs/>
+          <w:sz w:val="28"/>
+          <w:szCs w:val="28"/>
+        </w:rPr>
+      </w:pPr>
+      <w:r>
+        <w:rPr>
+          <w:b/>
+          <w:bCs/>
+          <w:sz w:val="28"/>
+          <w:szCs w:val="28"/>
+        </w:rPr>
+        <w:t>142)multithreading vs multiprocessing vs multitasking.</w:t>
+      </w:r>
+    </w:p>
+    <w:p>
+      <w:pPr>
+        <w:rPr>
+          <w:b/>
+          <w:bCs/>
+          <w:sz w:val="28"/>
+          <w:szCs w:val="28"/>
+        </w:rPr>
+      </w:pPr>
+      <w:r>
+        <w:rPr>
+          <w:b/>
+          <w:bCs/>
+          <w:sz w:val="28"/>
+          <w:szCs w:val="28"/>
+        </w:rPr>
+        <w:lastRenderedPageBreak/>
+        <w:t>143)ways to create the thread ?</w:t>
       </w:r>
     </w:p>
     <w:p>
